--- a/table_OCRV41ForCsharp_net_framework/限速器测试报告模板5.docx
+++ b/table_OCRV41ForCsharp_net_framework/限速器测试报告模板5.docx
@@ -1,23 +1,23 @@
 
 <file path=word/document.xml><?xml version="1.0" encoding="utf-8"?>
-<w:document xmlns:wpc="http://schemas.microsoft.com/office/word/2010/wordprocessingCanvas" xmlns:cx="http://schemas.microsoft.com/office/drawing/2014/chartex" xmlns:cx1="http://schemas.microsoft.com/office/drawing/2015/9/8/chartex" xmlns:cx2="http://schemas.microsoft.com/office/drawing/2015/10/21/chartex" xmlns:cx3="http://schemas.microsoft.com/office/drawing/2016/5/9/chartex" xmlns:cx4="http://schemas.microsoft.com/office/drawing/2016/5/10/chartex" xmlns:cx5="http://schemas.microsoft.com/office/drawing/2016/5/11/chartex" xmlns:cx6="http://schemas.microsoft.com/office/drawing/2016/5/12/chartex" xmlns:cx7="http://schemas.microsoft.com/office/drawing/2016/5/13/chartex" xmlns:cx8="http://schemas.microsoft.com/office/drawing/2016/5/14/chartex" xmlns:mc="http://schemas.openxmlformats.org/markup-compatibility/2006" xmlns:aink="http://schemas.microsoft.com/office/drawing/2016/ink" xmlns:am3d="http://schemas.microsoft.com/office/drawing/2017/model3d" xmlns:o="urn:schemas-microsoft-com:office:office" xmlns:oel="http://schemas.microsoft.com/office/2019/extlst" xmlns:r="http://schemas.openxmlformats.org/officeDocument/2006/relationships" xmlns:m="http://schemas.openxmlformats.org/officeDocument/2006/math" xmlns:v="urn:schemas-microsoft-com:vml" xmlns:wp14="http://schemas.microsoft.com/office/word/2010/wordprocessingDrawing" xmlns:wp="http://schemas.openxmlformats.org/drawingml/2006/wordprocessingDrawing" xmlns:w10="urn:schemas-microsoft-com:office:word" xmlns:w="http://schemas.openxmlformats.org/wordprocessingml/2006/main" xmlns:w14="http://schemas.microsoft.com/office/word/2010/wordml" xmlns:w15="http://schemas.microsoft.com/office/word/2012/wordml" xmlns:w16cex="http://schemas.microsoft.com/office/word/2018/wordml/cex" xmlns:w16cid="http://schemas.microsoft.com/office/word/2016/wordml/cid" xmlns:w16="http://schemas.microsoft.com/office/word/2018/wordml" xmlns:w16sdtdh="http://schemas.microsoft.com/office/word/2020/wordml/sdtdatahash" xmlns:w16se="http://schemas.microsoft.com/office/word/2015/wordml/symex" xmlns:wpg="http://schemas.microsoft.com/office/word/2010/wordprocessingGroup" xmlns:wpi="http://schemas.microsoft.com/office/word/2010/wordprocessingInk" xmlns:wne="http://schemas.microsoft.com/office/word/2006/wordml" xmlns:wps="http://schemas.microsoft.com/office/word/2010/wordprocessingShape" mc:Ignorable="w14 w15 w16se w16cid w16 w16cex w16sdtdh wp14">
+<w:document xmlns:wpc="http://schemas.microsoft.com/office/word/2010/wordprocessingCanvas" xmlns:mc="http://schemas.openxmlformats.org/markup-compatibility/2006" xmlns:o="urn:schemas-microsoft-com:office:office" xmlns:r="http://schemas.openxmlformats.org/officeDocument/2006/relationships" xmlns:m="http://schemas.openxmlformats.org/officeDocument/2006/math" xmlns:v="urn:schemas-microsoft-com:vml" xmlns:wp14="http://schemas.microsoft.com/office/word/2010/wordprocessingDrawing" xmlns:wp="http://schemas.openxmlformats.org/drawingml/2006/wordprocessingDrawing" xmlns:w="http://schemas.openxmlformats.org/wordprocessingml/2006/main" xmlns:w14="http://schemas.microsoft.com/office/word/2010/wordml" xmlns:w10="urn:schemas-microsoft-com:office:word" xmlns:w15="http://schemas.microsoft.com/office/word/2012/wordml" xmlns:wpg="http://schemas.microsoft.com/office/word/2010/wordprocessingGroup" xmlns:wpi="http://schemas.microsoft.com/office/word/2010/wordprocessingInk" xmlns:wne="http://schemas.microsoft.com/office/word/2006/wordml" xmlns:wps="http://schemas.microsoft.com/office/word/2010/wordprocessingShape" xmlns:wpsCustomData="http://www.wps.cn/officeDocument/2013/wpsCustomData" mc:Ignorable="w14 w15 wp14">
   <w:body>
     <w:p>
       <w:pPr>
         <w:jc w:val="left"/>
         <w:rPr>
-          <w:rFonts w:ascii="宋体" w:hAnsi="宋体" w:cs="宋体" w:hint="eastAsia"/>
+          <w:rFonts w:hint="eastAsia" w:ascii="宋体" w:hAnsi="宋体" w:cs="宋体"/>
         </w:rPr>
       </w:pPr>
       <w:r>
         <w:rPr>
-          <w:rFonts w:ascii="宋体" w:hAnsi="宋体" w:cs="宋体" w:hint="eastAsia"/>
+          <w:rFonts w:hint="eastAsia" w:ascii="宋体" w:hAnsi="宋体" w:cs="宋体"/>
         </w:rPr>
         <w:t>质量体系文件编号：</w:t>
       </w:r>
       <w:r>
         <w:rPr>
-          <w:rFonts w:eastAsia="楷体_GB2312" w:hint="eastAsia"/>
+          <w:rFonts w:hint="eastAsia" w:eastAsia="楷体_GB2312"/>
           <w:szCs w:val="20"/>
         </w:rPr>
         <w:t>GDSEI/JTE-0X-R02-3.00</w:t>
@@ -26,16 +26,15 @@
     <w:p>
       <w:pPr>
         <w:rPr>
-          <w:rFonts w:ascii="宋体" w:hAnsi="宋体" w:cs="宋体" w:hint="eastAsia"/>
+          <w:rFonts w:hint="eastAsia" w:ascii="宋体" w:hAnsi="宋体" w:cs="宋体"/>
         </w:rPr>
       </w:pPr>
       <w:r>
         <w:rPr>
-          <w:rFonts w:ascii="宋体" w:hAnsi="宋体" w:cs="宋体" w:hint="eastAsia"/>
-          <w:noProof/>
+          <w:rFonts w:hint="eastAsia" w:ascii="宋体" w:hAnsi="宋体" w:cs="宋体"/>
         </w:rPr>
         <w:drawing>
-          <wp:anchor distT="0" distB="0" distL="114300" distR="114300" simplePos="0" relativeHeight="251659264" behindDoc="0" locked="0" layoutInCell="1" allowOverlap="1" wp14:anchorId="31B4408E" wp14:editId="6B1D59B4">
+          <wp:anchor distT="0" distB="0" distL="114300" distR="114300" simplePos="0" relativeHeight="251659264" behindDoc="0" locked="0" layoutInCell="1" allowOverlap="1">
             <wp:simplePos x="0" y="0"/>
             <wp:positionH relativeFrom="column">
               <wp:posOffset>242570</wp:posOffset>
@@ -56,7 +55,7 @@
                     <pic:cNvPicPr/>
                   </pic:nvPicPr>
                   <pic:blipFill>
-                    <a:blip r:embed="rId6" cstate="print">
+                    <a:blip r:embed="rId7" cstate="print">
                       <a:extLst>
                         <a:ext uri="{28A0092B-C50C-407E-A947-70E740481C1C}">
                           <a14:useLocalDpi xmlns:a14="http://schemas.microsoft.com/office/drawing/2010/main" val="0"/>
@@ -90,10 +89,10 @@
     </w:p>
     <w:p>
       <w:pPr>
-        <w:pStyle w:val="1"/>
+        <w:pStyle w:val="13"/>
         <w:ind w:firstLine="240"/>
         <w:rPr>
-          <w:rFonts w:ascii="宋体" w:hAnsi="宋体" w:cs="宋体" w:hint="eastAsia"/>
+          <w:rFonts w:hint="eastAsia" w:ascii="宋体" w:hAnsi="宋体" w:cs="宋体"/>
         </w:rPr>
       </w:pPr>
     </w:p>
@@ -105,12 +104,12 @@
         <w:ind w:right="480"/>
         <w:jc w:val="center"/>
         <w:rPr>
-          <w:rFonts w:ascii="宋体" w:hAnsi="宋体" w:cs="宋体" w:hint="eastAsia"/>
+          <w:rFonts w:hint="eastAsia" w:ascii="宋体" w:hAnsi="宋体" w:cs="宋体"/>
         </w:rPr>
       </w:pPr>
       <w:r>
         <w:rPr>
-          <w:rFonts w:ascii="宋体" w:hAnsi="宋体" w:cs="宋体" w:hint="eastAsia"/>
+          <w:rFonts w:hint="eastAsia" w:ascii="宋体" w:hAnsi="宋体" w:cs="宋体"/>
           <w:sz w:val="32"/>
           <w:szCs w:val="32"/>
         </w:rPr>
@@ -122,40 +121,14 @@
           <w:bCs/>
           <w:szCs w:val="21"/>
         </w:rPr>
-        <w:t>BTE-</w:t>
-      </w:r>
-      <w:proofErr w:type="gramStart"/>
-      <w:r>
-        <w:rPr>
-          <w:rFonts w:hint="eastAsia"/>
-          <w:bCs/>
-          <w:szCs w:val="21"/>
-        </w:rPr>
-        <w:t>JX</w:t>
-      </w:r>
-      <w:r>
-        <w:rPr>
-          <w:rFonts w:hint="eastAsia"/>
-          <w:bCs/>
-          <w:szCs w:val="21"/>
-        </w:rPr>
-        <w:t>[</w:t>
-      </w:r>
-      <w:proofErr w:type="gramEnd"/>
-      <w:r>
-        <w:rPr>
-          <w:rFonts w:hint="eastAsia"/>
-          <w:bCs/>
-          <w:szCs w:val="21"/>
-        </w:rPr>
-        <w:t>1]</w:t>
+        <w:t>BTE-JX[1]</w:t>
       </w:r>
     </w:p>
     <w:p>
       <w:pPr>
         <w:jc w:val="center"/>
         <w:rPr>
-          <w:rFonts w:ascii="宋体" w:hAnsi="宋体" w:cs="宋体" w:hint="eastAsia"/>
+          <w:rFonts w:hint="eastAsia" w:ascii="宋体" w:hAnsi="宋体" w:cs="宋体"/>
           <w:b/>
           <w:sz w:val="44"/>
           <w:szCs w:val="44"/>
@@ -165,7 +138,7 @@
     <w:p>
       <w:pPr>
         <w:rPr>
-          <w:rFonts w:ascii="宋体" w:hAnsi="宋体" w:cs="宋体" w:hint="eastAsia"/>
+          <w:rFonts w:hint="eastAsia" w:ascii="宋体" w:hAnsi="宋体" w:cs="宋体"/>
           <w:b/>
           <w:sz w:val="44"/>
           <w:szCs w:val="44"/>
@@ -176,7 +149,7 @@
       <w:pPr>
         <w:jc w:val="center"/>
         <w:rPr>
-          <w:rFonts w:ascii="宋体" w:hAnsi="宋体" w:cs="宋体" w:hint="eastAsia"/>
+          <w:rFonts w:hint="eastAsia" w:ascii="宋体" w:hAnsi="宋体" w:cs="宋体"/>
           <w:b/>
           <w:bCs/>
           <w:spacing w:val="28"/>
@@ -186,7 +159,7 @@
       </w:pPr>
       <w:r>
         <w:rPr>
-          <w:rFonts w:ascii="宋体" w:hAnsi="宋体" w:cs="宋体" w:hint="eastAsia"/>
+          <w:rFonts w:hint="eastAsia" w:ascii="宋体" w:hAnsi="宋体" w:cs="宋体"/>
           <w:b/>
           <w:bCs/>
           <w:spacing w:val="28"/>
@@ -200,7 +173,7 @@
       <w:pPr>
         <w:jc w:val="center"/>
         <w:rPr>
-          <w:rFonts w:ascii="宋体" w:hAnsi="宋体" w:cs="宋体" w:hint="eastAsia"/>
+          <w:rFonts w:hint="eastAsia" w:ascii="宋体" w:hAnsi="宋体" w:cs="宋体"/>
           <w:b/>
           <w:sz w:val="44"/>
           <w:szCs w:val="44"/>
@@ -211,7 +184,7 @@
       <w:pPr>
         <w:jc w:val="center"/>
         <w:rPr>
-          <w:rFonts w:ascii="宋体" w:hAnsi="宋体" w:cs="宋体" w:hint="eastAsia"/>
+          <w:rFonts w:hint="eastAsia" w:ascii="宋体" w:hAnsi="宋体" w:cs="宋体"/>
           <w:b/>
           <w:sz w:val="44"/>
           <w:szCs w:val="44"/>
@@ -221,7 +194,7 @@
     <w:p>
       <w:pPr>
         <w:rPr>
-          <w:rFonts w:ascii="宋体" w:hAnsi="宋体" w:cs="宋体" w:hint="eastAsia"/>
+          <w:rFonts w:hint="eastAsia" w:ascii="宋体" w:hAnsi="宋体" w:cs="宋体"/>
           <w:b/>
           <w:sz w:val="32"/>
           <w:szCs w:val="32"/>
@@ -231,7 +204,7 @@
     <w:p>
       <w:pPr>
         <w:rPr>
-          <w:rFonts w:ascii="宋体" w:hAnsi="宋体" w:cs="宋体" w:hint="eastAsia"/>
+          <w:rFonts w:hint="eastAsia" w:ascii="宋体" w:hAnsi="宋体" w:cs="宋体"/>
           <w:b/>
           <w:sz w:val="32"/>
           <w:szCs w:val="32"/>
@@ -241,7 +214,7 @@
     <w:p>
       <w:pPr>
         <w:rPr>
-          <w:rFonts w:ascii="宋体" w:hAnsi="宋体" w:cs="宋体" w:hint="eastAsia"/>
+          <w:rFonts w:hint="eastAsia" w:ascii="宋体" w:hAnsi="宋体" w:cs="宋体"/>
           <w:b/>
           <w:sz w:val="32"/>
           <w:szCs w:val="32"/>
@@ -251,7 +224,7 @@
     <w:p>
       <w:pPr>
         <w:rPr>
-          <w:rFonts w:ascii="宋体" w:hAnsi="宋体" w:cs="宋体" w:hint="eastAsia"/>
+          <w:rFonts w:hint="eastAsia" w:ascii="宋体" w:hAnsi="宋体" w:cs="宋体"/>
           <w:b/>
           <w:sz w:val="32"/>
           <w:szCs w:val="32"/>
@@ -261,7 +234,7 @@
     <w:p>
       <w:pPr>
         <w:rPr>
-          <w:rFonts w:ascii="宋体" w:hAnsi="宋体" w:cs="宋体" w:hint="eastAsia"/>
+          <w:rFonts w:hint="eastAsia" w:ascii="宋体" w:hAnsi="宋体" w:cs="宋体"/>
           <w:b/>
           <w:sz w:val="32"/>
           <w:szCs w:val="32"/>
@@ -271,7 +244,7 @@
     <w:p>
       <w:pPr>
         <w:rPr>
-          <w:rFonts w:ascii="宋体" w:hAnsi="宋体" w:cs="宋体" w:hint="eastAsia"/>
+          <w:rFonts w:hint="eastAsia" w:ascii="宋体" w:hAnsi="宋体" w:cs="宋体"/>
           <w:b/>
           <w:sz w:val="32"/>
           <w:szCs w:val="32"/>
@@ -281,9 +254,9 @@
     <w:p>
       <w:pPr>
         <w:spacing w:line="360" w:lineRule="auto"/>
-        <w:ind w:firstLineChars="98" w:firstLine="315"/>
-        <w:rPr>
-          <w:rFonts w:ascii="宋体" w:hAnsi="宋体" w:cs="宋体" w:hint="eastAsia"/>
+        <w:ind w:firstLine="315" w:firstLineChars="98"/>
+        <w:rPr>
+          <w:rFonts w:hint="eastAsia" w:ascii="宋体" w:hAnsi="宋体" w:cs="宋体"/>
           <w:sz w:val="32"/>
           <w:szCs w:val="32"/>
           <w:u w:val="single"/>
@@ -291,7 +264,7 @@
       </w:pPr>
       <w:r>
         <w:rPr>
-          <w:rFonts w:ascii="宋体" w:hAnsi="宋体" w:cs="宋体" w:hint="eastAsia"/>
+          <w:rFonts w:hint="eastAsia" w:ascii="宋体" w:hAnsi="宋体" w:cs="宋体"/>
           <w:b/>
           <w:bCs/>
           <w:sz w:val="32"/>
@@ -301,7 +274,7 @@
       </w:r>
       <w:r>
         <w:rPr>
-          <w:rFonts w:ascii="宋体" w:hAnsi="宋体" w:cs="宋体" w:hint="eastAsia"/>
+          <w:rFonts w:hint="eastAsia" w:ascii="宋体" w:hAnsi="宋体" w:cs="宋体"/>
           <w:sz w:val="32"/>
           <w:szCs w:val="32"/>
           <w:u w:val="single"/>
@@ -311,10 +284,10 @@
     </w:p>
     <w:p>
       <w:pPr>
-        <w:spacing w:beforeLines="50" w:before="156" w:line="360" w:lineRule="auto"/>
-        <w:ind w:firstLineChars="98" w:firstLine="315"/>
-        <w:rPr>
-          <w:rFonts w:ascii="宋体" w:hAnsi="宋体" w:cs="宋体" w:hint="eastAsia"/>
+        <w:spacing w:before="156" w:beforeLines="50" w:line="360" w:lineRule="auto"/>
+        <w:ind w:firstLine="315" w:firstLineChars="98"/>
+        <w:rPr>
+          <w:rFonts w:hint="eastAsia" w:ascii="宋体" w:hAnsi="宋体" w:cs="宋体"/>
           <w:sz w:val="32"/>
           <w:szCs w:val="32"/>
           <w:u w:val="single"/>
@@ -322,7 +295,7 @@
       </w:pPr>
       <w:r>
         <w:rPr>
-          <w:rFonts w:ascii="宋体" w:hAnsi="宋体" w:cs="宋体" w:hint="eastAsia"/>
+          <w:rFonts w:hint="eastAsia" w:ascii="宋体" w:hAnsi="宋体" w:cs="宋体"/>
           <w:b/>
           <w:bCs/>
           <w:sz w:val="32"/>
@@ -332,7 +305,7 @@
       </w:r>
       <w:r>
         <w:rPr>
-          <w:rFonts w:ascii="宋体" w:hAnsi="宋体" w:cs="宋体" w:hint="eastAsia"/>
+          <w:rFonts w:hint="eastAsia" w:ascii="宋体" w:hAnsi="宋体" w:cs="宋体"/>
           <w:sz w:val="32"/>
           <w:szCs w:val="32"/>
           <w:u w:val="single"/>
@@ -342,10 +315,10 @@
     </w:p>
     <w:p>
       <w:pPr>
-        <w:spacing w:beforeLines="50" w:before="156" w:line="360" w:lineRule="auto"/>
-        <w:ind w:firstLineChars="98" w:firstLine="315"/>
-        <w:rPr>
-          <w:rFonts w:ascii="宋体" w:hAnsi="宋体" w:cs="宋体" w:hint="eastAsia"/>
+        <w:spacing w:before="156" w:beforeLines="50" w:line="360" w:lineRule="auto"/>
+        <w:ind w:firstLine="315" w:firstLineChars="98"/>
+        <w:rPr>
+          <w:rFonts w:hint="eastAsia" w:ascii="宋体" w:hAnsi="宋体" w:cs="宋体"/>
           <w:sz w:val="32"/>
           <w:szCs w:val="32"/>
           <w:u w:val="single"/>
@@ -353,7 +326,7 @@
       </w:pPr>
       <w:r>
         <w:rPr>
-          <w:rFonts w:ascii="宋体" w:hAnsi="宋体" w:cs="宋体" w:hint="eastAsia"/>
+          <w:rFonts w:hint="eastAsia" w:ascii="宋体" w:hAnsi="宋体" w:cs="宋体"/>
           <w:b/>
           <w:bCs/>
           <w:sz w:val="32"/>
@@ -363,7 +336,7 @@
       </w:r>
       <w:r>
         <w:rPr>
-          <w:rFonts w:ascii="宋体" w:hAnsi="宋体" w:cs="宋体" w:hint="eastAsia"/>
+          <w:rFonts w:hint="eastAsia" w:ascii="宋体" w:hAnsi="宋体" w:cs="宋体"/>
           <w:sz w:val="32"/>
           <w:szCs w:val="32"/>
           <w:u w:val="single"/>
@@ -373,10 +346,10 @@
     </w:p>
     <w:p>
       <w:pPr>
-        <w:spacing w:beforeLines="50" w:before="156" w:line="360" w:lineRule="auto"/>
-        <w:ind w:firstLineChars="98" w:firstLine="314"/>
-        <w:rPr>
-          <w:rFonts w:ascii="宋体" w:hAnsi="宋体" w:cs="宋体" w:hint="eastAsia"/>
+        <w:spacing w:before="156" w:beforeLines="50" w:line="360" w:lineRule="auto"/>
+        <w:ind w:firstLine="313" w:firstLineChars="98"/>
+        <w:rPr>
+          <w:rFonts w:hint="eastAsia" w:ascii="宋体" w:hAnsi="宋体" w:cs="宋体"/>
           <w:sz w:val="32"/>
           <w:szCs w:val="32"/>
           <w:u w:val="single"/>
@@ -387,7 +360,7 @@
       <w:pPr>
         <w:spacing w:line="360" w:lineRule="auto"/>
         <w:rPr>
-          <w:rFonts w:ascii="宋体" w:hAnsi="宋体" w:cs="宋体" w:hint="eastAsia"/>
+          <w:rFonts w:hint="eastAsia" w:ascii="宋体" w:hAnsi="宋体" w:cs="宋体"/>
           <w:sz w:val="30"/>
           <w:szCs w:val="30"/>
         </w:rPr>
@@ -396,7 +369,7 @@
     <w:p>
       <w:pPr>
         <w:rPr>
-          <w:rFonts w:ascii="宋体" w:hAnsi="宋体" w:cs="宋体" w:hint="eastAsia"/>
+          <w:rFonts w:hint="eastAsia" w:ascii="宋体" w:hAnsi="宋体" w:cs="宋体"/>
           <w:sz w:val="30"/>
           <w:szCs w:val="30"/>
         </w:rPr>
@@ -410,14 +383,14 @@
         <w:ind w:right="480"/>
         <w:jc w:val="center"/>
         <w:rPr>
-          <w:rFonts w:ascii="宋体" w:hAnsi="宋体" w:cs="宋体" w:hint="eastAsia"/>
+          <w:rFonts w:hint="eastAsia" w:ascii="宋体" w:hAnsi="宋体" w:cs="宋体"/>
           <w:sz w:val="32"/>
           <w:szCs w:val="32"/>
         </w:rPr>
       </w:pPr>
       <w:r>
         <w:rPr>
-          <w:rFonts w:ascii="宋体" w:hAnsi="宋体" w:cs="宋体" w:hint="eastAsia"/>
+          <w:rFonts w:hint="eastAsia" w:ascii="宋体" w:hAnsi="宋体" w:cs="宋体"/>
           <w:sz w:val="32"/>
           <w:szCs w:val="32"/>
         </w:rPr>
@@ -428,7 +401,7 @@
       <w:pPr>
         <w:jc w:val="right"/>
         <w:rPr>
-          <w:rFonts w:ascii="宋体" w:hAnsi="宋体" w:cs="宋体" w:hint="eastAsia"/>
+          <w:rFonts w:hint="eastAsia" w:ascii="宋体" w:hAnsi="宋体" w:cs="宋体"/>
           <w:bCs/>
         </w:rPr>
       </w:pPr>
@@ -437,7 +410,7 @@
       <w:pPr>
         <w:jc w:val="right"/>
         <w:rPr>
-          <w:rFonts w:ascii="宋体" w:hAnsi="宋体" w:cs="宋体" w:hint="eastAsia"/>
+          <w:rFonts w:hint="eastAsia" w:ascii="宋体" w:hAnsi="宋体" w:cs="宋体"/>
           <w:bCs/>
         </w:rPr>
       </w:pPr>
@@ -446,7 +419,7 @@
       <w:pPr>
         <w:jc w:val="right"/>
         <w:rPr>
-          <w:rFonts w:ascii="宋体" w:hAnsi="宋体" w:cs="宋体" w:hint="eastAsia"/>
+          <w:rFonts w:hint="eastAsia" w:ascii="宋体" w:hAnsi="宋体" w:cs="宋体"/>
           <w:bCs/>
         </w:rPr>
       </w:pPr>
@@ -457,7 +430,7 @@
         <w:autoSpaceDN w:val="0"/>
         <w:jc w:val="center"/>
         <w:rPr>
-          <w:rFonts w:ascii="宋体" w:hAnsi="宋体" w:cs="宋体" w:hint="eastAsia"/>
+          <w:rFonts w:hint="eastAsia" w:ascii="宋体" w:hAnsi="宋体" w:cs="宋体"/>
           <w:bCs/>
           <w:sz w:val="32"/>
           <w:szCs w:val="32"/>
@@ -465,8 +438,8 @@
         <w:sectPr>
           <w:pgSz w:w="11906" w:h="16838"/>
           <w:pgMar w:top="1270" w:right="1134" w:bottom="930" w:left="1134" w:header="851" w:footer="992" w:gutter="0"/>
-          <w:cols w:space="720"/>
-          <w:docGrid w:type="lines" w:linePitch="312"/>
+          <w:cols w:space="720" w:num="1"/>
+          <w:docGrid w:type="lines" w:linePitch="312" w:charSpace="0"/>
         </w:sectPr>
       </w:pPr>
     </w:p>
@@ -477,18 +450,17 @@
         <w:spacing w:line="360" w:lineRule="auto"/>
         <w:jc w:val="center"/>
         <w:rPr>
-          <w:rFonts w:ascii="宋体" w:hAnsi="宋体" w:cs="宋体" w:hint="eastAsia"/>
+          <w:rFonts w:hint="eastAsia" w:ascii="宋体" w:hAnsi="宋体" w:cs="宋体"/>
           <w:sz w:val="32"/>
           <w:szCs w:val="32"/>
         </w:rPr>
       </w:pPr>
       <w:r>
         <w:rPr>
-          <w:rFonts w:ascii="宋体" w:hAnsi="宋体" w:cs="宋体" w:hint="eastAsia"/>
+          <w:rFonts w:hint="eastAsia" w:ascii="宋体" w:hAnsi="宋体" w:cs="宋体"/>
           <w:sz w:val="32"/>
           <w:szCs w:val="32"/>
         </w:rPr>
-        <w:lastRenderedPageBreak/>
         <w:t>注意事项</w:t>
       </w:r>
     </w:p>
@@ -496,7 +468,7 @@
       <w:pPr>
         <w:spacing w:line="360" w:lineRule="auto"/>
         <w:rPr>
-          <w:rFonts w:ascii="宋体" w:hAnsi="宋体" w:cs="宋体" w:hint="eastAsia"/>
+          <w:rFonts w:hint="eastAsia" w:ascii="宋体" w:hAnsi="宋体" w:cs="宋体"/>
           <w:b/>
           <w:bCs/>
           <w:kern w:val="0"/>
@@ -510,13 +482,13 @@
         <w:autoSpaceDN w:val="0"/>
         <w:spacing w:line="360" w:lineRule="auto"/>
         <w:rPr>
-          <w:rFonts w:ascii="宋体" w:hAnsi="宋体" w:cs="宋体" w:hint="eastAsia"/>
+          <w:rFonts w:hint="eastAsia" w:ascii="宋体" w:hAnsi="宋体" w:cs="宋体"/>
         </w:rPr>
       </w:pPr>
       <w:bookmarkStart w:id="0" w:name="OLE_LINK2"/>
       <w:r>
         <w:rPr>
-          <w:rFonts w:ascii="宋体" w:hAnsi="宋体" w:cs="宋体" w:hint="eastAsia"/>
+          <w:rFonts w:hint="eastAsia" w:ascii="宋体" w:hAnsi="宋体" w:cs="宋体"/>
         </w:rPr>
         <w:t>1. 本报告依据GB/T 7588.1-2020《电梯制造与安装安全规范 第1部分：乘客电梯和载货电梯》、GB25194-2010《杂物电梯制造与安装安全规范》、GB/T 26465-2021《消防员电梯制造与安装安全规范》、GB/T 10059-2023《电梯试验方法》制定，适用于电梯限速器校验。</w:t>
       </w:r>
@@ -528,12 +500,12 @@
         <w:autoSpaceDN w:val="0"/>
         <w:spacing w:line="360" w:lineRule="auto"/>
         <w:rPr>
-          <w:rFonts w:ascii="宋体" w:hAnsi="宋体" w:cs="宋体" w:hint="eastAsia"/>
+          <w:rFonts w:hint="eastAsia" w:ascii="宋体" w:hAnsi="宋体" w:cs="宋体"/>
         </w:rPr>
       </w:pPr>
       <w:r>
         <w:rPr>
-          <w:rFonts w:ascii="宋体" w:hAnsi="宋体" w:cs="宋体" w:hint="eastAsia"/>
+          <w:rFonts w:hint="eastAsia" w:ascii="宋体" w:hAnsi="宋体" w:cs="宋体"/>
         </w:rPr>
         <w:t>2. 本报告应当由计算机打印输出，或者用钢笔、签字笔填写，字迹应当工整，修改无效。</w:t>
       </w:r>
@@ -544,12 +516,12 @@
         <w:autoSpaceDN w:val="0"/>
         <w:spacing w:line="360" w:lineRule="auto"/>
         <w:rPr>
-          <w:rFonts w:ascii="宋体" w:hAnsi="宋体" w:cs="宋体" w:hint="eastAsia"/>
+          <w:rFonts w:hint="eastAsia" w:ascii="宋体" w:hAnsi="宋体" w:cs="宋体"/>
         </w:rPr>
       </w:pPr>
       <w:r>
         <w:rPr>
-          <w:rFonts w:ascii="宋体" w:hAnsi="宋体" w:cs="宋体" w:hint="eastAsia"/>
+          <w:rFonts w:hint="eastAsia" w:ascii="宋体" w:hAnsi="宋体" w:cs="宋体"/>
         </w:rPr>
         <w:t>3. 本报告无校验、审核、批准人员签字、校验机构检测专用章或者公章无效。</w:t>
       </w:r>
@@ -560,12 +532,12 @@
         <w:autoSpaceDN w:val="0"/>
         <w:spacing w:line="360" w:lineRule="auto"/>
         <w:rPr>
-          <w:rFonts w:ascii="宋体" w:hAnsi="宋体" w:cs="宋体" w:hint="eastAsia"/>
+          <w:rFonts w:hint="eastAsia" w:ascii="宋体" w:hAnsi="宋体" w:cs="宋体"/>
         </w:rPr>
       </w:pPr>
       <w:r>
         <w:rPr>
-          <w:rFonts w:ascii="宋体" w:hAnsi="宋体" w:cs="宋体" w:hint="eastAsia"/>
+          <w:rFonts w:hint="eastAsia" w:ascii="宋体" w:hAnsi="宋体" w:cs="宋体"/>
         </w:rPr>
         <w:t>4. 本报告一式两份，由校验机构、委托单位分别保存。</w:t>
       </w:r>
@@ -576,12 +548,12 @@
         <w:autoSpaceDN w:val="0"/>
         <w:spacing w:line="360" w:lineRule="auto"/>
         <w:rPr>
-          <w:rFonts w:ascii="宋体" w:hAnsi="宋体" w:cs="宋体" w:hint="eastAsia"/>
+          <w:rFonts w:hint="eastAsia" w:ascii="宋体" w:hAnsi="宋体" w:cs="宋体"/>
         </w:rPr>
       </w:pPr>
       <w:r>
         <w:rPr>
-          <w:rFonts w:ascii="宋体" w:hAnsi="宋体" w:cs="宋体" w:hint="eastAsia"/>
+          <w:rFonts w:hint="eastAsia" w:ascii="宋体" w:hAnsi="宋体" w:cs="宋体"/>
         </w:rPr>
         <w:t>5. 委托单位对本报告结论如有异议，请在收到报告书之日起15日内，向校验机构提出书面意见。</w:t>
       </w:r>
@@ -592,12 +564,12 @@
         <w:autoSpaceDN w:val="0"/>
         <w:spacing w:line="360" w:lineRule="auto"/>
         <w:rPr>
-          <w:rFonts w:ascii="宋体" w:hAnsi="宋体" w:cs="宋体" w:hint="eastAsia"/>
+          <w:rFonts w:hint="eastAsia" w:ascii="宋体" w:hAnsi="宋体" w:cs="宋体"/>
         </w:rPr>
       </w:pPr>
       <w:r>
         <w:rPr>
-          <w:rFonts w:ascii="宋体" w:hAnsi="宋体" w:cs="宋体" w:hint="eastAsia"/>
+          <w:rFonts w:hint="eastAsia" w:ascii="宋体" w:hAnsi="宋体" w:cs="宋体"/>
         </w:rPr>
         <w:t>6. 本报告仅对校验当时的设备状况负责。</w:t>
       </w:r>
@@ -609,7 +581,7 @@
         <w:spacing w:line="360" w:lineRule="auto"/>
         <w:ind w:firstLine="480"/>
         <w:rPr>
-          <w:rFonts w:ascii="宋体" w:hAnsi="宋体" w:cs="宋体" w:hint="eastAsia"/>
+          <w:rFonts w:hint="eastAsia" w:ascii="宋体" w:hAnsi="宋体" w:cs="宋体"/>
           <w:bCs/>
           <w:kern w:val="0"/>
         </w:rPr>
@@ -618,7 +590,7 @@
     <w:p>
       <w:pPr>
         <w:rPr>
-          <w:rFonts w:ascii="宋体" w:hAnsi="宋体" w:cs="宋体" w:hint="eastAsia"/>
+          <w:rFonts w:hint="eastAsia" w:ascii="宋体" w:hAnsi="宋体" w:cs="宋体"/>
           <w:bCs/>
         </w:rPr>
       </w:pPr>
@@ -626,7 +598,7 @@
     <w:p>
       <w:pPr>
         <w:rPr>
-          <w:rFonts w:ascii="宋体" w:hAnsi="宋体" w:cs="宋体" w:hint="eastAsia"/>
+          <w:rFonts w:hint="eastAsia" w:ascii="宋体" w:hAnsi="宋体" w:cs="宋体"/>
           <w:b/>
           <w:bCs/>
         </w:rPr>
@@ -635,7 +607,7 @@
     <w:p>
       <w:pPr>
         <w:rPr>
-          <w:rFonts w:ascii="宋体" w:hAnsi="宋体" w:cs="宋体" w:hint="eastAsia"/>
+          <w:rFonts w:hint="eastAsia" w:ascii="宋体" w:hAnsi="宋体" w:cs="宋体"/>
           <w:b/>
           <w:bCs/>
         </w:rPr>
@@ -644,7 +616,7 @@
     <w:p>
       <w:pPr>
         <w:rPr>
-          <w:rFonts w:ascii="宋体" w:hAnsi="宋体" w:cs="宋体" w:hint="eastAsia"/>
+          <w:rFonts w:hint="eastAsia" w:ascii="宋体" w:hAnsi="宋体" w:cs="宋体"/>
           <w:b/>
           <w:bCs/>
         </w:rPr>
@@ -653,7 +625,7 @@
     <w:p>
       <w:pPr>
         <w:rPr>
-          <w:rFonts w:ascii="宋体" w:hAnsi="宋体" w:cs="宋体" w:hint="eastAsia"/>
+          <w:rFonts w:hint="eastAsia" w:ascii="宋体" w:hAnsi="宋体" w:cs="宋体"/>
           <w:b/>
           <w:bCs/>
         </w:rPr>
@@ -662,7 +634,7 @@
     <w:p>
       <w:pPr>
         <w:rPr>
-          <w:rFonts w:ascii="宋体" w:hAnsi="宋体" w:cs="宋体" w:hint="eastAsia"/>
+          <w:rFonts w:hint="eastAsia" w:ascii="宋体" w:hAnsi="宋体" w:cs="宋体"/>
           <w:b/>
           <w:bCs/>
         </w:rPr>
@@ -671,7 +643,7 @@
     <w:p>
       <w:pPr>
         <w:rPr>
-          <w:rFonts w:ascii="宋体" w:hAnsi="宋体" w:cs="宋体" w:hint="eastAsia"/>
+          <w:rFonts w:hint="eastAsia" w:ascii="宋体" w:hAnsi="宋体" w:cs="宋体"/>
           <w:b/>
           <w:bCs/>
         </w:rPr>
@@ -680,7 +652,7 @@
     <w:p>
       <w:pPr>
         <w:rPr>
-          <w:rFonts w:ascii="宋体" w:hAnsi="宋体" w:cs="宋体" w:hint="eastAsia"/>
+          <w:rFonts w:hint="eastAsia" w:ascii="宋体" w:hAnsi="宋体" w:cs="宋体"/>
           <w:b/>
           <w:bCs/>
         </w:rPr>
@@ -689,7 +661,7 @@
     <w:p>
       <w:pPr>
         <w:rPr>
-          <w:rFonts w:ascii="宋体" w:hAnsi="宋体" w:cs="宋体" w:hint="eastAsia"/>
+          <w:rFonts w:hint="eastAsia" w:ascii="宋体" w:hAnsi="宋体" w:cs="宋体"/>
           <w:b/>
           <w:bCs/>
         </w:rPr>
@@ -701,12 +673,12 @@
         <w:autoSpaceDN w:val="0"/>
         <w:spacing w:line="360" w:lineRule="auto"/>
         <w:rPr>
-          <w:rFonts w:ascii="宋体" w:hAnsi="宋体" w:cs="宋体" w:hint="eastAsia"/>
+          <w:rFonts w:hint="eastAsia" w:ascii="宋体" w:hAnsi="宋体" w:cs="宋体"/>
         </w:rPr>
       </w:pPr>
       <w:r>
         <w:rPr>
-          <w:rFonts w:ascii="宋体" w:hAnsi="宋体" w:cs="宋体" w:hint="eastAsia"/>
+          <w:rFonts w:hint="eastAsia" w:ascii="宋体" w:hAnsi="宋体" w:cs="宋体"/>
         </w:rPr>
         <w:t>检测机构地址：</w:t>
       </w:r>
@@ -728,14 +700,7 @@
           <w:rFonts w:hint="eastAsia"/>
           <w:bCs/>
         </w:rPr>
-        <w:t>48</w:t>
-      </w:r>
-      <w:r>
-        <w:rPr>
-          <w:rFonts w:hint="eastAsia"/>
-          <w:bCs/>
-        </w:rPr>
-        <w:t>号</w:t>
+        <w:t>48号</w:t>
       </w:r>
     </w:p>
     <w:p>
@@ -744,12 +709,12 @@
         <w:autoSpaceDN w:val="0"/>
         <w:spacing w:line="360" w:lineRule="auto"/>
         <w:rPr>
-          <w:rFonts w:ascii="宋体" w:hAnsi="宋体" w:cs="宋体" w:hint="eastAsia"/>
+          <w:rFonts w:hint="eastAsia" w:ascii="宋体" w:hAnsi="宋体" w:cs="宋体"/>
         </w:rPr>
       </w:pPr>
       <w:r>
         <w:rPr>
-          <w:rFonts w:ascii="宋体" w:hAnsi="宋体" w:cs="宋体" w:hint="eastAsia"/>
+          <w:rFonts w:hint="eastAsia" w:ascii="宋体" w:hAnsi="宋体" w:cs="宋体"/>
         </w:rPr>
         <w:t>邮政编码：</w:t>
       </w:r>
@@ -773,14 +738,14 @@
         <w:autoSpaceDN w:val="0"/>
         <w:spacing w:line="360" w:lineRule="auto"/>
         <w:rPr>
-          <w:rFonts w:ascii="宋体" w:hAnsi="宋体" w:cs="宋体" w:hint="eastAsia"/>
+          <w:rFonts w:hint="eastAsia" w:ascii="宋体" w:hAnsi="宋体" w:cs="宋体"/>
           <w:bCs/>
           <w:kern w:val="0"/>
         </w:rPr>
       </w:pPr>
       <w:r>
         <w:rPr>
-          <w:rFonts w:ascii="宋体" w:hAnsi="宋体" w:cs="宋体" w:hint="eastAsia"/>
+          <w:rFonts w:hint="eastAsia" w:ascii="宋体" w:hAnsi="宋体" w:cs="宋体"/>
         </w:rPr>
         <w:t>联系电话：</w:t>
       </w:r>
@@ -814,7 +779,7 @@
     <w:p>
       <w:pPr>
         <w:rPr>
-          <w:rFonts w:ascii="宋体" w:hAnsi="宋体" w:cs="宋体" w:hint="eastAsia"/>
+          <w:rFonts w:hint="eastAsia" w:ascii="宋体" w:hAnsi="宋体" w:cs="宋体"/>
           <w:b/>
           <w:bCs/>
           <w:sz w:val="48"/>
@@ -824,10 +789,10 @@
     </w:p>
     <w:p>
       <w:pPr>
-        <w:pStyle w:val="1"/>
-        <w:ind w:firstLineChars="0" w:firstLine="0"/>
-        <w:rPr>
-          <w:rFonts w:ascii="宋体" w:hAnsi="宋体" w:cs="宋体" w:hint="eastAsia"/>
+        <w:pStyle w:val="13"/>
+        <w:ind w:firstLine="0" w:firstLineChars="0"/>
+        <w:rPr>
+          <w:rFonts w:hint="eastAsia" w:ascii="宋体" w:hAnsi="宋体" w:cs="宋体"/>
           <w:b/>
           <w:bCs/>
           <w:sz w:val="48"/>
@@ -838,7 +803,7 @@
     <w:p>
       <w:pPr>
         <w:rPr>
-          <w:rFonts w:ascii="宋体" w:hAnsi="宋体" w:cs="宋体" w:hint="eastAsia"/>
+          <w:rFonts w:hint="eastAsia" w:ascii="宋体" w:hAnsi="宋体" w:cs="宋体"/>
           <w:b/>
           <w:bCs/>
           <w:sz w:val="48"/>
@@ -848,10 +813,10 @@
     </w:p>
     <w:p>
       <w:pPr>
-        <w:pStyle w:val="1"/>
-        <w:ind w:firstLineChars="0" w:firstLine="0"/>
-        <w:rPr>
-          <w:rFonts w:ascii="宋体" w:hAnsi="宋体" w:cs="宋体" w:hint="eastAsia"/>
+        <w:pStyle w:val="13"/>
+        <w:ind w:firstLine="0" w:firstLineChars="0"/>
+        <w:rPr>
+          <w:rFonts w:hint="eastAsia" w:ascii="宋体" w:hAnsi="宋体" w:cs="宋体"/>
         </w:rPr>
       </w:pPr>
     </w:p>
@@ -860,18 +825,18 @@
         <w:spacing w:line="360" w:lineRule="auto"/>
         <w:jc w:val="center"/>
         <w:rPr>
-          <w:rFonts w:ascii="宋体" w:hAnsi="宋体" w:cs="宋体" w:hint="eastAsia"/>
+          <w:rFonts w:hint="eastAsia" w:ascii="宋体" w:hAnsi="宋体" w:cs="宋体"/>
           <w:bCs/>
           <w:sz w:val="32"/>
           <w:szCs w:val="32"/>
         </w:rPr>
         <w:sectPr>
-          <w:footerReference w:type="default" r:id="rId7"/>
+          <w:footerReference r:id="rId3" w:type="default"/>
           <w:pgSz w:w="11906" w:h="16838"/>
           <w:pgMar w:top="1270" w:right="1134" w:bottom="930" w:left="1800" w:header="851" w:footer="992" w:gutter="0"/>
           <w:pgNumType w:start="1"/>
-          <w:cols w:space="720"/>
-          <w:docGrid w:type="lines" w:linePitch="312"/>
+          <w:cols w:space="720" w:num="1"/>
+          <w:docGrid w:type="lines" w:linePitch="312" w:charSpace="0"/>
         </w:sectPr>
       </w:pPr>
     </w:p>
@@ -880,7 +845,7 @@
         <w:ind w:left="1051"/>
         <w:jc w:val="center"/>
         <w:rPr>
-          <w:rFonts w:ascii="宋体" w:hAnsi="宋体" w:cs="宋体" w:hint="eastAsia"/>
+          <w:rFonts w:hint="eastAsia" w:ascii="宋体" w:hAnsi="宋体" w:cs="宋体"/>
           <w:b/>
           <w:bCs/>
           <w:sz w:val="36"/>
@@ -889,13 +854,12 @@
       </w:pPr>
       <w:r>
         <w:rPr>
-          <w:rFonts w:ascii="宋体" w:hAnsi="宋体" w:cs="宋体" w:hint="eastAsia"/>
+          <w:rFonts w:hint="eastAsia" w:ascii="宋体" w:hAnsi="宋体" w:cs="宋体"/>
           <w:b/>
           <w:bCs/>
           <w:sz w:val="36"/>
           <w:szCs w:val="36"/>
         </w:rPr>
-        <w:lastRenderedPageBreak/>
         <w:t>电梯限速器校验报告</w:t>
       </w:r>
     </w:p>
@@ -903,12 +867,12 @@
       <w:pPr>
         <w:jc w:val="center"/>
         <w:rPr>
-          <w:rFonts w:ascii="宋体" w:hAnsi="宋体" w:cs="宋体" w:hint="eastAsia"/>
+          <w:rFonts w:hint="eastAsia" w:ascii="宋体" w:hAnsi="宋体" w:cs="宋体"/>
         </w:rPr>
       </w:pPr>
       <w:r>
         <w:rPr>
-          <w:rFonts w:ascii="宋体" w:hAnsi="宋体" w:cs="宋体" w:hint="eastAsia"/>
+          <w:rFonts w:hint="eastAsia" w:ascii="宋体" w:hAnsi="宋体" w:cs="宋体"/>
           <w:sz w:val="21"/>
           <w:szCs w:val="21"/>
         </w:rPr>
@@ -916,47 +880,40 @@
       </w:r>
       <w:r>
         <w:rPr>
-          <w:rFonts w:ascii="宋体" w:hAnsi="宋体" w:cs="宋体" w:hint="eastAsia"/>
+          <w:rFonts w:hint="eastAsia" w:ascii="宋体" w:hAnsi="宋体" w:cs="宋体"/>
         </w:rPr>
         <w:t>报告编号:</w:t>
       </w:r>
       <w:r>
-        <w:t>BTE-</w:t>
-      </w:r>
-      <w:proofErr w:type="gramStart"/>
-      <w:r>
-        <w:t>JX</w:t>
+        <w:t>BTE-JX</w:t>
       </w:r>
       <w:r>
         <w:rPr>
           <w:rFonts w:hint="eastAsia"/>
         </w:rPr>
-        <w:t>[</w:t>
-      </w:r>
-      <w:proofErr w:type="gramEnd"/>
-      <w:r>
-        <w:rPr>
-          <w:rFonts w:hint="eastAsia"/>
-        </w:rPr>
-        <w:t>1]</w:t>
+        <w:t>[1]</w:t>
       </w:r>
     </w:p>
     <w:tbl>
       <w:tblPr>
-        <w:tblStyle w:val="TableNormal"/>
+        <w:tblStyle w:val="21"/>
         <w:tblW w:w="10092" w:type="dxa"/>
         <w:jc w:val="center"/>
-        <w:tblInd w:w="0" w:type="dxa"/>
         <w:tblBorders>
-          <w:top w:val="single" w:sz="12" w:space="0" w:color="000000"/>
-          <w:left w:val="single" w:sz="12" w:space="0" w:color="000000"/>
-          <w:bottom w:val="single" w:sz="12" w:space="0" w:color="000000"/>
-          <w:right w:val="single" w:sz="12" w:space="0" w:color="000000"/>
-          <w:insideH w:val="single" w:sz="4" w:space="0" w:color="000000"/>
-          <w:insideV w:val="single" w:sz="4" w:space="0" w:color="000000"/>
+          <w:top w:val="single" w:color="000000" w:sz="12" w:space="0"/>
+          <w:left w:val="single" w:color="000000" w:sz="12" w:space="0"/>
+          <w:bottom w:val="single" w:color="000000" w:sz="12" w:space="0"/>
+          <w:right w:val="single" w:color="000000" w:sz="12" w:space="0"/>
+          <w:insideH w:val="single" w:color="000000" w:sz="4" w:space="0"/>
+          <w:insideV w:val="single" w:color="000000" w:sz="4" w:space="0"/>
         </w:tblBorders>
         <w:tblLayout w:type="fixed"/>
-        <w:tblLook w:val="04A0" w:firstRow="1" w:lastRow="0" w:firstColumn="1" w:lastColumn="0" w:noHBand="0" w:noVBand="1"/>
+        <w:tblCellMar>
+          <w:top w:w="0" w:type="dxa"/>
+          <w:left w:w="0" w:type="dxa"/>
+          <w:bottom w:w="0" w:type="dxa"/>
+          <w:right w:w="0" w:type="dxa"/>
+        </w:tblCellMar>
       </w:tblPr>
       <w:tblGrid>
         <w:gridCol w:w="1705"/>
@@ -969,8 +926,24 @@
         <w:gridCol w:w="2004"/>
       </w:tblGrid>
       <w:tr>
+        <w:tblPrEx>
+          <w:tblBorders>
+            <w:top w:val="single" w:color="000000" w:sz="12" w:space="0"/>
+            <w:left w:val="single" w:color="000000" w:sz="12" w:space="0"/>
+            <w:bottom w:val="single" w:color="000000" w:sz="12" w:space="0"/>
+            <w:right w:val="single" w:color="000000" w:sz="12" w:space="0"/>
+            <w:insideH w:val="single" w:color="000000" w:sz="4" w:space="0"/>
+            <w:insideV w:val="single" w:color="000000" w:sz="4" w:space="0"/>
+          </w:tblBorders>
+          <w:tblCellMar>
+            <w:top w:w="0" w:type="dxa"/>
+            <w:left w:w="0" w:type="dxa"/>
+            <w:bottom w:w="0" w:type="dxa"/>
+            <w:right w:w="0" w:type="dxa"/>
+          </w:tblCellMar>
+        </w:tblPrEx>
         <w:trPr>
-          <w:trHeight w:val="90"/>
+          <w:trHeight w:val="90" w:hRule="atLeast"/>
           <w:jc w:val="center"/>
         </w:trPr>
         <w:tc>
@@ -984,25 +957,27 @@
           </w:tcPr>
           <w:p>
             <w:pPr>
-              <w:pStyle w:val="TableParagraph"/>
+              <w:pStyle w:val="20"/>
+              <w:autoSpaceDE w:val="0"/>
+              <w:autoSpaceDN w:val="0"/>
               <w:spacing w:before="87"/>
               <w:jc w:val="center"/>
               <w:rPr>
-                <w:rFonts w:ascii="宋体" w:hAnsi="宋体" w:cs="宋体" w:hint="eastAsia"/>
-                <w:sz w:val="21"/>
-                <w:szCs w:val="21"/>
-              </w:rPr>
-            </w:pPr>
-            <w:proofErr w:type="spellStart"/>
-            <w:r>
-              <w:rPr>
-                <w:rFonts w:ascii="宋体" w:hAnsi="宋体" w:cs="宋体" w:hint="eastAsia"/>
-                <w:sz w:val="21"/>
-                <w:szCs w:val="21"/>
+                <w:rFonts w:hint="eastAsia" w:ascii="宋体" w:hAnsi="宋体" w:cs="宋体"/>
+                <w:sz w:val="21"/>
+                <w:szCs w:val="21"/>
+                <w:lang w:eastAsia="en-US"/>
+              </w:rPr>
+            </w:pPr>
+            <w:r>
+              <w:rPr>
+                <w:rFonts w:hint="eastAsia" w:ascii="宋体" w:hAnsi="宋体" w:cs="宋体"/>
+                <w:sz w:val="21"/>
+                <w:szCs w:val="21"/>
+                <w:lang w:eastAsia="en-US"/>
               </w:rPr>
               <w:t>委托单位</w:t>
             </w:r>
-            <w:proofErr w:type="spellEnd"/>
           </w:p>
         </w:tc>
         <w:tc>
@@ -1016,21 +991,25 @@
           </w:tcPr>
           <w:p>
             <w:pPr>
-              <w:pStyle w:val="TableParagraph"/>
+              <w:pStyle w:val="20"/>
+              <w:autoSpaceDE w:val="0"/>
+              <w:autoSpaceDN w:val="0"/>
               <w:spacing w:before="127"/>
               <w:ind w:left="121"/>
               <w:jc w:val="center"/>
               <w:rPr>
-                <w:rFonts w:ascii="宋体" w:hAnsi="宋体" w:cs="宋体" w:hint="eastAsia"/>
-                <w:sz w:val="21"/>
-                <w:szCs w:val="21"/>
-              </w:rPr>
-            </w:pPr>
-            <w:r>
-              <w:rPr>
-                <w:rFonts w:ascii="宋体" w:hAnsi="宋体" w:cs="宋体" w:hint="eastAsia"/>
-                <w:sz w:val="21"/>
-                <w:szCs w:val="21"/>
+                <w:rFonts w:hint="eastAsia" w:ascii="宋体" w:hAnsi="宋体" w:cs="宋体"/>
+                <w:sz w:val="21"/>
+                <w:szCs w:val="21"/>
+                <w:lang w:eastAsia="en-US"/>
+              </w:rPr>
+            </w:pPr>
+            <w:r>
+              <w:rPr>
+                <w:rFonts w:hint="eastAsia" w:ascii="宋体" w:hAnsi="宋体" w:cs="宋体"/>
+                <w:sz w:val="21"/>
+                <w:szCs w:val="21"/>
+                <w:lang w:eastAsia="en-US"/>
               </w:rPr>
               <w:t>[2]</w:t>
             </w:r>
@@ -1038,8 +1017,24 @@
         </w:tc>
       </w:tr>
       <w:tr>
+        <w:tblPrEx>
+          <w:tblBorders>
+            <w:top w:val="single" w:color="000000" w:sz="12" w:space="0"/>
+            <w:left w:val="single" w:color="000000" w:sz="12" w:space="0"/>
+            <w:bottom w:val="single" w:color="000000" w:sz="12" w:space="0"/>
+            <w:right w:val="single" w:color="000000" w:sz="12" w:space="0"/>
+            <w:insideH w:val="single" w:color="000000" w:sz="4" w:space="0"/>
+            <w:insideV w:val="single" w:color="000000" w:sz="4" w:space="0"/>
+          </w:tblBorders>
+          <w:tblCellMar>
+            <w:top w:w="0" w:type="dxa"/>
+            <w:left w:w="0" w:type="dxa"/>
+            <w:bottom w:w="0" w:type="dxa"/>
+            <w:right w:w="0" w:type="dxa"/>
+          </w:tblCellMar>
+        </w:tblPrEx>
         <w:trPr>
-          <w:trHeight w:val="397"/>
+          <w:trHeight w:val="397" w:hRule="atLeast"/>
           <w:jc w:val="center"/>
         </w:trPr>
         <w:tc>
@@ -1053,25 +1048,27 @@
           </w:tcPr>
           <w:p>
             <w:pPr>
-              <w:pStyle w:val="TableParagraph"/>
+              <w:pStyle w:val="20"/>
+              <w:autoSpaceDE w:val="0"/>
+              <w:autoSpaceDN w:val="0"/>
               <w:spacing w:before="87"/>
               <w:jc w:val="center"/>
               <w:rPr>
-                <w:rFonts w:ascii="宋体" w:hAnsi="宋体" w:cs="宋体" w:hint="eastAsia"/>
-                <w:sz w:val="21"/>
-                <w:szCs w:val="21"/>
-              </w:rPr>
-            </w:pPr>
-            <w:proofErr w:type="spellStart"/>
-            <w:r>
-              <w:rPr>
-                <w:rFonts w:ascii="宋体" w:hAnsi="宋体" w:cs="宋体" w:hint="eastAsia"/>
-                <w:sz w:val="21"/>
-                <w:szCs w:val="21"/>
+                <w:rFonts w:hint="eastAsia" w:ascii="宋体" w:hAnsi="宋体" w:cs="宋体"/>
+                <w:sz w:val="21"/>
+                <w:szCs w:val="21"/>
+                <w:lang w:eastAsia="en-US"/>
+              </w:rPr>
+            </w:pPr>
+            <w:r>
+              <w:rPr>
+                <w:rFonts w:hint="eastAsia" w:ascii="宋体" w:hAnsi="宋体" w:cs="宋体"/>
+                <w:sz w:val="21"/>
+                <w:szCs w:val="21"/>
+                <w:lang w:eastAsia="en-US"/>
               </w:rPr>
               <w:t>使用单位</w:t>
             </w:r>
-            <w:proofErr w:type="spellEnd"/>
           </w:p>
         </w:tc>
         <w:tc>
@@ -1085,21 +1082,25 @@
           </w:tcPr>
           <w:p>
             <w:pPr>
-              <w:pStyle w:val="TableParagraph"/>
+              <w:pStyle w:val="20"/>
+              <w:autoSpaceDE w:val="0"/>
+              <w:autoSpaceDN w:val="0"/>
               <w:spacing w:before="77"/>
               <w:ind w:left="150"/>
               <w:jc w:val="center"/>
               <w:rPr>
-                <w:rFonts w:ascii="宋体" w:hAnsi="宋体" w:cs="宋体" w:hint="eastAsia"/>
-                <w:sz w:val="21"/>
-                <w:szCs w:val="21"/>
-              </w:rPr>
-            </w:pPr>
-            <w:r>
-              <w:rPr>
-                <w:rFonts w:ascii="宋体" w:hAnsi="宋体" w:cs="宋体" w:hint="eastAsia"/>
-                <w:sz w:val="21"/>
-                <w:szCs w:val="21"/>
+                <w:rFonts w:hint="eastAsia" w:ascii="宋体" w:hAnsi="宋体" w:cs="宋体"/>
+                <w:sz w:val="21"/>
+                <w:szCs w:val="21"/>
+                <w:lang w:eastAsia="en-US"/>
+              </w:rPr>
+            </w:pPr>
+            <w:r>
+              <w:rPr>
+                <w:rFonts w:hint="eastAsia" w:ascii="宋体" w:hAnsi="宋体" w:cs="宋体"/>
+                <w:sz w:val="21"/>
+                <w:szCs w:val="21"/>
+                <w:lang w:eastAsia="en-US"/>
               </w:rPr>
               <w:t>[4]</w:t>
             </w:r>
@@ -1107,8 +1108,24 @@
         </w:tc>
       </w:tr>
       <w:tr>
+        <w:tblPrEx>
+          <w:tblBorders>
+            <w:top w:val="single" w:color="000000" w:sz="12" w:space="0"/>
+            <w:left w:val="single" w:color="000000" w:sz="12" w:space="0"/>
+            <w:bottom w:val="single" w:color="000000" w:sz="12" w:space="0"/>
+            <w:right w:val="single" w:color="000000" w:sz="12" w:space="0"/>
+            <w:insideH w:val="single" w:color="000000" w:sz="4" w:space="0"/>
+            <w:insideV w:val="single" w:color="000000" w:sz="4" w:space="0"/>
+          </w:tblBorders>
+          <w:tblCellMar>
+            <w:top w:w="0" w:type="dxa"/>
+            <w:left w:w="0" w:type="dxa"/>
+            <w:bottom w:w="0" w:type="dxa"/>
+            <w:right w:w="0" w:type="dxa"/>
+          </w:tblCellMar>
+        </w:tblPrEx>
         <w:trPr>
-          <w:trHeight w:val="397"/>
+          <w:trHeight w:val="397" w:hRule="atLeast"/>
           <w:jc w:val="center"/>
         </w:trPr>
         <w:tc>
@@ -1122,25 +1139,27 @@
           </w:tcPr>
           <w:p>
             <w:pPr>
-              <w:pStyle w:val="TableParagraph"/>
+              <w:pStyle w:val="20"/>
+              <w:autoSpaceDE w:val="0"/>
+              <w:autoSpaceDN w:val="0"/>
               <w:spacing w:before="87"/>
               <w:jc w:val="center"/>
               <w:rPr>
-                <w:rFonts w:ascii="宋体" w:hAnsi="宋体" w:cs="宋体" w:hint="eastAsia"/>
-                <w:sz w:val="21"/>
-                <w:szCs w:val="21"/>
-              </w:rPr>
-            </w:pPr>
-            <w:proofErr w:type="spellStart"/>
-            <w:r>
-              <w:rPr>
-                <w:rFonts w:ascii="宋体" w:hAnsi="宋体" w:cs="宋体" w:hint="eastAsia"/>
-                <w:sz w:val="21"/>
-                <w:szCs w:val="21"/>
+                <w:rFonts w:hint="eastAsia" w:ascii="宋体" w:hAnsi="宋体" w:cs="宋体"/>
+                <w:sz w:val="21"/>
+                <w:szCs w:val="21"/>
+                <w:lang w:eastAsia="en-US"/>
+              </w:rPr>
+            </w:pPr>
+            <w:r>
+              <w:rPr>
+                <w:rFonts w:hint="eastAsia" w:ascii="宋体" w:hAnsi="宋体" w:cs="宋体"/>
+                <w:sz w:val="21"/>
+                <w:szCs w:val="21"/>
+                <w:lang w:eastAsia="en-US"/>
               </w:rPr>
               <w:t>维保单位</w:t>
             </w:r>
-            <w:proofErr w:type="spellEnd"/>
           </w:p>
         </w:tc>
         <w:tc>
@@ -1154,21 +1173,25 @@
           </w:tcPr>
           <w:p>
             <w:pPr>
-              <w:pStyle w:val="TableParagraph"/>
+              <w:pStyle w:val="20"/>
+              <w:autoSpaceDE w:val="0"/>
+              <w:autoSpaceDN w:val="0"/>
               <w:spacing w:before="77"/>
               <w:ind w:left="150"/>
               <w:jc w:val="center"/>
               <w:rPr>
-                <w:rFonts w:ascii="宋体" w:hAnsi="宋体" w:cs="宋体" w:hint="eastAsia"/>
-                <w:sz w:val="21"/>
-                <w:szCs w:val="21"/>
-              </w:rPr>
-            </w:pPr>
-            <w:r>
-              <w:rPr>
-                <w:rFonts w:ascii="宋体" w:hAnsi="宋体" w:cs="宋体" w:hint="eastAsia"/>
-                <w:sz w:val="21"/>
-                <w:szCs w:val="21"/>
+                <w:rFonts w:hint="eastAsia" w:ascii="宋体" w:hAnsi="宋体" w:cs="宋体"/>
+                <w:sz w:val="21"/>
+                <w:szCs w:val="21"/>
+                <w:lang w:eastAsia="en-US"/>
+              </w:rPr>
+            </w:pPr>
+            <w:r>
+              <w:rPr>
+                <w:rFonts w:hint="eastAsia" w:ascii="宋体" w:hAnsi="宋体" w:cs="宋体"/>
+                <w:sz w:val="21"/>
+                <w:szCs w:val="21"/>
+                <w:lang w:eastAsia="en-US"/>
               </w:rPr>
               <w:t>[5]</w:t>
             </w:r>
@@ -1176,8 +1199,24 @@
         </w:tc>
       </w:tr>
       <w:tr>
+        <w:tblPrEx>
+          <w:tblBorders>
+            <w:top w:val="single" w:color="000000" w:sz="12" w:space="0"/>
+            <w:left w:val="single" w:color="000000" w:sz="12" w:space="0"/>
+            <w:bottom w:val="single" w:color="000000" w:sz="12" w:space="0"/>
+            <w:right w:val="single" w:color="000000" w:sz="12" w:space="0"/>
+            <w:insideH w:val="single" w:color="000000" w:sz="4" w:space="0"/>
+            <w:insideV w:val="single" w:color="000000" w:sz="4" w:space="0"/>
+          </w:tblBorders>
+          <w:tblCellMar>
+            <w:top w:w="0" w:type="dxa"/>
+            <w:left w:w="0" w:type="dxa"/>
+            <w:bottom w:w="0" w:type="dxa"/>
+            <w:right w:w="0" w:type="dxa"/>
+          </w:tblCellMar>
+        </w:tblPrEx>
         <w:trPr>
-          <w:trHeight w:val="397"/>
+          <w:trHeight w:val="397" w:hRule="atLeast"/>
           <w:jc w:val="center"/>
         </w:trPr>
         <w:tc>
@@ -1191,25 +1230,27 @@
           </w:tcPr>
           <w:p>
             <w:pPr>
-              <w:pStyle w:val="TableParagraph"/>
+              <w:pStyle w:val="20"/>
+              <w:autoSpaceDE w:val="0"/>
+              <w:autoSpaceDN w:val="0"/>
               <w:spacing w:before="87"/>
               <w:jc w:val="center"/>
               <w:rPr>
-                <w:rFonts w:ascii="宋体" w:hAnsi="宋体" w:cs="宋体" w:hint="eastAsia"/>
-                <w:sz w:val="21"/>
-                <w:szCs w:val="21"/>
-              </w:rPr>
-            </w:pPr>
-            <w:proofErr w:type="spellStart"/>
-            <w:r>
-              <w:rPr>
-                <w:rFonts w:ascii="宋体" w:hAnsi="宋体" w:cs="宋体" w:hint="eastAsia"/>
-                <w:sz w:val="21"/>
-                <w:szCs w:val="21"/>
+                <w:rFonts w:hint="eastAsia" w:ascii="宋体" w:hAnsi="宋体" w:cs="宋体"/>
+                <w:sz w:val="21"/>
+                <w:szCs w:val="21"/>
+                <w:lang w:eastAsia="en-US"/>
+              </w:rPr>
+            </w:pPr>
+            <w:r>
+              <w:rPr>
+                <w:rFonts w:hint="eastAsia" w:ascii="宋体" w:hAnsi="宋体" w:cs="宋体"/>
+                <w:sz w:val="21"/>
+                <w:szCs w:val="21"/>
+                <w:lang w:eastAsia="en-US"/>
               </w:rPr>
               <w:t>设备使用地点</w:t>
             </w:r>
-            <w:proofErr w:type="spellEnd"/>
           </w:p>
         </w:tc>
         <w:tc>
@@ -1223,21 +1264,25 @@
           </w:tcPr>
           <w:p>
             <w:pPr>
-              <w:pStyle w:val="TableParagraph"/>
+              <w:pStyle w:val="20"/>
+              <w:autoSpaceDE w:val="0"/>
+              <w:autoSpaceDN w:val="0"/>
               <w:spacing w:before="75"/>
               <w:ind w:left="95"/>
               <w:jc w:val="center"/>
               <w:rPr>
-                <w:rFonts w:ascii="宋体" w:hAnsi="宋体" w:cs="宋体" w:hint="eastAsia"/>
-                <w:sz w:val="21"/>
-                <w:szCs w:val="21"/>
-              </w:rPr>
-            </w:pPr>
-            <w:r>
-              <w:rPr>
-                <w:rFonts w:ascii="宋体" w:hAnsi="宋体" w:cs="宋体" w:hint="eastAsia"/>
-                <w:sz w:val="21"/>
-                <w:szCs w:val="21"/>
+                <w:rFonts w:hint="eastAsia" w:ascii="宋体" w:hAnsi="宋体" w:cs="宋体"/>
+                <w:sz w:val="21"/>
+                <w:szCs w:val="21"/>
+                <w:lang w:eastAsia="en-US"/>
+              </w:rPr>
+            </w:pPr>
+            <w:r>
+              <w:rPr>
+                <w:rFonts w:hint="eastAsia" w:ascii="宋体" w:hAnsi="宋体" w:cs="宋体"/>
+                <w:sz w:val="21"/>
+                <w:szCs w:val="21"/>
+                <w:lang w:eastAsia="en-US"/>
               </w:rPr>
               <w:t>[6]</w:t>
             </w:r>
@@ -1245,8 +1290,24 @@
         </w:tc>
       </w:tr>
       <w:tr>
+        <w:tblPrEx>
+          <w:tblBorders>
+            <w:top w:val="single" w:color="000000" w:sz="12" w:space="0"/>
+            <w:left w:val="single" w:color="000000" w:sz="12" w:space="0"/>
+            <w:bottom w:val="single" w:color="000000" w:sz="12" w:space="0"/>
+            <w:right w:val="single" w:color="000000" w:sz="12" w:space="0"/>
+            <w:insideH w:val="single" w:color="000000" w:sz="4" w:space="0"/>
+            <w:insideV w:val="single" w:color="000000" w:sz="4" w:space="0"/>
+          </w:tblBorders>
+          <w:tblCellMar>
+            <w:top w:w="0" w:type="dxa"/>
+            <w:left w:w="0" w:type="dxa"/>
+            <w:bottom w:w="0" w:type="dxa"/>
+            <w:right w:w="0" w:type="dxa"/>
+          </w:tblCellMar>
+        </w:tblPrEx>
         <w:trPr>
-          <w:trHeight w:val="397"/>
+          <w:trHeight w:val="397" w:hRule="atLeast"/>
           <w:jc w:val="center"/>
         </w:trPr>
         <w:tc>
@@ -1261,48 +1322,52 @@
           </w:tcPr>
           <w:p>
             <w:pPr>
-              <w:pStyle w:val="TableParagraph"/>
+              <w:pStyle w:val="20"/>
+              <w:autoSpaceDE w:val="0"/>
+              <w:autoSpaceDN w:val="0"/>
               <w:spacing w:before="87"/>
               <w:jc w:val="center"/>
               <w:rPr>
-                <w:rFonts w:ascii="宋体" w:hAnsi="宋体" w:cs="宋体" w:hint="eastAsia"/>
-                <w:sz w:val="21"/>
-                <w:szCs w:val="21"/>
+                <w:rFonts w:hint="eastAsia" w:ascii="宋体" w:hAnsi="宋体" w:cs="宋体"/>
+                <w:sz w:val="21"/>
+                <w:szCs w:val="21"/>
+                <w:lang w:eastAsia="en-US"/>
               </w:rPr>
             </w:pPr>
             <w:bookmarkStart w:id="1" w:name="OLE_LINK5" w:colFirst="1" w:colLast="4"/>
-            <w:proofErr w:type="spellStart"/>
-            <w:r>
-              <w:rPr>
-                <w:rFonts w:ascii="宋体" w:hAnsi="宋体" w:cs="宋体" w:hint="eastAsia"/>
-                <w:sz w:val="21"/>
-                <w:szCs w:val="21"/>
+            <w:r>
+              <w:rPr>
+                <w:rFonts w:hint="eastAsia" w:ascii="宋体" w:hAnsi="宋体" w:cs="宋体"/>
+                <w:sz w:val="21"/>
+                <w:szCs w:val="21"/>
+                <w:lang w:eastAsia="en-US"/>
               </w:rPr>
               <w:t>电梯整机</w:t>
             </w:r>
-            <w:proofErr w:type="spellEnd"/>
-          </w:p>
-          <w:p>
-            <w:pPr>
-              <w:pStyle w:val="TableParagraph"/>
+          </w:p>
+          <w:p>
+            <w:pPr>
+              <w:pStyle w:val="20"/>
+              <w:autoSpaceDE w:val="0"/>
+              <w:autoSpaceDN w:val="0"/>
               <w:spacing w:before="87"/>
               <w:jc w:val="center"/>
               <w:rPr>
-                <w:rFonts w:ascii="宋体" w:hAnsi="宋体" w:cs="宋体" w:hint="eastAsia"/>
-                <w:sz w:val="21"/>
-                <w:szCs w:val="21"/>
-              </w:rPr>
-            </w:pPr>
-            <w:proofErr w:type="spellStart"/>
-            <w:r>
-              <w:rPr>
-                <w:rFonts w:ascii="宋体" w:hAnsi="宋体" w:cs="宋体" w:hint="eastAsia"/>
-                <w:sz w:val="21"/>
-                <w:szCs w:val="21"/>
+                <w:rFonts w:hint="eastAsia" w:ascii="宋体" w:hAnsi="宋体" w:cs="宋体"/>
+                <w:sz w:val="21"/>
+                <w:szCs w:val="21"/>
+                <w:lang w:eastAsia="en-US"/>
+              </w:rPr>
+            </w:pPr>
+            <w:r>
+              <w:rPr>
+                <w:rFonts w:hint="eastAsia" w:ascii="宋体" w:hAnsi="宋体" w:cs="宋体"/>
+                <w:sz w:val="21"/>
+                <w:szCs w:val="21"/>
+                <w:lang w:eastAsia="en-US"/>
               </w:rPr>
               <w:t>信息参数</w:t>
             </w:r>
-            <w:proofErr w:type="spellEnd"/>
           </w:p>
         </w:tc>
         <w:tc>
@@ -1315,25 +1380,27 @@
           </w:tcPr>
           <w:p>
             <w:pPr>
-              <w:pStyle w:val="TableParagraph"/>
+              <w:pStyle w:val="20"/>
+              <w:autoSpaceDE w:val="0"/>
+              <w:autoSpaceDN w:val="0"/>
               <w:spacing w:before="87"/>
               <w:jc w:val="center"/>
               <w:rPr>
-                <w:rFonts w:ascii="宋体" w:hAnsi="宋体" w:cs="宋体" w:hint="eastAsia"/>
-                <w:sz w:val="21"/>
-                <w:szCs w:val="21"/>
-              </w:rPr>
-            </w:pPr>
-            <w:proofErr w:type="spellStart"/>
-            <w:r>
-              <w:rPr>
-                <w:rFonts w:ascii="宋体" w:hAnsi="宋体" w:cs="宋体" w:hint="eastAsia"/>
-                <w:sz w:val="21"/>
-                <w:szCs w:val="21"/>
+                <w:rFonts w:hint="eastAsia" w:ascii="宋体" w:hAnsi="宋体" w:cs="宋体"/>
+                <w:sz w:val="21"/>
+                <w:szCs w:val="21"/>
+                <w:lang w:eastAsia="en-US"/>
+              </w:rPr>
+            </w:pPr>
+            <w:r>
+              <w:rPr>
+                <w:rFonts w:hint="eastAsia" w:ascii="宋体" w:hAnsi="宋体" w:cs="宋体"/>
+                <w:sz w:val="21"/>
+                <w:szCs w:val="21"/>
+                <w:lang w:eastAsia="en-US"/>
               </w:rPr>
               <w:t>设备品种</w:t>
             </w:r>
-            <w:proofErr w:type="spellEnd"/>
           </w:p>
         </w:tc>
         <w:tc>
@@ -1347,20 +1414,24 @@
           </w:tcPr>
           <w:p>
             <w:pPr>
-              <w:pStyle w:val="TableParagraph"/>
+              <w:pStyle w:val="20"/>
+              <w:autoSpaceDE w:val="0"/>
+              <w:autoSpaceDN w:val="0"/>
               <w:spacing w:before="87"/>
               <w:jc w:val="center"/>
               <w:rPr>
-                <w:rFonts w:ascii="宋体" w:hAnsi="宋体" w:cs="宋体" w:hint="eastAsia"/>
-                <w:sz w:val="21"/>
-                <w:szCs w:val="21"/>
-              </w:rPr>
-            </w:pPr>
-            <w:r>
-              <w:rPr>
-                <w:rFonts w:ascii="宋体" w:hAnsi="宋体" w:cs="宋体" w:hint="eastAsia"/>
-                <w:sz w:val="21"/>
-                <w:szCs w:val="21"/>
+                <w:rFonts w:hint="eastAsia" w:ascii="宋体" w:hAnsi="宋体" w:cs="宋体"/>
+                <w:sz w:val="21"/>
+                <w:szCs w:val="21"/>
+                <w:lang w:eastAsia="en-US"/>
+              </w:rPr>
+            </w:pPr>
+            <w:r>
+              <w:rPr>
+                <w:rFonts w:hint="eastAsia" w:ascii="宋体" w:hAnsi="宋体" w:cs="宋体"/>
+                <w:sz w:val="21"/>
+                <w:szCs w:val="21"/>
+                <w:lang w:eastAsia="en-US"/>
               </w:rPr>
               <w:t>[7]</w:t>
             </w:r>
@@ -1377,25 +1448,27 @@
           </w:tcPr>
           <w:p>
             <w:pPr>
-              <w:pStyle w:val="TableParagraph"/>
+              <w:pStyle w:val="20"/>
+              <w:autoSpaceDE w:val="0"/>
+              <w:autoSpaceDN w:val="0"/>
               <w:spacing w:before="87"/>
               <w:jc w:val="center"/>
               <w:rPr>
-                <w:rFonts w:ascii="宋体" w:hAnsi="宋体" w:cs="宋体" w:hint="eastAsia"/>
-                <w:sz w:val="21"/>
-                <w:szCs w:val="21"/>
-              </w:rPr>
-            </w:pPr>
-            <w:proofErr w:type="spellStart"/>
-            <w:r>
-              <w:rPr>
-                <w:rFonts w:ascii="宋体" w:hAnsi="宋体" w:cs="宋体" w:hint="eastAsia"/>
-                <w:sz w:val="21"/>
-                <w:szCs w:val="21"/>
+                <w:rFonts w:hint="eastAsia" w:ascii="宋体" w:hAnsi="宋体" w:cs="宋体"/>
+                <w:sz w:val="21"/>
+                <w:szCs w:val="21"/>
+                <w:lang w:eastAsia="en-US"/>
+              </w:rPr>
+            </w:pPr>
+            <w:r>
+              <w:rPr>
+                <w:rFonts w:hint="eastAsia" w:ascii="宋体" w:hAnsi="宋体" w:cs="宋体"/>
+                <w:sz w:val="21"/>
+                <w:szCs w:val="21"/>
+                <w:lang w:eastAsia="en-US"/>
               </w:rPr>
               <w:t>注册代码</w:t>
             </w:r>
-            <w:proofErr w:type="spellEnd"/>
           </w:p>
         </w:tc>
         <w:tc>
@@ -1409,20 +1482,24 @@
           </w:tcPr>
           <w:p>
             <w:pPr>
-              <w:pStyle w:val="TableParagraph"/>
+              <w:pStyle w:val="20"/>
+              <w:autoSpaceDE w:val="0"/>
+              <w:autoSpaceDN w:val="0"/>
               <w:spacing w:before="87"/>
               <w:jc w:val="center"/>
               <w:rPr>
-                <w:rFonts w:ascii="宋体" w:hAnsi="宋体" w:cs="宋体" w:hint="eastAsia"/>
-                <w:sz w:val="21"/>
-                <w:szCs w:val="21"/>
-              </w:rPr>
-            </w:pPr>
-            <w:r>
-              <w:rPr>
-                <w:rFonts w:ascii="宋体" w:hAnsi="宋体" w:cs="宋体" w:hint="eastAsia"/>
-                <w:sz w:val="21"/>
-                <w:szCs w:val="21"/>
+                <w:rFonts w:hint="eastAsia" w:ascii="宋体" w:hAnsi="宋体" w:cs="宋体"/>
+                <w:sz w:val="21"/>
+                <w:szCs w:val="21"/>
+                <w:lang w:eastAsia="en-US"/>
+              </w:rPr>
+            </w:pPr>
+            <w:r>
+              <w:rPr>
+                <w:rFonts w:hint="eastAsia" w:ascii="宋体" w:hAnsi="宋体" w:cs="宋体"/>
+                <w:sz w:val="21"/>
+                <w:szCs w:val="21"/>
+                <w:lang w:eastAsia="en-US"/>
               </w:rPr>
               <w:t>[8]</w:t>
             </w:r>
@@ -1431,14 +1508,30 @@
       </w:tr>
       <w:bookmarkEnd w:id="1"/>
       <w:tr>
+        <w:tblPrEx>
+          <w:tblBorders>
+            <w:top w:val="single" w:color="000000" w:sz="12" w:space="0"/>
+            <w:left w:val="single" w:color="000000" w:sz="12" w:space="0"/>
+            <w:bottom w:val="single" w:color="000000" w:sz="12" w:space="0"/>
+            <w:right w:val="single" w:color="000000" w:sz="12" w:space="0"/>
+            <w:insideH w:val="single" w:color="000000" w:sz="4" w:space="0"/>
+            <w:insideV w:val="single" w:color="000000" w:sz="4" w:space="0"/>
+          </w:tblBorders>
+          <w:tblCellMar>
+            <w:top w:w="0" w:type="dxa"/>
+            <w:left w:w="0" w:type="dxa"/>
+            <w:bottom w:w="0" w:type="dxa"/>
+            <w:right w:w="0" w:type="dxa"/>
+          </w:tblCellMar>
+        </w:tblPrEx>
         <w:trPr>
-          <w:trHeight w:val="397"/>
+          <w:trHeight w:val="397" w:hRule="atLeast"/>
           <w:jc w:val="center"/>
         </w:trPr>
         <w:tc>
           <w:tcPr>
             <w:tcW w:w="1705" w:type="dxa"/>
-            <w:vMerge/>
+            <w:vMerge w:val="continue"/>
             <w:tcBorders>
               <w:tl2br w:val="nil"/>
               <w:tr2bl w:val="nil"/>
@@ -1446,11 +1539,14 @@
           </w:tcPr>
           <w:p>
             <w:pPr>
-              <w:jc w:val="center"/>
-              <w:rPr>
-                <w:rFonts w:ascii="宋体" w:hAnsi="宋体" w:cs="宋体" w:hint="eastAsia"/>
-                <w:sz w:val="21"/>
-                <w:szCs w:val="21"/>
+              <w:autoSpaceDE w:val="0"/>
+              <w:autoSpaceDN w:val="0"/>
+              <w:jc w:val="center"/>
+              <w:rPr>
+                <w:rFonts w:hint="eastAsia" w:ascii="宋体" w:hAnsi="宋体" w:cs="宋体"/>
+                <w:sz w:val="21"/>
+                <w:szCs w:val="21"/>
+                <w:lang w:eastAsia="en-US"/>
               </w:rPr>
             </w:pPr>
           </w:p>
@@ -1466,25 +1562,27 @@
           </w:tcPr>
           <w:p>
             <w:pPr>
-              <w:pStyle w:val="TableParagraph"/>
+              <w:pStyle w:val="20"/>
+              <w:autoSpaceDE w:val="0"/>
+              <w:autoSpaceDN w:val="0"/>
               <w:spacing w:before="87"/>
               <w:jc w:val="center"/>
               <w:rPr>
-                <w:rFonts w:ascii="宋体" w:hAnsi="宋体" w:cs="宋体" w:hint="eastAsia"/>
-                <w:sz w:val="21"/>
-                <w:szCs w:val="21"/>
-              </w:rPr>
-            </w:pPr>
-            <w:proofErr w:type="spellStart"/>
-            <w:r>
-              <w:rPr>
-                <w:rFonts w:ascii="宋体" w:hAnsi="宋体" w:cs="宋体" w:hint="eastAsia"/>
-                <w:sz w:val="21"/>
-                <w:szCs w:val="21"/>
+                <w:rFonts w:hint="eastAsia" w:ascii="宋体" w:hAnsi="宋体" w:cs="宋体"/>
+                <w:sz w:val="21"/>
+                <w:szCs w:val="21"/>
+                <w:lang w:eastAsia="en-US"/>
+              </w:rPr>
+            </w:pPr>
+            <w:r>
+              <w:rPr>
+                <w:rFonts w:hint="eastAsia" w:ascii="宋体" w:hAnsi="宋体" w:cs="宋体"/>
+                <w:sz w:val="21"/>
+                <w:szCs w:val="21"/>
+                <w:lang w:eastAsia="en-US"/>
               </w:rPr>
               <w:t>出厂编号</w:t>
             </w:r>
-            <w:proofErr w:type="spellEnd"/>
           </w:p>
         </w:tc>
         <w:tc>
@@ -1499,20 +1597,24 @@
           </w:tcPr>
           <w:p>
             <w:pPr>
-              <w:pStyle w:val="TableParagraph"/>
+              <w:pStyle w:val="20"/>
+              <w:autoSpaceDE w:val="0"/>
+              <w:autoSpaceDN w:val="0"/>
               <w:spacing w:before="87"/>
               <w:jc w:val="center"/>
               <w:rPr>
-                <w:rFonts w:ascii="宋体" w:hAnsi="宋体" w:cs="宋体" w:hint="eastAsia"/>
-                <w:sz w:val="21"/>
-                <w:szCs w:val="21"/>
-              </w:rPr>
-            </w:pPr>
-            <w:r>
-              <w:rPr>
-                <w:rFonts w:ascii="宋体" w:hAnsi="宋体" w:cs="宋体" w:hint="eastAsia"/>
-                <w:sz w:val="21"/>
-                <w:szCs w:val="21"/>
+                <w:rFonts w:hint="eastAsia" w:ascii="宋体" w:hAnsi="宋体" w:cs="宋体"/>
+                <w:sz w:val="21"/>
+                <w:szCs w:val="21"/>
+                <w:lang w:eastAsia="en-US"/>
+              </w:rPr>
+            </w:pPr>
+            <w:r>
+              <w:rPr>
+                <w:rFonts w:hint="eastAsia" w:ascii="宋体" w:hAnsi="宋体" w:cs="宋体"/>
+                <w:sz w:val="21"/>
+                <w:szCs w:val="21"/>
+                <w:lang w:eastAsia="en-US"/>
               </w:rPr>
               <w:t>[9]</w:t>
             </w:r>
@@ -1530,25 +1632,27 @@
           </w:tcPr>
           <w:p>
             <w:pPr>
-              <w:pStyle w:val="TableParagraph"/>
+              <w:pStyle w:val="20"/>
+              <w:autoSpaceDE w:val="0"/>
+              <w:autoSpaceDN w:val="0"/>
               <w:spacing w:before="87"/>
               <w:jc w:val="center"/>
               <w:rPr>
-                <w:rFonts w:ascii="宋体" w:hAnsi="宋体" w:cs="宋体" w:hint="eastAsia"/>
-                <w:sz w:val="21"/>
-                <w:szCs w:val="21"/>
-              </w:rPr>
-            </w:pPr>
-            <w:proofErr w:type="spellStart"/>
-            <w:r>
-              <w:rPr>
-                <w:rFonts w:ascii="宋体" w:hAnsi="宋体" w:cs="宋体" w:hint="eastAsia"/>
-                <w:sz w:val="21"/>
-                <w:szCs w:val="21"/>
+                <w:rFonts w:hint="eastAsia" w:ascii="宋体" w:hAnsi="宋体" w:cs="宋体"/>
+                <w:sz w:val="21"/>
+                <w:szCs w:val="21"/>
+                <w:lang w:eastAsia="en-US"/>
+              </w:rPr>
+            </w:pPr>
+            <w:r>
+              <w:rPr>
+                <w:rFonts w:hint="eastAsia" w:ascii="宋体" w:hAnsi="宋体" w:cs="宋体"/>
+                <w:sz w:val="21"/>
+                <w:szCs w:val="21"/>
+                <w:lang w:eastAsia="en-US"/>
               </w:rPr>
               <w:t>额定速度</w:t>
             </w:r>
-            <w:proofErr w:type="spellEnd"/>
           </w:p>
         </w:tc>
         <w:tc>
@@ -1563,20 +1667,24 @@
           </w:tcPr>
           <w:p>
             <w:pPr>
-              <w:pStyle w:val="TableParagraph"/>
+              <w:pStyle w:val="20"/>
+              <w:autoSpaceDE w:val="0"/>
+              <w:autoSpaceDN w:val="0"/>
               <w:spacing w:before="87"/>
               <w:jc w:val="center"/>
               <w:rPr>
-                <w:rFonts w:ascii="宋体" w:hAnsi="宋体" w:cs="宋体" w:hint="eastAsia"/>
-                <w:sz w:val="21"/>
-                <w:szCs w:val="21"/>
-              </w:rPr>
-            </w:pPr>
-            <w:r>
-              <w:rPr>
-                <w:rFonts w:ascii="宋体" w:hAnsi="宋体" w:cs="宋体" w:hint="eastAsia"/>
-                <w:sz w:val="21"/>
-                <w:szCs w:val="21"/>
+                <w:rFonts w:hint="eastAsia" w:ascii="宋体" w:hAnsi="宋体" w:cs="宋体"/>
+                <w:sz w:val="21"/>
+                <w:szCs w:val="21"/>
+                <w:lang w:eastAsia="en-US"/>
+              </w:rPr>
+            </w:pPr>
+            <w:r>
+              <w:rPr>
+                <w:rFonts w:hint="eastAsia" w:ascii="宋体" w:hAnsi="宋体" w:cs="宋体"/>
+                <w:sz w:val="21"/>
+                <w:szCs w:val="21"/>
+                <w:lang w:eastAsia="en-US"/>
               </w:rPr>
               <w:t>[10]</w:t>
             </w:r>
@@ -1584,8 +1692,24 @@
         </w:tc>
       </w:tr>
       <w:tr>
+        <w:tblPrEx>
+          <w:tblBorders>
+            <w:top w:val="single" w:color="000000" w:sz="12" w:space="0"/>
+            <w:left w:val="single" w:color="000000" w:sz="12" w:space="0"/>
+            <w:bottom w:val="single" w:color="000000" w:sz="12" w:space="0"/>
+            <w:right w:val="single" w:color="000000" w:sz="12" w:space="0"/>
+            <w:insideH w:val="single" w:color="000000" w:sz="4" w:space="0"/>
+            <w:insideV w:val="single" w:color="000000" w:sz="4" w:space="0"/>
+          </w:tblBorders>
+          <w:tblCellMar>
+            <w:top w:w="0" w:type="dxa"/>
+            <w:left w:w="0" w:type="dxa"/>
+            <w:bottom w:w="0" w:type="dxa"/>
+            <w:right w:w="0" w:type="dxa"/>
+          </w:tblCellMar>
+        </w:tblPrEx>
         <w:trPr>
-          <w:trHeight w:val="397"/>
+          <w:trHeight w:val="397" w:hRule="atLeast"/>
           <w:jc w:val="center"/>
         </w:trPr>
         <w:tc>
@@ -1600,43 +1724,47 @@
           </w:tcPr>
           <w:p>
             <w:pPr>
-              <w:jc w:val="center"/>
-              <w:rPr>
-                <w:rFonts w:ascii="宋体" w:hAnsi="宋体" w:cs="宋体" w:hint="eastAsia"/>
-                <w:sz w:val="21"/>
-                <w:szCs w:val="21"/>
-              </w:rPr>
-            </w:pPr>
-            <w:proofErr w:type="spellStart"/>
-            <w:r>
-              <w:rPr>
-                <w:rFonts w:ascii="宋体" w:hAnsi="宋体" w:cs="宋体" w:hint="eastAsia"/>
-                <w:sz w:val="21"/>
-                <w:szCs w:val="21"/>
+              <w:autoSpaceDE w:val="0"/>
+              <w:autoSpaceDN w:val="0"/>
+              <w:jc w:val="center"/>
+              <w:rPr>
+                <w:rFonts w:hint="eastAsia" w:ascii="宋体" w:hAnsi="宋体" w:cs="宋体"/>
+                <w:sz w:val="21"/>
+                <w:szCs w:val="21"/>
+                <w:lang w:eastAsia="en-US"/>
+              </w:rPr>
+            </w:pPr>
+            <w:r>
+              <w:rPr>
+                <w:rFonts w:hint="eastAsia" w:ascii="宋体" w:hAnsi="宋体" w:cs="宋体"/>
+                <w:sz w:val="21"/>
+                <w:szCs w:val="21"/>
+                <w:lang w:eastAsia="en-US"/>
               </w:rPr>
               <w:t>限速器</w:t>
             </w:r>
-            <w:proofErr w:type="spellEnd"/>
-          </w:p>
-          <w:p>
-            <w:pPr>
-              <w:jc w:val="center"/>
-              <w:rPr>
-                <w:rFonts w:ascii="宋体" w:hAnsi="宋体" w:cs="宋体" w:hint="eastAsia"/>
-                <w:sz w:val="21"/>
-                <w:szCs w:val="21"/>
-              </w:rPr>
-            </w:pPr>
-            <w:proofErr w:type="spellStart"/>
-            <w:r>
-              <w:rPr>
-                <w:rFonts w:ascii="宋体" w:hAnsi="宋体" w:cs="宋体" w:hint="eastAsia"/>
-                <w:sz w:val="21"/>
-                <w:szCs w:val="21"/>
+          </w:p>
+          <w:p>
+            <w:pPr>
+              <w:autoSpaceDE w:val="0"/>
+              <w:autoSpaceDN w:val="0"/>
+              <w:jc w:val="center"/>
+              <w:rPr>
+                <w:rFonts w:hint="eastAsia" w:ascii="宋体" w:hAnsi="宋体" w:cs="宋体"/>
+                <w:sz w:val="21"/>
+                <w:szCs w:val="21"/>
+                <w:lang w:eastAsia="en-US"/>
+              </w:rPr>
+            </w:pPr>
+            <w:r>
+              <w:rPr>
+                <w:rFonts w:hint="eastAsia" w:ascii="宋体" w:hAnsi="宋体" w:cs="宋体"/>
+                <w:sz w:val="21"/>
+                <w:szCs w:val="21"/>
+                <w:lang w:eastAsia="en-US"/>
               </w:rPr>
               <w:t>信息参数</w:t>
             </w:r>
-            <w:proofErr w:type="spellEnd"/>
           </w:p>
         </w:tc>
         <w:tc>
@@ -1650,23 +1778,25 @@
           </w:tcPr>
           <w:p>
             <w:pPr>
-              <w:jc w:val="center"/>
-              <w:rPr>
-                <w:rFonts w:ascii="宋体" w:hAnsi="宋体" w:cs="宋体" w:hint="eastAsia"/>
-                <w:sz w:val="21"/>
-                <w:szCs w:val="21"/>
-              </w:rPr>
-            </w:pPr>
-            <w:proofErr w:type="spellStart"/>
-            <w:r>
-              <w:rPr>
-                <w:rFonts w:ascii="宋体" w:hAnsi="宋体" w:cs="宋体" w:hint="eastAsia"/>
-                <w:sz w:val="21"/>
-                <w:szCs w:val="21"/>
+              <w:autoSpaceDE w:val="0"/>
+              <w:autoSpaceDN w:val="0"/>
+              <w:jc w:val="center"/>
+              <w:rPr>
+                <w:rFonts w:hint="eastAsia" w:ascii="宋体" w:hAnsi="宋体" w:cs="宋体"/>
+                <w:sz w:val="21"/>
+                <w:szCs w:val="21"/>
+                <w:lang w:eastAsia="en-US"/>
+              </w:rPr>
+            </w:pPr>
+            <w:r>
+              <w:rPr>
+                <w:rFonts w:hint="eastAsia" w:ascii="宋体" w:hAnsi="宋体" w:cs="宋体"/>
+                <w:sz w:val="21"/>
+                <w:szCs w:val="21"/>
+                <w:lang w:eastAsia="en-US"/>
               </w:rPr>
               <w:t>制造单位</w:t>
             </w:r>
-            <w:proofErr w:type="spellEnd"/>
           </w:p>
         </w:tc>
         <w:tc>
@@ -1681,17 +1811,21 @@
           </w:tcPr>
           <w:p>
             <w:pPr>
-              <w:rPr>
-                <w:rFonts w:ascii="宋体" w:hAnsi="宋体" w:cs="宋体" w:hint="eastAsia"/>
-                <w:sz w:val="21"/>
-                <w:szCs w:val="21"/>
-              </w:rPr>
-            </w:pPr>
-            <w:r>
-              <w:rPr>
-                <w:rFonts w:ascii="宋体" w:hAnsi="宋体" w:cs="宋体" w:hint="eastAsia"/>
-                <w:sz w:val="21"/>
-                <w:szCs w:val="21"/>
+              <w:autoSpaceDE w:val="0"/>
+              <w:autoSpaceDN w:val="0"/>
+              <w:rPr>
+                <w:rFonts w:hint="eastAsia" w:ascii="宋体" w:hAnsi="宋体" w:cs="宋体"/>
+                <w:sz w:val="21"/>
+                <w:szCs w:val="21"/>
+                <w:lang w:eastAsia="en-US"/>
+              </w:rPr>
+            </w:pPr>
+            <w:r>
+              <w:rPr>
+                <w:rFonts w:hint="eastAsia" w:ascii="宋体" w:hAnsi="宋体" w:cs="宋体"/>
+                <w:sz w:val="21"/>
+                <w:szCs w:val="21"/>
+                <w:lang w:eastAsia="en-US"/>
               </w:rPr>
               <w:t>[11]</w:t>
             </w:r>
@@ -1699,14 +1833,30 @@
         </w:tc>
       </w:tr>
       <w:tr>
+        <w:tblPrEx>
+          <w:tblBorders>
+            <w:top w:val="single" w:color="000000" w:sz="12" w:space="0"/>
+            <w:left w:val="single" w:color="000000" w:sz="12" w:space="0"/>
+            <w:bottom w:val="single" w:color="000000" w:sz="12" w:space="0"/>
+            <w:right w:val="single" w:color="000000" w:sz="12" w:space="0"/>
+            <w:insideH w:val="single" w:color="000000" w:sz="4" w:space="0"/>
+            <w:insideV w:val="single" w:color="000000" w:sz="4" w:space="0"/>
+          </w:tblBorders>
+          <w:tblCellMar>
+            <w:top w:w="0" w:type="dxa"/>
+            <w:left w:w="0" w:type="dxa"/>
+            <w:bottom w:w="0" w:type="dxa"/>
+            <w:right w:w="0" w:type="dxa"/>
+          </w:tblCellMar>
+        </w:tblPrEx>
         <w:trPr>
-          <w:trHeight w:val="397"/>
+          <w:trHeight w:val="397" w:hRule="atLeast"/>
           <w:jc w:val="center"/>
         </w:trPr>
         <w:tc>
           <w:tcPr>
             <w:tcW w:w="1705" w:type="dxa"/>
-            <w:vMerge/>
+            <w:vMerge w:val="continue"/>
             <w:tcBorders>
               <w:tl2br w:val="nil"/>
               <w:tr2bl w:val="nil"/>
@@ -1714,11 +1864,14 @@
           </w:tcPr>
           <w:p>
             <w:pPr>
-              <w:jc w:val="center"/>
-              <w:rPr>
-                <w:rFonts w:ascii="宋体" w:hAnsi="宋体" w:cs="宋体" w:hint="eastAsia"/>
-                <w:sz w:val="21"/>
-                <w:szCs w:val="21"/>
+              <w:autoSpaceDE w:val="0"/>
+              <w:autoSpaceDN w:val="0"/>
+              <w:jc w:val="center"/>
+              <w:rPr>
+                <w:rFonts w:hint="eastAsia" w:ascii="宋体" w:hAnsi="宋体" w:cs="宋体"/>
+                <w:sz w:val="21"/>
+                <w:szCs w:val="21"/>
+                <w:lang w:eastAsia="en-US"/>
               </w:rPr>
             </w:pPr>
           </w:p>
@@ -1734,25 +1887,27 @@
           </w:tcPr>
           <w:p>
             <w:pPr>
-              <w:pStyle w:val="TableParagraph"/>
+              <w:pStyle w:val="20"/>
+              <w:autoSpaceDE w:val="0"/>
+              <w:autoSpaceDN w:val="0"/>
               <w:spacing w:before="87"/>
               <w:jc w:val="center"/>
               <w:rPr>
-                <w:rFonts w:ascii="宋体" w:hAnsi="宋体" w:cs="宋体" w:hint="eastAsia"/>
-                <w:sz w:val="21"/>
-                <w:szCs w:val="21"/>
-              </w:rPr>
-            </w:pPr>
-            <w:proofErr w:type="spellStart"/>
-            <w:r>
-              <w:rPr>
-                <w:rFonts w:ascii="宋体" w:hAnsi="宋体" w:cs="宋体" w:hint="eastAsia"/>
-                <w:sz w:val="21"/>
-                <w:szCs w:val="21"/>
+                <w:rFonts w:hint="eastAsia" w:ascii="宋体" w:hAnsi="宋体" w:cs="宋体"/>
+                <w:sz w:val="21"/>
+                <w:szCs w:val="21"/>
+                <w:lang w:eastAsia="en-US"/>
+              </w:rPr>
+            </w:pPr>
+            <w:r>
+              <w:rPr>
+                <w:rFonts w:hint="eastAsia" w:ascii="宋体" w:hAnsi="宋体" w:cs="宋体"/>
+                <w:sz w:val="21"/>
+                <w:szCs w:val="21"/>
+                <w:lang w:eastAsia="en-US"/>
               </w:rPr>
               <w:t>型号</w:t>
             </w:r>
-            <w:proofErr w:type="spellEnd"/>
           </w:p>
         </w:tc>
         <w:tc>
@@ -1767,20 +1922,24 @@
           </w:tcPr>
           <w:p>
             <w:pPr>
-              <w:pStyle w:val="TableParagraph"/>
+              <w:pStyle w:val="20"/>
+              <w:autoSpaceDE w:val="0"/>
+              <w:autoSpaceDN w:val="0"/>
               <w:spacing w:before="87"/>
               <w:jc w:val="center"/>
               <w:rPr>
-                <w:rFonts w:ascii="宋体" w:hAnsi="宋体" w:cs="宋体" w:hint="eastAsia"/>
-                <w:sz w:val="21"/>
-                <w:szCs w:val="21"/>
-              </w:rPr>
-            </w:pPr>
-            <w:r>
-              <w:rPr>
-                <w:rFonts w:ascii="宋体" w:hAnsi="宋体" w:cs="宋体" w:hint="eastAsia"/>
-                <w:sz w:val="21"/>
-                <w:szCs w:val="21"/>
+                <w:rFonts w:hint="eastAsia" w:ascii="宋体" w:hAnsi="宋体" w:cs="宋体"/>
+                <w:sz w:val="21"/>
+                <w:szCs w:val="21"/>
+                <w:lang w:eastAsia="en-US"/>
+              </w:rPr>
+            </w:pPr>
+            <w:r>
+              <w:rPr>
+                <w:rFonts w:hint="eastAsia" w:ascii="宋体" w:hAnsi="宋体" w:cs="宋体"/>
+                <w:sz w:val="21"/>
+                <w:szCs w:val="21"/>
+                <w:lang w:eastAsia="en-US"/>
               </w:rPr>
               <w:t>[12]</w:t>
             </w:r>
@@ -1798,25 +1957,27 @@
           </w:tcPr>
           <w:p>
             <w:pPr>
-              <w:pStyle w:val="TableParagraph"/>
+              <w:pStyle w:val="20"/>
+              <w:autoSpaceDE w:val="0"/>
+              <w:autoSpaceDN w:val="0"/>
               <w:spacing w:before="87"/>
               <w:jc w:val="center"/>
               <w:rPr>
-                <w:rFonts w:ascii="宋体" w:hAnsi="宋体" w:cs="宋体" w:hint="eastAsia"/>
-                <w:sz w:val="21"/>
-                <w:szCs w:val="21"/>
-              </w:rPr>
-            </w:pPr>
-            <w:proofErr w:type="spellStart"/>
-            <w:r>
-              <w:rPr>
-                <w:rFonts w:ascii="宋体" w:hAnsi="宋体" w:cs="宋体" w:hint="eastAsia"/>
-                <w:sz w:val="21"/>
-                <w:szCs w:val="21"/>
+                <w:rFonts w:hint="eastAsia" w:ascii="宋体" w:hAnsi="宋体" w:cs="宋体"/>
+                <w:sz w:val="21"/>
+                <w:szCs w:val="21"/>
+                <w:lang w:eastAsia="en-US"/>
+              </w:rPr>
+            </w:pPr>
+            <w:r>
+              <w:rPr>
+                <w:rFonts w:hint="eastAsia" w:ascii="宋体" w:hAnsi="宋体" w:cs="宋体"/>
+                <w:sz w:val="21"/>
+                <w:szCs w:val="21"/>
+                <w:lang w:eastAsia="en-US"/>
               </w:rPr>
               <w:t>产品编号</w:t>
             </w:r>
-            <w:proofErr w:type="spellEnd"/>
           </w:p>
         </w:tc>
         <w:tc>
@@ -1831,20 +1992,24 @@
           </w:tcPr>
           <w:p>
             <w:pPr>
-              <w:pStyle w:val="TableParagraph"/>
+              <w:pStyle w:val="20"/>
+              <w:autoSpaceDE w:val="0"/>
+              <w:autoSpaceDN w:val="0"/>
               <w:spacing w:before="87"/>
               <w:jc w:val="center"/>
               <w:rPr>
-                <w:rFonts w:ascii="宋体" w:hAnsi="宋体" w:cs="宋体" w:hint="eastAsia"/>
-                <w:sz w:val="21"/>
-                <w:szCs w:val="21"/>
-              </w:rPr>
-            </w:pPr>
-            <w:r>
-              <w:rPr>
-                <w:rFonts w:ascii="宋体" w:hAnsi="宋体" w:cs="宋体" w:hint="eastAsia"/>
-                <w:sz w:val="21"/>
-                <w:szCs w:val="21"/>
+                <w:rFonts w:hint="eastAsia" w:ascii="宋体" w:hAnsi="宋体" w:cs="宋体"/>
+                <w:sz w:val="21"/>
+                <w:szCs w:val="21"/>
+                <w:lang w:eastAsia="en-US"/>
+              </w:rPr>
+            </w:pPr>
+            <w:r>
+              <w:rPr>
+                <w:rFonts w:hint="eastAsia" w:ascii="宋体" w:hAnsi="宋体" w:cs="宋体"/>
+                <w:sz w:val="21"/>
+                <w:szCs w:val="21"/>
+                <w:lang w:eastAsia="en-US"/>
               </w:rPr>
               <w:t>[13]</w:t>
             </w:r>
@@ -1852,14 +2017,30 @@
         </w:tc>
       </w:tr>
       <w:tr>
+        <w:tblPrEx>
+          <w:tblBorders>
+            <w:top w:val="single" w:color="000000" w:sz="12" w:space="0"/>
+            <w:left w:val="single" w:color="000000" w:sz="12" w:space="0"/>
+            <w:bottom w:val="single" w:color="000000" w:sz="12" w:space="0"/>
+            <w:right w:val="single" w:color="000000" w:sz="12" w:space="0"/>
+            <w:insideH w:val="single" w:color="000000" w:sz="4" w:space="0"/>
+            <w:insideV w:val="single" w:color="000000" w:sz="4" w:space="0"/>
+          </w:tblBorders>
+          <w:tblCellMar>
+            <w:top w:w="0" w:type="dxa"/>
+            <w:left w:w="0" w:type="dxa"/>
+            <w:bottom w:w="0" w:type="dxa"/>
+            <w:right w:w="0" w:type="dxa"/>
+          </w:tblCellMar>
+        </w:tblPrEx>
         <w:trPr>
-          <w:trHeight w:val="397"/>
+          <w:trHeight w:val="397" w:hRule="atLeast"/>
           <w:jc w:val="center"/>
         </w:trPr>
         <w:tc>
           <w:tcPr>
             <w:tcW w:w="1705" w:type="dxa"/>
-            <w:vMerge/>
+            <w:vMerge w:val="continue"/>
             <w:tcBorders>
               <w:tl2br w:val="nil"/>
               <w:tr2bl w:val="nil"/>
@@ -1867,11 +2048,14 @@
           </w:tcPr>
           <w:p>
             <w:pPr>
-              <w:jc w:val="center"/>
-              <w:rPr>
-                <w:rFonts w:ascii="宋体" w:hAnsi="宋体" w:cs="宋体" w:hint="eastAsia"/>
-                <w:sz w:val="21"/>
-                <w:szCs w:val="21"/>
+              <w:autoSpaceDE w:val="0"/>
+              <w:autoSpaceDN w:val="0"/>
+              <w:jc w:val="center"/>
+              <w:rPr>
+                <w:rFonts w:hint="eastAsia" w:ascii="宋体" w:hAnsi="宋体" w:cs="宋体"/>
+                <w:sz w:val="21"/>
+                <w:szCs w:val="21"/>
+                <w:lang w:eastAsia="en-US"/>
               </w:rPr>
             </w:pPr>
           </w:p>
@@ -1887,23 +2071,25 @@
           </w:tcPr>
           <w:p>
             <w:pPr>
-              <w:jc w:val="center"/>
-              <w:rPr>
-                <w:rFonts w:ascii="宋体" w:hAnsi="宋体" w:cs="宋体" w:hint="eastAsia"/>
-                <w:sz w:val="21"/>
-                <w:szCs w:val="21"/>
-              </w:rPr>
-            </w:pPr>
-            <w:proofErr w:type="spellStart"/>
-            <w:r>
-              <w:rPr>
-                <w:rFonts w:ascii="宋体" w:hAnsi="宋体" w:cs="宋体" w:hint="eastAsia"/>
-                <w:sz w:val="21"/>
-                <w:szCs w:val="21"/>
+              <w:autoSpaceDE w:val="0"/>
+              <w:autoSpaceDN w:val="0"/>
+              <w:jc w:val="center"/>
+              <w:rPr>
+                <w:rFonts w:hint="eastAsia" w:ascii="宋体" w:hAnsi="宋体" w:cs="宋体"/>
+                <w:sz w:val="21"/>
+                <w:szCs w:val="21"/>
+                <w:lang w:eastAsia="en-US"/>
+              </w:rPr>
+            </w:pPr>
+            <w:r>
+              <w:rPr>
+                <w:rFonts w:hint="eastAsia" w:ascii="宋体" w:hAnsi="宋体" w:cs="宋体"/>
+                <w:sz w:val="21"/>
+                <w:szCs w:val="21"/>
+                <w:lang w:eastAsia="en-US"/>
               </w:rPr>
               <w:t>作用位置</w:t>
             </w:r>
-            <w:proofErr w:type="spellEnd"/>
           </w:p>
         </w:tc>
         <w:tc>
@@ -1918,49 +2104,25 @@
           </w:tcPr>
           <w:p>
             <w:pPr>
-              <w:jc w:val="center"/>
-              <w:rPr>
-                <w:rFonts w:ascii="宋体" w:hAnsi="宋体" w:cs="宋体" w:hint="eastAsia"/>
-                <w:sz w:val="21"/>
-                <w:szCs w:val="21"/>
-              </w:rPr>
-            </w:pPr>
-            <w:r>
-              <w:rPr>
-                <w:rFonts w:ascii="宋体" w:hAnsi="宋体" w:cs="宋体" w:hint="eastAsia"/>
-                <w:sz w:val="21"/>
-                <w:szCs w:val="21"/>
-              </w:rPr>
-              <w:t>☑</w:t>
-            </w:r>
-            <w:proofErr w:type="spellStart"/>
-            <w:r>
-              <w:rPr>
-                <w:rFonts w:ascii="宋体" w:hAnsi="宋体" w:cs="宋体" w:hint="eastAsia"/>
-                <w:sz w:val="21"/>
-                <w:szCs w:val="21"/>
-              </w:rPr>
-              <w:t>轿厢</w:t>
-            </w:r>
-            <w:proofErr w:type="spellEnd"/>
-            <w:r>
-              <w:rPr>
-                <w:rFonts w:ascii="宋体" w:hAnsi="宋体" w:cs="宋体" w:hint="eastAsia"/>
-                <w:sz w:val="21"/>
-                <w:szCs w:val="21"/>
-              </w:rPr>
-              <w:t xml:space="preserve">    □</w:t>
-            </w:r>
-            <w:proofErr w:type="spellStart"/>
-            <w:r>
-              <w:rPr>
-                <w:rFonts w:ascii="宋体" w:hAnsi="宋体" w:cs="宋体" w:hint="eastAsia"/>
-                <w:sz w:val="21"/>
-                <w:szCs w:val="21"/>
-              </w:rPr>
-              <w:t>对重</w:t>
-            </w:r>
-            <w:proofErr w:type="spellEnd"/>
+              <w:autoSpaceDE w:val="0"/>
+              <w:autoSpaceDN w:val="0"/>
+              <w:jc w:val="center"/>
+              <w:rPr>
+                <w:rFonts w:hint="eastAsia" w:ascii="宋体" w:hAnsi="宋体" w:cs="宋体"/>
+                <w:sz w:val="21"/>
+                <w:szCs w:val="21"/>
+                <w:lang w:eastAsia="en-US"/>
+              </w:rPr>
+            </w:pPr>
+            <w:r>
+              <w:rPr>
+                <w:rFonts w:hint="eastAsia" w:ascii="宋体" w:hAnsi="宋体" w:cs="宋体"/>
+                <w:sz w:val="21"/>
+                <w:szCs w:val="21"/>
+                <w:lang w:eastAsia="en-US"/>
+              </w:rPr>
+              <w:t>☑轿厢    □对重</w:t>
+            </w:r>
           </w:p>
         </w:tc>
         <w:tc>
@@ -1975,23 +2137,25 @@
           </w:tcPr>
           <w:p>
             <w:pPr>
-              <w:jc w:val="center"/>
-              <w:rPr>
-                <w:rFonts w:ascii="宋体" w:hAnsi="宋体" w:cs="宋体" w:hint="eastAsia"/>
-                <w:sz w:val="21"/>
-                <w:szCs w:val="21"/>
-              </w:rPr>
-            </w:pPr>
-            <w:proofErr w:type="spellStart"/>
-            <w:r>
-              <w:rPr>
-                <w:rFonts w:ascii="宋体" w:hAnsi="宋体" w:cs="宋体" w:hint="eastAsia"/>
-                <w:sz w:val="21"/>
-                <w:szCs w:val="21"/>
+              <w:autoSpaceDE w:val="0"/>
+              <w:autoSpaceDN w:val="0"/>
+              <w:jc w:val="center"/>
+              <w:rPr>
+                <w:rFonts w:hint="eastAsia" w:ascii="宋体" w:hAnsi="宋体" w:cs="宋体"/>
+                <w:sz w:val="21"/>
+                <w:szCs w:val="21"/>
+                <w:lang w:eastAsia="en-US"/>
+              </w:rPr>
+            </w:pPr>
+            <w:r>
+              <w:rPr>
+                <w:rFonts w:hint="eastAsia" w:ascii="宋体" w:hAnsi="宋体" w:cs="宋体"/>
+                <w:sz w:val="21"/>
+                <w:szCs w:val="21"/>
+                <w:lang w:eastAsia="en-US"/>
               </w:rPr>
               <w:t>限速器类型</w:t>
             </w:r>
-            <w:proofErr w:type="spellEnd"/>
           </w:p>
         </w:tc>
         <w:tc>
@@ -2006,18 +2170,22 @@
           </w:tcPr>
           <w:p>
             <w:pPr>
-              <w:jc w:val="center"/>
-              <w:rPr>
-                <w:rFonts w:ascii="宋体" w:hAnsi="宋体" w:cs="宋体" w:hint="eastAsia"/>
-                <w:sz w:val="21"/>
-                <w:szCs w:val="21"/>
-              </w:rPr>
-            </w:pPr>
-            <w:r>
-              <w:rPr>
-                <w:rFonts w:ascii="宋体" w:hAnsi="宋体" w:cs="宋体" w:hint="eastAsia"/>
-                <w:sz w:val="21"/>
-                <w:szCs w:val="21"/>
+              <w:autoSpaceDE w:val="0"/>
+              <w:autoSpaceDN w:val="0"/>
+              <w:jc w:val="center"/>
+              <w:rPr>
+                <w:rFonts w:hint="eastAsia" w:ascii="宋体" w:hAnsi="宋体" w:cs="宋体"/>
+                <w:sz w:val="21"/>
+                <w:szCs w:val="21"/>
+                <w:lang w:eastAsia="en-US"/>
+              </w:rPr>
+            </w:pPr>
+            <w:r>
+              <w:rPr>
+                <w:rFonts w:hint="eastAsia" w:ascii="宋体" w:hAnsi="宋体" w:cs="宋体"/>
+                <w:sz w:val="21"/>
+                <w:szCs w:val="21"/>
+                <w:lang w:eastAsia="en-US"/>
               </w:rPr>
               <w:t>[14]</w:t>
             </w:r>
@@ -2025,14 +2193,30 @@
         </w:tc>
       </w:tr>
       <w:tr>
+        <w:tblPrEx>
+          <w:tblBorders>
+            <w:top w:val="single" w:color="000000" w:sz="12" w:space="0"/>
+            <w:left w:val="single" w:color="000000" w:sz="12" w:space="0"/>
+            <w:bottom w:val="single" w:color="000000" w:sz="12" w:space="0"/>
+            <w:right w:val="single" w:color="000000" w:sz="12" w:space="0"/>
+            <w:insideH w:val="single" w:color="000000" w:sz="4" w:space="0"/>
+            <w:insideV w:val="single" w:color="000000" w:sz="4" w:space="0"/>
+          </w:tblBorders>
+          <w:tblCellMar>
+            <w:top w:w="0" w:type="dxa"/>
+            <w:left w:w="0" w:type="dxa"/>
+            <w:bottom w:w="0" w:type="dxa"/>
+            <w:right w:w="0" w:type="dxa"/>
+          </w:tblCellMar>
+        </w:tblPrEx>
         <w:trPr>
-          <w:trHeight w:val="397"/>
+          <w:trHeight w:val="397" w:hRule="atLeast"/>
           <w:jc w:val="center"/>
         </w:trPr>
         <w:tc>
           <w:tcPr>
             <w:tcW w:w="1705" w:type="dxa"/>
-            <w:vMerge/>
+            <w:vMerge w:val="continue"/>
             <w:tcBorders>
               <w:tl2br w:val="nil"/>
               <w:tr2bl w:val="nil"/>
@@ -2040,11 +2224,14 @@
           </w:tcPr>
           <w:p>
             <w:pPr>
-              <w:jc w:val="center"/>
-              <w:rPr>
-                <w:rFonts w:ascii="宋体" w:hAnsi="宋体" w:cs="宋体" w:hint="eastAsia"/>
-                <w:sz w:val="21"/>
-                <w:szCs w:val="21"/>
+              <w:autoSpaceDE w:val="0"/>
+              <w:autoSpaceDN w:val="0"/>
+              <w:jc w:val="center"/>
+              <w:rPr>
+                <w:rFonts w:hint="eastAsia" w:ascii="宋体" w:hAnsi="宋体" w:cs="宋体"/>
+                <w:sz w:val="21"/>
+                <w:szCs w:val="21"/>
+                <w:lang w:eastAsia="en-US"/>
               </w:rPr>
             </w:pPr>
           </w:p>
@@ -2061,23 +2248,25 @@
           </w:tcPr>
           <w:p>
             <w:pPr>
-              <w:jc w:val="center"/>
-              <w:rPr>
-                <w:rFonts w:ascii="宋体" w:hAnsi="宋体" w:cs="宋体" w:hint="eastAsia"/>
-                <w:sz w:val="21"/>
-                <w:szCs w:val="21"/>
-              </w:rPr>
-            </w:pPr>
-            <w:proofErr w:type="spellStart"/>
-            <w:r>
-              <w:rPr>
-                <w:rFonts w:ascii="宋体" w:hAnsi="宋体" w:cs="宋体" w:hint="eastAsia"/>
-                <w:sz w:val="21"/>
-                <w:szCs w:val="21"/>
+              <w:autoSpaceDE w:val="0"/>
+              <w:autoSpaceDN w:val="0"/>
+              <w:jc w:val="center"/>
+              <w:rPr>
+                <w:rFonts w:hint="eastAsia" w:ascii="宋体" w:hAnsi="宋体" w:cs="宋体"/>
+                <w:sz w:val="21"/>
+                <w:szCs w:val="21"/>
+                <w:lang w:eastAsia="en-US"/>
+              </w:rPr>
+            </w:pPr>
+            <w:r>
+              <w:rPr>
+                <w:rFonts w:hint="eastAsia" w:ascii="宋体" w:hAnsi="宋体" w:cs="宋体"/>
+                <w:sz w:val="21"/>
+                <w:szCs w:val="21"/>
+                <w:lang w:eastAsia="en-US"/>
               </w:rPr>
               <w:t>铭牌电气动作速度</w:t>
             </w:r>
-            <w:proofErr w:type="spellEnd"/>
           </w:p>
         </w:tc>
         <w:tc>
@@ -2092,35 +2281,53 @@
           </w:tcPr>
           <w:p>
             <w:pPr>
-              <w:jc w:val="center"/>
-              <w:rPr>
-                <w:rFonts w:ascii="宋体" w:hAnsi="宋体" w:cs="宋体" w:hint="eastAsia"/>
-                <w:sz w:val="21"/>
-                <w:szCs w:val="21"/>
-              </w:rPr>
-            </w:pPr>
-            <w:proofErr w:type="spellStart"/>
-            <w:r>
-              <w:rPr>
-                <w:rFonts w:ascii="宋体" w:hAnsi="宋体" w:cs="宋体" w:hint="eastAsia"/>
-                <w:sz w:val="21"/>
-                <w:szCs w:val="21"/>
+              <w:autoSpaceDE w:val="0"/>
+              <w:autoSpaceDN w:val="0"/>
+              <w:jc w:val="center"/>
+              <w:rPr>
+                <w:rFonts w:hint="eastAsia" w:ascii="宋体" w:hAnsi="宋体" w:cs="宋体"/>
+                <w:sz w:val="21"/>
+                <w:szCs w:val="21"/>
+                <w:lang w:eastAsia="en-US"/>
+              </w:rPr>
+            </w:pPr>
+            <w:r>
+              <w:rPr>
+                <w:rFonts w:hint="eastAsia" w:ascii="宋体" w:hAnsi="宋体" w:cs="宋体"/>
+                <w:sz w:val="21"/>
+                <w:szCs w:val="21"/>
+                <w:lang w:eastAsia="en-US"/>
               </w:rPr>
               <w:t>铭牌机械动作速度</w:t>
             </w:r>
-            <w:proofErr w:type="spellEnd"/>
           </w:p>
         </w:tc>
       </w:tr>
       <w:tr>
+        <w:tblPrEx>
+          <w:tblBorders>
+            <w:top w:val="single" w:color="000000" w:sz="12" w:space="0"/>
+            <w:left w:val="single" w:color="000000" w:sz="12" w:space="0"/>
+            <w:bottom w:val="single" w:color="000000" w:sz="12" w:space="0"/>
+            <w:right w:val="single" w:color="000000" w:sz="12" w:space="0"/>
+            <w:insideH w:val="single" w:color="000000" w:sz="4" w:space="0"/>
+            <w:insideV w:val="single" w:color="000000" w:sz="4" w:space="0"/>
+          </w:tblBorders>
+          <w:tblCellMar>
+            <w:top w:w="0" w:type="dxa"/>
+            <w:left w:w="0" w:type="dxa"/>
+            <w:bottom w:w="0" w:type="dxa"/>
+            <w:right w:w="0" w:type="dxa"/>
+          </w:tblCellMar>
+        </w:tblPrEx>
         <w:trPr>
-          <w:trHeight w:val="397"/>
+          <w:trHeight w:val="397" w:hRule="atLeast"/>
           <w:jc w:val="center"/>
         </w:trPr>
         <w:tc>
           <w:tcPr>
             <w:tcW w:w="1705" w:type="dxa"/>
-            <w:vMerge/>
+            <w:vMerge w:val="continue"/>
             <w:tcBorders>
               <w:tl2br w:val="nil"/>
               <w:tr2bl w:val="nil"/>
@@ -2128,10 +2335,13 @@
           </w:tcPr>
           <w:p>
             <w:pPr>
-              <w:rPr>
-                <w:rFonts w:ascii="宋体" w:hAnsi="宋体" w:cs="宋体" w:hint="eastAsia"/>
-                <w:sz w:val="21"/>
-                <w:szCs w:val="21"/>
+              <w:autoSpaceDE w:val="0"/>
+              <w:autoSpaceDN w:val="0"/>
+              <w:rPr>
+                <w:rFonts w:hint="eastAsia" w:ascii="宋体" w:hAnsi="宋体" w:cs="宋体"/>
+                <w:sz w:val="21"/>
+                <w:szCs w:val="21"/>
+                <w:lang w:eastAsia="en-US"/>
               </w:rPr>
             </w:pPr>
           </w:p>
@@ -2148,48 +2358,24 @@
           </w:tcPr>
           <w:p>
             <w:pPr>
+              <w:autoSpaceDE w:val="0"/>
+              <w:autoSpaceDN w:val="0"/>
               <w:jc w:val="left"/>
               <w:rPr>
-                <w:rFonts w:ascii="宋体" w:hAnsi="宋体" w:cs="宋体" w:hint="eastAsia"/>
-                <w:sz w:val="21"/>
-                <w:szCs w:val="21"/>
-              </w:rPr>
-            </w:pPr>
-            <w:proofErr w:type="spellStart"/>
-            <w:r>
-              <w:rPr>
-                <w:rFonts w:ascii="宋体" w:hAnsi="宋体" w:cs="宋体" w:hint="eastAsia"/>
-                <w:sz w:val="21"/>
-                <w:szCs w:val="21"/>
-              </w:rPr>
-              <w:t>上行</w:t>
-            </w:r>
-            <w:proofErr w:type="spellEnd"/>
-            <w:proofErr w:type="gramStart"/>
-            <w:r>
-              <w:rPr>
-                <w:rFonts w:ascii="宋体" w:hAnsi="宋体" w:cs="宋体" w:hint="eastAsia"/>
-                <w:sz w:val="21"/>
-                <w:szCs w:val="21"/>
-              </w:rPr>
-              <w:t>：</w:t>
-            </w:r>
-            <w:r>
-              <w:rPr>
-                <w:rFonts w:ascii="宋体" w:hAnsi="宋体" w:cs="宋体" w:hint="eastAsia"/>
-                <w:sz w:val="21"/>
-                <w:szCs w:val="21"/>
-              </w:rPr>
-              <w:t>[</w:t>
-            </w:r>
-            <w:proofErr w:type="gramEnd"/>
-            <w:r>
-              <w:rPr>
-                <w:rFonts w:ascii="宋体" w:hAnsi="宋体" w:cs="宋体" w:hint="eastAsia"/>
-                <w:sz w:val="21"/>
-                <w:szCs w:val="21"/>
-              </w:rPr>
-              <w:t>15]</w:t>
+                <w:rFonts w:hint="eastAsia" w:ascii="宋体" w:hAnsi="宋体" w:cs="宋体"/>
+                <w:sz w:val="21"/>
+                <w:szCs w:val="21"/>
+                <w:lang w:eastAsia="en-US"/>
+              </w:rPr>
+            </w:pPr>
+            <w:r>
+              <w:rPr>
+                <w:rFonts w:hint="eastAsia" w:ascii="宋体" w:hAnsi="宋体" w:cs="宋体"/>
+                <w:sz w:val="21"/>
+                <w:szCs w:val="21"/>
+                <w:lang w:eastAsia="en-US"/>
+              </w:rPr>
+              <w:t>上行：[15]</w:t>
             </w:r>
           </w:p>
         </w:tc>
@@ -2204,48 +2390,24 @@
           </w:tcPr>
           <w:p>
             <w:pPr>
+              <w:autoSpaceDE w:val="0"/>
+              <w:autoSpaceDN w:val="0"/>
               <w:jc w:val="left"/>
               <w:rPr>
-                <w:rFonts w:ascii="宋体" w:hAnsi="宋体" w:cs="宋体" w:hint="eastAsia"/>
-                <w:sz w:val="21"/>
-                <w:szCs w:val="21"/>
-              </w:rPr>
-            </w:pPr>
-            <w:proofErr w:type="spellStart"/>
-            <w:r>
-              <w:rPr>
-                <w:rFonts w:ascii="宋体" w:hAnsi="宋体" w:cs="宋体" w:hint="eastAsia"/>
-                <w:sz w:val="21"/>
-                <w:szCs w:val="21"/>
-              </w:rPr>
-              <w:t>下行</w:t>
-            </w:r>
-            <w:proofErr w:type="spellEnd"/>
-            <w:proofErr w:type="gramStart"/>
-            <w:r>
-              <w:rPr>
-                <w:rFonts w:ascii="宋体" w:hAnsi="宋体" w:cs="宋体" w:hint="eastAsia"/>
-                <w:sz w:val="21"/>
-                <w:szCs w:val="21"/>
-              </w:rPr>
-              <w:t>：</w:t>
-            </w:r>
-            <w:r>
-              <w:rPr>
-                <w:rFonts w:ascii="宋体" w:hAnsi="宋体" w:cs="宋体" w:hint="eastAsia"/>
-                <w:sz w:val="21"/>
-                <w:szCs w:val="21"/>
-              </w:rPr>
-              <w:t>[</w:t>
-            </w:r>
-            <w:proofErr w:type="gramEnd"/>
-            <w:r>
-              <w:rPr>
-                <w:rFonts w:ascii="宋体" w:hAnsi="宋体" w:cs="宋体" w:hint="eastAsia"/>
-                <w:sz w:val="21"/>
-                <w:szCs w:val="21"/>
-              </w:rPr>
-              <w:t>16]</w:t>
+                <w:rFonts w:hint="eastAsia" w:ascii="宋体" w:hAnsi="宋体" w:cs="宋体"/>
+                <w:sz w:val="21"/>
+                <w:szCs w:val="21"/>
+                <w:lang w:eastAsia="en-US"/>
+              </w:rPr>
+            </w:pPr>
+            <w:r>
+              <w:rPr>
+                <w:rFonts w:hint="eastAsia" w:ascii="宋体" w:hAnsi="宋体" w:cs="宋体"/>
+                <w:sz w:val="21"/>
+                <w:szCs w:val="21"/>
+                <w:lang w:eastAsia="en-US"/>
+              </w:rPr>
+              <w:t>下行：[16]</w:t>
             </w:r>
           </w:p>
         </w:tc>
@@ -2261,48 +2423,24 @@
           </w:tcPr>
           <w:p>
             <w:pPr>
+              <w:autoSpaceDE w:val="0"/>
+              <w:autoSpaceDN w:val="0"/>
               <w:jc w:val="left"/>
               <w:rPr>
-                <w:rFonts w:ascii="宋体" w:hAnsi="宋体" w:cs="宋体" w:hint="eastAsia"/>
-                <w:sz w:val="21"/>
-                <w:szCs w:val="21"/>
-              </w:rPr>
-            </w:pPr>
-            <w:proofErr w:type="spellStart"/>
-            <w:r>
-              <w:rPr>
-                <w:rFonts w:ascii="宋体" w:hAnsi="宋体" w:cs="宋体" w:hint="eastAsia"/>
-                <w:sz w:val="21"/>
-                <w:szCs w:val="21"/>
-              </w:rPr>
-              <w:t>上行</w:t>
-            </w:r>
-            <w:proofErr w:type="spellEnd"/>
-            <w:proofErr w:type="gramStart"/>
-            <w:r>
-              <w:rPr>
-                <w:rFonts w:ascii="宋体" w:hAnsi="宋体" w:cs="宋体" w:hint="eastAsia"/>
-                <w:sz w:val="21"/>
-                <w:szCs w:val="21"/>
-              </w:rPr>
-              <w:t>：</w:t>
-            </w:r>
-            <w:r>
-              <w:rPr>
-                <w:rFonts w:ascii="宋体" w:hAnsi="宋体" w:cs="宋体" w:hint="eastAsia"/>
-                <w:sz w:val="21"/>
-                <w:szCs w:val="21"/>
-              </w:rPr>
-              <w:t>[</w:t>
-            </w:r>
-            <w:proofErr w:type="gramEnd"/>
-            <w:r>
-              <w:rPr>
-                <w:rFonts w:ascii="宋体" w:hAnsi="宋体" w:cs="宋体" w:hint="eastAsia"/>
-                <w:sz w:val="21"/>
-                <w:szCs w:val="21"/>
-              </w:rPr>
-              <w:t>17]</w:t>
+                <w:rFonts w:hint="eastAsia" w:ascii="宋体" w:hAnsi="宋体" w:cs="宋体"/>
+                <w:sz w:val="21"/>
+                <w:szCs w:val="21"/>
+                <w:lang w:eastAsia="en-US"/>
+              </w:rPr>
+            </w:pPr>
+            <w:r>
+              <w:rPr>
+                <w:rFonts w:hint="eastAsia" w:ascii="宋体" w:hAnsi="宋体" w:cs="宋体"/>
+                <w:sz w:val="21"/>
+                <w:szCs w:val="21"/>
+                <w:lang w:eastAsia="en-US"/>
+              </w:rPr>
+              <w:t>上行：[17]</w:t>
             </w:r>
           </w:p>
         </w:tc>
@@ -2317,55 +2455,47 @@
           </w:tcPr>
           <w:p>
             <w:pPr>
+              <w:autoSpaceDE w:val="0"/>
+              <w:autoSpaceDN w:val="0"/>
               <w:jc w:val="left"/>
               <w:rPr>
-                <w:rFonts w:ascii="宋体" w:hAnsi="宋体" w:cs="宋体" w:hint="eastAsia"/>
-                <w:sz w:val="21"/>
-                <w:szCs w:val="21"/>
-              </w:rPr>
-            </w:pPr>
-            <w:proofErr w:type="spellStart"/>
-            <w:r>
-              <w:rPr>
-                <w:rFonts w:ascii="宋体" w:hAnsi="宋体" w:cs="宋体" w:hint="eastAsia"/>
-                <w:sz w:val="21"/>
-                <w:szCs w:val="21"/>
-              </w:rPr>
-              <w:t>下行</w:t>
-            </w:r>
-            <w:proofErr w:type="spellEnd"/>
-            <w:proofErr w:type="gramStart"/>
-            <w:r>
-              <w:rPr>
-                <w:rFonts w:ascii="宋体" w:hAnsi="宋体" w:cs="宋体" w:hint="eastAsia"/>
-                <w:sz w:val="21"/>
-                <w:szCs w:val="21"/>
-              </w:rPr>
-              <w:t>：</w:t>
-            </w:r>
-            <w:r>
-              <w:rPr>
-                <w:rFonts w:ascii="宋体" w:hAnsi="宋体" w:cs="宋体" w:hint="eastAsia"/>
-                <w:sz w:val="21"/>
-                <w:szCs w:val="21"/>
-              </w:rPr>
-              <w:t>[</w:t>
-            </w:r>
-            <w:proofErr w:type="gramEnd"/>
-            <w:r>
-              <w:rPr>
-                <w:rFonts w:ascii="宋体" w:hAnsi="宋体" w:cs="宋体" w:hint="eastAsia"/>
-                <w:sz w:val="21"/>
-                <w:szCs w:val="21"/>
-              </w:rPr>
-              <w:t>18]</w:t>
+                <w:rFonts w:hint="eastAsia" w:ascii="宋体" w:hAnsi="宋体" w:cs="宋体"/>
+                <w:sz w:val="21"/>
+                <w:szCs w:val="21"/>
+                <w:lang w:eastAsia="en-US"/>
+              </w:rPr>
+            </w:pPr>
+            <w:r>
+              <w:rPr>
+                <w:rFonts w:hint="eastAsia" w:ascii="宋体" w:hAnsi="宋体" w:cs="宋体"/>
+                <w:sz w:val="21"/>
+                <w:szCs w:val="21"/>
+                <w:lang w:eastAsia="en-US"/>
+              </w:rPr>
+              <w:t>下行：[18]</w:t>
             </w:r>
           </w:p>
         </w:tc>
       </w:tr>
       <w:tr>
+        <w:tblPrEx>
+          <w:tblBorders>
+            <w:top w:val="single" w:color="000000" w:sz="12" w:space="0"/>
+            <w:left w:val="single" w:color="000000" w:sz="12" w:space="0"/>
+            <w:bottom w:val="single" w:color="000000" w:sz="12" w:space="0"/>
+            <w:right w:val="single" w:color="000000" w:sz="12" w:space="0"/>
+            <w:insideH w:val="single" w:color="000000" w:sz="4" w:space="0"/>
+            <w:insideV w:val="single" w:color="000000" w:sz="4" w:space="0"/>
+          </w:tblBorders>
+          <w:tblCellMar>
+            <w:top w:w="0" w:type="dxa"/>
+            <w:left w:w="0" w:type="dxa"/>
+            <w:bottom w:w="0" w:type="dxa"/>
+            <w:right w:w="0" w:type="dxa"/>
+          </w:tblCellMar>
+        </w:tblPrEx>
         <w:trPr>
-          <w:trHeight w:val="397"/>
+          <w:trHeight w:val="397" w:hRule="atLeast"/>
           <w:jc w:val="center"/>
         </w:trPr>
         <w:tc>
@@ -2379,23 +2509,25 @@
           </w:tcPr>
           <w:p>
             <w:pPr>
-              <w:jc w:val="center"/>
-              <w:rPr>
-                <w:rFonts w:ascii="宋体" w:hAnsi="宋体" w:cs="宋体" w:hint="eastAsia"/>
-                <w:sz w:val="21"/>
-                <w:szCs w:val="21"/>
-              </w:rPr>
-            </w:pPr>
-            <w:proofErr w:type="spellStart"/>
-            <w:r>
-              <w:rPr>
-                <w:rFonts w:ascii="宋体" w:hAnsi="宋体" w:cs="宋体" w:hint="eastAsia"/>
-                <w:sz w:val="21"/>
-                <w:szCs w:val="21"/>
+              <w:autoSpaceDE w:val="0"/>
+              <w:autoSpaceDN w:val="0"/>
+              <w:jc w:val="center"/>
+              <w:rPr>
+                <w:rFonts w:hint="eastAsia" w:ascii="宋体" w:hAnsi="宋体" w:cs="宋体"/>
+                <w:sz w:val="21"/>
+                <w:szCs w:val="21"/>
+                <w:lang w:eastAsia="en-US"/>
+              </w:rPr>
+            </w:pPr>
+            <w:r>
+              <w:rPr>
+                <w:rFonts w:hint="eastAsia" w:ascii="宋体" w:hAnsi="宋体" w:cs="宋体"/>
+                <w:sz w:val="21"/>
+                <w:szCs w:val="21"/>
+                <w:lang w:eastAsia="en-US"/>
               </w:rPr>
               <w:t>校验依据</w:t>
             </w:r>
-            <w:proofErr w:type="spellEnd"/>
           </w:p>
         </w:tc>
         <w:tc>
@@ -2410,8 +2542,10 @@
           </w:tcPr>
           <w:p>
             <w:pPr>
-              <w:rPr>
-                <w:rFonts w:ascii="宋体" w:hAnsi="宋体" w:cs="宋体" w:hint="eastAsia"/>
+              <w:autoSpaceDE w:val="0"/>
+              <w:autoSpaceDN w:val="0"/>
+              <w:rPr>
+                <w:rFonts w:hint="eastAsia" w:ascii="宋体" w:hAnsi="宋体" w:cs="宋体"/>
                 <w:sz w:val="21"/>
                 <w:szCs w:val="21"/>
                 <w:lang w:eastAsia="zh-CN"/>
@@ -2420,7 +2554,7 @@
             <w:bookmarkStart w:id="2" w:name="OLE_LINK3"/>
             <w:r>
               <w:rPr>
-                <w:rFonts w:ascii="宋体" w:hAnsi="宋体" w:cs="宋体" w:hint="eastAsia"/>
+                <w:rFonts w:hint="eastAsia" w:ascii="宋体" w:hAnsi="宋体" w:cs="宋体"/>
                 <w:sz w:val="21"/>
                 <w:szCs w:val="21"/>
                 <w:lang w:eastAsia="zh-CN"/>
@@ -2430,8 +2564,10 @@
           </w:p>
           <w:p>
             <w:pPr>
-              <w:rPr>
-                <w:rFonts w:ascii="宋体" w:hAnsi="宋体" w:cs="宋体" w:hint="eastAsia"/>
+              <w:autoSpaceDE w:val="0"/>
+              <w:autoSpaceDN w:val="0"/>
+              <w:rPr>
+                <w:rFonts w:hint="eastAsia" w:ascii="宋体" w:hAnsi="宋体" w:cs="宋体"/>
                 <w:sz w:val="21"/>
                 <w:szCs w:val="21"/>
                 <w:lang w:eastAsia="zh-CN"/>
@@ -2439,7 +2575,7 @@
             </w:pPr>
             <w:r>
               <w:rPr>
-                <w:rFonts w:ascii="宋体" w:hAnsi="宋体" w:cs="宋体" w:hint="eastAsia"/>
+                <w:rFonts w:hint="eastAsia" w:ascii="宋体" w:hAnsi="宋体" w:cs="宋体"/>
                 <w:sz w:val="21"/>
                 <w:szCs w:val="21"/>
                 <w:lang w:eastAsia="zh-CN"/>
@@ -2449,8 +2585,10 @@
           </w:p>
           <w:p>
             <w:pPr>
-              <w:rPr>
-                <w:rFonts w:ascii="宋体" w:hAnsi="宋体" w:cs="宋体" w:hint="eastAsia"/>
+              <w:autoSpaceDE w:val="0"/>
+              <w:autoSpaceDN w:val="0"/>
+              <w:rPr>
+                <w:rFonts w:hint="eastAsia" w:ascii="宋体" w:hAnsi="宋体" w:cs="宋体"/>
                 <w:sz w:val="21"/>
                 <w:szCs w:val="21"/>
                 <w:lang w:eastAsia="zh-CN"/>
@@ -2458,7 +2596,7 @@
             </w:pPr>
             <w:r>
               <w:rPr>
-                <w:rFonts w:cs="宋体" w:hint="eastAsia"/>
+                <w:rFonts w:hint="eastAsia" w:cs="宋体"/>
                 <w:sz w:val="21"/>
                 <w:szCs w:val="21"/>
                 <w:lang w:eastAsia="zh-CN"/>
@@ -2467,7 +2605,7 @@
             </w:r>
             <w:r>
               <w:rPr>
-                <w:rFonts w:ascii="宋体" w:hAnsi="宋体" w:cs="宋体" w:hint="eastAsia"/>
+                <w:rFonts w:hint="eastAsia" w:ascii="宋体" w:hAnsi="宋体" w:cs="宋体"/>
                 <w:sz w:val="21"/>
                 <w:szCs w:val="21"/>
                 <w:lang w:eastAsia="zh-CN"/>
@@ -2477,9 +2615,11 @@
           </w:p>
           <w:p>
             <w:pPr>
+              <w:autoSpaceDE w:val="0"/>
+              <w:autoSpaceDN w:val="0"/>
               <w:jc w:val="left"/>
               <w:rPr>
-                <w:rFonts w:ascii="宋体" w:hAnsi="宋体" w:cs="宋体" w:hint="eastAsia"/>
+                <w:rFonts w:hint="eastAsia" w:ascii="宋体" w:hAnsi="宋体" w:cs="宋体"/>
                 <w:sz w:val="21"/>
                 <w:szCs w:val="21"/>
                 <w:lang w:eastAsia="zh-CN"/>
@@ -2487,7 +2627,7 @@
             </w:pPr>
             <w:r>
               <w:rPr>
-                <w:rFonts w:cs="宋体" w:hint="eastAsia"/>
+                <w:rFonts w:hint="eastAsia" w:cs="宋体"/>
                 <w:sz w:val="21"/>
                 <w:szCs w:val="21"/>
                 <w:lang w:eastAsia="zh-CN"/>
@@ -2496,7 +2636,7 @@
             </w:r>
             <w:r>
               <w:rPr>
-                <w:rFonts w:ascii="宋体" w:hAnsi="宋体" w:cs="宋体" w:hint="eastAsia"/>
+                <w:rFonts w:hint="eastAsia" w:ascii="宋体" w:hAnsi="宋体" w:cs="宋体"/>
                 <w:sz w:val="21"/>
                 <w:szCs w:val="21"/>
                 <w:lang w:eastAsia="zh-CN"/>
@@ -2508,8 +2648,24 @@
         </w:tc>
       </w:tr>
       <w:tr>
+        <w:tblPrEx>
+          <w:tblBorders>
+            <w:top w:val="single" w:color="000000" w:sz="12" w:space="0"/>
+            <w:left w:val="single" w:color="000000" w:sz="12" w:space="0"/>
+            <w:bottom w:val="single" w:color="000000" w:sz="12" w:space="0"/>
+            <w:right w:val="single" w:color="000000" w:sz="12" w:space="0"/>
+            <w:insideH w:val="single" w:color="000000" w:sz="4" w:space="0"/>
+            <w:insideV w:val="single" w:color="000000" w:sz="4" w:space="0"/>
+          </w:tblBorders>
+          <w:tblCellMar>
+            <w:top w:w="0" w:type="dxa"/>
+            <w:left w:w="0" w:type="dxa"/>
+            <w:bottom w:w="0" w:type="dxa"/>
+            <w:right w:w="0" w:type="dxa"/>
+          </w:tblCellMar>
+        </w:tblPrEx>
         <w:trPr>
-          <w:trHeight w:val="425"/>
+          <w:trHeight w:val="425" w:hRule="atLeast"/>
           <w:jc w:val="center"/>
         </w:trPr>
         <w:tc>
@@ -2523,23 +2679,25 @@
           </w:tcPr>
           <w:p>
             <w:pPr>
-              <w:jc w:val="center"/>
-              <w:rPr>
-                <w:rFonts w:ascii="宋体" w:hAnsi="宋体" w:cs="宋体" w:hint="eastAsia"/>
-                <w:sz w:val="21"/>
-                <w:szCs w:val="21"/>
-              </w:rPr>
-            </w:pPr>
-            <w:proofErr w:type="spellStart"/>
-            <w:r>
-              <w:rPr>
-                <w:rFonts w:ascii="宋体" w:hAnsi="宋体" w:cs="宋体" w:hint="eastAsia"/>
-                <w:sz w:val="21"/>
-                <w:szCs w:val="21"/>
+              <w:autoSpaceDE w:val="0"/>
+              <w:autoSpaceDN w:val="0"/>
+              <w:jc w:val="center"/>
+              <w:rPr>
+                <w:rFonts w:hint="eastAsia" w:ascii="宋体" w:hAnsi="宋体" w:cs="宋体"/>
+                <w:sz w:val="21"/>
+                <w:szCs w:val="21"/>
+                <w:lang w:eastAsia="en-US"/>
+              </w:rPr>
+            </w:pPr>
+            <w:r>
+              <w:rPr>
+                <w:rFonts w:hint="eastAsia" w:ascii="宋体" w:hAnsi="宋体" w:cs="宋体"/>
+                <w:sz w:val="21"/>
+                <w:szCs w:val="21"/>
+                <w:lang w:eastAsia="en-US"/>
               </w:rPr>
               <w:t>校验仪器</w:t>
             </w:r>
-            <w:proofErr w:type="spellEnd"/>
           </w:p>
         </w:tc>
         <w:tc>
@@ -2554,11 +2712,13 @@
           </w:tcPr>
           <w:p>
             <w:pPr>
-              <w:pStyle w:val="TableParagraph"/>
+              <w:pStyle w:val="20"/>
+              <w:autoSpaceDE w:val="0"/>
+              <w:autoSpaceDN w:val="0"/>
               <w:ind w:left="121"/>
               <w:jc w:val="left"/>
               <w:rPr>
-                <w:rFonts w:ascii="宋体" w:hAnsi="宋体" w:cs="宋体" w:hint="eastAsia"/>
+                <w:rFonts w:hint="eastAsia" w:ascii="宋体" w:hAnsi="宋体" w:cs="宋体"/>
                 <w:sz w:val="21"/>
                 <w:szCs w:val="21"/>
                 <w:lang w:eastAsia="zh-CN"/>
@@ -2575,7 +2735,7 @@
             </w:r>
             <w:r>
               <w:rPr>
-                <w:rFonts w:ascii="宋体" w:hAnsi="宋体" w:cs="宋体" w:hint="eastAsia"/>
+                <w:rFonts w:hint="eastAsia" w:ascii="宋体" w:hAnsi="宋体" w:cs="宋体"/>
                 <w:sz w:val="21"/>
                 <w:szCs w:val="21"/>
                 <w:lang w:eastAsia="zh-CN"/>
@@ -2586,8 +2746,24 @@
         </w:tc>
       </w:tr>
       <w:tr>
+        <w:tblPrEx>
+          <w:tblBorders>
+            <w:top w:val="single" w:color="000000" w:sz="12" w:space="0"/>
+            <w:left w:val="single" w:color="000000" w:sz="12" w:space="0"/>
+            <w:bottom w:val="single" w:color="000000" w:sz="12" w:space="0"/>
+            <w:right w:val="single" w:color="000000" w:sz="12" w:space="0"/>
+            <w:insideH w:val="single" w:color="000000" w:sz="4" w:space="0"/>
+            <w:insideV w:val="single" w:color="000000" w:sz="4" w:space="0"/>
+          </w:tblBorders>
+          <w:tblCellMar>
+            <w:top w:w="0" w:type="dxa"/>
+            <w:left w:w="0" w:type="dxa"/>
+            <w:bottom w:w="0" w:type="dxa"/>
+            <w:right w:w="0" w:type="dxa"/>
+          </w:tblCellMar>
+        </w:tblPrEx>
         <w:trPr>
-          <w:trHeight w:val="425"/>
+          <w:trHeight w:val="425" w:hRule="atLeast"/>
           <w:jc w:val="center"/>
         </w:trPr>
         <w:tc>
@@ -2595,7 +2771,7 @@
             <w:tcW w:w="1705" w:type="dxa"/>
             <w:vMerge w:val="restart"/>
             <w:tcBorders>
-              <w:left w:val="single" w:sz="4" w:space="0" w:color="000000"/>
+              <w:left w:val="single" w:color="000000" w:sz="4" w:space="0"/>
               <w:tl2br w:val="nil"/>
               <w:tr2bl w:val="nil"/>
             </w:tcBorders>
@@ -2603,24 +2779,26 @@
           </w:tcPr>
           <w:p>
             <w:pPr>
-              <w:ind w:firstLineChars="50" w:firstLine="105"/>
-              <w:jc w:val="center"/>
-              <w:rPr>
-                <w:rFonts w:ascii="宋体" w:hAnsi="宋体" w:cs="宋体" w:hint="eastAsia"/>
-                <w:sz w:val="21"/>
-                <w:szCs w:val="21"/>
-              </w:rPr>
-            </w:pPr>
-            <w:proofErr w:type="spellStart"/>
-            <w:r>
-              <w:rPr>
-                <w:rFonts w:ascii="宋体" w:hAnsi="宋体" w:cs="宋体" w:hint="eastAsia"/>
-                <w:sz w:val="21"/>
-                <w:szCs w:val="21"/>
+              <w:autoSpaceDE w:val="0"/>
+              <w:autoSpaceDN w:val="0"/>
+              <w:ind w:firstLine="105" w:firstLineChars="50"/>
+              <w:jc w:val="center"/>
+              <w:rPr>
+                <w:rFonts w:hint="eastAsia" w:ascii="宋体" w:hAnsi="宋体" w:cs="宋体"/>
+                <w:sz w:val="21"/>
+                <w:szCs w:val="21"/>
+                <w:lang w:eastAsia="en-US"/>
+              </w:rPr>
+            </w:pPr>
+            <w:r>
+              <w:rPr>
+                <w:rFonts w:hint="eastAsia" w:ascii="宋体" w:hAnsi="宋体" w:cs="宋体"/>
+                <w:sz w:val="21"/>
+                <w:szCs w:val="21"/>
+                <w:lang w:eastAsia="en-US"/>
               </w:rPr>
               <w:t>校验结果</w:t>
             </w:r>
-            <w:proofErr w:type="spellEnd"/>
           </w:p>
         </w:tc>
         <w:tc>
@@ -2635,9 +2813,11 @@
           </w:tcPr>
           <w:p>
             <w:pPr>
-              <w:jc w:val="center"/>
-              <w:rPr>
-                <w:rFonts w:ascii="宋体" w:hAnsi="宋体" w:cs="宋体" w:hint="eastAsia"/>
+              <w:autoSpaceDE w:val="0"/>
+              <w:autoSpaceDN w:val="0"/>
+              <w:jc w:val="center"/>
+              <w:rPr>
+                <w:rFonts w:hint="eastAsia" w:ascii="宋体" w:hAnsi="宋体" w:cs="宋体"/>
                 <w:sz w:val="21"/>
                 <w:szCs w:val="21"/>
                 <w:lang w:eastAsia="zh-CN"/>
@@ -2645,7 +2825,7 @@
             </w:pPr>
             <w:r>
               <w:rPr>
-                <w:rFonts w:ascii="宋体" w:hAnsi="宋体" w:cs="宋体" w:hint="eastAsia"/>
+                <w:rFonts w:hint="eastAsia" w:ascii="宋体" w:hAnsi="宋体" w:cs="宋体"/>
                 <w:sz w:val="21"/>
                 <w:szCs w:val="21"/>
                 <w:lang w:eastAsia="zh-CN"/>
@@ -2666,10 +2846,12 @@
           </w:tcPr>
           <w:p>
             <w:pPr>
-              <w:ind w:firstLineChars="50" w:firstLine="105"/>
-              <w:jc w:val="center"/>
-              <w:rPr>
-                <w:rFonts w:ascii="宋体" w:hAnsi="宋体" w:cs="宋体" w:hint="eastAsia"/>
+              <w:autoSpaceDE w:val="0"/>
+              <w:autoSpaceDN w:val="0"/>
+              <w:ind w:firstLine="105" w:firstLineChars="50"/>
+              <w:jc w:val="center"/>
+              <w:rPr>
+                <w:rFonts w:hint="eastAsia" w:ascii="宋体" w:hAnsi="宋体" w:cs="宋体"/>
                 <w:sz w:val="21"/>
                 <w:szCs w:val="21"/>
                 <w:lang w:eastAsia="zh-CN"/>
@@ -2677,7 +2859,7 @@
             </w:pPr>
             <w:r>
               <w:rPr>
-                <w:rFonts w:ascii="宋体" w:hAnsi="宋体" w:cs="宋体" w:hint="eastAsia"/>
+                <w:rFonts w:hint="eastAsia" w:ascii="宋体" w:hAnsi="宋体" w:cs="宋体"/>
                 <w:sz w:val="21"/>
                 <w:szCs w:val="21"/>
                 <w:lang w:eastAsia="zh-CN"/>
@@ -2688,16 +2870,32 @@
         </w:tc>
       </w:tr>
       <w:tr>
+        <w:tblPrEx>
+          <w:tblBorders>
+            <w:top w:val="single" w:color="000000" w:sz="12" w:space="0"/>
+            <w:left w:val="single" w:color="000000" w:sz="12" w:space="0"/>
+            <w:bottom w:val="single" w:color="000000" w:sz="12" w:space="0"/>
+            <w:right w:val="single" w:color="000000" w:sz="12" w:space="0"/>
+            <w:insideH w:val="single" w:color="000000" w:sz="4" w:space="0"/>
+            <w:insideV w:val="single" w:color="000000" w:sz="4" w:space="0"/>
+          </w:tblBorders>
+          <w:tblCellMar>
+            <w:top w:w="0" w:type="dxa"/>
+            <w:left w:w="0" w:type="dxa"/>
+            <w:bottom w:w="0" w:type="dxa"/>
+            <w:right w:w="0" w:type="dxa"/>
+          </w:tblCellMar>
+        </w:tblPrEx>
         <w:trPr>
-          <w:trHeight w:val="425"/>
+          <w:trHeight w:val="425" w:hRule="atLeast"/>
           <w:jc w:val="center"/>
         </w:trPr>
         <w:tc>
           <w:tcPr>
             <w:tcW w:w="1705" w:type="dxa"/>
-            <w:vMerge/>
+            <w:vMerge w:val="continue"/>
             <w:tcBorders>
-              <w:left w:val="single" w:sz="4" w:space="0" w:color="000000"/>
+              <w:left w:val="single" w:color="000000" w:sz="4" w:space="0"/>
               <w:tl2br w:val="nil"/>
               <w:tr2bl w:val="nil"/>
             </w:tcBorders>
@@ -2705,10 +2903,12 @@
           </w:tcPr>
           <w:p>
             <w:pPr>
-              <w:ind w:firstLineChars="50" w:firstLine="105"/>
-              <w:jc w:val="center"/>
-              <w:rPr>
-                <w:rFonts w:ascii="宋体" w:hAnsi="宋体" w:cs="宋体" w:hint="eastAsia"/>
+              <w:autoSpaceDE w:val="0"/>
+              <w:autoSpaceDN w:val="0"/>
+              <w:ind w:firstLine="105" w:firstLineChars="50"/>
+              <w:jc w:val="center"/>
+              <w:rPr>
+                <w:rFonts w:hint="eastAsia" w:ascii="宋体" w:hAnsi="宋体" w:cs="宋体"/>
                 <w:sz w:val="21"/>
                 <w:szCs w:val="21"/>
                 <w:lang w:eastAsia="zh-CN"/>
@@ -2728,23 +2928,25 @@
           </w:tcPr>
           <w:p>
             <w:pPr>
-              <w:jc w:val="center"/>
-              <w:rPr>
-                <w:rFonts w:ascii="宋体" w:hAnsi="宋体" w:cs="宋体" w:hint="eastAsia"/>
-                <w:sz w:val="21"/>
-                <w:szCs w:val="21"/>
-              </w:rPr>
-            </w:pPr>
-            <w:proofErr w:type="spellStart"/>
-            <w:r>
-              <w:rPr>
-                <w:rFonts w:ascii="宋体" w:hAnsi="宋体" w:cs="宋体" w:hint="eastAsia"/>
-                <w:sz w:val="21"/>
-                <w:szCs w:val="21"/>
+              <w:autoSpaceDE w:val="0"/>
+              <w:autoSpaceDN w:val="0"/>
+              <w:jc w:val="center"/>
+              <w:rPr>
+                <w:rFonts w:hint="eastAsia" w:ascii="宋体" w:hAnsi="宋体" w:cs="宋体"/>
+                <w:sz w:val="21"/>
+                <w:szCs w:val="21"/>
+                <w:lang w:eastAsia="en-US"/>
+              </w:rPr>
+            </w:pPr>
+            <w:r>
+              <w:rPr>
+                <w:rFonts w:hint="eastAsia" w:ascii="宋体" w:hAnsi="宋体" w:cs="宋体"/>
+                <w:sz w:val="21"/>
+                <w:szCs w:val="21"/>
+                <w:lang w:eastAsia="en-US"/>
               </w:rPr>
               <w:t>上行</w:t>
             </w:r>
-            <w:proofErr w:type="spellEnd"/>
           </w:p>
         </w:tc>
         <w:tc>
@@ -2758,23 +2960,25 @@
           </w:tcPr>
           <w:p>
             <w:pPr>
-              <w:jc w:val="center"/>
-              <w:rPr>
-                <w:rFonts w:ascii="宋体" w:hAnsi="宋体" w:cs="宋体" w:hint="eastAsia"/>
-                <w:sz w:val="21"/>
-                <w:szCs w:val="21"/>
-              </w:rPr>
-            </w:pPr>
-            <w:proofErr w:type="spellStart"/>
-            <w:r>
-              <w:rPr>
-                <w:rFonts w:ascii="宋体" w:hAnsi="宋体" w:cs="宋体" w:hint="eastAsia"/>
-                <w:sz w:val="21"/>
-                <w:szCs w:val="21"/>
+              <w:autoSpaceDE w:val="0"/>
+              <w:autoSpaceDN w:val="0"/>
+              <w:jc w:val="center"/>
+              <w:rPr>
+                <w:rFonts w:hint="eastAsia" w:ascii="宋体" w:hAnsi="宋体" w:cs="宋体"/>
+                <w:sz w:val="21"/>
+                <w:szCs w:val="21"/>
+                <w:lang w:eastAsia="en-US"/>
+              </w:rPr>
+            </w:pPr>
+            <w:r>
+              <w:rPr>
+                <w:rFonts w:hint="eastAsia" w:ascii="宋体" w:hAnsi="宋体" w:cs="宋体"/>
+                <w:sz w:val="21"/>
+                <w:szCs w:val="21"/>
+                <w:lang w:eastAsia="en-US"/>
               </w:rPr>
               <w:t>下行</w:t>
             </w:r>
-            <w:proofErr w:type="spellEnd"/>
           </w:p>
         </w:tc>
         <w:tc>
@@ -2789,23 +2993,25 @@
           </w:tcPr>
           <w:p>
             <w:pPr>
-              <w:jc w:val="center"/>
-              <w:rPr>
-                <w:rFonts w:ascii="宋体" w:hAnsi="宋体" w:cs="宋体" w:hint="eastAsia"/>
-                <w:sz w:val="21"/>
-                <w:szCs w:val="21"/>
-              </w:rPr>
-            </w:pPr>
-            <w:proofErr w:type="spellStart"/>
-            <w:r>
-              <w:rPr>
-                <w:rFonts w:ascii="宋体" w:hAnsi="宋体" w:cs="宋体" w:hint="eastAsia"/>
-                <w:sz w:val="21"/>
-                <w:szCs w:val="21"/>
+              <w:autoSpaceDE w:val="0"/>
+              <w:autoSpaceDN w:val="0"/>
+              <w:jc w:val="center"/>
+              <w:rPr>
+                <w:rFonts w:hint="eastAsia" w:ascii="宋体" w:hAnsi="宋体" w:cs="宋体"/>
+                <w:sz w:val="21"/>
+                <w:szCs w:val="21"/>
+                <w:lang w:eastAsia="en-US"/>
+              </w:rPr>
+            </w:pPr>
+            <w:r>
+              <w:rPr>
+                <w:rFonts w:hint="eastAsia" w:ascii="宋体" w:hAnsi="宋体" w:cs="宋体"/>
+                <w:sz w:val="21"/>
+                <w:szCs w:val="21"/>
+                <w:lang w:eastAsia="en-US"/>
               </w:rPr>
               <w:t>上行</w:t>
             </w:r>
-            <w:proofErr w:type="spellEnd"/>
           </w:p>
         </w:tc>
         <w:tc>
@@ -2819,38 +3025,56 @@
           </w:tcPr>
           <w:p>
             <w:pPr>
-              <w:ind w:firstLineChars="50" w:firstLine="105"/>
-              <w:jc w:val="center"/>
-              <w:rPr>
-                <w:rFonts w:ascii="宋体" w:hAnsi="宋体" w:cs="宋体" w:hint="eastAsia"/>
-                <w:sz w:val="21"/>
-                <w:szCs w:val="21"/>
-              </w:rPr>
-            </w:pPr>
-            <w:proofErr w:type="spellStart"/>
-            <w:r>
-              <w:rPr>
-                <w:rFonts w:ascii="宋体" w:hAnsi="宋体" w:cs="宋体" w:hint="eastAsia"/>
-                <w:sz w:val="21"/>
-                <w:szCs w:val="21"/>
+              <w:autoSpaceDE w:val="0"/>
+              <w:autoSpaceDN w:val="0"/>
+              <w:ind w:firstLine="105" w:firstLineChars="50"/>
+              <w:jc w:val="center"/>
+              <w:rPr>
+                <w:rFonts w:hint="eastAsia" w:ascii="宋体" w:hAnsi="宋体" w:cs="宋体"/>
+                <w:sz w:val="21"/>
+                <w:szCs w:val="21"/>
+                <w:lang w:eastAsia="en-US"/>
+              </w:rPr>
+            </w:pPr>
+            <w:r>
+              <w:rPr>
+                <w:rFonts w:hint="eastAsia" w:ascii="宋体" w:hAnsi="宋体" w:cs="宋体"/>
+                <w:sz w:val="21"/>
+                <w:szCs w:val="21"/>
+                <w:lang w:eastAsia="en-US"/>
               </w:rPr>
               <w:t>下行</w:t>
             </w:r>
-            <w:proofErr w:type="spellEnd"/>
           </w:p>
         </w:tc>
       </w:tr>
       <w:tr>
+        <w:tblPrEx>
+          <w:tblBorders>
+            <w:top w:val="single" w:color="000000" w:sz="12" w:space="0"/>
+            <w:left w:val="single" w:color="000000" w:sz="12" w:space="0"/>
+            <w:bottom w:val="single" w:color="000000" w:sz="12" w:space="0"/>
+            <w:right w:val="single" w:color="000000" w:sz="12" w:space="0"/>
+            <w:insideH w:val="single" w:color="000000" w:sz="4" w:space="0"/>
+            <w:insideV w:val="single" w:color="000000" w:sz="4" w:space="0"/>
+          </w:tblBorders>
+          <w:tblCellMar>
+            <w:top w:w="0" w:type="dxa"/>
+            <w:left w:w="0" w:type="dxa"/>
+            <w:bottom w:w="0" w:type="dxa"/>
+            <w:right w:w="0" w:type="dxa"/>
+          </w:tblCellMar>
+        </w:tblPrEx>
         <w:trPr>
-          <w:trHeight w:val="425"/>
+          <w:trHeight w:val="425" w:hRule="atLeast"/>
           <w:jc w:val="center"/>
         </w:trPr>
         <w:tc>
           <w:tcPr>
             <w:tcW w:w="1705" w:type="dxa"/>
-            <w:vMerge/>
+            <w:vMerge w:val="continue"/>
             <w:tcBorders>
-              <w:left w:val="single" w:sz="4" w:space="0" w:color="000000"/>
+              <w:left w:val="single" w:color="000000" w:sz="4" w:space="0"/>
               <w:tl2br w:val="nil"/>
               <w:tr2bl w:val="nil"/>
             </w:tcBorders>
@@ -2858,14 +3082,18 @@
           </w:tcPr>
           <w:p>
             <w:pPr>
-              <w:ind w:firstLineChars="50" w:firstLine="105"/>
-              <w:jc w:val="center"/>
-              <w:rPr>
-                <w:rFonts w:ascii="宋体" w:hAnsi="宋体" w:cs="宋体" w:hint="eastAsia"/>
-                <w:sz w:val="21"/>
-                <w:szCs w:val="21"/>
-              </w:rPr>
-            </w:pPr>
+              <w:autoSpaceDE w:val="0"/>
+              <w:autoSpaceDN w:val="0"/>
+              <w:ind w:firstLine="105" w:firstLineChars="50"/>
+              <w:jc w:val="center"/>
+              <w:rPr>
+                <w:rFonts w:hint="eastAsia" w:ascii="宋体" w:hAnsi="宋体" w:cs="宋体"/>
+                <w:sz w:val="21"/>
+                <w:szCs w:val="21"/>
+                <w:lang w:eastAsia="en-US"/>
+              </w:rPr>
+            </w:pPr>
+            <w:bookmarkStart w:id="3" w:name="_GoBack" w:colFirst="1" w:colLast="4"/>
           </w:p>
         </w:tc>
         <w:tc>
@@ -2876,18 +3104,32 @@
               <w:tl2br w:val="nil"/>
               <w:tr2bl w:val="nil"/>
             </w:tcBorders>
-            <w:vAlign w:val="center"/>
-          </w:tcPr>
-          <w:p>
-            <w:pPr>
-              <w:ind w:firstLineChars="50" w:firstLine="105"/>
-              <w:jc w:val="center"/>
-              <w:rPr>
-                <w:rFonts w:ascii="宋体" w:hAnsi="宋体" w:cs="宋体" w:hint="eastAsia"/>
-                <w:sz w:val="21"/>
-                <w:szCs w:val="21"/>
-              </w:rPr>
-            </w:pPr>
+            <w:shd w:val="clear"/>
+            <w:vAlign w:val="center"/>
+          </w:tcPr>
+          <w:p>
+            <w:pPr>
+              <w:pStyle w:val="20"/>
+              <w:spacing w:before="87"/>
+              <w:jc w:val="center"/>
+              <w:rPr>
+                <w:rFonts w:hint="eastAsia" w:ascii="Times New Roman" w:hAnsi="Times New Roman" w:eastAsia="宋体" w:cs="Times New Roman"/>
+                <w:kern w:val="2"/>
+                <w:sz w:val="21"/>
+                <w:szCs w:val="21"/>
+                <w:lang w:val="en-US" w:eastAsia="en-US" w:bidi="ar-SA"/>
+              </w:rPr>
+            </w:pPr>
+            <w:r>
+              <w:rPr>
+                <w:rFonts w:hint="eastAsia"/>
+                <w:kern w:val="2"/>
+                <w:sz w:val="21"/>
+                <w:szCs w:val="21"/>
+                <w:lang w:val="en-US" w:eastAsia="zh-CN"/>
+              </w:rPr>
+              <w:t>[21]</w:t>
+            </w:r>
           </w:p>
         </w:tc>
         <w:tc>
@@ -2897,18 +3139,32 @@
               <w:tl2br w:val="nil"/>
               <w:tr2bl w:val="nil"/>
             </w:tcBorders>
-            <w:vAlign w:val="center"/>
-          </w:tcPr>
-          <w:p>
-            <w:pPr>
-              <w:ind w:firstLineChars="50" w:firstLine="105"/>
-              <w:jc w:val="center"/>
-              <w:rPr>
-                <w:rFonts w:ascii="宋体" w:hAnsi="宋体" w:cs="宋体" w:hint="eastAsia"/>
-                <w:sz w:val="21"/>
-                <w:szCs w:val="21"/>
-              </w:rPr>
-            </w:pPr>
+            <w:shd w:val="clear"/>
+            <w:vAlign w:val="center"/>
+          </w:tcPr>
+          <w:p>
+            <w:pPr>
+              <w:pStyle w:val="20"/>
+              <w:spacing w:before="87"/>
+              <w:jc w:val="center"/>
+              <w:rPr>
+                <w:rFonts w:hint="eastAsia" w:ascii="Times New Roman" w:hAnsi="Times New Roman" w:eastAsia="宋体" w:cs="Times New Roman"/>
+                <w:kern w:val="2"/>
+                <w:sz w:val="21"/>
+                <w:szCs w:val="21"/>
+                <w:lang w:val="en-US" w:eastAsia="en-US" w:bidi="ar-SA"/>
+              </w:rPr>
+            </w:pPr>
+            <w:r>
+              <w:rPr>
+                <w:rFonts w:hint="eastAsia"/>
+                <w:kern w:val="2"/>
+                <w:sz w:val="21"/>
+                <w:szCs w:val="21"/>
+                <w:lang w:val="en-US" w:eastAsia="zh-CN"/>
+              </w:rPr>
+              <w:t>[22]</w:t>
+            </w:r>
           </w:p>
         </w:tc>
         <w:tc>
@@ -2919,18 +3175,32 @@
               <w:tl2br w:val="nil"/>
               <w:tr2bl w:val="nil"/>
             </w:tcBorders>
-            <w:vAlign w:val="center"/>
-          </w:tcPr>
-          <w:p>
-            <w:pPr>
-              <w:ind w:firstLineChars="50" w:firstLine="105"/>
-              <w:jc w:val="center"/>
-              <w:rPr>
-                <w:rFonts w:ascii="宋体" w:hAnsi="宋体" w:cs="宋体" w:hint="eastAsia"/>
-                <w:sz w:val="21"/>
-                <w:szCs w:val="21"/>
-              </w:rPr>
-            </w:pPr>
+            <w:shd w:val="clear"/>
+            <w:vAlign w:val="center"/>
+          </w:tcPr>
+          <w:p>
+            <w:pPr>
+              <w:pStyle w:val="20"/>
+              <w:spacing w:before="87"/>
+              <w:jc w:val="center"/>
+              <w:rPr>
+                <w:rFonts w:hint="eastAsia" w:ascii="Times New Roman" w:hAnsi="Times New Roman" w:eastAsia="宋体" w:cs="Times New Roman"/>
+                <w:kern w:val="2"/>
+                <w:sz w:val="21"/>
+                <w:szCs w:val="21"/>
+                <w:lang w:val="en-US" w:eastAsia="en-US" w:bidi="ar-SA"/>
+              </w:rPr>
+            </w:pPr>
+            <w:r>
+              <w:rPr>
+                <w:rFonts w:hint="eastAsia"/>
+                <w:kern w:val="2"/>
+                <w:sz w:val="21"/>
+                <w:szCs w:val="21"/>
+                <w:lang w:val="en-US" w:eastAsia="zh-CN"/>
+              </w:rPr>
+              <w:t>[23]</w:t>
+            </w:r>
           </w:p>
         </w:tc>
         <w:tc>
@@ -2940,32 +3210,63 @@
               <w:tl2br w:val="nil"/>
               <w:tr2bl w:val="nil"/>
             </w:tcBorders>
-            <w:vAlign w:val="center"/>
-          </w:tcPr>
-          <w:p>
-            <w:pPr>
-              <w:ind w:firstLineChars="50" w:firstLine="105"/>
-              <w:jc w:val="center"/>
-              <w:rPr>
-                <w:rFonts w:ascii="宋体" w:hAnsi="宋体" w:cs="宋体" w:hint="eastAsia"/>
-                <w:sz w:val="21"/>
-                <w:szCs w:val="21"/>
-              </w:rPr>
-            </w:pPr>
+            <w:shd w:val="clear"/>
+            <w:vAlign w:val="center"/>
+          </w:tcPr>
+          <w:p>
+            <w:pPr>
+              <w:pStyle w:val="20"/>
+              <w:spacing w:before="87"/>
+              <w:jc w:val="center"/>
+              <w:rPr>
+                <w:rFonts w:hint="eastAsia" w:ascii="Times New Roman" w:hAnsi="Times New Roman" w:eastAsia="宋体" w:cs="Times New Roman"/>
+                <w:kern w:val="2"/>
+                <w:sz w:val="21"/>
+                <w:szCs w:val="21"/>
+                <w:lang w:val="en-US" w:eastAsia="en-US" w:bidi="ar-SA"/>
+              </w:rPr>
+            </w:pPr>
+            <w:r>
+              <w:rPr>
+                <w:rFonts w:hint="eastAsia"/>
+                <w:kern w:val="2"/>
+                <w:sz w:val="21"/>
+                <w:szCs w:val="21"/>
+                <w:lang w:val="en-US" w:eastAsia="zh-CN"/>
+              </w:rPr>
+              <w:t>[24]</w:t>
+            </w:r>
           </w:p>
         </w:tc>
       </w:tr>
+      <w:bookmarkEnd w:id="3"/>
       <w:tr>
+        <w:tblPrEx>
+          <w:tblBorders>
+            <w:top w:val="single" w:color="000000" w:sz="12" w:space="0"/>
+            <w:left w:val="single" w:color="000000" w:sz="12" w:space="0"/>
+            <w:bottom w:val="single" w:color="000000" w:sz="12" w:space="0"/>
+            <w:right w:val="single" w:color="000000" w:sz="12" w:space="0"/>
+            <w:insideH w:val="single" w:color="000000" w:sz="4" w:space="0"/>
+            <w:insideV w:val="single" w:color="000000" w:sz="4" w:space="0"/>
+          </w:tblBorders>
+          <w:tblCellMar>
+            <w:top w:w="0" w:type="dxa"/>
+            <w:left w:w="0" w:type="dxa"/>
+            <w:bottom w:w="0" w:type="dxa"/>
+            <w:right w:w="0" w:type="dxa"/>
+          </w:tblCellMar>
+        </w:tblPrEx>
         <w:trPr>
-          <w:trHeight w:val="454"/>
+          <w:trHeight w:val="454" w:hRule="atLeast"/>
           <w:jc w:val="center"/>
         </w:trPr>
         <w:tc>
           <w:tcPr>
             <w:tcW w:w="1705" w:type="dxa"/>
-            <w:vMerge/>
+            <w:vMerge w:val="continue"/>
             <w:tcBorders>
-              <w:left w:val="single" w:sz="4" w:space="0" w:color="000000"/>
+              <w:left w:val="single" w:color="000000" w:sz="4" w:space="0"/>
               <w:tl2br w:val="nil"/>
               <w:tr2bl w:val="nil"/>
             </w:tcBorders>
@@ -2973,12 +3274,15 @@
           </w:tcPr>
           <w:p>
             <w:pPr>
-              <w:ind w:firstLineChars="50" w:firstLine="105"/>
-              <w:jc w:val="center"/>
-              <w:rPr>
-                <w:rFonts w:ascii="宋体" w:hAnsi="宋体" w:cs="宋体" w:hint="eastAsia"/>
-                <w:sz w:val="21"/>
-                <w:szCs w:val="21"/>
+              <w:autoSpaceDE w:val="0"/>
+              <w:autoSpaceDN w:val="0"/>
+              <w:ind w:firstLine="105" w:firstLineChars="50"/>
+              <w:jc w:val="center"/>
+              <w:rPr>
+                <w:rFonts w:hint="eastAsia" w:ascii="宋体" w:hAnsi="宋体" w:cs="宋体"/>
+                <w:sz w:val="21"/>
+                <w:szCs w:val="21"/>
+                <w:lang w:eastAsia="en-US"/>
               </w:rPr>
             </w:pPr>
           </w:p>
@@ -2988,7 +3292,7 @@
             <w:tcW w:w="8387" w:type="dxa"/>
             <w:gridSpan w:val="7"/>
             <w:tcBorders>
-              <w:left w:val="single" w:sz="4" w:space="0" w:color="000000"/>
+              <w:left w:val="single" w:color="000000" w:sz="4" w:space="0"/>
               <w:tl2br w:val="nil"/>
               <w:tr2bl w:val="nil"/>
             </w:tcBorders>
@@ -2996,10 +3300,12 @@
           </w:tcPr>
           <w:p>
             <w:pPr>
-              <w:ind w:firstLineChars="50" w:firstLine="105"/>
+              <w:autoSpaceDE w:val="0"/>
+              <w:autoSpaceDN w:val="0"/>
+              <w:ind w:firstLine="105" w:firstLineChars="50"/>
               <w:jc w:val="left"/>
               <w:rPr>
-                <w:rFonts w:ascii="宋体" w:hAnsi="宋体" w:cs="宋体" w:hint="eastAsia"/>
+                <w:rFonts w:hint="eastAsia" w:ascii="宋体" w:hAnsi="宋体" w:cs="宋体"/>
                 <w:sz w:val="21"/>
                 <w:szCs w:val="21"/>
                 <w:lang w:eastAsia="zh-CN"/>
@@ -3007,7 +3313,7 @@
             </w:pPr>
             <w:r>
               <w:rPr>
-                <w:rFonts w:ascii="宋体" w:hAnsi="宋体" w:cs="宋体" w:hint="eastAsia"/>
+                <w:rFonts w:hint="eastAsia" w:ascii="宋体" w:hAnsi="宋体" w:cs="宋体"/>
                 <w:sz w:val="21"/>
                 <w:szCs w:val="21"/>
                 <w:lang w:eastAsia="zh-CN"/>
@@ -3018,16 +3324,32 @@
         </w:tc>
       </w:tr>
       <w:tr>
+        <w:tblPrEx>
+          <w:tblBorders>
+            <w:top w:val="single" w:color="000000" w:sz="12" w:space="0"/>
+            <w:left w:val="single" w:color="000000" w:sz="12" w:space="0"/>
+            <w:bottom w:val="single" w:color="000000" w:sz="12" w:space="0"/>
+            <w:right w:val="single" w:color="000000" w:sz="12" w:space="0"/>
+            <w:insideH w:val="single" w:color="000000" w:sz="4" w:space="0"/>
+            <w:insideV w:val="single" w:color="000000" w:sz="4" w:space="0"/>
+          </w:tblBorders>
+          <w:tblCellMar>
+            <w:top w:w="0" w:type="dxa"/>
+            <w:left w:w="0" w:type="dxa"/>
+            <w:bottom w:w="0" w:type="dxa"/>
+            <w:right w:w="0" w:type="dxa"/>
+          </w:tblCellMar>
+        </w:tblPrEx>
         <w:trPr>
-          <w:trHeight w:val="518"/>
+          <w:trHeight w:val="518" w:hRule="atLeast"/>
           <w:jc w:val="center"/>
         </w:trPr>
         <w:tc>
           <w:tcPr>
             <w:tcW w:w="1705" w:type="dxa"/>
-            <w:vMerge/>
+            <w:vMerge w:val="continue"/>
             <w:tcBorders>
-              <w:left w:val="single" w:sz="4" w:space="0" w:color="000000"/>
+              <w:left w:val="single" w:color="000000" w:sz="4" w:space="0"/>
               <w:tl2br w:val="nil"/>
               <w:tr2bl w:val="nil"/>
             </w:tcBorders>
@@ -3035,10 +3357,12 @@
           </w:tcPr>
           <w:p>
             <w:pPr>
-              <w:ind w:firstLineChars="50" w:firstLine="105"/>
-              <w:jc w:val="center"/>
-              <w:rPr>
-                <w:rFonts w:ascii="宋体" w:hAnsi="宋体" w:cs="宋体" w:hint="eastAsia"/>
+              <w:autoSpaceDE w:val="0"/>
+              <w:autoSpaceDN w:val="0"/>
+              <w:ind w:firstLine="105" w:firstLineChars="50"/>
+              <w:jc w:val="center"/>
+              <w:rPr>
+                <w:rFonts w:hint="eastAsia" w:ascii="宋体" w:hAnsi="宋体" w:cs="宋体"/>
                 <w:sz w:val="21"/>
                 <w:szCs w:val="21"/>
                 <w:lang w:eastAsia="zh-CN"/>
@@ -3058,10 +3382,12 @@
           </w:tcPr>
           <w:p>
             <w:pPr>
-              <w:ind w:firstLineChars="50" w:firstLine="105"/>
+              <w:autoSpaceDE w:val="0"/>
+              <w:autoSpaceDN w:val="0"/>
+              <w:ind w:firstLine="105" w:firstLineChars="50"/>
               <w:jc w:val="left"/>
               <w:rPr>
-                <w:rFonts w:ascii="宋体" w:hAnsi="宋体" w:cs="宋体" w:hint="eastAsia"/>
+                <w:rFonts w:hint="eastAsia" w:ascii="宋体" w:hAnsi="宋体" w:cs="宋体"/>
                 <w:sz w:val="21"/>
                 <w:szCs w:val="21"/>
                 <w:lang w:eastAsia="zh-CN"/>
@@ -3069,7 +3395,7 @@
             </w:pPr>
             <w:r>
               <w:rPr>
-                <w:rFonts w:ascii="宋体" w:hAnsi="宋体" w:cs="宋体" w:hint="eastAsia"/>
+                <w:rFonts w:hint="eastAsia" w:ascii="宋体" w:hAnsi="宋体" w:cs="宋体"/>
                 <w:sz w:val="21"/>
                 <w:szCs w:val="21"/>
                 <w:lang w:eastAsia="zh-CN"/>
@@ -3080,16 +3406,32 @@
         </w:tc>
       </w:tr>
       <w:tr>
+        <w:tblPrEx>
+          <w:tblBorders>
+            <w:top w:val="single" w:color="000000" w:sz="12" w:space="0"/>
+            <w:left w:val="single" w:color="000000" w:sz="12" w:space="0"/>
+            <w:bottom w:val="single" w:color="000000" w:sz="12" w:space="0"/>
+            <w:right w:val="single" w:color="000000" w:sz="12" w:space="0"/>
+            <w:insideH w:val="single" w:color="000000" w:sz="4" w:space="0"/>
+            <w:insideV w:val="single" w:color="000000" w:sz="4" w:space="0"/>
+          </w:tblBorders>
+          <w:tblCellMar>
+            <w:top w:w="0" w:type="dxa"/>
+            <w:left w:w="0" w:type="dxa"/>
+            <w:bottom w:w="0" w:type="dxa"/>
+            <w:right w:w="0" w:type="dxa"/>
+          </w:tblCellMar>
+        </w:tblPrEx>
         <w:trPr>
-          <w:trHeight w:val="499"/>
+          <w:trHeight w:val="499" w:hRule="atLeast"/>
           <w:jc w:val="center"/>
         </w:trPr>
         <w:tc>
           <w:tcPr>
             <w:tcW w:w="1705" w:type="dxa"/>
-            <w:vMerge/>
+            <w:vMerge w:val="continue"/>
             <w:tcBorders>
-              <w:left w:val="single" w:sz="4" w:space="0" w:color="000000"/>
+              <w:left w:val="single" w:color="000000" w:sz="4" w:space="0"/>
               <w:tl2br w:val="nil"/>
               <w:tr2bl w:val="nil"/>
             </w:tcBorders>
@@ -3097,10 +3439,12 @@
           </w:tcPr>
           <w:p>
             <w:pPr>
-              <w:ind w:firstLineChars="50" w:firstLine="105"/>
-              <w:jc w:val="center"/>
-              <w:rPr>
-                <w:rFonts w:ascii="宋体" w:hAnsi="宋体" w:cs="宋体" w:hint="eastAsia"/>
+              <w:autoSpaceDE w:val="0"/>
+              <w:autoSpaceDN w:val="0"/>
+              <w:ind w:firstLine="105" w:firstLineChars="50"/>
+              <w:jc w:val="center"/>
+              <w:rPr>
+                <w:rFonts w:hint="eastAsia" w:ascii="宋体" w:hAnsi="宋体" w:cs="宋体"/>
                 <w:sz w:val="21"/>
                 <w:szCs w:val="21"/>
                 <w:lang w:eastAsia="zh-CN"/>
@@ -3120,10 +3464,12 @@
           </w:tcPr>
           <w:p>
             <w:pPr>
-              <w:ind w:firstLineChars="50" w:firstLine="105"/>
+              <w:autoSpaceDE w:val="0"/>
+              <w:autoSpaceDN w:val="0"/>
+              <w:ind w:firstLine="105" w:firstLineChars="50"/>
               <w:jc w:val="left"/>
               <w:rPr>
-                <w:rFonts w:ascii="宋体" w:hAnsi="宋体" w:cs="宋体" w:hint="eastAsia"/>
+                <w:rFonts w:hint="eastAsia" w:ascii="宋体" w:hAnsi="宋体" w:cs="宋体"/>
                 <w:sz w:val="21"/>
                 <w:szCs w:val="21"/>
                 <w:lang w:eastAsia="zh-CN"/>
@@ -3131,7 +3477,7 @@
             </w:pPr>
             <w:r>
               <w:rPr>
-                <w:rFonts w:ascii="宋体" w:hAnsi="宋体" w:cs="宋体" w:hint="eastAsia"/>
+                <w:rFonts w:hint="eastAsia" w:ascii="宋体" w:hAnsi="宋体" w:cs="宋体"/>
                 <w:sz w:val="21"/>
                 <w:szCs w:val="21"/>
                 <w:lang w:eastAsia="zh-CN"/>
@@ -3142,16 +3488,32 @@
         </w:tc>
       </w:tr>
       <w:tr>
+        <w:tblPrEx>
+          <w:tblBorders>
+            <w:top w:val="single" w:color="000000" w:sz="12" w:space="0"/>
+            <w:left w:val="single" w:color="000000" w:sz="12" w:space="0"/>
+            <w:bottom w:val="single" w:color="000000" w:sz="12" w:space="0"/>
+            <w:right w:val="single" w:color="000000" w:sz="12" w:space="0"/>
+            <w:insideH w:val="single" w:color="000000" w:sz="4" w:space="0"/>
+            <w:insideV w:val="single" w:color="000000" w:sz="4" w:space="0"/>
+          </w:tblBorders>
+          <w:tblCellMar>
+            <w:top w:w="0" w:type="dxa"/>
+            <w:left w:w="0" w:type="dxa"/>
+            <w:bottom w:w="0" w:type="dxa"/>
+            <w:right w:w="0" w:type="dxa"/>
+          </w:tblCellMar>
+        </w:tblPrEx>
         <w:trPr>
-          <w:trHeight w:val="499"/>
+          <w:trHeight w:val="499" w:hRule="atLeast"/>
           <w:jc w:val="center"/>
         </w:trPr>
         <w:tc>
           <w:tcPr>
             <w:tcW w:w="1705" w:type="dxa"/>
-            <w:vMerge/>
+            <w:vMerge w:val="continue"/>
             <w:tcBorders>
-              <w:left w:val="single" w:sz="4" w:space="0" w:color="000000"/>
+              <w:left w:val="single" w:color="000000" w:sz="4" w:space="0"/>
               <w:tl2br w:val="nil"/>
               <w:tr2bl w:val="nil"/>
             </w:tcBorders>
@@ -3159,10 +3521,12 @@
           </w:tcPr>
           <w:p>
             <w:pPr>
-              <w:ind w:firstLineChars="50" w:firstLine="105"/>
-              <w:jc w:val="center"/>
-              <w:rPr>
-                <w:rFonts w:ascii="宋体" w:hAnsi="宋体" w:cs="宋体" w:hint="eastAsia"/>
+              <w:autoSpaceDE w:val="0"/>
+              <w:autoSpaceDN w:val="0"/>
+              <w:ind w:firstLine="105" w:firstLineChars="50"/>
+              <w:jc w:val="center"/>
+              <w:rPr>
+                <w:rFonts w:hint="eastAsia" w:ascii="宋体" w:hAnsi="宋体" w:cs="宋体"/>
                 <w:sz w:val="21"/>
                 <w:szCs w:val="21"/>
                 <w:lang w:eastAsia="zh-CN"/>
@@ -3182,10 +3546,12 @@
           </w:tcPr>
           <w:p>
             <w:pPr>
-              <w:ind w:firstLineChars="50" w:firstLine="105"/>
+              <w:autoSpaceDE w:val="0"/>
+              <w:autoSpaceDN w:val="0"/>
+              <w:ind w:firstLine="105" w:firstLineChars="50"/>
               <w:jc w:val="left"/>
               <w:rPr>
-                <w:rFonts w:ascii="宋体" w:hAnsi="宋体" w:cs="宋体" w:hint="eastAsia"/>
+                <w:rFonts w:hint="eastAsia" w:ascii="宋体" w:hAnsi="宋体" w:cs="宋体"/>
                 <w:sz w:val="21"/>
                 <w:szCs w:val="21"/>
                 <w:lang w:eastAsia="zh-CN"/>
@@ -3193,7 +3559,7 @@
             </w:pPr>
             <w:r>
               <w:rPr>
-                <w:rFonts w:ascii="宋体" w:hAnsi="宋体" w:cs="宋体" w:hint="eastAsia"/>
+                <w:rFonts w:hint="eastAsia" w:ascii="宋体" w:hAnsi="宋体" w:cs="宋体"/>
                 <w:sz w:val="21"/>
                 <w:szCs w:val="21"/>
                 <w:lang w:eastAsia="zh-CN"/>
@@ -3204,8 +3570,24 @@
         </w:tc>
       </w:tr>
       <w:tr>
+        <w:tblPrEx>
+          <w:tblBorders>
+            <w:top w:val="single" w:color="000000" w:sz="12" w:space="0"/>
+            <w:left w:val="single" w:color="000000" w:sz="12" w:space="0"/>
+            <w:bottom w:val="single" w:color="000000" w:sz="12" w:space="0"/>
+            <w:right w:val="single" w:color="000000" w:sz="12" w:space="0"/>
+            <w:insideH w:val="single" w:color="000000" w:sz="4" w:space="0"/>
+            <w:insideV w:val="single" w:color="000000" w:sz="4" w:space="0"/>
+          </w:tblBorders>
+          <w:tblCellMar>
+            <w:top w:w="0" w:type="dxa"/>
+            <w:left w:w="0" w:type="dxa"/>
+            <w:bottom w:w="0" w:type="dxa"/>
+            <w:right w:w="0" w:type="dxa"/>
+          </w:tblCellMar>
+        </w:tblPrEx>
         <w:trPr>
-          <w:trHeight w:val="471"/>
+          <w:trHeight w:val="471" w:hRule="atLeast"/>
           <w:jc w:val="center"/>
         </w:trPr>
         <w:tc>
@@ -3219,24 +3601,26 @@
           </w:tcPr>
           <w:p>
             <w:pPr>
-              <w:ind w:firstLineChars="50" w:firstLine="105"/>
-              <w:jc w:val="center"/>
-              <w:rPr>
-                <w:rFonts w:ascii="宋体" w:hAnsi="宋体" w:cs="宋体" w:hint="eastAsia"/>
-                <w:sz w:val="21"/>
-                <w:szCs w:val="21"/>
-              </w:rPr>
-            </w:pPr>
-            <w:proofErr w:type="spellStart"/>
-            <w:r>
-              <w:rPr>
-                <w:rFonts w:ascii="宋体" w:hAnsi="宋体" w:cs="宋体" w:hint="eastAsia"/>
-                <w:sz w:val="21"/>
-                <w:szCs w:val="21"/>
+              <w:autoSpaceDE w:val="0"/>
+              <w:autoSpaceDN w:val="0"/>
+              <w:ind w:firstLine="105" w:firstLineChars="50"/>
+              <w:jc w:val="center"/>
+              <w:rPr>
+                <w:rFonts w:hint="eastAsia" w:ascii="宋体" w:hAnsi="宋体" w:cs="宋体"/>
+                <w:sz w:val="21"/>
+                <w:szCs w:val="21"/>
+                <w:lang w:eastAsia="en-US"/>
+              </w:rPr>
+            </w:pPr>
+            <w:r>
+              <w:rPr>
+                <w:rFonts w:hint="eastAsia" w:ascii="宋体" w:hAnsi="宋体" w:cs="宋体"/>
+                <w:sz w:val="21"/>
+                <w:szCs w:val="21"/>
+                <w:lang w:eastAsia="en-US"/>
               </w:rPr>
               <w:t>校验结论</w:t>
             </w:r>
-            <w:proofErr w:type="spellEnd"/>
           </w:p>
         </w:tc>
         <w:tc>
@@ -3250,9 +3634,11 @@
           </w:tcPr>
           <w:p>
             <w:pPr>
-              <w:pStyle w:val="TableParagraph"/>
-              <w:rPr>
-                <w:rFonts w:ascii="宋体" w:hAnsi="宋体" w:cs="宋体" w:hint="eastAsia"/>
+              <w:pStyle w:val="20"/>
+              <w:autoSpaceDE w:val="0"/>
+              <w:autoSpaceDN w:val="0"/>
+              <w:rPr>
+                <w:rFonts w:hint="eastAsia" w:ascii="宋体" w:hAnsi="宋体" w:cs="宋体"/>
                 <w:sz w:val="21"/>
                 <w:szCs w:val="21"/>
                 <w:lang w:eastAsia="zh-CN"/>
@@ -3260,7 +3646,7 @@
             </w:pPr>
             <w:r>
               <w:rPr>
-                <w:rFonts w:cs="宋体" w:hint="eastAsia"/>
+                <w:rFonts w:hint="eastAsia" w:cs="宋体"/>
                 <w:sz w:val="21"/>
                 <w:szCs w:val="21"/>
                 <w:lang w:eastAsia="zh-CN"/>
@@ -3271,8 +3657,24 @@
         </w:tc>
       </w:tr>
       <w:tr>
+        <w:tblPrEx>
+          <w:tblBorders>
+            <w:top w:val="single" w:color="000000" w:sz="12" w:space="0"/>
+            <w:left w:val="single" w:color="000000" w:sz="12" w:space="0"/>
+            <w:bottom w:val="single" w:color="000000" w:sz="12" w:space="0"/>
+            <w:right w:val="single" w:color="000000" w:sz="12" w:space="0"/>
+            <w:insideH w:val="single" w:color="000000" w:sz="4" w:space="0"/>
+            <w:insideV w:val="single" w:color="000000" w:sz="4" w:space="0"/>
+          </w:tblBorders>
+          <w:tblCellMar>
+            <w:top w:w="0" w:type="dxa"/>
+            <w:left w:w="0" w:type="dxa"/>
+            <w:bottom w:w="0" w:type="dxa"/>
+            <w:right w:w="0" w:type="dxa"/>
+          </w:tblCellMar>
+        </w:tblPrEx>
         <w:trPr>
-          <w:trHeight w:val="407"/>
+          <w:trHeight w:val="407" w:hRule="atLeast"/>
           <w:jc w:val="center"/>
         </w:trPr>
         <w:tc>
@@ -3286,24 +3688,26 @@
           </w:tcPr>
           <w:p>
             <w:pPr>
-              <w:ind w:firstLineChars="50" w:firstLine="105"/>
-              <w:jc w:val="center"/>
-              <w:rPr>
-                <w:rFonts w:ascii="宋体" w:hAnsi="宋体" w:cs="宋体" w:hint="eastAsia"/>
-                <w:sz w:val="21"/>
-                <w:szCs w:val="21"/>
-              </w:rPr>
-            </w:pPr>
-            <w:proofErr w:type="spellStart"/>
-            <w:r>
-              <w:rPr>
-                <w:rFonts w:ascii="宋体" w:hAnsi="宋体" w:cs="宋体" w:hint="eastAsia"/>
-                <w:sz w:val="21"/>
-                <w:szCs w:val="21"/>
+              <w:autoSpaceDE w:val="0"/>
+              <w:autoSpaceDN w:val="0"/>
+              <w:ind w:firstLine="105" w:firstLineChars="50"/>
+              <w:jc w:val="center"/>
+              <w:rPr>
+                <w:rFonts w:hint="eastAsia" w:ascii="宋体" w:hAnsi="宋体" w:cs="宋体"/>
+                <w:sz w:val="21"/>
+                <w:szCs w:val="21"/>
+                <w:lang w:eastAsia="en-US"/>
+              </w:rPr>
+            </w:pPr>
+            <w:r>
+              <w:rPr>
+                <w:rFonts w:hint="eastAsia" w:ascii="宋体" w:hAnsi="宋体" w:cs="宋体"/>
+                <w:sz w:val="21"/>
+                <w:szCs w:val="21"/>
+                <w:lang w:eastAsia="en-US"/>
               </w:rPr>
               <w:t>备注</w:t>
             </w:r>
-            <w:proofErr w:type="spellEnd"/>
           </w:p>
         </w:tc>
         <w:tc>
@@ -3317,18 +3721,22 @@
           </w:tcPr>
           <w:p>
             <w:pPr>
-              <w:pStyle w:val="TableParagraph"/>
-              <w:rPr>
-                <w:rFonts w:ascii="宋体" w:hAnsi="宋体" w:cs="宋体" w:hint="eastAsia"/>
-                <w:sz w:val="21"/>
-                <w:szCs w:val="21"/>
-              </w:rPr>
-            </w:pPr>
-            <w:r>
-              <w:rPr>
-                <w:rFonts w:ascii="宋体" w:hAnsi="宋体" w:cs="宋体" w:hint="eastAsia"/>
-                <w:sz w:val="21"/>
-                <w:szCs w:val="21"/>
+              <w:pStyle w:val="20"/>
+              <w:autoSpaceDE w:val="0"/>
+              <w:autoSpaceDN w:val="0"/>
+              <w:rPr>
+                <w:rFonts w:hint="eastAsia" w:ascii="宋体" w:hAnsi="宋体" w:cs="宋体"/>
+                <w:sz w:val="21"/>
+                <w:szCs w:val="21"/>
+                <w:lang w:eastAsia="en-US"/>
+              </w:rPr>
+            </w:pPr>
+            <w:r>
+              <w:rPr>
+                <w:rFonts w:hint="eastAsia" w:ascii="宋体" w:hAnsi="宋体" w:cs="宋体"/>
+                <w:sz w:val="21"/>
+                <w:szCs w:val="21"/>
+                <w:lang w:eastAsia="en-US"/>
               </w:rPr>
               <w:t>/</w:t>
             </w:r>
@@ -3336,8 +3744,24 @@
         </w:tc>
       </w:tr>
       <w:tr>
+        <w:tblPrEx>
+          <w:tblBorders>
+            <w:top w:val="single" w:color="000000" w:sz="12" w:space="0"/>
+            <w:left w:val="single" w:color="000000" w:sz="12" w:space="0"/>
+            <w:bottom w:val="single" w:color="000000" w:sz="12" w:space="0"/>
+            <w:right w:val="single" w:color="000000" w:sz="12" w:space="0"/>
+            <w:insideH w:val="single" w:color="000000" w:sz="4" w:space="0"/>
+            <w:insideV w:val="single" w:color="000000" w:sz="4" w:space="0"/>
+          </w:tblBorders>
+          <w:tblCellMar>
+            <w:top w:w="0" w:type="dxa"/>
+            <w:left w:w="0" w:type="dxa"/>
+            <w:bottom w:w="0" w:type="dxa"/>
+            <w:right w:w="0" w:type="dxa"/>
+          </w:tblCellMar>
+        </w:tblPrEx>
         <w:trPr>
-          <w:trHeight w:val="567"/>
+          <w:trHeight w:val="567" w:hRule="atLeast"/>
           <w:jc w:val="center"/>
         </w:trPr>
         <w:tc>
@@ -3352,53 +3776,49 @@
           </w:tcPr>
           <w:p>
             <w:pPr>
-              <w:pStyle w:val="TableParagraph"/>
-              <w:rPr>
-                <w:rFonts w:ascii="宋体" w:hAnsi="宋体" w:cs="宋体" w:hint="eastAsia"/>
+              <w:pStyle w:val="20"/>
+              <w:autoSpaceDE w:val="0"/>
+              <w:autoSpaceDN w:val="0"/>
+              <w:rPr>
+                <w:rFonts w:hint="eastAsia" w:ascii="宋体" w:hAnsi="宋体" w:cs="宋体"/>
                 <w:sz w:val="21"/>
                 <w:szCs w:val="21"/>
                 <w:lang w:eastAsia="zh-CN"/>
               </w:rPr>
             </w:pPr>
-            <w:proofErr w:type="spellStart"/>
-            <w:r>
-              <w:rPr>
-                <w:rFonts w:ascii="宋体" w:hAnsi="宋体" w:cs="宋体" w:hint="eastAsia"/>
-                <w:sz w:val="21"/>
-                <w:szCs w:val="21"/>
-              </w:rPr>
-              <w:t>校验</w:t>
-            </w:r>
-            <w:proofErr w:type="spellEnd"/>
-            <w:r>
-              <w:rPr>
-                <w:rFonts w:ascii="宋体" w:hAnsi="宋体" w:cs="宋体" w:hint="eastAsia"/>
-                <w:sz w:val="21"/>
-                <w:szCs w:val="21"/>
-              </w:rPr>
-              <w:t>：</w:t>
-            </w:r>
-            <w:r>
+            <w:r>
+              <w:rPr>
+                <w:rFonts w:hint="eastAsia" w:ascii="宋体" w:hAnsi="宋体" w:cs="宋体"/>
+                <w:sz w:val="21"/>
+                <w:szCs w:val="21"/>
+                <w:lang w:eastAsia="en-US"/>
+              </w:rPr>
+              <w:t>校验：</w:t>
+            </w:r>
+            <w:r>
+              <w:rPr>
+                <w:lang w:eastAsia="en-US"/>
+              </w:rPr>
               <w:fldChar w:fldCharType="begin"/>
             </w:r>
             <w:r>
-              <w:instrText>INCLUDEPICTURE \d "C:\\Users\\DELL\\Documents\\WXWork\\1688852957614631\\Cache\\Image\\2022-01\\</w:instrText>
-            </w:r>
-            <w:r>
-              <w:instrText>陈俊宏</w:instrText>
-            </w:r>
-            <w:r>
-              <w:instrText xml:space="preserve">.jpg" \* MERGEFORMATINET </w:instrText>
-            </w:r>
-            <w:r>
+              <w:rPr>
+                <w:lang w:eastAsia="en-US"/>
+              </w:rPr>
+              <w:instrText xml:space="preserve">INCLUDEPICTURE \d "C:\\Users\\DELL\\Documents\\WXWork\\1688852957614631\\Cache\\Image\\2022-01\\陈俊宏.jpg" \* MERGEFORMATINET </w:instrText>
+            </w:r>
+            <w:r>
+              <w:rPr>
+                <w:lang w:eastAsia="en-US"/>
+              </w:rPr>
               <w:fldChar w:fldCharType="separate"/>
             </w:r>
             <w:r>
               <w:rPr>
-                <w:noProof/>
+                <w:lang w:eastAsia="en-US"/>
               </w:rPr>
               <w:drawing>
-                <wp:inline distT="0" distB="0" distL="114300" distR="114300" wp14:anchorId="60075197" wp14:editId="13D1E9CC">
+                <wp:inline distT="0" distB="0" distL="114300" distR="114300">
                   <wp:extent cx="734060" cy="233680"/>
                   <wp:effectExtent l="0" t="0" r="8890" b="13970"/>
                   <wp:docPr id="3" name="图片 2" descr="IMG_256"/>
@@ -3440,6 +3860,9 @@
               </w:drawing>
             </w:r>
             <w:r>
+              <w:rPr>
+                <w:lang w:eastAsia="en-US"/>
+              </w:rPr>
               <w:fldChar w:fldCharType="end"/>
             </w:r>
             <w:r>
@@ -3447,14 +3870,16 @@
                 <w:rFonts w:hint="eastAsia"/>
                 <w:sz w:val="21"/>
                 <w:szCs w:val="21"/>
+                <w:lang w:eastAsia="en-US"/>
               </w:rPr>
               <w:t xml:space="preserve"> </w:t>
             </w:r>
             <w:r>
               <w:rPr>
-                <w:rFonts w:ascii="宋体" w:hAnsi="宋体" w:cs="宋体" w:hint="eastAsia"/>
-                <w:sz w:val="21"/>
-                <w:szCs w:val="21"/>
+                <w:rFonts w:hint="eastAsia" w:ascii="宋体" w:hAnsi="宋体" w:cs="宋体"/>
+                <w:sz w:val="21"/>
+                <w:szCs w:val="21"/>
+                <w:lang w:eastAsia="en-US"/>
               </w:rPr>
               <w:t xml:space="preserve">             </w:t>
             </w:r>
@@ -3463,46 +3888,27 @@
                 <w:rFonts w:hint="eastAsia"/>
                 <w:sz w:val="21"/>
                 <w:szCs w:val="21"/>
+                <w:lang w:eastAsia="en-US"/>
               </w:rPr>
               <w:t xml:space="preserve"> </w:t>
             </w:r>
-            <w:proofErr w:type="spellStart"/>
-            <w:r>
-              <w:rPr>
-                <w:rFonts w:ascii="宋体" w:hAnsi="宋体" w:cs="宋体" w:hint="eastAsia"/>
-                <w:sz w:val="21"/>
-                <w:szCs w:val="21"/>
-              </w:rPr>
-              <w:t>日期</w:t>
-            </w:r>
-            <w:proofErr w:type="spellEnd"/>
-            <w:proofErr w:type="gramStart"/>
-            <w:r>
-              <w:rPr>
-                <w:rFonts w:ascii="宋体" w:hAnsi="宋体" w:cs="宋体" w:hint="eastAsia"/>
-                <w:sz w:val="21"/>
-                <w:szCs w:val="21"/>
-              </w:rPr>
-              <w:t>：</w:t>
-            </w:r>
-            <w:r>
-              <w:rPr>
-                <w:rFonts w:ascii="宋体" w:hAnsi="宋体" w:cs="宋体" w:hint="eastAsia"/>
+            <w:r>
+              <w:rPr>
+                <w:rFonts w:hint="eastAsia" w:ascii="宋体" w:hAnsi="宋体" w:cs="宋体"/>
+                <w:sz w:val="21"/>
+                <w:szCs w:val="21"/>
+                <w:lang w:eastAsia="en-US"/>
+              </w:rPr>
+              <w:t>日期：</w:t>
+            </w:r>
+            <w:r>
+              <w:rPr>
+                <w:rFonts w:hint="eastAsia" w:ascii="宋体" w:hAnsi="宋体" w:cs="宋体"/>
                 <w:sz w:val="21"/>
                 <w:szCs w:val="21"/>
                 <w:lang w:eastAsia="zh-CN"/>
               </w:rPr>
-              <w:t>[</w:t>
-            </w:r>
-            <w:proofErr w:type="gramEnd"/>
-            <w:r>
-              <w:rPr>
-                <w:rFonts w:ascii="宋体" w:hAnsi="宋体" w:cs="宋体" w:hint="eastAsia"/>
-                <w:sz w:val="21"/>
-                <w:szCs w:val="21"/>
-                <w:lang w:eastAsia="zh-CN"/>
-              </w:rPr>
-              <w:t>3]</w:t>
+              <w:t>[3]</w:t>
             </w:r>
           </w:p>
         </w:tc>
@@ -3519,9 +3925,11 @@
           </w:tcPr>
           <w:p>
             <w:pPr>
-              <w:pStyle w:val="TableParagraph"/>
-              <w:rPr>
-                <w:rFonts w:ascii="宋体" w:hAnsi="宋体" w:cs="宋体" w:hint="eastAsia"/>
+              <w:pStyle w:val="20"/>
+              <w:autoSpaceDE w:val="0"/>
+              <w:autoSpaceDN w:val="0"/>
+              <w:rPr>
+                <w:rFonts w:hint="eastAsia" w:ascii="宋体" w:hAnsi="宋体" w:cs="宋体"/>
                 <w:sz w:val="21"/>
                 <w:szCs w:val="21"/>
                 <w:lang w:eastAsia="zh-CN"/>
@@ -3529,7 +3937,7 @@
             </w:pPr>
             <w:r>
               <w:rPr>
-                <w:rFonts w:ascii="宋体" w:hAnsi="宋体" w:cs="宋体" w:hint="eastAsia"/>
+                <w:rFonts w:hint="eastAsia" w:ascii="宋体" w:hAnsi="宋体" w:cs="宋体"/>
                 <w:sz w:val="21"/>
                 <w:szCs w:val="21"/>
                 <w:lang w:eastAsia="zh-CN"/>
@@ -3539,9 +3947,11 @@
           </w:p>
           <w:p>
             <w:pPr>
-              <w:pStyle w:val="TableParagraph"/>
-              <w:rPr>
-                <w:rFonts w:ascii="宋体" w:hAnsi="宋体" w:cs="宋体" w:hint="eastAsia"/>
+              <w:pStyle w:val="20"/>
+              <w:autoSpaceDE w:val="0"/>
+              <w:autoSpaceDN w:val="0"/>
+              <w:rPr>
+                <w:rFonts w:hint="eastAsia" w:ascii="宋体" w:hAnsi="宋体" w:cs="宋体"/>
                 <w:sz w:val="21"/>
                 <w:szCs w:val="21"/>
                 <w:lang w:eastAsia="zh-CN"/>
@@ -3549,7 +3959,7 @@
             </w:pPr>
             <w:r>
               <w:rPr>
-                <w:rFonts w:ascii="宋体" w:hAnsi="宋体" w:cs="宋体" w:hint="eastAsia"/>
+                <w:rFonts w:hint="eastAsia" w:ascii="宋体" w:hAnsi="宋体" w:cs="宋体"/>
                 <w:sz w:val="21"/>
                 <w:szCs w:val="21"/>
                 <w:lang w:eastAsia="zh-CN"/>
@@ -3559,9 +3969,11 @@
           </w:p>
           <w:p>
             <w:pPr>
-              <w:pStyle w:val="TableParagraph"/>
-              <w:rPr>
-                <w:rFonts w:ascii="宋体" w:hAnsi="宋体" w:cs="宋体" w:hint="eastAsia"/>
+              <w:pStyle w:val="20"/>
+              <w:autoSpaceDE w:val="0"/>
+              <w:autoSpaceDN w:val="0"/>
+              <w:rPr>
+                <w:rFonts w:hint="eastAsia" w:ascii="宋体" w:hAnsi="宋体" w:cs="宋体"/>
                 <w:sz w:val="21"/>
                 <w:szCs w:val="21"/>
                 <w:lang w:eastAsia="zh-CN"/>
@@ -3570,9 +3982,11 @@
           </w:p>
           <w:p>
             <w:pPr>
-              <w:pStyle w:val="TableParagraph"/>
-              <w:rPr>
-                <w:rFonts w:ascii="宋体" w:hAnsi="宋体" w:cs="宋体" w:hint="eastAsia"/>
+              <w:pStyle w:val="20"/>
+              <w:autoSpaceDE w:val="0"/>
+              <w:autoSpaceDN w:val="0"/>
+              <w:rPr>
+                <w:rFonts w:hint="eastAsia" w:ascii="宋体" w:hAnsi="宋体" w:cs="宋体"/>
                 <w:sz w:val="21"/>
                 <w:szCs w:val="21"/>
                 <w:lang w:eastAsia="zh-CN"/>
@@ -3580,7 +3994,7 @@
             </w:pPr>
             <w:r>
               <w:rPr>
-                <w:rFonts w:ascii="宋体" w:hAnsi="宋体" w:cs="宋体" w:hint="eastAsia"/>
+                <w:rFonts w:hint="eastAsia" w:ascii="宋体" w:hAnsi="宋体" w:cs="宋体"/>
                 <w:sz w:val="21"/>
                 <w:szCs w:val="21"/>
                 <w:lang w:eastAsia="zh-CN"/>
@@ -3591,8 +4005,24 @@
         </w:tc>
       </w:tr>
       <w:tr>
+        <w:tblPrEx>
+          <w:tblBorders>
+            <w:top w:val="single" w:color="000000" w:sz="12" w:space="0"/>
+            <w:left w:val="single" w:color="000000" w:sz="12" w:space="0"/>
+            <w:bottom w:val="single" w:color="000000" w:sz="12" w:space="0"/>
+            <w:right w:val="single" w:color="000000" w:sz="12" w:space="0"/>
+            <w:insideH w:val="single" w:color="000000" w:sz="4" w:space="0"/>
+            <w:insideV w:val="single" w:color="000000" w:sz="4" w:space="0"/>
+          </w:tblBorders>
+          <w:tblCellMar>
+            <w:top w:w="0" w:type="dxa"/>
+            <w:left w:w="0" w:type="dxa"/>
+            <w:bottom w:w="0" w:type="dxa"/>
+            <w:right w:w="0" w:type="dxa"/>
+          </w:tblCellMar>
+        </w:tblPrEx>
         <w:trPr>
-          <w:trHeight w:val="567"/>
+          <w:trHeight w:val="567" w:hRule="atLeast"/>
           <w:jc w:val="center"/>
         </w:trPr>
         <w:tc>
@@ -3607,38 +4037,31 @@
           </w:tcPr>
           <w:p>
             <w:pPr>
-              <w:pStyle w:val="TableParagraph"/>
-              <w:rPr>
-                <w:rFonts w:ascii="宋体" w:hAnsi="宋体" w:cs="宋体" w:hint="eastAsia"/>
+              <w:pStyle w:val="20"/>
+              <w:autoSpaceDE w:val="0"/>
+              <w:autoSpaceDN w:val="0"/>
+              <w:rPr>
+                <w:rFonts w:hint="eastAsia" w:ascii="宋体" w:hAnsi="宋体" w:cs="宋体"/>
                 <w:sz w:val="21"/>
                 <w:szCs w:val="21"/>
                 <w:lang w:eastAsia="zh-CN"/>
               </w:rPr>
             </w:pPr>
-            <w:proofErr w:type="spellStart"/>
-            <w:r>
-              <w:rPr>
-                <w:rFonts w:ascii="宋体" w:hAnsi="宋体" w:cs="宋体" w:hint="eastAsia"/>
-                <w:sz w:val="21"/>
-                <w:szCs w:val="21"/>
-              </w:rPr>
-              <w:t>审核</w:t>
-            </w:r>
-            <w:proofErr w:type="spellEnd"/>
-            <w:r>
-              <w:rPr>
-                <w:rFonts w:ascii="宋体" w:hAnsi="宋体" w:cs="宋体" w:hint="eastAsia"/>
-                <w:sz w:val="21"/>
-                <w:szCs w:val="21"/>
-              </w:rPr>
-              <w:t xml:space="preserve">：   </w:t>
-            </w:r>
-            <w:r>
-              <w:rPr>
-                <w:noProof/>
+            <w:r>
+              <w:rPr>
+                <w:rFonts w:hint="eastAsia" w:ascii="宋体" w:hAnsi="宋体" w:cs="宋体"/>
+                <w:sz w:val="21"/>
+                <w:szCs w:val="21"/>
+                <w:lang w:eastAsia="en-US"/>
+              </w:rPr>
+              <w:t xml:space="preserve">审核：   </w:t>
+            </w:r>
+            <w:r>
+              <w:rPr>
+                <w:lang w:eastAsia="en-US"/>
               </w:rPr>
               <w:drawing>
-                <wp:inline distT="0" distB="0" distL="114300" distR="114300" wp14:anchorId="7702E5B6" wp14:editId="45337692">
+                <wp:inline distT="0" distB="0" distL="114300" distR="114300">
                   <wp:extent cx="610870" cy="285750"/>
                   <wp:effectExtent l="0" t="0" r="17780" b="0"/>
                   <wp:docPr id="1" name="图片 7" descr="调整大小 陈亦森1"/>
@@ -3681,49 +4104,21 @@
             </w:r>
             <w:r>
               <w:rPr>
-                <w:rFonts w:ascii="宋体" w:hAnsi="宋体" w:cs="宋体" w:hint="eastAsia"/>
-                <w:sz w:val="21"/>
-                <w:szCs w:val="21"/>
-              </w:rPr>
-              <w:t xml:space="preserve">              </w:t>
-            </w:r>
-            <w:proofErr w:type="spellStart"/>
-            <w:r>
-              <w:rPr>
-                <w:rFonts w:ascii="宋体" w:hAnsi="宋体" w:cs="宋体" w:hint="eastAsia"/>
-                <w:sz w:val="21"/>
-                <w:szCs w:val="21"/>
-              </w:rPr>
-              <w:t>日期</w:t>
-            </w:r>
-            <w:proofErr w:type="spellEnd"/>
-            <w:proofErr w:type="gramStart"/>
-            <w:r>
-              <w:rPr>
-                <w:rFonts w:ascii="宋体" w:hAnsi="宋体" w:cs="宋体" w:hint="eastAsia"/>
-                <w:sz w:val="21"/>
-                <w:szCs w:val="21"/>
-              </w:rPr>
-              <w:t>：</w:t>
-            </w:r>
-            <w:r>
-              <w:rPr>
-                <w:rFonts w:ascii="宋体" w:hAnsi="宋体" w:cs="宋体" w:hint="eastAsia"/>
+                <w:rFonts w:hint="eastAsia" w:ascii="宋体" w:hAnsi="宋体" w:cs="宋体"/>
+                <w:sz w:val="21"/>
+                <w:szCs w:val="21"/>
+                <w:lang w:eastAsia="en-US"/>
+              </w:rPr>
+              <w:t xml:space="preserve">              日期：</w:t>
+            </w:r>
+            <w:r>
+              <w:rPr>
+                <w:rFonts w:hint="eastAsia" w:ascii="宋体" w:hAnsi="宋体" w:cs="宋体"/>
                 <w:sz w:val="21"/>
                 <w:szCs w:val="21"/>
                 <w:lang w:eastAsia="zh-CN"/>
               </w:rPr>
-              <w:t>[</w:t>
-            </w:r>
-            <w:proofErr w:type="gramEnd"/>
-            <w:r>
-              <w:rPr>
-                <w:rFonts w:ascii="宋体" w:hAnsi="宋体" w:cs="宋体" w:hint="eastAsia"/>
-                <w:sz w:val="21"/>
-                <w:szCs w:val="21"/>
-                <w:lang w:eastAsia="zh-CN"/>
-              </w:rPr>
-              <w:t>19]</w:t>
+              <w:t>[19]</w:t>
             </w:r>
           </w:p>
         </w:tc>
@@ -3731,7 +4126,7 @@
           <w:tcPr>
             <w:tcW w:w="2965" w:type="dxa"/>
             <w:gridSpan w:val="3"/>
-            <w:vMerge/>
+            <w:vMerge w:val="continue"/>
             <w:tcBorders>
               <w:tl2br w:val="nil"/>
               <w:tr2bl w:val="nil"/>
@@ -3740,19 +4135,38 @@
           </w:tcPr>
           <w:p>
             <w:pPr>
-              <w:pStyle w:val="TableParagraph"/>
-              <w:rPr>
-                <w:rFonts w:ascii="宋体" w:hAnsi="宋体" w:cs="宋体" w:hint="eastAsia"/>
-                <w:sz w:val="21"/>
-                <w:szCs w:val="21"/>
+              <w:pStyle w:val="20"/>
+              <w:autoSpaceDE w:val="0"/>
+              <w:autoSpaceDN w:val="0"/>
+              <w:rPr>
+                <w:rFonts w:hint="eastAsia" w:ascii="宋体" w:hAnsi="宋体" w:cs="宋体"/>
+                <w:sz w:val="21"/>
+                <w:szCs w:val="21"/>
+                <w:lang w:eastAsia="en-US"/>
               </w:rPr>
             </w:pPr>
           </w:p>
         </w:tc>
       </w:tr>
       <w:tr>
+        <w:tblPrEx>
+          <w:tblBorders>
+            <w:top w:val="single" w:color="000000" w:sz="12" w:space="0"/>
+            <w:left w:val="single" w:color="000000" w:sz="12" w:space="0"/>
+            <w:bottom w:val="single" w:color="000000" w:sz="12" w:space="0"/>
+            <w:right w:val="single" w:color="000000" w:sz="12" w:space="0"/>
+            <w:insideH w:val="single" w:color="000000" w:sz="4" w:space="0"/>
+            <w:insideV w:val="single" w:color="000000" w:sz="4" w:space="0"/>
+          </w:tblBorders>
+          <w:tblCellMar>
+            <w:top w:w="0" w:type="dxa"/>
+            <w:left w:w="0" w:type="dxa"/>
+            <w:bottom w:w="0" w:type="dxa"/>
+            <w:right w:w="0" w:type="dxa"/>
+          </w:tblCellMar>
+        </w:tblPrEx>
         <w:trPr>
-          <w:trHeight w:val="567"/>
+          <w:trHeight w:val="567" w:hRule="atLeast"/>
           <w:jc w:val="center"/>
         </w:trPr>
         <w:tc>
@@ -3767,38 +4181,31 @@
           </w:tcPr>
           <w:p>
             <w:pPr>
-              <w:pStyle w:val="TableParagraph"/>
-              <w:rPr>
-                <w:rFonts w:ascii="宋体" w:hAnsi="宋体" w:cs="宋体" w:hint="eastAsia"/>
+              <w:pStyle w:val="20"/>
+              <w:autoSpaceDE w:val="0"/>
+              <w:autoSpaceDN w:val="0"/>
+              <w:rPr>
+                <w:rFonts w:hint="eastAsia" w:ascii="宋体" w:hAnsi="宋体" w:cs="宋体"/>
                 <w:sz w:val="21"/>
                 <w:szCs w:val="21"/>
                 <w:lang w:eastAsia="zh-CN"/>
               </w:rPr>
             </w:pPr>
-            <w:proofErr w:type="spellStart"/>
-            <w:r>
-              <w:rPr>
-                <w:rFonts w:ascii="宋体" w:hAnsi="宋体" w:cs="宋体" w:hint="eastAsia"/>
-                <w:sz w:val="21"/>
-                <w:szCs w:val="21"/>
-              </w:rPr>
-              <w:t>批准</w:t>
-            </w:r>
-            <w:proofErr w:type="spellEnd"/>
-            <w:r>
-              <w:rPr>
-                <w:rFonts w:ascii="宋体" w:hAnsi="宋体" w:cs="宋体" w:hint="eastAsia"/>
-                <w:sz w:val="21"/>
-                <w:szCs w:val="21"/>
-              </w:rPr>
-              <w:t xml:space="preserve">：   </w:t>
-            </w:r>
-            <w:r>
-              <w:rPr>
-                <w:noProof/>
+            <w:r>
+              <w:rPr>
+                <w:rFonts w:hint="eastAsia" w:ascii="宋体" w:hAnsi="宋体" w:cs="宋体"/>
+                <w:sz w:val="21"/>
+                <w:szCs w:val="21"/>
+                <w:lang w:eastAsia="en-US"/>
+              </w:rPr>
+              <w:t xml:space="preserve">批准：   </w:t>
+            </w:r>
+            <w:r>
+              <w:rPr>
+                <w:lang w:eastAsia="en-US"/>
               </w:rPr>
               <w:drawing>
-                <wp:inline distT="0" distB="0" distL="114300" distR="114300" wp14:anchorId="625897D4" wp14:editId="7BC58338">
+                <wp:inline distT="0" distB="0" distL="114300" distR="114300">
                   <wp:extent cx="791210" cy="297180"/>
                   <wp:effectExtent l="0" t="0" r="8890" b="7620"/>
                   <wp:docPr id="5" name="图片 8" descr="邹伟"/>
@@ -3841,49 +4248,21 @@
             </w:r>
             <w:r>
               <w:rPr>
-                <w:rFonts w:ascii="宋体" w:hAnsi="宋体" w:cs="宋体" w:hint="eastAsia"/>
-                <w:sz w:val="21"/>
-                <w:szCs w:val="21"/>
-              </w:rPr>
-              <w:t xml:space="preserve">           </w:t>
-            </w:r>
-            <w:proofErr w:type="spellStart"/>
-            <w:r>
-              <w:rPr>
-                <w:rFonts w:ascii="宋体" w:hAnsi="宋体" w:cs="宋体" w:hint="eastAsia"/>
-                <w:sz w:val="21"/>
-                <w:szCs w:val="21"/>
-              </w:rPr>
-              <w:t>日期</w:t>
-            </w:r>
-            <w:proofErr w:type="spellEnd"/>
-            <w:proofErr w:type="gramStart"/>
-            <w:r>
-              <w:rPr>
-                <w:rFonts w:ascii="宋体" w:hAnsi="宋体" w:cs="宋体" w:hint="eastAsia"/>
-                <w:sz w:val="21"/>
-                <w:szCs w:val="21"/>
-              </w:rPr>
-              <w:t>：</w:t>
-            </w:r>
-            <w:r>
-              <w:rPr>
-                <w:rFonts w:ascii="宋体" w:hAnsi="宋体" w:cs="宋体" w:hint="eastAsia"/>
+                <w:rFonts w:hint="eastAsia" w:ascii="宋体" w:hAnsi="宋体" w:cs="宋体"/>
+                <w:sz w:val="21"/>
+                <w:szCs w:val="21"/>
+                <w:lang w:eastAsia="en-US"/>
+              </w:rPr>
+              <w:t xml:space="preserve">           日期：</w:t>
+            </w:r>
+            <w:r>
+              <w:rPr>
+                <w:rFonts w:hint="eastAsia" w:ascii="宋体" w:hAnsi="宋体" w:cs="宋体"/>
                 <w:sz w:val="21"/>
                 <w:szCs w:val="21"/>
                 <w:lang w:eastAsia="zh-CN"/>
               </w:rPr>
-              <w:t>[</w:t>
-            </w:r>
-            <w:proofErr w:type="gramEnd"/>
-            <w:r>
-              <w:rPr>
-                <w:rFonts w:ascii="宋体" w:hAnsi="宋体" w:cs="宋体" w:hint="eastAsia"/>
-                <w:sz w:val="21"/>
-                <w:szCs w:val="21"/>
-                <w:lang w:eastAsia="zh-CN"/>
-              </w:rPr>
-              <w:t>20]</w:t>
+              <w:t>[20]</w:t>
             </w:r>
           </w:p>
         </w:tc>
@@ -3891,7 +4270,7 @@
           <w:tcPr>
             <w:tcW w:w="2965" w:type="dxa"/>
             <w:gridSpan w:val="3"/>
-            <w:vMerge/>
+            <w:vMerge w:val="continue"/>
             <w:tcBorders>
               <w:tl2br w:val="nil"/>
               <w:tr2bl w:val="nil"/>
@@ -3900,11 +4279,14 @@
           </w:tcPr>
           <w:p>
             <w:pPr>
-              <w:pStyle w:val="TableParagraph"/>
-              <w:rPr>
-                <w:rFonts w:ascii="宋体" w:hAnsi="宋体" w:cs="宋体" w:hint="eastAsia"/>
-                <w:sz w:val="21"/>
-                <w:szCs w:val="21"/>
+              <w:pStyle w:val="20"/>
+              <w:autoSpaceDE w:val="0"/>
+              <w:autoSpaceDN w:val="0"/>
+              <w:rPr>
+                <w:rFonts w:hint="eastAsia" w:ascii="宋体" w:hAnsi="宋体" w:cs="宋体"/>
+                <w:sz w:val="21"/>
+                <w:szCs w:val="21"/>
+                <w:lang w:eastAsia="en-US"/>
               </w:rPr>
             </w:pPr>
           </w:p>
@@ -3916,7 +4298,7 @@
         <w:widowControl/>
         <w:jc w:val="left"/>
         <w:rPr>
-          <w:rFonts w:ascii="宋体" w:hAnsi="宋体" w:cs="宋体" w:hint="eastAsia"/>
+          <w:rFonts w:hint="eastAsia" w:ascii="宋体" w:hAnsi="宋体" w:cs="宋体"/>
           <w:bCs/>
           <w:sz w:val="21"/>
           <w:szCs w:val="21"/>
@@ -3928,30 +4310,43 @@
         <w:autoSpaceDE w:val="0"/>
         <w:autoSpaceDN w:val="0"/>
         <w:spacing w:line="360" w:lineRule="auto"/>
-        <w:ind w:firstLineChars="200" w:firstLine="420"/>
+        <w:ind w:firstLine="420" w:firstLineChars="200"/>
         <w:jc w:val="left"/>
         <w:rPr>
-          <w:rFonts w:ascii="宋体" w:hAnsi="宋体" w:cs="宋体" w:hint="eastAsia"/>
+          <w:rFonts w:hint="eastAsia" w:ascii="宋体" w:hAnsi="宋体" w:cs="宋体"/>
           <w:sz w:val="21"/>
           <w:szCs w:val="21"/>
         </w:rPr>
       </w:pPr>
       <w:r>
         <w:rPr>
-          <w:rFonts w:ascii="宋体" w:hAnsi="宋体" w:cs="宋体" w:hint="eastAsia"/>
+          <w:rFonts w:hint="eastAsia" w:ascii="宋体" w:hAnsi="宋体" w:cs="宋体"/>
           <w:sz w:val="21"/>
           <w:szCs w:val="21"/>
         </w:rPr>
-        <w:lastRenderedPageBreak/>
         <w:t>注1：常用的限速器动作速度范围参照表：</w:t>
       </w:r>
     </w:p>
     <w:tbl>
       <w:tblPr>
-        <w:tblStyle w:val="ab"/>
+        <w:tblStyle w:val="10"/>
         <w:tblW w:w="0" w:type="auto"/>
         <w:jc w:val="center"/>
-        <w:tblLook w:val="04A0" w:firstRow="1" w:lastRow="0" w:firstColumn="1" w:lastColumn="0" w:noHBand="0" w:noVBand="1"/>
+        <w:tblBorders>
+          <w:top w:val="single" w:color="auto" w:sz="4" w:space="0"/>
+          <w:left w:val="single" w:color="auto" w:sz="4" w:space="0"/>
+          <w:bottom w:val="single" w:color="auto" w:sz="4" w:space="0"/>
+          <w:right w:val="single" w:color="auto" w:sz="4" w:space="0"/>
+          <w:insideH w:val="single" w:color="auto" w:sz="4" w:space="0"/>
+          <w:insideV w:val="single" w:color="auto" w:sz="4" w:space="0"/>
+        </w:tblBorders>
+        <w:tblLayout w:type="autofit"/>
+        <w:tblCellMar>
+          <w:top w:w="0" w:type="dxa"/>
+          <w:left w:w="108" w:type="dxa"/>
+          <w:bottom w:w="0" w:type="dxa"/>
+          <w:right w:w="108" w:type="dxa"/>
+        </w:tblCellMar>
       </w:tblPr>
       <w:tblGrid>
         <w:gridCol w:w="2959"/>
@@ -3959,8 +4354,24 @@
         <w:gridCol w:w="3096"/>
       </w:tblGrid>
       <w:tr>
+        <w:tblPrEx>
+          <w:tblBorders>
+            <w:top w:val="single" w:color="auto" w:sz="4" w:space="0"/>
+            <w:left w:val="single" w:color="auto" w:sz="4" w:space="0"/>
+            <w:bottom w:val="single" w:color="auto" w:sz="4" w:space="0"/>
+            <w:right w:val="single" w:color="auto" w:sz="4" w:space="0"/>
+            <w:insideH w:val="single" w:color="auto" w:sz="4" w:space="0"/>
+            <w:insideV w:val="single" w:color="auto" w:sz="4" w:space="0"/>
+          </w:tblBorders>
+          <w:tblCellMar>
+            <w:top w:w="0" w:type="dxa"/>
+            <w:left w:w="108" w:type="dxa"/>
+            <w:bottom w:w="0" w:type="dxa"/>
+            <w:right w:w="108" w:type="dxa"/>
+          </w:tblCellMar>
+        </w:tblPrEx>
         <w:trPr>
-          <w:trHeight w:hRule="exact" w:val="369"/>
+          <w:trHeight w:val="369" w:hRule="exact"/>
           <w:jc w:val="center"/>
         </w:trPr>
         <w:tc>
@@ -3972,17 +4383,17 @@
             <w:pPr>
               <w:autoSpaceDE w:val="0"/>
               <w:autoSpaceDN w:val="0"/>
-              <w:ind w:firstLineChars="50" w:firstLine="105"/>
-              <w:jc w:val="center"/>
-              <w:rPr>
-                <w:rFonts w:ascii="宋体" w:hAnsi="宋体" w:cs="宋体" w:hint="eastAsia"/>
-                <w:sz w:val="21"/>
-                <w:szCs w:val="21"/>
-              </w:rPr>
-            </w:pPr>
-            <w:r>
-              <w:rPr>
-                <w:rFonts w:ascii="宋体" w:hAnsi="宋体" w:cs="宋体" w:hint="eastAsia"/>
+              <w:ind w:firstLine="105" w:firstLineChars="50"/>
+              <w:jc w:val="center"/>
+              <w:rPr>
+                <w:rFonts w:hint="eastAsia" w:ascii="宋体" w:hAnsi="宋体" w:cs="宋体"/>
+                <w:sz w:val="21"/>
+                <w:szCs w:val="21"/>
+              </w:rPr>
+            </w:pPr>
+            <w:r>
+              <w:rPr>
+                <w:rFonts w:hint="eastAsia" w:ascii="宋体" w:hAnsi="宋体" w:cs="宋体"/>
                 <w:sz w:val="21"/>
                 <w:szCs w:val="21"/>
               </w:rPr>
@@ -3999,39 +4410,21 @@
             <w:pPr>
               <w:autoSpaceDE w:val="0"/>
               <w:autoSpaceDN w:val="0"/>
-              <w:ind w:firstLineChars="50" w:firstLine="105"/>
-              <w:jc w:val="center"/>
-              <w:rPr>
-                <w:rFonts w:ascii="宋体" w:hAnsi="宋体" w:cs="宋体" w:hint="eastAsia"/>
-                <w:sz w:val="21"/>
-                <w:szCs w:val="21"/>
-              </w:rPr>
-            </w:pPr>
-            <w:r>
-              <w:rPr>
-                <w:rFonts w:ascii="宋体" w:hAnsi="宋体" w:cs="宋体" w:hint="eastAsia"/>
-                <w:sz w:val="21"/>
-                <w:szCs w:val="21"/>
-              </w:rPr>
-              <w:t>安全</w:t>
-            </w:r>
-            <w:proofErr w:type="gramStart"/>
-            <w:r>
-              <w:rPr>
-                <w:rFonts w:ascii="宋体" w:hAnsi="宋体" w:cs="宋体" w:hint="eastAsia"/>
-                <w:sz w:val="21"/>
-                <w:szCs w:val="21"/>
-              </w:rPr>
-              <w:t>钳</w:t>
-            </w:r>
-            <w:proofErr w:type="gramEnd"/>
-            <w:r>
-              <w:rPr>
-                <w:rFonts w:ascii="宋体" w:hAnsi="宋体" w:cs="宋体" w:hint="eastAsia"/>
-                <w:sz w:val="21"/>
-                <w:szCs w:val="21"/>
-              </w:rPr>
-              <w:t>型式</w:t>
+              <w:ind w:firstLine="105" w:firstLineChars="50"/>
+              <w:jc w:val="center"/>
+              <w:rPr>
+                <w:rFonts w:hint="eastAsia" w:ascii="宋体" w:hAnsi="宋体" w:cs="宋体"/>
+                <w:sz w:val="21"/>
+                <w:szCs w:val="21"/>
+              </w:rPr>
+            </w:pPr>
+            <w:r>
+              <w:rPr>
+                <w:rFonts w:hint="eastAsia" w:ascii="宋体" w:hAnsi="宋体" w:cs="宋体"/>
+                <w:sz w:val="21"/>
+                <w:szCs w:val="21"/>
+              </w:rPr>
+              <w:t>安全钳型式</w:t>
             </w:r>
           </w:p>
         </w:tc>
@@ -4044,17 +4437,17 @@
             <w:pPr>
               <w:autoSpaceDE w:val="0"/>
               <w:autoSpaceDN w:val="0"/>
-              <w:ind w:firstLineChars="50" w:firstLine="105"/>
-              <w:jc w:val="center"/>
-              <w:rPr>
-                <w:rFonts w:ascii="宋体" w:hAnsi="宋体" w:cs="宋体" w:hint="eastAsia"/>
-                <w:sz w:val="21"/>
-                <w:szCs w:val="21"/>
-              </w:rPr>
-            </w:pPr>
-            <w:r>
-              <w:rPr>
-                <w:rFonts w:ascii="宋体" w:hAnsi="宋体" w:cs="宋体" w:hint="eastAsia"/>
+              <w:ind w:firstLine="105" w:firstLineChars="50"/>
+              <w:jc w:val="center"/>
+              <w:rPr>
+                <w:rFonts w:hint="eastAsia" w:ascii="宋体" w:hAnsi="宋体" w:cs="宋体"/>
+                <w:sz w:val="21"/>
+                <w:szCs w:val="21"/>
+              </w:rPr>
+            </w:pPr>
+            <w:r>
+              <w:rPr>
+                <w:rFonts w:hint="eastAsia" w:ascii="宋体" w:hAnsi="宋体" w:cs="宋体"/>
                 <w:sz w:val="21"/>
                 <w:szCs w:val="21"/>
               </w:rPr>
@@ -4064,8 +4457,24 @@
         </w:tc>
       </w:tr>
       <w:tr>
+        <w:tblPrEx>
+          <w:tblBorders>
+            <w:top w:val="single" w:color="auto" w:sz="4" w:space="0"/>
+            <w:left w:val="single" w:color="auto" w:sz="4" w:space="0"/>
+            <w:bottom w:val="single" w:color="auto" w:sz="4" w:space="0"/>
+            <w:right w:val="single" w:color="auto" w:sz="4" w:space="0"/>
+            <w:insideH w:val="single" w:color="auto" w:sz="4" w:space="0"/>
+            <w:insideV w:val="single" w:color="auto" w:sz="4" w:space="0"/>
+          </w:tblBorders>
+          <w:tblCellMar>
+            <w:top w:w="0" w:type="dxa"/>
+            <w:left w:w="108" w:type="dxa"/>
+            <w:bottom w:w="0" w:type="dxa"/>
+            <w:right w:w="108" w:type="dxa"/>
+          </w:tblCellMar>
+        </w:tblPrEx>
         <w:trPr>
-          <w:trHeight w:hRule="exact" w:val="369"/>
+          <w:trHeight w:val="369" w:hRule="exact"/>
           <w:jc w:val="center"/>
         </w:trPr>
         <w:tc>
@@ -4078,17 +4487,17 @@
             <w:pPr>
               <w:autoSpaceDE w:val="0"/>
               <w:autoSpaceDN w:val="0"/>
-              <w:ind w:firstLineChars="50" w:firstLine="105"/>
-              <w:jc w:val="center"/>
-              <w:rPr>
-                <w:rFonts w:ascii="宋体" w:hAnsi="宋体" w:cs="宋体" w:hint="eastAsia"/>
-                <w:sz w:val="21"/>
-                <w:szCs w:val="21"/>
-              </w:rPr>
-            </w:pPr>
-            <w:r>
-              <w:rPr>
-                <w:rFonts w:ascii="宋体" w:hAnsi="宋体" w:cs="宋体" w:hint="eastAsia"/>
+              <w:ind w:firstLine="105" w:firstLineChars="50"/>
+              <w:jc w:val="center"/>
+              <w:rPr>
+                <w:rFonts w:hint="eastAsia" w:ascii="宋体" w:hAnsi="宋体" w:cs="宋体"/>
+                <w:sz w:val="21"/>
+                <w:szCs w:val="21"/>
+              </w:rPr>
+            </w:pPr>
+            <w:r>
+              <w:rPr>
+                <w:rFonts w:hint="eastAsia" w:ascii="宋体" w:hAnsi="宋体" w:cs="宋体"/>
                 <w:sz w:val="21"/>
                 <w:szCs w:val="21"/>
               </w:rPr>
@@ -4105,17 +4514,17 @@
             <w:pPr>
               <w:autoSpaceDE w:val="0"/>
               <w:autoSpaceDN w:val="0"/>
-              <w:ind w:firstLineChars="50" w:firstLine="105"/>
-              <w:jc w:val="center"/>
-              <w:rPr>
-                <w:rFonts w:ascii="宋体" w:hAnsi="宋体" w:cs="宋体" w:hint="eastAsia"/>
-                <w:sz w:val="21"/>
-                <w:szCs w:val="21"/>
-              </w:rPr>
-            </w:pPr>
-            <w:r>
-              <w:rPr>
-                <w:rFonts w:ascii="宋体" w:hAnsi="宋体" w:cs="宋体" w:hint="eastAsia"/>
+              <w:ind w:firstLine="105" w:firstLineChars="50"/>
+              <w:jc w:val="center"/>
+              <w:rPr>
+                <w:rFonts w:hint="eastAsia" w:ascii="宋体" w:hAnsi="宋体" w:cs="宋体"/>
+                <w:sz w:val="21"/>
+                <w:szCs w:val="21"/>
+              </w:rPr>
+            </w:pPr>
+            <w:r>
+              <w:rPr>
+                <w:rFonts w:hint="eastAsia" w:ascii="宋体" w:hAnsi="宋体" w:cs="宋体"/>
                 <w:sz w:val="21"/>
                 <w:szCs w:val="21"/>
               </w:rPr>
@@ -4132,17 +4541,17 @@
             <w:pPr>
               <w:autoSpaceDE w:val="0"/>
               <w:autoSpaceDN w:val="0"/>
-              <w:ind w:firstLineChars="50" w:firstLine="105"/>
-              <w:jc w:val="center"/>
-              <w:rPr>
-                <w:rFonts w:ascii="宋体" w:hAnsi="宋体" w:cs="宋体" w:hint="eastAsia"/>
-                <w:sz w:val="21"/>
-                <w:szCs w:val="21"/>
-              </w:rPr>
-            </w:pPr>
-            <w:r>
-              <w:rPr>
-                <w:rFonts w:ascii="宋体" w:hAnsi="宋体" w:cs="宋体" w:hint="eastAsia"/>
+              <w:ind w:firstLine="105" w:firstLineChars="50"/>
+              <w:jc w:val="center"/>
+              <w:rPr>
+                <w:rFonts w:hint="eastAsia" w:ascii="宋体" w:hAnsi="宋体" w:cs="宋体"/>
+                <w:sz w:val="21"/>
+                <w:szCs w:val="21"/>
+              </w:rPr>
+            </w:pPr>
+            <w:r>
+              <w:rPr>
+                <w:rFonts w:hint="eastAsia" w:ascii="宋体" w:hAnsi="宋体" w:cs="宋体"/>
                 <w:sz w:val="21"/>
                 <w:szCs w:val="21"/>
               </w:rPr>
@@ -4152,24 +4561,40 @@
         </w:tc>
       </w:tr>
       <w:tr>
+        <w:tblPrEx>
+          <w:tblBorders>
+            <w:top w:val="single" w:color="auto" w:sz="4" w:space="0"/>
+            <w:left w:val="single" w:color="auto" w:sz="4" w:space="0"/>
+            <w:bottom w:val="single" w:color="auto" w:sz="4" w:space="0"/>
+            <w:right w:val="single" w:color="auto" w:sz="4" w:space="0"/>
+            <w:insideH w:val="single" w:color="auto" w:sz="4" w:space="0"/>
+            <w:insideV w:val="single" w:color="auto" w:sz="4" w:space="0"/>
+          </w:tblBorders>
+          <w:tblCellMar>
+            <w:top w:w="0" w:type="dxa"/>
+            <w:left w:w="108" w:type="dxa"/>
+            <w:bottom w:w="0" w:type="dxa"/>
+            <w:right w:w="108" w:type="dxa"/>
+          </w:tblCellMar>
+        </w:tblPrEx>
         <w:trPr>
-          <w:trHeight w:hRule="exact" w:val="369"/>
+          <w:trHeight w:val="369" w:hRule="exact"/>
           <w:jc w:val="center"/>
         </w:trPr>
         <w:tc>
           <w:tcPr>
             <w:tcW w:w="2959" w:type="dxa"/>
-            <w:vMerge/>
-            <w:vAlign w:val="center"/>
-          </w:tcPr>
-          <w:p>
-            <w:pPr>
-              <w:autoSpaceDE w:val="0"/>
-              <w:autoSpaceDN w:val="0"/>
-              <w:ind w:firstLineChars="50" w:firstLine="105"/>
-              <w:jc w:val="center"/>
-              <w:rPr>
-                <w:rFonts w:ascii="宋体" w:hAnsi="宋体" w:cs="宋体" w:hint="eastAsia"/>
+            <w:vMerge w:val="continue"/>
+            <w:vAlign w:val="center"/>
+          </w:tcPr>
+          <w:p>
+            <w:pPr>
+              <w:autoSpaceDE w:val="0"/>
+              <w:autoSpaceDN w:val="0"/>
+              <w:ind w:firstLine="105" w:firstLineChars="50"/>
+              <w:jc w:val="center"/>
+              <w:rPr>
+                <w:rFonts w:hint="eastAsia" w:ascii="宋体" w:hAnsi="宋体" w:cs="宋体"/>
                 <w:sz w:val="21"/>
                 <w:szCs w:val="21"/>
               </w:rPr>
@@ -4185,17 +4610,17 @@
             <w:pPr>
               <w:autoSpaceDE w:val="0"/>
               <w:autoSpaceDN w:val="0"/>
-              <w:ind w:firstLineChars="50" w:firstLine="105"/>
-              <w:jc w:val="center"/>
-              <w:rPr>
-                <w:rFonts w:ascii="宋体" w:hAnsi="宋体" w:cs="宋体" w:hint="eastAsia"/>
-                <w:sz w:val="21"/>
-                <w:szCs w:val="21"/>
-              </w:rPr>
-            </w:pPr>
-            <w:r>
-              <w:rPr>
-                <w:rFonts w:ascii="宋体" w:hAnsi="宋体" w:cs="宋体" w:hint="eastAsia"/>
+              <w:ind w:firstLine="105" w:firstLineChars="50"/>
+              <w:jc w:val="center"/>
+              <w:rPr>
+                <w:rFonts w:hint="eastAsia" w:ascii="宋体" w:hAnsi="宋体" w:cs="宋体"/>
+                <w:sz w:val="21"/>
+                <w:szCs w:val="21"/>
+              </w:rPr>
+            </w:pPr>
+            <w:r>
+              <w:rPr>
+                <w:rFonts w:hint="eastAsia" w:ascii="宋体" w:hAnsi="宋体" w:cs="宋体"/>
                 <w:sz w:val="21"/>
                 <w:szCs w:val="21"/>
               </w:rPr>
@@ -4212,17 +4637,17 @@
             <w:pPr>
               <w:autoSpaceDE w:val="0"/>
               <w:autoSpaceDN w:val="0"/>
-              <w:ind w:firstLineChars="50" w:firstLine="105"/>
-              <w:jc w:val="center"/>
-              <w:rPr>
-                <w:rFonts w:ascii="宋体" w:hAnsi="宋体" w:cs="宋体" w:hint="eastAsia"/>
-                <w:sz w:val="21"/>
-                <w:szCs w:val="21"/>
-              </w:rPr>
-            </w:pPr>
-            <w:r>
-              <w:rPr>
-                <w:rFonts w:ascii="宋体" w:hAnsi="宋体" w:cs="宋体" w:hint="eastAsia"/>
+              <w:ind w:firstLine="105" w:firstLineChars="50"/>
+              <w:jc w:val="center"/>
+              <w:rPr>
+                <w:rFonts w:hint="eastAsia" w:ascii="宋体" w:hAnsi="宋体" w:cs="宋体"/>
+                <w:sz w:val="21"/>
+                <w:szCs w:val="21"/>
+              </w:rPr>
+            </w:pPr>
+            <w:r>
+              <w:rPr>
+                <w:rFonts w:hint="eastAsia" w:ascii="宋体" w:hAnsi="宋体" w:cs="宋体"/>
                 <w:sz w:val="21"/>
                 <w:szCs w:val="21"/>
               </w:rPr>
@@ -4232,24 +4657,40 @@
         </w:tc>
       </w:tr>
       <w:tr>
+        <w:tblPrEx>
+          <w:tblBorders>
+            <w:top w:val="single" w:color="auto" w:sz="4" w:space="0"/>
+            <w:left w:val="single" w:color="auto" w:sz="4" w:space="0"/>
+            <w:bottom w:val="single" w:color="auto" w:sz="4" w:space="0"/>
+            <w:right w:val="single" w:color="auto" w:sz="4" w:space="0"/>
+            <w:insideH w:val="single" w:color="auto" w:sz="4" w:space="0"/>
+            <w:insideV w:val="single" w:color="auto" w:sz="4" w:space="0"/>
+          </w:tblBorders>
+          <w:tblCellMar>
+            <w:top w:w="0" w:type="dxa"/>
+            <w:left w:w="108" w:type="dxa"/>
+            <w:bottom w:w="0" w:type="dxa"/>
+            <w:right w:w="108" w:type="dxa"/>
+          </w:tblCellMar>
+        </w:tblPrEx>
         <w:trPr>
-          <w:trHeight w:hRule="exact" w:val="369"/>
+          <w:trHeight w:val="369" w:hRule="exact"/>
           <w:jc w:val="center"/>
         </w:trPr>
         <w:tc>
           <w:tcPr>
             <w:tcW w:w="2959" w:type="dxa"/>
-            <w:vMerge/>
-            <w:vAlign w:val="center"/>
-          </w:tcPr>
-          <w:p>
-            <w:pPr>
-              <w:autoSpaceDE w:val="0"/>
-              <w:autoSpaceDN w:val="0"/>
-              <w:ind w:firstLineChars="50" w:firstLine="105"/>
-              <w:jc w:val="center"/>
-              <w:rPr>
-                <w:rFonts w:ascii="宋体" w:hAnsi="宋体" w:cs="宋体" w:hint="eastAsia"/>
+            <w:vMerge w:val="continue"/>
+            <w:vAlign w:val="center"/>
+          </w:tcPr>
+          <w:p>
+            <w:pPr>
+              <w:autoSpaceDE w:val="0"/>
+              <w:autoSpaceDN w:val="0"/>
+              <w:ind w:firstLine="105" w:firstLineChars="50"/>
+              <w:jc w:val="center"/>
+              <w:rPr>
+                <w:rFonts w:hint="eastAsia" w:ascii="宋体" w:hAnsi="宋体" w:cs="宋体"/>
                 <w:sz w:val="21"/>
                 <w:szCs w:val="21"/>
               </w:rPr>
@@ -4265,17 +4706,17 @@
             <w:pPr>
               <w:autoSpaceDE w:val="0"/>
               <w:autoSpaceDN w:val="0"/>
-              <w:ind w:firstLineChars="50" w:firstLine="105"/>
-              <w:jc w:val="center"/>
-              <w:rPr>
-                <w:rFonts w:ascii="宋体" w:hAnsi="宋体" w:cs="宋体" w:hint="eastAsia"/>
-                <w:sz w:val="21"/>
-                <w:szCs w:val="21"/>
-              </w:rPr>
-            </w:pPr>
-            <w:r>
-              <w:rPr>
-                <w:rFonts w:ascii="宋体" w:hAnsi="宋体" w:cs="宋体" w:hint="eastAsia"/>
+              <w:ind w:firstLine="105" w:firstLineChars="50"/>
+              <w:jc w:val="center"/>
+              <w:rPr>
+                <w:rFonts w:hint="eastAsia" w:ascii="宋体" w:hAnsi="宋体" w:cs="宋体"/>
+                <w:sz w:val="21"/>
+                <w:szCs w:val="21"/>
+              </w:rPr>
+            </w:pPr>
+            <w:r>
+              <w:rPr>
+                <w:rFonts w:hint="eastAsia" w:ascii="宋体" w:hAnsi="宋体" w:cs="宋体"/>
                 <w:sz w:val="21"/>
                 <w:szCs w:val="21"/>
               </w:rPr>
@@ -4292,17 +4733,17 @@
             <w:pPr>
               <w:autoSpaceDE w:val="0"/>
               <w:autoSpaceDN w:val="0"/>
-              <w:ind w:firstLineChars="50" w:firstLine="105"/>
-              <w:jc w:val="center"/>
-              <w:rPr>
-                <w:rFonts w:ascii="宋体" w:hAnsi="宋体" w:cs="宋体" w:hint="eastAsia"/>
-                <w:sz w:val="21"/>
-                <w:szCs w:val="21"/>
-              </w:rPr>
-            </w:pPr>
-            <w:r>
-              <w:rPr>
-                <w:rFonts w:ascii="宋体" w:hAnsi="宋体" w:cs="宋体" w:hint="eastAsia"/>
+              <w:ind w:firstLine="105" w:firstLineChars="50"/>
+              <w:jc w:val="center"/>
+              <w:rPr>
+                <w:rFonts w:hint="eastAsia" w:ascii="宋体" w:hAnsi="宋体" w:cs="宋体"/>
+                <w:sz w:val="21"/>
+                <w:szCs w:val="21"/>
+              </w:rPr>
+            </w:pPr>
+            <w:r>
+              <w:rPr>
+                <w:rFonts w:hint="eastAsia" w:ascii="宋体" w:hAnsi="宋体" w:cs="宋体"/>
                 <w:sz w:val="21"/>
                 <w:szCs w:val="21"/>
               </w:rPr>
@@ -4312,8 +4753,24 @@
         </w:tc>
       </w:tr>
       <w:tr>
+        <w:tblPrEx>
+          <w:tblBorders>
+            <w:top w:val="single" w:color="auto" w:sz="4" w:space="0"/>
+            <w:left w:val="single" w:color="auto" w:sz="4" w:space="0"/>
+            <w:bottom w:val="single" w:color="auto" w:sz="4" w:space="0"/>
+            <w:right w:val="single" w:color="auto" w:sz="4" w:space="0"/>
+            <w:insideH w:val="single" w:color="auto" w:sz="4" w:space="0"/>
+            <w:insideV w:val="single" w:color="auto" w:sz="4" w:space="0"/>
+          </w:tblBorders>
+          <w:tblCellMar>
+            <w:top w:w="0" w:type="dxa"/>
+            <w:left w:w="108" w:type="dxa"/>
+            <w:bottom w:w="0" w:type="dxa"/>
+            <w:right w:w="108" w:type="dxa"/>
+          </w:tblCellMar>
+        </w:tblPrEx>
         <w:trPr>
-          <w:trHeight w:hRule="exact" w:val="369"/>
+          <w:trHeight w:val="369" w:hRule="exact"/>
           <w:jc w:val="center"/>
         </w:trPr>
         <w:tc>
@@ -4326,17 +4783,17 @@
             <w:pPr>
               <w:autoSpaceDE w:val="0"/>
               <w:autoSpaceDN w:val="0"/>
-              <w:ind w:firstLineChars="50" w:firstLine="105"/>
-              <w:jc w:val="center"/>
-              <w:rPr>
-                <w:rFonts w:ascii="宋体" w:hAnsi="宋体" w:cs="宋体" w:hint="eastAsia"/>
-                <w:sz w:val="21"/>
-                <w:szCs w:val="21"/>
-              </w:rPr>
-            </w:pPr>
-            <w:r>
-              <w:rPr>
-                <w:rFonts w:ascii="宋体" w:hAnsi="宋体" w:cs="宋体" w:hint="eastAsia"/>
+              <w:ind w:firstLine="105" w:firstLineChars="50"/>
+              <w:jc w:val="center"/>
+              <w:rPr>
+                <w:rFonts w:hint="eastAsia" w:ascii="宋体" w:hAnsi="宋体" w:cs="宋体"/>
+                <w:sz w:val="21"/>
+                <w:szCs w:val="21"/>
+              </w:rPr>
+            </w:pPr>
+            <w:r>
+              <w:rPr>
+                <w:rFonts w:hint="eastAsia" w:ascii="宋体" w:hAnsi="宋体" w:cs="宋体"/>
                 <w:sz w:val="21"/>
                 <w:szCs w:val="21"/>
               </w:rPr>
@@ -4353,17 +4810,17 @@
             <w:pPr>
               <w:autoSpaceDE w:val="0"/>
               <w:autoSpaceDN w:val="0"/>
-              <w:ind w:firstLineChars="50" w:firstLine="105"/>
-              <w:jc w:val="center"/>
-              <w:rPr>
-                <w:rFonts w:ascii="宋体" w:hAnsi="宋体" w:cs="宋体" w:hint="eastAsia"/>
-                <w:sz w:val="21"/>
-                <w:szCs w:val="21"/>
-              </w:rPr>
-            </w:pPr>
-            <w:r>
-              <w:rPr>
-                <w:rFonts w:ascii="宋体" w:hAnsi="宋体" w:cs="宋体" w:hint="eastAsia"/>
+              <w:ind w:firstLine="105" w:firstLineChars="50"/>
+              <w:jc w:val="center"/>
+              <w:rPr>
+                <w:rFonts w:hint="eastAsia" w:ascii="宋体" w:hAnsi="宋体" w:cs="宋体"/>
+                <w:sz w:val="21"/>
+                <w:szCs w:val="21"/>
+              </w:rPr>
+            </w:pPr>
+            <w:r>
+              <w:rPr>
+                <w:rFonts w:hint="eastAsia" w:ascii="宋体" w:hAnsi="宋体" w:cs="宋体"/>
                 <w:sz w:val="21"/>
                 <w:szCs w:val="21"/>
               </w:rPr>
@@ -4380,17 +4837,17 @@
             <w:pPr>
               <w:autoSpaceDE w:val="0"/>
               <w:autoSpaceDN w:val="0"/>
-              <w:ind w:firstLineChars="50" w:firstLine="105"/>
-              <w:jc w:val="center"/>
-              <w:rPr>
-                <w:rFonts w:ascii="宋体" w:hAnsi="宋体" w:cs="宋体" w:hint="eastAsia"/>
-                <w:sz w:val="21"/>
-                <w:szCs w:val="21"/>
-              </w:rPr>
-            </w:pPr>
-            <w:r>
-              <w:rPr>
-                <w:rFonts w:ascii="宋体" w:hAnsi="宋体" w:cs="宋体" w:hint="eastAsia"/>
+              <w:ind w:firstLine="105" w:firstLineChars="50"/>
+              <w:jc w:val="center"/>
+              <w:rPr>
+                <w:rFonts w:hint="eastAsia" w:ascii="宋体" w:hAnsi="宋体" w:cs="宋体"/>
+                <w:sz w:val="21"/>
+                <w:szCs w:val="21"/>
+              </w:rPr>
+            </w:pPr>
+            <w:r>
+              <w:rPr>
+                <w:rFonts w:hint="eastAsia" w:ascii="宋体" w:hAnsi="宋体" w:cs="宋体"/>
                 <w:sz w:val="21"/>
                 <w:szCs w:val="21"/>
               </w:rPr>
@@ -4400,24 +4857,40 @@
         </w:tc>
       </w:tr>
       <w:tr>
+        <w:tblPrEx>
+          <w:tblBorders>
+            <w:top w:val="single" w:color="auto" w:sz="4" w:space="0"/>
+            <w:left w:val="single" w:color="auto" w:sz="4" w:space="0"/>
+            <w:bottom w:val="single" w:color="auto" w:sz="4" w:space="0"/>
+            <w:right w:val="single" w:color="auto" w:sz="4" w:space="0"/>
+            <w:insideH w:val="single" w:color="auto" w:sz="4" w:space="0"/>
+            <w:insideV w:val="single" w:color="auto" w:sz="4" w:space="0"/>
+          </w:tblBorders>
+          <w:tblCellMar>
+            <w:top w:w="0" w:type="dxa"/>
+            <w:left w:w="108" w:type="dxa"/>
+            <w:bottom w:w="0" w:type="dxa"/>
+            <w:right w:w="108" w:type="dxa"/>
+          </w:tblCellMar>
+        </w:tblPrEx>
         <w:trPr>
-          <w:trHeight w:hRule="exact" w:val="369"/>
+          <w:trHeight w:val="369" w:hRule="exact"/>
           <w:jc w:val="center"/>
         </w:trPr>
         <w:tc>
           <w:tcPr>
             <w:tcW w:w="2959" w:type="dxa"/>
-            <w:vMerge/>
-            <w:vAlign w:val="center"/>
-          </w:tcPr>
-          <w:p>
-            <w:pPr>
-              <w:autoSpaceDE w:val="0"/>
-              <w:autoSpaceDN w:val="0"/>
-              <w:ind w:firstLineChars="50" w:firstLine="105"/>
-              <w:jc w:val="center"/>
-              <w:rPr>
-                <w:rFonts w:ascii="宋体" w:hAnsi="宋体" w:cs="宋体" w:hint="eastAsia"/>
+            <w:vMerge w:val="continue"/>
+            <w:vAlign w:val="center"/>
+          </w:tcPr>
+          <w:p>
+            <w:pPr>
+              <w:autoSpaceDE w:val="0"/>
+              <w:autoSpaceDN w:val="0"/>
+              <w:ind w:firstLine="105" w:firstLineChars="50"/>
+              <w:jc w:val="center"/>
+              <w:rPr>
+                <w:rFonts w:hint="eastAsia" w:ascii="宋体" w:hAnsi="宋体" w:cs="宋体"/>
                 <w:sz w:val="21"/>
                 <w:szCs w:val="21"/>
               </w:rPr>
@@ -4433,17 +4906,17 @@
             <w:pPr>
               <w:autoSpaceDE w:val="0"/>
               <w:autoSpaceDN w:val="0"/>
-              <w:ind w:firstLineChars="50" w:firstLine="105"/>
-              <w:jc w:val="center"/>
-              <w:rPr>
-                <w:rFonts w:ascii="宋体" w:hAnsi="宋体" w:cs="宋体" w:hint="eastAsia"/>
-                <w:sz w:val="21"/>
-                <w:szCs w:val="21"/>
-              </w:rPr>
-            </w:pPr>
-            <w:r>
-              <w:rPr>
-                <w:rFonts w:ascii="宋体" w:hAnsi="宋体" w:cs="宋体" w:hint="eastAsia"/>
+              <w:ind w:firstLine="105" w:firstLineChars="50"/>
+              <w:jc w:val="center"/>
+              <w:rPr>
+                <w:rFonts w:hint="eastAsia" w:ascii="宋体" w:hAnsi="宋体" w:cs="宋体"/>
+                <w:sz w:val="21"/>
+                <w:szCs w:val="21"/>
+              </w:rPr>
+            </w:pPr>
+            <w:r>
+              <w:rPr>
+                <w:rFonts w:hint="eastAsia" w:ascii="宋体" w:hAnsi="宋体" w:cs="宋体"/>
                 <w:sz w:val="21"/>
                 <w:szCs w:val="21"/>
               </w:rPr>
@@ -4460,17 +4933,17 @@
             <w:pPr>
               <w:autoSpaceDE w:val="0"/>
               <w:autoSpaceDN w:val="0"/>
-              <w:ind w:firstLineChars="50" w:firstLine="105"/>
-              <w:jc w:val="center"/>
-              <w:rPr>
-                <w:rFonts w:ascii="宋体" w:hAnsi="宋体" w:cs="宋体" w:hint="eastAsia"/>
-                <w:sz w:val="21"/>
-                <w:szCs w:val="21"/>
-              </w:rPr>
-            </w:pPr>
-            <w:r>
-              <w:rPr>
-                <w:rFonts w:ascii="宋体" w:hAnsi="宋体" w:cs="宋体" w:hint="eastAsia"/>
+              <w:ind w:firstLine="105" w:firstLineChars="50"/>
+              <w:jc w:val="center"/>
+              <w:rPr>
+                <w:rFonts w:hint="eastAsia" w:ascii="宋体" w:hAnsi="宋体" w:cs="宋体"/>
+                <w:sz w:val="21"/>
+                <w:szCs w:val="21"/>
+              </w:rPr>
+            </w:pPr>
+            <w:r>
+              <w:rPr>
+                <w:rFonts w:hint="eastAsia" w:ascii="宋体" w:hAnsi="宋体" w:cs="宋体"/>
                 <w:sz w:val="21"/>
                 <w:szCs w:val="21"/>
               </w:rPr>
@@ -4480,24 +4953,40 @@
         </w:tc>
       </w:tr>
       <w:tr>
+        <w:tblPrEx>
+          <w:tblBorders>
+            <w:top w:val="single" w:color="auto" w:sz="4" w:space="0"/>
+            <w:left w:val="single" w:color="auto" w:sz="4" w:space="0"/>
+            <w:bottom w:val="single" w:color="auto" w:sz="4" w:space="0"/>
+            <w:right w:val="single" w:color="auto" w:sz="4" w:space="0"/>
+            <w:insideH w:val="single" w:color="auto" w:sz="4" w:space="0"/>
+            <w:insideV w:val="single" w:color="auto" w:sz="4" w:space="0"/>
+          </w:tblBorders>
+          <w:tblCellMar>
+            <w:top w:w="0" w:type="dxa"/>
+            <w:left w:w="108" w:type="dxa"/>
+            <w:bottom w:w="0" w:type="dxa"/>
+            <w:right w:w="108" w:type="dxa"/>
+          </w:tblCellMar>
+        </w:tblPrEx>
         <w:trPr>
-          <w:trHeight w:hRule="exact" w:val="369"/>
+          <w:trHeight w:val="369" w:hRule="exact"/>
           <w:jc w:val="center"/>
         </w:trPr>
         <w:tc>
           <w:tcPr>
             <w:tcW w:w="2959" w:type="dxa"/>
-            <w:vMerge/>
-            <w:vAlign w:val="center"/>
-          </w:tcPr>
-          <w:p>
-            <w:pPr>
-              <w:autoSpaceDE w:val="0"/>
-              <w:autoSpaceDN w:val="0"/>
-              <w:ind w:firstLineChars="50" w:firstLine="105"/>
-              <w:jc w:val="center"/>
-              <w:rPr>
-                <w:rFonts w:ascii="宋体" w:hAnsi="宋体" w:cs="宋体" w:hint="eastAsia"/>
+            <w:vMerge w:val="continue"/>
+            <w:vAlign w:val="center"/>
+          </w:tcPr>
+          <w:p>
+            <w:pPr>
+              <w:autoSpaceDE w:val="0"/>
+              <w:autoSpaceDN w:val="0"/>
+              <w:ind w:firstLine="105" w:firstLineChars="50"/>
+              <w:jc w:val="center"/>
+              <w:rPr>
+                <w:rFonts w:hint="eastAsia" w:ascii="宋体" w:hAnsi="宋体" w:cs="宋体"/>
                 <w:sz w:val="21"/>
                 <w:szCs w:val="21"/>
               </w:rPr>
@@ -4513,17 +5002,17 @@
             <w:pPr>
               <w:autoSpaceDE w:val="0"/>
               <w:autoSpaceDN w:val="0"/>
-              <w:ind w:firstLineChars="50" w:firstLine="105"/>
-              <w:jc w:val="center"/>
-              <w:rPr>
-                <w:rFonts w:ascii="宋体" w:hAnsi="宋体" w:cs="宋体" w:hint="eastAsia"/>
-                <w:sz w:val="21"/>
-                <w:szCs w:val="21"/>
-              </w:rPr>
-            </w:pPr>
-            <w:r>
-              <w:rPr>
-                <w:rFonts w:ascii="宋体" w:hAnsi="宋体" w:cs="宋体" w:hint="eastAsia"/>
+              <w:ind w:firstLine="105" w:firstLineChars="50"/>
+              <w:jc w:val="center"/>
+              <w:rPr>
+                <w:rFonts w:hint="eastAsia" w:ascii="宋体" w:hAnsi="宋体" w:cs="宋体"/>
+                <w:sz w:val="21"/>
+                <w:szCs w:val="21"/>
+              </w:rPr>
+            </w:pPr>
+            <w:r>
+              <w:rPr>
+                <w:rFonts w:hint="eastAsia" w:ascii="宋体" w:hAnsi="宋体" w:cs="宋体"/>
                 <w:sz w:val="21"/>
                 <w:szCs w:val="21"/>
               </w:rPr>
@@ -4540,17 +5029,17 @@
             <w:pPr>
               <w:autoSpaceDE w:val="0"/>
               <w:autoSpaceDN w:val="0"/>
-              <w:ind w:firstLineChars="50" w:firstLine="105"/>
-              <w:jc w:val="center"/>
-              <w:rPr>
-                <w:rFonts w:ascii="宋体" w:hAnsi="宋体" w:cs="宋体" w:hint="eastAsia"/>
-                <w:sz w:val="21"/>
-                <w:szCs w:val="21"/>
-              </w:rPr>
-            </w:pPr>
-            <w:r>
-              <w:rPr>
-                <w:rFonts w:ascii="宋体" w:hAnsi="宋体" w:cs="宋体" w:hint="eastAsia"/>
+              <w:ind w:firstLine="105" w:firstLineChars="50"/>
+              <w:jc w:val="center"/>
+              <w:rPr>
+                <w:rFonts w:hint="eastAsia" w:ascii="宋体" w:hAnsi="宋体" w:cs="宋体"/>
+                <w:sz w:val="21"/>
+                <w:szCs w:val="21"/>
+              </w:rPr>
+            </w:pPr>
+            <w:r>
+              <w:rPr>
+                <w:rFonts w:hint="eastAsia" w:ascii="宋体" w:hAnsi="宋体" w:cs="宋体"/>
                 <w:sz w:val="21"/>
                 <w:szCs w:val="21"/>
               </w:rPr>
@@ -4560,8 +5049,24 @@
         </w:tc>
       </w:tr>
       <w:tr>
+        <w:tblPrEx>
+          <w:tblBorders>
+            <w:top w:val="single" w:color="auto" w:sz="4" w:space="0"/>
+            <w:left w:val="single" w:color="auto" w:sz="4" w:space="0"/>
+            <w:bottom w:val="single" w:color="auto" w:sz="4" w:space="0"/>
+            <w:right w:val="single" w:color="auto" w:sz="4" w:space="0"/>
+            <w:insideH w:val="single" w:color="auto" w:sz="4" w:space="0"/>
+            <w:insideV w:val="single" w:color="auto" w:sz="4" w:space="0"/>
+          </w:tblBorders>
+          <w:tblCellMar>
+            <w:top w:w="0" w:type="dxa"/>
+            <w:left w:w="108" w:type="dxa"/>
+            <w:bottom w:w="0" w:type="dxa"/>
+            <w:right w:w="108" w:type="dxa"/>
+          </w:tblCellMar>
+        </w:tblPrEx>
         <w:trPr>
-          <w:trHeight w:hRule="exact" w:val="369"/>
+          <w:trHeight w:val="369" w:hRule="exact"/>
           <w:jc w:val="center"/>
         </w:trPr>
         <w:tc>
@@ -4574,17 +5079,17 @@
             <w:pPr>
               <w:autoSpaceDE w:val="0"/>
               <w:autoSpaceDN w:val="0"/>
-              <w:ind w:firstLineChars="50" w:firstLine="105"/>
-              <w:jc w:val="center"/>
-              <w:rPr>
-                <w:rFonts w:ascii="宋体" w:hAnsi="宋体" w:cs="宋体" w:hint="eastAsia"/>
-                <w:sz w:val="21"/>
-                <w:szCs w:val="21"/>
-              </w:rPr>
-            </w:pPr>
-            <w:r>
-              <w:rPr>
-                <w:rFonts w:ascii="宋体" w:hAnsi="宋体" w:cs="宋体" w:hint="eastAsia"/>
+              <w:ind w:firstLine="105" w:firstLineChars="50"/>
+              <w:jc w:val="center"/>
+              <w:rPr>
+                <w:rFonts w:hint="eastAsia" w:ascii="宋体" w:hAnsi="宋体" w:cs="宋体"/>
+                <w:sz w:val="21"/>
+                <w:szCs w:val="21"/>
+              </w:rPr>
+            </w:pPr>
+            <w:r>
+              <w:rPr>
+                <w:rFonts w:hint="eastAsia" w:ascii="宋体" w:hAnsi="宋体" w:cs="宋体"/>
                 <w:sz w:val="21"/>
                 <w:szCs w:val="21"/>
               </w:rPr>
@@ -4601,17 +5106,17 @@
             <w:pPr>
               <w:autoSpaceDE w:val="0"/>
               <w:autoSpaceDN w:val="0"/>
-              <w:ind w:firstLineChars="50" w:firstLine="105"/>
-              <w:jc w:val="center"/>
-              <w:rPr>
-                <w:rFonts w:ascii="宋体" w:hAnsi="宋体" w:cs="宋体" w:hint="eastAsia"/>
-                <w:sz w:val="21"/>
-                <w:szCs w:val="21"/>
-              </w:rPr>
-            </w:pPr>
-            <w:r>
-              <w:rPr>
-                <w:rFonts w:ascii="宋体" w:hAnsi="宋体" w:cs="宋体" w:hint="eastAsia"/>
+              <w:ind w:firstLine="105" w:firstLineChars="50"/>
+              <w:jc w:val="center"/>
+              <w:rPr>
+                <w:rFonts w:hint="eastAsia" w:ascii="宋体" w:hAnsi="宋体" w:cs="宋体"/>
+                <w:sz w:val="21"/>
+                <w:szCs w:val="21"/>
+              </w:rPr>
+            </w:pPr>
+            <w:r>
+              <w:rPr>
+                <w:rFonts w:hint="eastAsia" w:ascii="宋体" w:hAnsi="宋体" w:cs="宋体"/>
                 <w:sz w:val="21"/>
                 <w:szCs w:val="21"/>
               </w:rPr>
@@ -4628,17 +5133,17 @@
             <w:pPr>
               <w:autoSpaceDE w:val="0"/>
               <w:autoSpaceDN w:val="0"/>
-              <w:ind w:firstLineChars="50" w:firstLine="105"/>
-              <w:jc w:val="center"/>
-              <w:rPr>
-                <w:rFonts w:ascii="宋体" w:hAnsi="宋体" w:cs="宋体" w:hint="eastAsia"/>
-                <w:sz w:val="21"/>
-                <w:szCs w:val="21"/>
-              </w:rPr>
-            </w:pPr>
-            <w:r>
-              <w:rPr>
-                <w:rFonts w:ascii="宋体" w:hAnsi="宋体" w:cs="宋体" w:hint="eastAsia"/>
+              <w:ind w:firstLine="105" w:firstLineChars="50"/>
+              <w:jc w:val="center"/>
+              <w:rPr>
+                <w:rFonts w:hint="eastAsia" w:ascii="宋体" w:hAnsi="宋体" w:cs="宋体"/>
+                <w:sz w:val="21"/>
+                <w:szCs w:val="21"/>
+              </w:rPr>
+            </w:pPr>
+            <w:r>
+              <w:rPr>
+                <w:rFonts w:hint="eastAsia" w:ascii="宋体" w:hAnsi="宋体" w:cs="宋体"/>
                 <w:sz w:val="21"/>
                 <w:szCs w:val="21"/>
               </w:rPr>
@@ -4648,24 +5153,40 @@
         </w:tc>
       </w:tr>
       <w:tr>
+        <w:tblPrEx>
+          <w:tblBorders>
+            <w:top w:val="single" w:color="auto" w:sz="4" w:space="0"/>
+            <w:left w:val="single" w:color="auto" w:sz="4" w:space="0"/>
+            <w:bottom w:val="single" w:color="auto" w:sz="4" w:space="0"/>
+            <w:right w:val="single" w:color="auto" w:sz="4" w:space="0"/>
+            <w:insideH w:val="single" w:color="auto" w:sz="4" w:space="0"/>
+            <w:insideV w:val="single" w:color="auto" w:sz="4" w:space="0"/>
+          </w:tblBorders>
+          <w:tblCellMar>
+            <w:top w:w="0" w:type="dxa"/>
+            <w:left w:w="108" w:type="dxa"/>
+            <w:bottom w:w="0" w:type="dxa"/>
+            <w:right w:w="108" w:type="dxa"/>
+          </w:tblCellMar>
+        </w:tblPrEx>
         <w:trPr>
-          <w:trHeight w:hRule="exact" w:val="369"/>
+          <w:trHeight w:val="369" w:hRule="exact"/>
           <w:jc w:val="center"/>
         </w:trPr>
         <w:tc>
           <w:tcPr>
             <w:tcW w:w="2959" w:type="dxa"/>
-            <w:vMerge/>
-            <w:vAlign w:val="center"/>
-          </w:tcPr>
-          <w:p>
-            <w:pPr>
-              <w:autoSpaceDE w:val="0"/>
-              <w:autoSpaceDN w:val="0"/>
-              <w:ind w:firstLineChars="50" w:firstLine="105"/>
-              <w:jc w:val="center"/>
-              <w:rPr>
-                <w:rFonts w:ascii="宋体" w:hAnsi="宋体" w:cs="宋体" w:hint="eastAsia"/>
+            <w:vMerge w:val="continue"/>
+            <w:vAlign w:val="center"/>
+          </w:tcPr>
+          <w:p>
+            <w:pPr>
+              <w:autoSpaceDE w:val="0"/>
+              <w:autoSpaceDN w:val="0"/>
+              <w:ind w:firstLine="105" w:firstLineChars="50"/>
+              <w:jc w:val="center"/>
+              <w:rPr>
+                <w:rFonts w:hint="eastAsia" w:ascii="宋体" w:hAnsi="宋体" w:cs="宋体"/>
                 <w:sz w:val="21"/>
                 <w:szCs w:val="21"/>
               </w:rPr>
@@ -4681,17 +5202,17 @@
             <w:pPr>
               <w:autoSpaceDE w:val="0"/>
               <w:autoSpaceDN w:val="0"/>
-              <w:ind w:firstLineChars="50" w:firstLine="105"/>
-              <w:jc w:val="center"/>
-              <w:rPr>
-                <w:rFonts w:ascii="宋体" w:hAnsi="宋体" w:cs="宋体" w:hint="eastAsia"/>
-                <w:sz w:val="21"/>
-                <w:szCs w:val="21"/>
-              </w:rPr>
-            </w:pPr>
-            <w:r>
-              <w:rPr>
-                <w:rFonts w:ascii="宋体" w:hAnsi="宋体" w:cs="宋体" w:hint="eastAsia"/>
+              <w:ind w:firstLine="105" w:firstLineChars="50"/>
+              <w:jc w:val="center"/>
+              <w:rPr>
+                <w:rFonts w:hint="eastAsia" w:ascii="宋体" w:hAnsi="宋体" w:cs="宋体"/>
+                <w:sz w:val="21"/>
+                <w:szCs w:val="21"/>
+              </w:rPr>
+            </w:pPr>
+            <w:r>
+              <w:rPr>
+                <w:rFonts w:hint="eastAsia" w:ascii="宋体" w:hAnsi="宋体" w:cs="宋体"/>
                 <w:sz w:val="21"/>
                 <w:szCs w:val="21"/>
               </w:rPr>
@@ -4708,17 +5229,17 @@
             <w:pPr>
               <w:autoSpaceDE w:val="0"/>
               <w:autoSpaceDN w:val="0"/>
-              <w:ind w:firstLineChars="50" w:firstLine="105"/>
-              <w:jc w:val="center"/>
-              <w:rPr>
-                <w:rFonts w:ascii="宋体" w:hAnsi="宋体" w:cs="宋体" w:hint="eastAsia"/>
-                <w:sz w:val="21"/>
-                <w:szCs w:val="21"/>
-              </w:rPr>
-            </w:pPr>
-            <w:r>
-              <w:rPr>
-                <w:rFonts w:ascii="宋体" w:hAnsi="宋体" w:cs="宋体" w:hint="eastAsia"/>
+              <w:ind w:firstLine="105" w:firstLineChars="50"/>
+              <w:jc w:val="center"/>
+              <w:rPr>
+                <w:rFonts w:hint="eastAsia" w:ascii="宋体" w:hAnsi="宋体" w:cs="宋体"/>
+                <w:sz w:val="21"/>
+                <w:szCs w:val="21"/>
+              </w:rPr>
+            </w:pPr>
+            <w:r>
+              <w:rPr>
+                <w:rFonts w:hint="eastAsia" w:ascii="宋体" w:hAnsi="宋体" w:cs="宋体"/>
                 <w:sz w:val="21"/>
                 <w:szCs w:val="21"/>
               </w:rPr>
@@ -4728,24 +5249,40 @@
         </w:tc>
       </w:tr>
       <w:tr>
+        <w:tblPrEx>
+          <w:tblBorders>
+            <w:top w:val="single" w:color="auto" w:sz="4" w:space="0"/>
+            <w:left w:val="single" w:color="auto" w:sz="4" w:space="0"/>
+            <w:bottom w:val="single" w:color="auto" w:sz="4" w:space="0"/>
+            <w:right w:val="single" w:color="auto" w:sz="4" w:space="0"/>
+            <w:insideH w:val="single" w:color="auto" w:sz="4" w:space="0"/>
+            <w:insideV w:val="single" w:color="auto" w:sz="4" w:space="0"/>
+          </w:tblBorders>
+          <w:tblCellMar>
+            <w:top w:w="0" w:type="dxa"/>
+            <w:left w:w="108" w:type="dxa"/>
+            <w:bottom w:w="0" w:type="dxa"/>
+            <w:right w:w="108" w:type="dxa"/>
+          </w:tblCellMar>
+        </w:tblPrEx>
         <w:trPr>
-          <w:trHeight w:hRule="exact" w:val="369"/>
+          <w:trHeight w:val="369" w:hRule="exact"/>
           <w:jc w:val="center"/>
         </w:trPr>
         <w:tc>
           <w:tcPr>
             <w:tcW w:w="2959" w:type="dxa"/>
-            <w:vMerge/>
-            <w:vAlign w:val="center"/>
-          </w:tcPr>
-          <w:p>
-            <w:pPr>
-              <w:autoSpaceDE w:val="0"/>
-              <w:autoSpaceDN w:val="0"/>
-              <w:ind w:firstLineChars="50" w:firstLine="105"/>
-              <w:jc w:val="center"/>
-              <w:rPr>
-                <w:rFonts w:ascii="宋体" w:hAnsi="宋体" w:cs="宋体" w:hint="eastAsia"/>
+            <w:vMerge w:val="continue"/>
+            <w:vAlign w:val="center"/>
+          </w:tcPr>
+          <w:p>
+            <w:pPr>
+              <w:autoSpaceDE w:val="0"/>
+              <w:autoSpaceDN w:val="0"/>
+              <w:ind w:firstLine="105" w:firstLineChars="50"/>
+              <w:jc w:val="center"/>
+              <w:rPr>
+                <w:rFonts w:hint="eastAsia" w:ascii="宋体" w:hAnsi="宋体" w:cs="宋体"/>
                 <w:sz w:val="21"/>
                 <w:szCs w:val="21"/>
               </w:rPr>
@@ -4761,17 +5298,17 @@
             <w:pPr>
               <w:autoSpaceDE w:val="0"/>
               <w:autoSpaceDN w:val="0"/>
-              <w:ind w:firstLineChars="50" w:firstLine="105"/>
-              <w:jc w:val="center"/>
-              <w:rPr>
-                <w:rFonts w:ascii="宋体" w:hAnsi="宋体" w:cs="宋体" w:hint="eastAsia"/>
-                <w:sz w:val="21"/>
-                <w:szCs w:val="21"/>
-              </w:rPr>
-            </w:pPr>
-            <w:r>
-              <w:rPr>
-                <w:rFonts w:ascii="宋体" w:hAnsi="宋体" w:cs="宋体" w:hint="eastAsia"/>
+              <w:ind w:firstLine="105" w:firstLineChars="50"/>
+              <w:jc w:val="center"/>
+              <w:rPr>
+                <w:rFonts w:hint="eastAsia" w:ascii="宋体" w:hAnsi="宋体" w:cs="宋体"/>
+                <w:sz w:val="21"/>
+                <w:szCs w:val="21"/>
+              </w:rPr>
+            </w:pPr>
+            <w:r>
+              <w:rPr>
+                <w:rFonts w:hint="eastAsia" w:ascii="宋体" w:hAnsi="宋体" w:cs="宋体"/>
                 <w:sz w:val="21"/>
                 <w:szCs w:val="21"/>
               </w:rPr>
@@ -4788,17 +5325,17 @@
             <w:pPr>
               <w:autoSpaceDE w:val="0"/>
               <w:autoSpaceDN w:val="0"/>
-              <w:ind w:firstLineChars="50" w:firstLine="105"/>
-              <w:jc w:val="center"/>
-              <w:rPr>
-                <w:rFonts w:ascii="宋体" w:hAnsi="宋体" w:cs="宋体" w:hint="eastAsia"/>
-                <w:sz w:val="21"/>
-                <w:szCs w:val="21"/>
-              </w:rPr>
-            </w:pPr>
-            <w:r>
-              <w:rPr>
-                <w:rFonts w:ascii="宋体" w:hAnsi="宋体" w:cs="宋体" w:hint="eastAsia"/>
+              <w:ind w:firstLine="105" w:firstLineChars="50"/>
+              <w:jc w:val="center"/>
+              <w:rPr>
+                <w:rFonts w:hint="eastAsia" w:ascii="宋体" w:hAnsi="宋体" w:cs="宋体"/>
+                <w:sz w:val="21"/>
+                <w:szCs w:val="21"/>
+              </w:rPr>
+            </w:pPr>
+            <w:r>
+              <w:rPr>
+                <w:rFonts w:hint="eastAsia" w:ascii="宋体" w:hAnsi="宋体" w:cs="宋体"/>
                 <w:sz w:val="21"/>
                 <w:szCs w:val="21"/>
               </w:rPr>
@@ -4808,8 +5345,24 @@
         </w:tc>
       </w:tr>
       <w:tr>
+        <w:tblPrEx>
+          <w:tblBorders>
+            <w:top w:val="single" w:color="auto" w:sz="4" w:space="0"/>
+            <w:left w:val="single" w:color="auto" w:sz="4" w:space="0"/>
+            <w:bottom w:val="single" w:color="auto" w:sz="4" w:space="0"/>
+            <w:right w:val="single" w:color="auto" w:sz="4" w:space="0"/>
+            <w:insideH w:val="single" w:color="auto" w:sz="4" w:space="0"/>
+            <w:insideV w:val="single" w:color="auto" w:sz="4" w:space="0"/>
+          </w:tblBorders>
+          <w:tblCellMar>
+            <w:top w:w="0" w:type="dxa"/>
+            <w:left w:w="108" w:type="dxa"/>
+            <w:bottom w:w="0" w:type="dxa"/>
+            <w:right w:w="108" w:type="dxa"/>
+          </w:tblCellMar>
+        </w:tblPrEx>
         <w:trPr>
-          <w:trHeight w:hRule="exact" w:val="369"/>
+          <w:trHeight w:val="369" w:hRule="exact"/>
           <w:jc w:val="center"/>
         </w:trPr>
         <w:tc>
@@ -4822,17 +5375,17 @@
             <w:pPr>
               <w:autoSpaceDE w:val="0"/>
               <w:autoSpaceDN w:val="0"/>
-              <w:ind w:firstLineChars="50" w:firstLine="105"/>
-              <w:jc w:val="center"/>
-              <w:rPr>
-                <w:rFonts w:ascii="宋体" w:hAnsi="宋体" w:cs="宋体" w:hint="eastAsia"/>
-                <w:sz w:val="21"/>
-                <w:szCs w:val="21"/>
-              </w:rPr>
-            </w:pPr>
-            <w:r>
-              <w:rPr>
-                <w:rFonts w:ascii="宋体" w:hAnsi="宋体" w:cs="宋体" w:hint="eastAsia"/>
+              <w:ind w:firstLine="105" w:firstLineChars="50"/>
+              <w:jc w:val="center"/>
+              <w:rPr>
+                <w:rFonts w:hint="eastAsia" w:ascii="宋体" w:hAnsi="宋体" w:cs="宋体"/>
+                <w:sz w:val="21"/>
+                <w:szCs w:val="21"/>
+              </w:rPr>
+            </w:pPr>
+            <w:r>
+              <w:rPr>
+                <w:rFonts w:hint="eastAsia" w:ascii="宋体" w:hAnsi="宋体" w:cs="宋体"/>
                 <w:sz w:val="21"/>
                 <w:szCs w:val="21"/>
               </w:rPr>
@@ -4849,17 +5402,17 @@
             <w:pPr>
               <w:autoSpaceDE w:val="0"/>
               <w:autoSpaceDN w:val="0"/>
-              <w:ind w:firstLineChars="50" w:firstLine="105"/>
-              <w:jc w:val="center"/>
-              <w:rPr>
-                <w:rFonts w:ascii="宋体" w:hAnsi="宋体" w:cs="宋体" w:hint="eastAsia"/>
-                <w:sz w:val="21"/>
-                <w:szCs w:val="21"/>
-              </w:rPr>
-            </w:pPr>
-            <w:r>
-              <w:rPr>
-                <w:rFonts w:ascii="宋体" w:hAnsi="宋体" w:cs="宋体" w:hint="eastAsia"/>
+              <w:ind w:firstLine="105" w:firstLineChars="50"/>
+              <w:jc w:val="center"/>
+              <w:rPr>
+                <w:rFonts w:hint="eastAsia" w:ascii="宋体" w:hAnsi="宋体" w:cs="宋体"/>
+                <w:sz w:val="21"/>
+                <w:szCs w:val="21"/>
+              </w:rPr>
+            </w:pPr>
+            <w:r>
+              <w:rPr>
+                <w:rFonts w:hint="eastAsia" w:ascii="宋体" w:hAnsi="宋体" w:cs="宋体"/>
                 <w:sz w:val="21"/>
                 <w:szCs w:val="21"/>
               </w:rPr>
@@ -4876,17 +5429,17 @@
             <w:pPr>
               <w:autoSpaceDE w:val="0"/>
               <w:autoSpaceDN w:val="0"/>
-              <w:ind w:firstLineChars="50" w:firstLine="105"/>
-              <w:jc w:val="center"/>
-              <w:rPr>
-                <w:rFonts w:ascii="宋体" w:hAnsi="宋体" w:cs="宋体" w:hint="eastAsia"/>
-                <w:sz w:val="21"/>
-                <w:szCs w:val="21"/>
-              </w:rPr>
-            </w:pPr>
-            <w:r>
-              <w:rPr>
-                <w:rFonts w:ascii="宋体" w:hAnsi="宋体" w:cs="宋体" w:hint="eastAsia"/>
+              <w:ind w:firstLine="105" w:firstLineChars="50"/>
+              <w:jc w:val="center"/>
+              <w:rPr>
+                <w:rFonts w:hint="eastAsia" w:ascii="宋体" w:hAnsi="宋体" w:cs="宋体"/>
+                <w:sz w:val="21"/>
+                <w:szCs w:val="21"/>
+              </w:rPr>
+            </w:pPr>
+            <w:r>
+              <w:rPr>
+                <w:rFonts w:hint="eastAsia" w:ascii="宋体" w:hAnsi="宋体" w:cs="宋体"/>
                 <w:sz w:val="21"/>
                 <w:szCs w:val="21"/>
               </w:rPr>
@@ -4896,24 +5449,40 @@
         </w:tc>
       </w:tr>
       <w:tr>
+        <w:tblPrEx>
+          <w:tblBorders>
+            <w:top w:val="single" w:color="auto" w:sz="4" w:space="0"/>
+            <w:left w:val="single" w:color="auto" w:sz="4" w:space="0"/>
+            <w:bottom w:val="single" w:color="auto" w:sz="4" w:space="0"/>
+            <w:right w:val="single" w:color="auto" w:sz="4" w:space="0"/>
+            <w:insideH w:val="single" w:color="auto" w:sz="4" w:space="0"/>
+            <w:insideV w:val="single" w:color="auto" w:sz="4" w:space="0"/>
+          </w:tblBorders>
+          <w:tblCellMar>
+            <w:top w:w="0" w:type="dxa"/>
+            <w:left w:w="108" w:type="dxa"/>
+            <w:bottom w:w="0" w:type="dxa"/>
+            <w:right w:w="108" w:type="dxa"/>
+          </w:tblCellMar>
+        </w:tblPrEx>
         <w:trPr>
-          <w:trHeight w:hRule="exact" w:val="369"/>
+          <w:trHeight w:val="369" w:hRule="exact"/>
           <w:jc w:val="center"/>
         </w:trPr>
         <w:tc>
           <w:tcPr>
             <w:tcW w:w="2959" w:type="dxa"/>
-            <w:vMerge/>
-            <w:vAlign w:val="center"/>
-          </w:tcPr>
-          <w:p>
-            <w:pPr>
-              <w:autoSpaceDE w:val="0"/>
-              <w:autoSpaceDN w:val="0"/>
-              <w:ind w:firstLineChars="50" w:firstLine="105"/>
-              <w:jc w:val="center"/>
-              <w:rPr>
-                <w:rFonts w:ascii="宋体" w:hAnsi="宋体" w:cs="宋体" w:hint="eastAsia"/>
+            <w:vMerge w:val="continue"/>
+            <w:vAlign w:val="center"/>
+          </w:tcPr>
+          <w:p>
+            <w:pPr>
+              <w:autoSpaceDE w:val="0"/>
+              <w:autoSpaceDN w:val="0"/>
+              <w:ind w:firstLine="105" w:firstLineChars="50"/>
+              <w:jc w:val="center"/>
+              <w:rPr>
+                <w:rFonts w:hint="eastAsia" w:ascii="宋体" w:hAnsi="宋体" w:cs="宋体"/>
                 <w:sz w:val="21"/>
                 <w:szCs w:val="21"/>
               </w:rPr>
@@ -4929,17 +5498,17 @@
             <w:pPr>
               <w:autoSpaceDE w:val="0"/>
               <w:autoSpaceDN w:val="0"/>
-              <w:ind w:firstLineChars="50" w:firstLine="105"/>
-              <w:jc w:val="center"/>
-              <w:rPr>
-                <w:rFonts w:ascii="宋体" w:hAnsi="宋体" w:cs="宋体" w:hint="eastAsia"/>
-                <w:sz w:val="21"/>
-                <w:szCs w:val="21"/>
-              </w:rPr>
-            </w:pPr>
-            <w:r>
-              <w:rPr>
-                <w:rFonts w:ascii="宋体" w:hAnsi="宋体" w:cs="宋体" w:hint="eastAsia"/>
+              <w:ind w:firstLine="105" w:firstLineChars="50"/>
+              <w:jc w:val="center"/>
+              <w:rPr>
+                <w:rFonts w:hint="eastAsia" w:ascii="宋体" w:hAnsi="宋体" w:cs="宋体"/>
+                <w:sz w:val="21"/>
+                <w:szCs w:val="21"/>
+              </w:rPr>
+            </w:pPr>
+            <w:r>
+              <w:rPr>
+                <w:rFonts w:hint="eastAsia" w:ascii="宋体" w:hAnsi="宋体" w:cs="宋体"/>
                 <w:sz w:val="21"/>
                 <w:szCs w:val="21"/>
               </w:rPr>
@@ -4956,17 +5525,17 @@
             <w:pPr>
               <w:autoSpaceDE w:val="0"/>
               <w:autoSpaceDN w:val="0"/>
-              <w:ind w:firstLineChars="50" w:firstLine="105"/>
-              <w:jc w:val="center"/>
-              <w:rPr>
-                <w:rFonts w:ascii="宋体" w:hAnsi="宋体" w:cs="宋体" w:hint="eastAsia"/>
-                <w:sz w:val="21"/>
-                <w:szCs w:val="21"/>
-              </w:rPr>
-            </w:pPr>
-            <w:r>
-              <w:rPr>
-                <w:rFonts w:ascii="宋体" w:hAnsi="宋体" w:cs="宋体" w:hint="eastAsia"/>
+              <w:ind w:firstLine="105" w:firstLineChars="50"/>
+              <w:jc w:val="center"/>
+              <w:rPr>
+                <w:rFonts w:hint="eastAsia" w:ascii="宋体" w:hAnsi="宋体" w:cs="宋体"/>
+                <w:sz w:val="21"/>
+                <w:szCs w:val="21"/>
+              </w:rPr>
+            </w:pPr>
+            <w:r>
+              <w:rPr>
+                <w:rFonts w:hint="eastAsia" w:ascii="宋体" w:hAnsi="宋体" w:cs="宋体"/>
                 <w:sz w:val="21"/>
                 <w:szCs w:val="21"/>
               </w:rPr>
@@ -4976,24 +5545,40 @@
         </w:tc>
       </w:tr>
       <w:tr>
+        <w:tblPrEx>
+          <w:tblBorders>
+            <w:top w:val="single" w:color="auto" w:sz="4" w:space="0"/>
+            <w:left w:val="single" w:color="auto" w:sz="4" w:space="0"/>
+            <w:bottom w:val="single" w:color="auto" w:sz="4" w:space="0"/>
+            <w:right w:val="single" w:color="auto" w:sz="4" w:space="0"/>
+            <w:insideH w:val="single" w:color="auto" w:sz="4" w:space="0"/>
+            <w:insideV w:val="single" w:color="auto" w:sz="4" w:space="0"/>
+          </w:tblBorders>
+          <w:tblCellMar>
+            <w:top w:w="0" w:type="dxa"/>
+            <w:left w:w="108" w:type="dxa"/>
+            <w:bottom w:w="0" w:type="dxa"/>
+            <w:right w:w="108" w:type="dxa"/>
+          </w:tblCellMar>
+        </w:tblPrEx>
         <w:trPr>
-          <w:trHeight w:hRule="exact" w:val="369"/>
+          <w:trHeight w:val="369" w:hRule="exact"/>
           <w:jc w:val="center"/>
         </w:trPr>
         <w:tc>
           <w:tcPr>
             <w:tcW w:w="2959" w:type="dxa"/>
-            <w:vMerge/>
-            <w:vAlign w:val="center"/>
-          </w:tcPr>
-          <w:p>
-            <w:pPr>
-              <w:autoSpaceDE w:val="0"/>
-              <w:autoSpaceDN w:val="0"/>
-              <w:ind w:firstLineChars="50" w:firstLine="105"/>
-              <w:jc w:val="center"/>
-              <w:rPr>
-                <w:rFonts w:ascii="宋体" w:hAnsi="宋体" w:cs="宋体" w:hint="eastAsia"/>
+            <w:vMerge w:val="continue"/>
+            <w:vAlign w:val="center"/>
+          </w:tcPr>
+          <w:p>
+            <w:pPr>
+              <w:autoSpaceDE w:val="0"/>
+              <w:autoSpaceDN w:val="0"/>
+              <w:ind w:firstLine="105" w:firstLineChars="50"/>
+              <w:jc w:val="center"/>
+              <w:rPr>
+                <w:rFonts w:hint="eastAsia" w:ascii="宋体" w:hAnsi="宋体" w:cs="宋体"/>
                 <w:sz w:val="21"/>
                 <w:szCs w:val="21"/>
               </w:rPr>
@@ -5009,17 +5594,17 @@
             <w:pPr>
               <w:autoSpaceDE w:val="0"/>
               <w:autoSpaceDN w:val="0"/>
-              <w:ind w:firstLineChars="50" w:firstLine="105"/>
-              <w:jc w:val="center"/>
-              <w:rPr>
-                <w:rFonts w:ascii="宋体" w:hAnsi="宋体" w:cs="宋体" w:hint="eastAsia"/>
-                <w:sz w:val="21"/>
-                <w:szCs w:val="21"/>
-              </w:rPr>
-            </w:pPr>
-            <w:r>
-              <w:rPr>
-                <w:rFonts w:ascii="宋体" w:hAnsi="宋体" w:cs="宋体" w:hint="eastAsia"/>
+              <w:ind w:firstLine="105" w:firstLineChars="50"/>
+              <w:jc w:val="center"/>
+              <w:rPr>
+                <w:rFonts w:hint="eastAsia" w:ascii="宋体" w:hAnsi="宋体" w:cs="宋体"/>
+                <w:sz w:val="21"/>
+                <w:szCs w:val="21"/>
+              </w:rPr>
+            </w:pPr>
+            <w:r>
+              <w:rPr>
+                <w:rFonts w:hint="eastAsia" w:ascii="宋体" w:hAnsi="宋体" w:cs="宋体"/>
                 <w:sz w:val="21"/>
                 <w:szCs w:val="21"/>
               </w:rPr>
@@ -5036,17 +5621,17 @@
             <w:pPr>
               <w:autoSpaceDE w:val="0"/>
               <w:autoSpaceDN w:val="0"/>
-              <w:ind w:firstLineChars="50" w:firstLine="105"/>
-              <w:jc w:val="center"/>
-              <w:rPr>
-                <w:rFonts w:ascii="宋体" w:hAnsi="宋体" w:cs="宋体" w:hint="eastAsia"/>
-                <w:sz w:val="21"/>
-                <w:szCs w:val="21"/>
-              </w:rPr>
-            </w:pPr>
-            <w:r>
-              <w:rPr>
-                <w:rFonts w:ascii="宋体" w:hAnsi="宋体" w:cs="宋体" w:hint="eastAsia"/>
+              <w:ind w:firstLine="105" w:firstLineChars="50"/>
+              <w:jc w:val="center"/>
+              <w:rPr>
+                <w:rFonts w:hint="eastAsia" w:ascii="宋体" w:hAnsi="宋体" w:cs="宋体"/>
+                <w:sz w:val="21"/>
+                <w:szCs w:val="21"/>
+              </w:rPr>
+            </w:pPr>
+            <w:r>
+              <w:rPr>
+                <w:rFonts w:hint="eastAsia" w:ascii="宋体" w:hAnsi="宋体" w:cs="宋体"/>
                 <w:sz w:val="21"/>
                 <w:szCs w:val="21"/>
               </w:rPr>
@@ -5056,8 +5641,24 @@
         </w:tc>
       </w:tr>
       <w:tr>
+        <w:tblPrEx>
+          <w:tblBorders>
+            <w:top w:val="single" w:color="auto" w:sz="4" w:space="0"/>
+            <w:left w:val="single" w:color="auto" w:sz="4" w:space="0"/>
+            <w:bottom w:val="single" w:color="auto" w:sz="4" w:space="0"/>
+            <w:right w:val="single" w:color="auto" w:sz="4" w:space="0"/>
+            <w:insideH w:val="single" w:color="auto" w:sz="4" w:space="0"/>
+            <w:insideV w:val="single" w:color="auto" w:sz="4" w:space="0"/>
+          </w:tblBorders>
+          <w:tblCellMar>
+            <w:top w:w="0" w:type="dxa"/>
+            <w:left w:w="108" w:type="dxa"/>
+            <w:bottom w:w="0" w:type="dxa"/>
+            <w:right w:w="108" w:type="dxa"/>
+          </w:tblCellMar>
+        </w:tblPrEx>
         <w:trPr>
-          <w:trHeight w:hRule="exact" w:val="369"/>
+          <w:trHeight w:val="369" w:hRule="exact"/>
           <w:jc w:val="center"/>
         </w:trPr>
         <w:tc>
@@ -5069,17 +5670,17 @@
             <w:pPr>
               <w:autoSpaceDE w:val="0"/>
               <w:autoSpaceDN w:val="0"/>
-              <w:ind w:firstLineChars="50" w:firstLine="105"/>
-              <w:jc w:val="center"/>
-              <w:rPr>
-                <w:rFonts w:ascii="宋体" w:hAnsi="宋体" w:cs="宋体" w:hint="eastAsia"/>
-                <w:sz w:val="21"/>
-                <w:szCs w:val="21"/>
-              </w:rPr>
-            </w:pPr>
-            <w:r>
-              <w:rPr>
-                <w:rFonts w:ascii="宋体" w:hAnsi="宋体" w:cs="宋体" w:hint="eastAsia"/>
+              <w:ind w:firstLine="105" w:firstLineChars="50"/>
+              <w:jc w:val="center"/>
+              <w:rPr>
+                <w:rFonts w:hint="eastAsia" w:ascii="宋体" w:hAnsi="宋体" w:cs="宋体"/>
+                <w:sz w:val="21"/>
+                <w:szCs w:val="21"/>
+              </w:rPr>
+            </w:pPr>
+            <w:r>
+              <w:rPr>
+                <w:rFonts w:hint="eastAsia" w:ascii="宋体" w:hAnsi="宋体" w:cs="宋体"/>
                 <w:sz w:val="21"/>
                 <w:szCs w:val="21"/>
               </w:rPr>
@@ -5097,17 +5698,17 @@
             <w:pPr>
               <w:autoSpaceDE w:val="0"/>
               <w:autoSpaceDN w:val="0"/>
-              <w:ind w:firstLineChars="50" w:firstLine="105"/>
-              <w:jc w:val="center"/>
-              <w:rPr>
-                <w:rFonts w:ascii="宋体" w:hAnsi="宋体" w:cs="宋体" w:hint="eastAsia"/>
-                <w:sz w:val="21"/>
-                <w:szCs w:val="21"/>
-              </w:rPr>
-            </w:pPr>
-            <w:r>
-              <w:rPr>
-                <w:rFonts w:ascii="宋体" w:hAnsi="宋体" w:cs="宋体" w:hint="eastAsia"/>
+              <w:ind w:firstLine="105" w:firstLineChars="50"/>
+              <w:jc w:val="center"/>
+              <w:rPr>
+                <w:rFonts w:hint="eastAsia" w:ascii="宋体" w:hAnsi="宋体" w:cs="宋体"/>
+                <w:sz w:val="21"/>
+                <w:szCs w:val="21"/>
+              </w:rPr>
+            </w:pPr>
+            <w:r>
+              <w:rPr>
+                <w:rFonts w:hint="eastAsia" w:ascii="宋体" w:hAnsi="宋体" w:cs="宋体"/>
                 <w:sz w:val="21"/>
                 <w:szCs w:val="21"/>
               </w:rPr>
@@ -5124,17 +5725,17 @@
             <w:pPr>
               <w:autoSpaceDE w:val="0"/>
               <w:autoSpaceDN w:val="0"/>
-              <w:ind w:firstLineChars="50" w:firstLine="105"/>
-              <w:jc w:val="center"/>
-              <w:rPr>
-                <w:rFonts w:ascii="宋体" w:hAnsi="宋体" w:cs="宋体" w:hint="eastAsia"/>
-                <w:sz w:val="21"/>
-                <w:szCs w:val="21"/>
-              </w:rPr>
-            </w:pPr>
-            <w:r>
-              <w:rPr>
-                <w:rFonts w:ascii="宋体" w:hAnsi="宋体" w:cs="宋体" w:hint="eastAsia"/>
+              <w:ind w:firstLine="105" w:firstLineChars="50"/>
+              <w:jc w:val="center"/>
+              <w:rPr>
+                <w:rFonts w:hint="eastAsia" w:ascii="宋体" w:hAnsi="宋体" w:cs="宋体"/>
+                <w:sz w:val="21"/>
+                <w:szCs w:val="21"/>
+              </w:rPr>
+            </w:pPr>
+            <w:r>
+              <w:rPr>
+                <w:rFonts w:hint="eastAsia" w:ascii="宋体" w:hAnsi="宋体" w:cs="宋体"/>
                 <w:sz w:val="21"/>
                 <w:szCs w:val="21"/>
               </w:rPr>
@@ -5144,8 +5745,24 @@
         </w:tc>
       </w:tr>
       <w:tr>
+        <w:tblPrEx>
+          <w:tblBorders>
+            <w:top w:val="single" w:color="auto" w:sz="4" w:space="0"/>
+            <w:left w:val="single" w:color="auto" w:sz="4" w:space="0"/>
+            <w:bottom w:val="single" w:color="auto" w:sz="4" w:space="0"/>
+            <w:right w:val="single" w:color="auto" w:sz="4" w:space="0"/>
+            <w:insideH w:val="single" w:color="auto" w:sz="4" w:space="0"/>
+            <w:insideV w:val="single" w:color="auto" w:sz="4" w:space="0"/>
+          </w:tblBorders>
+          <w:tblCellMar>
+            <w:top w:w="0" w:type="dxa"/>
+            <w:left w:w="108" w:type="dxa"/>
+            <w:bottom w:w="0" w:type="dxa"/>
+            <w:right w:w="108" w:type="dxa"/>
+          </w:tblCellMar>
+        </w:tblPrEx>
         <w:trPr>
-          <w:trHeight w:hRule="exact" w:val="369"/>
+          <w:trHeight w:val="369" w:hRule="exact"/>
           <w:jc w:val="center"/>
         </w:trPr>
         <w:tc>
@@ -5157,17 +5774,17 @@
             <w:pPr>
               <w:autoSpaceDE w:val="0"/>
               <w:autoSpaceDN w:val="0"/>
-              <w:ind w:firstLineChars="50" w:firstLine="105"/>
-              <w:jc w:val="center"/>
-              <w:rPr>
-                <w:rFonts w:ascii="宋体" w:hAnsi="宋体" w:cs="宋体" w:hint="eastAsia"/>
-                <w:sz w:val="21"/>
-                <w:szCs w:val="21"/>
-              </w:rPr>
-            </w:pPr>
-            <w:r>
-              <w:rPr>
-                <w:rFonts w:ascii="宋体" w:hAnsi="宋体" w:cs="宋体" w:hint="eastAsia"/>
+              <w:ind w:firstLine="105" w:firstLineChars="50"/>
+              <w:jc w:val="center"/>
+              <w:rPr>
+                <w:rFonts w:hint="eastAsia" w:ascii="宋体" w:hAnsi="宋体" w:cs="宋体"/>
+                <w:sz w:val="21"/>
+                <w:szCs w:val="21"/>
+              </w:rPr>
+            </w:pPr>
+            <w:r>
+              <w:rPr>
+                <w:rFonts w:hint="eastAsia" w:ascii="宋体" w:hAnsi="宋体" w:cs="宋体"/>
                 <w:sz w:val="21"/>
                 <w:szCs w:val="21"/>
               </w:rPr>
@@ -5178,17 +5795,17 @@
         <w:tc>
           <w:tcPr>
             <w:tcW w:w="3647" w:type="dxa"/>
-            <w:vMerge/>
-            <w:vAlign w:val="center"/>
-          </w:tcPr>
-          <w:p>
-            <w:pPr>
-              <w:autoSpaceDE w:val="0"/>
-              <w:autoSpaceDN w:val="0"/>
-              <w:ind w:firstLineChars="50" w:firstLine="105"/>
+            <w:vMerge w:val="continue"/>
+            <w:vAlign w:val="center"/>
+          </w:tcPr>
+          <w:p>
+            <w:pPr>
+              <w:autoSpaceDE w:val="0"/>
+              <w:autoSpaceDN w:val="0"/>
+              <w:ind w:firstLine="105" w:firstLineChars="50"/>
               <w:jc w:val="left"/>
               <w:rPr>
-                <w:rFonts w:ascii="宋体" w:hAnsi="宋体" w:cs="宋体" w:hint="eastAsia"/>
+                <w:rFonts w:hint="eastAsia" w:ascii="宋体" w:hAnsi="宋体" w:cs="宋体"/>
                 <w:sz w:val="21"/>
                 <w:szCs w:val="21"/>
               </w:rPr>
@@ -5204,17 +5821,17 @@
             <w:pPr>
               <w:autoSpaceDE w:val="0"/>
               <w:autoSpaceDN w:val="0"/>
-              <w:ind w:firstLineChars="50" w:firstLine="105"/>
-              <w:jc w:val="center"/>
-              <w:rPr>
-                <w:rFonts w:ascii="宋体" w:hAnsi="宋体" w:cs="宋体" w:hint="eastAsia"/>
-                <w:sz w:val="21"/>
-                <w:szCs w:val="21"/>
-              </w:rPr>
-            </w:pPr>
-            <w:r>
-              <w:rPr>
-                <w:rFonts w:ascii="宋体" w:hAnsi="宋体" w:cs="宋体" w:hint="eastAsia"/>
+              <w:ind w:firstLine="105" w:firstLineChars="50"/>
+              <w:jc w:val="center"/>
+              <w:rPr>
+                <w:rFonts w:hint="eastAsia" w:ascii="宋体" w:hAnsi="宋体" w:cs="宋体"/>
+                <w:sz w:val="21"/>
+                <w:szCs w:val="21"/>
+              </w:rPr>
+            </w:pPr>
+            <w:r>
+              <w:rPr>
+                <w:rFonts w:hint="eastAsia" w:ascii="宋体" w:hAnsi="宋体" w:cs="宋体"/>
                 <w:sz w:val="21"/>
                 <w:szCs w:val="21"/>
               </w:rPr>
@@ -5224,8 +5841,24 @@
         </w:tc>
       </w:tr>
       <w:tr>
+        <w:tblPrEx>
+          <w:tblBorders>
+            <w:top w:val="single" w:color="auto" w:sz="4" w:space="0"/>
+            <w:left w:val="single" w:color="auto" w:sz="4" w:space="0"/>
+            <w:bottom w:val="single" w:color="auto" w:sz="4" w:space="0"/>
+            <w:right w:val="single" w:color="auto" w:sz="4" w:space="0"/>
+            <w:insideH w:val="single" w:color="auto" w:sz="4" w:space="0"/>
+            <w:insideV w:val="single" w:color="auto" w:sz="4" w:space="0"/>
+          </w:tblBorders>
+          <w:tblCellMar>
+            <w:top w:w="0" w:type="dxa"/>
+            <w:left w:w="108" w:type="dxa"/>
+            <w:bottom w:w="0" w:type="dxa"/>
+            <w:right w:w="108" w:type="dxa"/>
+          </w:tblCellMar>
+        </w:tblPrEx>
         <w:trPr>
-          <w:trHeight w:hRule="exact" w:val="369"/>
+          <w:trHeight w:val="369" w:hRule="exact"/>
           <w:jc w:val="center"/>
         </w:trPr>
         <w:tc>
@@ -5237,17 +5870,17 @@
             <w:pPr>
               <w:autoSpaceDE w:val="0"/>
               <w:autoSpaceDN w:val="0"/>
-              <w:ind w:firstLineChars="50" w:firstLine="105"/>
-              <w:jc w:val="center"/>
-              <w:rPr>
-                <w:rFonts w:ascii="宋体" w:hAnsi="宋体" w:cs="宋体" w:hint="eastAsia"/>
-                <w:sz w:val="21"/>
-                <w:szCs w:val="21"/>
-              </w:rPr>
-            </w:pPr>
-            <w:r>
-              <w:rPr>
-                <w:rFonts w:ascii="宋体" w:hAnsi="宋体" w:cs="宋体" w:hint="eastAsia"/>
+              <w:ind w:firstLine="105" w:firstLineChars="50"/>
+              <w:jc w:val="center"/>
+              <w:rPr>
+                <w:rFonts w:hint="eastAsia" w:ascii="宋体" w:hAnsi="宋体" w:cs="宋体"/>
+                <w:sz w:val="21"/>
+                <w:szCs w:val="21"/>
+              </w:rPr>
+            </w:pPr>
+            <w:r>
+              <w:rPr>
+                <w:rFonts w:hint="eastAsia" w:ascii="宋体" w:hAnsi="宋体" w:cs="宋体"/>
                 <w:sz w:val="21"/>
                 <w:szCs w:val="21"/>
               </w:rPr>
@@ -5258,17 +5891,17 @@
         <w:tc>
           <w:tcPr>
             <w:tcW w:w="3647" w:type="dxa"/>
-            <w:vMerge/>
-            <w:vAlign w:val="center"/>
-          </w:tcPr>
-          <w:p>
-            <w:pPr>
-              <w:autoSpaceDE w:val="0"/>
-              <w:autoSpaceDN w:val="0"/>
-              <w:ind w:firstLineChars="50" w:firstLine="105"/>
+            <w:vMerge w:val="continue"/>
+            <w:vAlign w:val="center"/>
+          </w:tcPr>
+          <w:p>
+            <w:pPr>
+              <w:autoSpaceDE w:val="0"/>
+              <w:autoSpaceDN w:val="0"/>
+              <w:ind w:firstLine="105" w:firstLineChars="50"/>
               <w:jc w:val="left"/>
               <w:rPr>
-                <w:rFonts w:ascii="宋体" w:hAnsi="宋体" w:cs="宋体" w:hint="eastAsia"/>
+                <w:rFonts w:hint="eastAsia" w:ascii="宋体" w:hAnsi="宋体" w:cs="宋体"/>
                 <w:sz w:val="21"/>
                 <w:szCs w:val="21"/>
               </w:rPr>
@@ -5284,17 +5917,17 @@
             <w:pPr>
               <w:autoSpaceDE w:val="0"/>
               <w:autoSpaceDN w:val="0"/>
-              <w:ind w:firstLineChars="50" w:firstLine="105"/>
-              <w:jc w:val="center"/>
-              <w:rPr>
-                <w:rFonts w:ascii="宋体" w:hAnsi="宋体" w:cs="宋体" w:hint="eastAsia"/>
-                <w:sz w:val="21"/>
-                <w:szCs w:val="21"/>
-              </w:rPr>
-            </w:pPr>
-            <w:r>
-              <w:rPr>
-                <w:rFonts w:ascii="宋体" w:hAnsi="宋体" w:cs="宋体" w:hint="eastAsia"/>
+              <w:ind w:firstLine="105" w:firstLineChars="50"/>
+              <w:jc w:val="center"/>
+              <w:rPr>
+                <w:rFonts w:hint="eastAsia" w:ascii="宋体" w:hAnsi="宋体" w:cs="宋体"/>
+                <w:sz w:val="21"/>
+                <w:szCs w:val="21"/>
+              </w:rPr>
+            </w:pPr>
+            <w:r>
+              <w:rPr>
+                <w:rFonts w:hint="eastAsia" w:ascii="宋体" w:hAnsi="宋体" w:cs="宋体"/>
                 <w:sz w:val="21"/>
                 <w:szCs w:val="21"/>
               </w:rPr>
@@ -5304,8 +5937,24 @@
         </w:tc>
       </w:tr>
       <w:tr>
+        <w:tblPrEx>
+          <w:tblBorders>
+            <w:top w:val="single" w:color="auto" w:sz="4" w:space="0"/>
+            <w:left w:val="single" w:color="auto" w:sz="4" w:space="0"/>
+            <w:bottom w:val="single" w:color="auto" w:sz="4" w:space="0"/>
+            <w:right w:val="single" w:color="auto" w:sz="4" w:space="0"/>
+            <w:insideH w:val="single" w:color="auto" w:sz="4" w:space="0"/>
+            <w:insideV w:val="single" w:color="auto" w:sz="4" w:space="0"/>
+          </w:tblBorders>
+          <w:tblCellMar>
+            <w:top w:w="0" w:type="dxa"/>
+            <w:left w:w="108" w:type="dxa"/>
+            <w:bottom w:w="0" w:type="dxa"/>
+            <w:right w:w="108" w:type="dxa"/>
+          </w:tblCellMar>
+        </w:tblPrEx>
         <w:trPr>
-          <w:trHeight w:hRule="exact" w:val="369"/>
+          <w:trHeight w:val="369" w:hRule="exact"/>
           <w:jc w:val="center"/>
         </w:trPr>
         <w:tc>
@@ -5317,17 +5966,17 @@
             <w:pPr>
               <w:autoSpaceDE w:val="0"/>
               <w:autoSpaceDN w:val="0"/>
-              <w:ind w:firstLineChars="50" w:firstLine="105"/>
-              <w:jc w:val="center"/>
-              <w:rPr>
-                <w:rFonts w:ascii="宋体" w:hAnsi="宋体" w:cs="宋体" w:hint="eastAsia"/>
-                <w:sz w:val="21"/>
-                <w:szCs w:val="21"/>
-              </w:rPr>
-            </w:pPr>
-            <w:r>
-              <w:rPr>
-                <w:rFonts w:ascii="宋体" w:hAnsi="宋体" w:cs="宋体" w:hint="eastAsia"/>
+              <w:ind w:firstLine="105" w:firstLineChars="50"/>
+              <w:jc w:val="center"/>
+              <w:rPr>
+                <w:rFonts w:hint="eastAsia" w:ascii="宋体" w:hAnsi="宋体" w:cs="宋体"/>
+                <w:sz w:val="21"/>
+                <w:szCs w:val="21"/>
+              </w:rPr>
+            </w:pPr>
+            <w:r>
+              <w:rPr>
+                <w:rFonts w:hint="eastAsia" w:ascii="宋体" w:hAnsi="宋体" w:cs="宋体"/>
                 <w:sz w:val="21"/>
                 <w:szCs w:val="21"/>
               </w:rPr>
@@ -5338,17 +5987,17 @@
         <w:tc>
           <w:tcPr>
             <w:tcW w:w="3647" w:type="dxa"/>
-            <w:vMerge/>
-            <w:vAlign w:val="center"/>
-          </w:tcPr>
-          <w:p>
-            <w:pPr>
-              <w:autoSpaceDE w:val="0"/>
-              <w:autoSpaceDN w:val="0"/>
-              <w:ind w:firstLineChars="50" w:firstLine="105"/>
+            <w:vMerge w:val="continue"/>
+            <w:vAlign w:val="center"/>
+          </w:tcPr>
+          <w:p>
+            <w:pPr>
+              <w:autoSpaceDE w:val="0"/>
+              <w:autoSpaceDN w:val="0"/>
+              <w:ind w:firstLine="105" w:firstLineChars="50"/>
               <w:jc w:val="left"/>
               <w:rPr>
-                <w:rFonts w:ascii="宋体" w:hAnsi="宋体" w:cs="宋体" w:hint="eastAsia"/>
+                <w:rFonts w:hint="eastAsia" w:ascii="宋体" w:hAnsi="宋体" w:cs="宋体"/>
                 <w:sz w:val="21"/>
                 <w:szCs w:val="21"/>
               </w:rPr>
@@ -5364,17 +6013,17 @@
             <w:pPr>
               <w:autoSpaceDE w:val="0"/>
               <w:autoSpaceDN w:val="0"/>
-              <w:ind w:firstLineChars="50" w:firstLine="105"/>
-              <w:jc w:val="center"/>
-              <w:rPr>
-                <w:rFonts w:ascii="宋体" w:hAnsi="宋体" w:cs="宋体" w:hint="eastAsia"/>
-                <w:sz w:val="21"/>
-                <w:szCs w:val="21"/>
-              </w:rPr>
-            </w:pPr>
-            <w:r>
-              <w:rPr>
-                <w:rFonts w:ascii="宋体" w:hAnsi="宋体" w:cs="宋体" w:hint="eastAsia"/>
+              <w:ind w:firstLine="105" w:firstLineChars="50"/>
+              <w:jc w:val="center"/>
+              <w:rPr>
+                <w:rFonts w:hint="eastAsia" w:ascii="宋体" w:hAnsi="宋体" w:cs="宋体"/>
+                <w:sz w:val="21"/>
+                <w:szCs w:val="21"/>
+              </w:rPr>
+            </w:pPr>
+            <w:r>
+              <w:rPr>
+                <w:rFonts w:hint="eastAsia" w:ascii="宋体" w:hAnsi="宋体" w:cs="宋体"/>
                 <w:sz w:val="21"/>
                 <w:szCs w:val="21"/>
               </w:rPr>
@@ -5384,8 +6033,24 @@
         </w:tc>
       </w:tr>
       <w:tr>
+        <w:tblPrEx>
+          <w:tblBorders>
+            <w:top w:val="single" w:color="auto" w:sz="4" w:space="0"/>
+            <w:left w:val="single" w:color="auto" w:sz="4" w:space="0"/>
+            <w:bottom w:val="single" w:color="auto" w:sz="4" w:space="0"/>
+            <w:right w:val="single" w:color="auto" w:sz="4" w:space="0"/>
+            <w:insideH w:val="single" w:color="auto" w:sz="4" w:space="0"/>
+            <w:insideV w:val="single" w:color="auto" w:sz="4" w:space="0"/>
+          </w:tblBorders>
+          <w:tblCellMar>
+            <w:top w:w="0" w:type="dxa"/>
+            <w:left w:w="108" w:type="dxa"/>
+            <w:bottom w:w="0" w:type="dxa"/>
+            <w:right w:w="108" w:type="dxa"/>
+          </w:tblCellMar>
+        </w:tblPrEx>
         <w:trPr>
-          <w:trHeight w:hRule="exact" w:val="369"/>
+          <w:trHeight w:val="369" w:hRule="exact"/>
           <w:jc w:val="center"/>
         </w:trPr>
         <w:tc>
@@ -5397,17 +6062,17 @@
             <w:pPr>
               <w:autoSpaceDE w:val="0"/>
               <w:autoSpaceDN w:val="0"/>
-              <w:ind w:firstLineChars="50" w:firstLine="105"/>
-              <w:jc w:val="center"/>
-              <w:rPr>
-                <w:rFonts w:ascii="宋体" w:hAnsi="宋体" w:cs="宋体" w:hint="eastAsia"/>
-                <w:sz w:val="21"/>
-                <w:szCs w:val="21"/>
-              </w:rPr>
-            </w:pPr>
-            <w:r>
-              <w:rPr>
-                <w:rFonts w:ascii="宋体" w:hAnsi="宋体" w:cs="宋体" w:hint="eastAsia"/>
+              <w:ind w:firstLine="105" w:firstLineChars="50"/>
+              <w:jc w:val="center"/>
+              <w:rPr>
+                <w:rFonts w:hint="eastAsia" w:ascii="宋体" w:hAnsi="宋体" w:cs="宋体"/>
+                <w:sz w:val="21"/>
+                <w:szCs w:val="21"/>
+              </w:rPr>
+            </w:pPr>
+            <w:r>
+              <w:rPr>
+                <w:rFonts w:hint="eastAsia" w:ascii="宋体" w:hAnsi="宋体" w:cs="宋体"/>
                 <w:sz w:val="21"/>
                 <w:szCs w:val="21"/>
               </w:rPr>
@@ -5418,17 +6083,17 @@
         <w:tc>
           <w:tcPr>
             <w:tcW w:w="3647" w:type="dxa"/>
-            <w:vMerge/>
-            <w:vAlign w:val="center"/>
-          </w:tcPr>
-          <w:p>
-            <w:pPr>
-              <w:autoSpaceDE w:val="0"/>
-              <w:autoSpaceDN w:val="0"/>
-              <w:ind w:firstLineChars="50" w:firstLine="105"/>
+            <w:vMerge w:val="continue"/>
+            <w:vAlign w:val="center"/>
+          </w:tcPr>
+          <w:p>
+            <w:pPr>
+              <w:autoSpaceDE w:val="0"/>
+              <w:autoSpaceDN w:val="0"/>
+              <w:ind w:firstLine="105" w:firstLineChars="50"/>
               <w:jc w:val="left"/>
               <w:rPr>
-                <w:rFonts w:ascii="宋体" w:hAnsi="宋体" w:cs="宋体" w:hint="eastAsia"/>
+                <w:rFonts w:hint="eastAsia" w:ascii="宋体" w:hAnsi="宋体" w:cs="宋体"/>
                 <w:sz w:val="21"/>
                 <w:szCs w:val="21"/>
               </w:rPr>
@@ -5444,17 +6109,17 @@
             <w:pPr>
               <w:autoSpaceDE w:val="0"/>
               <w:autoSpaceDN w:val="0"/>
-              <w:ind w:firstLineChars="50" w:firstLine="105"/>
-              <w:jc w:val="center"/>
-              <w:rPr>
-                <w:rFonts w:ascii="宋体" w:hAnsi="宋体" w:cs="宋体" w:hint="eastAsia"/>
-                <w:sz w:val="21"/>
-                <w:szCs w:val="21"/>
-              </w:rPr>
-            </w:pPr>
-            <w:r>
-              <w:rPr>
-                <w:rFonts w:ascii="宋体" w:hAnsi="宋体" w:cs="宋体" w:hint="eastAsia"/>
+              <w:ind w:firstLine="105" w:firstLineChars="50"/>
+              <w:jc w:val="center"/>
+              <w:rPr>
+                <w:rFonts w:hint="eastAsia" w:ascii="宋体" w:hAnsi="宋体" w:cs="宋体"/>
+                <w:sz w:val="21"/>
+                <w:szCs w:val="21"/>
+              </w:rPr>
+            </w:pPr>
+            <w:r>
+              <w:rPr>
+                <w:rFonts w:hint="eastAsia" w:ascii="宋体" w:hAnsi="宋体" w:cs="宋体"/>
                 <w:sz w:val="21"/>
                 <w:szCs w:val="21"/>
               </w:rPr>
@@ -5464,8 +6129,24 @@
         </w:tc>
       </w:tr>
       <w:tr>
+        <w:tblPrEx>
+          <w:tblBorders>
+            <w:top w:val="single" w:color="auto" w:sz="4" w:space="0"/>
+            <w:left w:val="single" w:color="auto" w:sz="4" w:space="0"/>
+            <w:bottom w:val="single" w:color="auto" w:sz="4" w:space="0"/>
+            <w:right w:val="single" w:color="auto" w:sz="4" w:space="0"/>
+            <w:insideH w:val="single" w:color="auto" w:sz="4" w:space="0"/>
+            <w:insideV w:val="single" w:color="auto" w:sz="4" w:space="0"/>
+          </w:tblBorders>
+          <w:tblCellMar>
+            <w:top w:w="0" w:type="dxa"/>
+            <w:left w:w="108" w:type="dxa"/>
+            <w:bottom w:w="0" w:type="dxa"/>
+            <w:right w:w="108" w:type="dxa"/>
+          </w:tblCellMar>
+        </w:tblPrEx>
         <w:trPr>
-          <w:trHeight w:hRule="exact" w:val="369"/>
+          <w:trHeight w:val="369" w:hRule="exact"/>
           <w:jc w:val="center"/>
         </w:trPr>
         <w:tc>
@@ -5477,17 +6158,17 @@
             <w:pPr>
               <w:autoSpaceDE w:val="0"/>
               <w:autoSpaceDN w:val="0"/>
-              <w:ind w:firstLineChars="50" w:firstLine="105"/>
-              <w:jc w:val="center"/>
-              <w:rPr>
-                <w:rFonts w:ascii="宋体" w:hAnsi="宋体" w:cs="宋体" w:hint="eastAsia"/>
-                <w:sz w:val="21"/>
-                <w:szCs w:val="21"/>
-              </w:rPr>
-            </w:pPr>
-            <w:r>
-              <w:rPr>
-                <w:rFonts w:ascii="宋体" w:hAnsi="宋体" w:cs="宋体" w:hint="eastAsia"/>
+              <w:ind w:firstLine="105" w:firstLineChars="50"/>
+              <w:jc w:val="center"/>
+              <w:rPr>
+                <w:rFonts w:hint="eastAsia" w:ascii="宋体" w:hAnsi="宋体" w:cs="宋体"/>
+                <w:sz w:val="21"/>
+                <w:szCs w:val="21"/>
+              </w:rPr>
+            </w:pPr>
+            <w:r>
+              <w:rPr>
+                <w:rFonts w:hint="eastAsia" w:ascii="宋体" w:hAnsi="宋体" w:cs="宋体"/>
                 <w:sz w:val="21"/>
                 <w:szCs w:val="21"/>
               </w:rPr>
@@ -5498,17 +6179,17 @@
         <w:tc>
           <w:tcPr>
             <w:tcW w:w="3647" w:type="dxa"/>
-            <w:vMerge/>
-            <w:vAlign w:val="center"/>
-          </w:tcPr>
-          <w:p>
-            <w:pPr>
-              <w:autoSpaceDE w:val="0"/>
-              <w:autoSpaceDN w:val="0"/>
-              <w:ind w:firstLineChars="50" w:firstLine="105"/>
+            <w:vMerge w:val="continue"/>
+            <w:vAlign w:val="center"/>
+          </w:tcPr>
+          <w:p>
+            <w:pPr>
+              <w:autoSpaceDE w:val="0"/>
+              <w:autoSpaceDN w:val="0"/>
+              <w:ind w:firstLine="105" w:firstLineChars="50"/>
               <w:jc w:val="left"/>
               <w:rPr>
-                <w:rFonts w:ascii="宋体" w:hAnsi="宋体" w:cs="宋体" w:hint="eastAsia"/>
+                <w:rFonts w:hint="eastAsia" w:ascii="宋体" w:hAnsi="宋体" w:cs="宋体"/>
                 <w:sz w:val="21"/>
                 <w:szCs w:val="21"/>
               </w:rPr>
@@ -5524,17 +6205,17 @@
             <w:pPr>
               <w:autoSpaceDE w:val="0"/>
               <w:autoSpaceDN w:val="0"/>
-              <w:ind w:firstLineChars="50" w:firstLine="105"/>
-              <w:jc w:val="center"/>
-              <w:rPr>
-                <w:rFonts w:ascii="宋体" w:hAnsi="宋体" w:cs="宋体" w:hint="eastAsia"/>
-                <w:sz w:val="21"/>
-                <w:szCs w:val="21"/>
-              </w:rPr>
-            </w:pPr>
-            <w:r>
-              <w:rPr>
-                <w:rFonts w:ascii="宋体" w:hAnsi="宋体" w:cs="宋体" w:hint="eastAsia"/>
+              <w:ind w:firstLine="105" w:firstLineChars="50"/>
+              <w:jc w:val="center"/>
+              <w:rPr>
+                <w:rFonts w:hint="eastAsia" w:ascii="宋体" w:hAnsi="宋体" w:cs="宋体"/>
+                <w:sz w:val="21"/>
+                <w:szCs w:val="21"/>
+              </w:rPr>
+            </w:pPr>
+            <w:r>
+              <w:rPr>
+                <w:rFonts w:hint="eastAsia" w:ascii="宋体" w:hAnsi="宋体" w:cs="宋体"/>
                 <w:sz w:val="21"/>
                 <w:szCs w:val="21"/>
               </w:rPr>
@@ -5544,8 +6225,24 @@
         </w:tc>
       </w:tr>
       <w:tr>
+        <w:tblPrEx>
+          <w:tblBorders>
+            <w:top w:val="single" w:color="auto" w:sz="4" w:space="0"/>
+            <w:left w:val="single" w:color="auto" w:sz="4" w:space="0"/>
+            <w:bottom w:val="single" w:color="auto" w:sz="4" w:space="0"/>
+            <w:right w:val="single" w:color="auto" w:sz="4" w:space="0"/>
+            <w:insideH w:val="single" w:color="auto" w:sz="4" w:space="0"/>
+            <w:insideV w:val="single" w:color="auto" w:sz="4" w:space="0"/>
+          </w:tblBorders>
+          <w:tblCellMar>
+            <w:top w:w="0" w:type="dxa"/>
+            <w:left w:w="108" w:type="dxa"/>
+            <w:bottom w:w="0" w:type="dxa"/>
+            <w:right w:w="108" w:type="dxa"/>
+          </w:tblCellMar>
+        </w:tblPrEx>
         <w:trPr>
-          <w:trHeight w:hRule="exact" w:val="369"/>
+          <w:trHeight w:val="369" w:hRule="exact"/>
           <w:jc w:val="center"/>
         </w:trPr>
         <w:tc>
@@ -5557,17 +6254,17 @@
             <w:pPr>
               <w:autoSpaceDE w:val="0"/>
               <w:autoSpaceDN w:val="0"/>
-              <w:ind w:firstLineChars="50" w:firstLine="105"/>
-              <w:jc w:val="center"/>
-              <w:rPr>
-                <w:rFonts w:ascii="宋体" w:hAnsi="宋体" w:cs="宋体" w:hint="eastAsia"/>
-                <w:sz w:val="21"/>
-                <w:szCs w:val="21"/>
-              </w:rPr>
-            </w:pPr>
-            <w:r>
-              <w:rPr>
-                <w:rFonts w:ascii="宋体" w:hAnsi="宋体" w:cs="宋体" w:hint="eastAsia"/>
+              <w:ind w:firstLine="105" w:firstLineChars="50"/>
+              <w:jc w:val="center"/>
+              <w:rPr>
+                <w:rFonts w:hint="eastAsia" w:ascii="宋体" w:hAnsi="宋体" w:cs="宋体"/>
+                <w:sz w:val="21"/>
+                <w:szCs w:val="21"/>
+              </w:rPr>
+            </w:pPr>
+            <w:r>
+              <w:rPr>
+                <w:rFonts w:hint="eastAsia" w:ascii="宋体" w:hAnsi="宋体" w:cs="宋体"/>
                 <w:sz w:val="21"/>
                 <w:szCs w:val="21"/>
               </w:rPr>
@@ -5578,17 +6275,17 @@
         <w:tc>
           <w:tcPr>
             <w:tcW w:w="3647" w:type="dxa"/>
-            <w:vMerge/>
-            <w:vAlign w:val="center"/>
-          </w:tcPr>
-          <w:p>
-            <w:pPr>
-              <w:autoSpaceDE w:val="0"/>
-              <w:autoSpaceDN w:val="0"/>
-              <w:ind w:firstLineChars="50" w:firstLine="105"/>
+            <w:vMerge w:val="continue"/>
+            <w:vAlign w:val="center"/>
+          </w:tcPr>
+          <w:p>
+            <w:pPr>
+              <w:autoSpaceDE w:val="0"/>
+              <w:autoSpaceDN w:val="0"/>
+              <w:ind w:firstLine="105" w:firstLineChars="50"/>
               <w:jc w:val="left"/>
               <w:rPr>
-                <w:rFonts w:ascii="宋体" w:hAnsi="宋体" w:cs="宋体" w:hint="eastAsia"/>
+                <w:rFonts w:hint="eastAsia" w:ascii="宋体" w:hAnsi="宋体" w:cs="宋体"/>
                 <w:sz w:val="21"/>
                 <w:szCs w:val="21"/>
               </w:rPr>
@@ -5604,17 +6301,17 @@
             <w:pPr>
               <w:autoSpaceDE w:val="0"/>
               <w:autoSpaceDN w:val="0"/>
-              <w:ind w:firstLineChars="50" w:firstLine="105"/>
-              <w:jc w:val="center"/>
-              <w:rPr>
-                <w:rFonts w:ascii="宋体" w:hAnsi="宋体" w:cs="宋体" w:hint="eastAsia"/>
-                <w:sz w:val="21"/>
-                <w:szCs w:val="21"/>
-              </w:rPr>
-            </w:pPr>
-            <w:r>
-              <w:rPr>
-                <w:rFonts w:ascii="宋体" w:hAnsi="宋体" w:cs="宋体" w:hint="eastAsia"/>
+              <w:ind w:firstLine="105" w:firstLineChars="50"/>
+              <w:jc w:val="center"/>
+              <w:rPr>
+                <w:rFonts w:hint="eastAsia" w:ascii="宋体" w:hAnsi="宋体" w:cs="宋体"/>
+                <w:sz w:val="21"/>
+                <w:szCs w:val="21"/>
+              </w:rPr>
+            </w:pPr>
+            <w:r>
+              <w:rPr>
+                <w:rFonts w:hint="eastAsia" w:ascii="宋体" w:hAnsi="宋体" w:cs="宋体"/>
                 <w:sz w:val="21"/>
                 <w:szCs w:val="21"/>
               </w:rPr>
@@ -5624,8 +6321,24 @@
         </w:tc>
       </w:tr>
       <w:tr>
+        <w:tblPrEx>
+          <w:tblBorders>
+            <w:top w:val="single" w:color="auto" w:sz="4" w:space="0"/>
+            <w:left w:val="single" w:color="auto" w:sz="4" w:space="0"/>
+            <w:bottom w:val="single" w:color="auto" w:sz="4" w:space="0"/>
+            <w:right w:val="single" w:color="auto" w:sz="4" w:space="0"/>
+            <w:insideH w:val="single" w:color="auto" w:sz="4" w:space="0"/>
+            <w:insideV w:val="single" w:color="auto" w:sz="4" w:space="0"/>
+          </w:tblBorders>
+          <w:tblCellMar>
+            <w:top w:w="0" w:type="dxa"/>
+            <w:left w:w="108" w:type="dxa"/>
+            <w:bottom w:w="0" w:type="dxa"/>
+            <w:right w:w="108" w:type="dxa"/>
+          </w:tblCellMar>
+        </w:tblPrEx>
         <w:trPr>
-          <w:trHeight w:hRule="exact" w:val="369"/>
+          <w:trHeight w:val="369" w:hRule="exact"/>
           <w:jc w:val="center"/>
         </w:trPr>
         <w:tc>
@@ -5637,17 +6350,17 @@
             <w:pPr>
               <w:autoSpaceDE w:val="0"/>
               <w:autoSpaceDN w:val="0"/>
-              <w:ind w:firstLineChars="50" w:firstLine="105"/>
-              <w:jc w:val="center"/>
-              <w:rPr>
-                <w:rFonts w:ascii="宋体" w:hAnsi="宋体" w:cs="宋体" w:hint="eastAsia"/>
-                <w:sz w:val="21"/>
-                <w:szCs w:val="21"/>
-              </w:rPr>
-            </w:pPr>
-            <w:r>
-              <w:rPr>
-                <w:rFonts w:ascii="宋体" w:hAnsi="宋体" w:cs="宋体" w:hint="eastAsia"/>
+              <w:ind w:firstLine="105" w:firstLineChars="50"/>
+              <w:jc w:val="center"/>
+              <w:rPr>
+                <w:rFonts w:hint="eastAsia" w:ascii="宋体" w:hAnsi="宋体" w:cs="宋体"/>
+                <w:sz w:val="21"/>
+                <w:szCs w:val="21"/>
+              </w:rPr>
+            </w:pPr>
+            <w:r>
+              <w:rPr>
+                <w:rFonts w:hint="eastAsia" w:ascii="宋体" w:hAnsi="宋体" w:cs="宋体"/>
                 <w:sz w:val="21"/>
                 <w:szCs w:val="21"/>
               </w:rPr>
@@ -5658,17 +6371,17 @@
         <w:tc>
           <w:tcPr>
             <w:tcW w:w="3647" w:type="dxa"/>
-            <w:vMerge/>
-            <w:vAlign w:val="center"/>
-          </w:tcPr>
-          <w:p>
-            <w:pPr>
-              <w:autoSpaceDE w:val="0"/>
-              <w:autoSpaceDN w:val="0"/>
-              <w:ind w:firstLineChars="50" w:firstLine="105"/>
+            <w:vMerge w:val="continue"/>
+            <w:vAlign w:val="center"/>
+          </w:tcPr>
+          <w:p>
+            <w:pPr>
+              <w:autoSpaceDE w:val="0"/>
+              <w:autoSpaceDN w:val="0"/>
+              <w:ind w:firstLine="105" w:firstLineChars="50"/>
               <w:jc w:val="left"/>
               <w:rPr>
-                <w:rFonts w:ascii="宋体" w:hAnsi="宋体" w:cs="宋体" w:hint="eastAsia"/>
+                <w:rFonts w:hint="eastAsia" w:ascii="宋体" w:hAnsi="宋体" w:cs="宋体"/>
                 <w:sz w:val="21"/>
                 <w:szCs w:val="21"/>
               </w:rPr>
@@ -5684,17 +6397,17 @@
             <w:pPr>
               <w:autoSpaceDE w:val="0"/>
               <w:autoSpaceDN w:val="0"/>
-              <w:ind w:firstLineChars="50" w:firstLine="105"/>
-              <w:jc w:val="center"/>
-              <w:rPr>
-                <w:rFonts w:ascii="宋体" w:hAnsi="宋体" w:cs="宋体" w:hint="eastAsia"/>
-                <w:sz w:val="21"/>
-                <w:szCs w:val="21"/>
-              </w:rPr>
-            </w:pPr>
-            <w:r>
-              <w:rPr>
-                <w:rFonts w:ascii="宋体" w:hAnsi="宋体" w:cs="宋体" w:hint="eastAsia"/>
+              <w:ind w:firstLine="105" w:firstLineChars="50"/>
+              <w:jc w:val="center"/>
+              <w:rPr>
+                <w:rFonts w:hint="eastAsia" w:ascii="宋体" w:hAnsi="宋体" w:cs="宋体"/>
+                <w:sz w:val="21"/>
+                <w:szCs w:val="21"/>
+              </w:rPr>
+            </w:pPr>
+            <w:r>
+              <w:rPr>
+                <w:rFonts w:hint="eastAsia" w:ascii="宋体" w:hAnsi="宋体" w:cs="宋体"/>
                 <w:sz w:val="21"/>
                 <w:szCs w:val="21"/>
               </w:rPr>
@@ -5704,8 +6417,24 @@
         </w:tc>
       </w:tr>
       <w:tr>
+        <w:tblPrEx>
+          <w:tblBorders>
+            <w:top w:val="single" w:color="auto" w:sz="4" w:space="0"/>
+            <w:left w:val="single" w:color="auto" w:sz="4" w:space="0"/>
+            <w:bottom w:val="single" w:color="auto" w:sz="4" w:space="0"/>
+            <w:right w:val="single" w:color="auto" w:sz="4" w:space="0"/>
+            <w:insideH w:val="single" w:color="auto" w:sz="4" w:space="0"/>
+            <w:insideV w:val="single" w:color="auto" w:sz="4" w:space="0"/>
+          </w:tblBorders>
+          <w:tblCellMar>
+            <w:top w:w="0" w:type="dxa"/>
+            <w:left w:w="108" w:type="dxa"/>
+            <w:bottom w:w="0" w:type="dxa"/>
+            <w:right w:w="108" w:type="dxa"/>
+          </w:tblCellMar>
+        </w:tblPrEx>
         <w:trPr>
-          <w:trHeight w:hRule="exact" w:val="369"/>
+          <w:trHeight w:val="369" w:hRule="exact"/>
           <w:jc w:val="center"/>
         </w:trPr>
         <w:tc>
@@ -5717,17 +6446,17 @@
             <w:pPr>
               <w:autoSpaceDE w:val="0"/>
               <w:autoSpaceDN w:val="0"/>
-              <w:ind w:firstLineChars="50" w:firstLine="105"/>
-              <w:jc w:val="center"/>
-              <w:rPr>
-                <w:rFonts w:ascii="宋体" w:hAnsi="宋体" w:cs="宋体" w:hint="eastAsia"/>
-                <w:sz w:val="21"/>
-                <w:szCs w:val="21"/>
-              </w:rPr>
-            </w:pPr>
-            <w:r>
-              <w:rPr>
-                <w:rFonts w:ascii="宋体" w:hAnsi="宋体" w:cs="宋体" w:hint="eastAsia"/>
+              <w:ind w:firstLine="105" w:firstLineChars="50"/>
+              <w:jc w:val="center"/>
+              <w:rPr>
+                <w:rFonts w:hint="eastAsia" w:ascii="宋体" w:hAnsi="宋体" w:cs="宋体"/>
+                <w:sz w:val="21"/>
+                <w:szCs w:val="21"/>
+              </w:rPr>
+            </w:pPr>
+            <w:r>
+              <w:rPr>
+                <w:rFonts w:hint="eastAsia" w:ascii="宋体" w:hAnsi="宋体" w:cs="宋体"/>
                 <w:sz w:val="21"/>
                 <w:szCs w:val="21"/>
               </w:rPr>
@@ -5738,17 +6467,17 @@
         <w:tc>
           <w:tcPr>
             <w:tcW w:w="3647" w:type="dxa"/>
-            <w:vMerge/>
-            <w:vAlign w:val="center"/>
-          </w:tcPr>
-          <w:p>
-            <w:pPr>
-              <w:autoSpaceDE w:val="0"/>
-              <w:autoSpaceDN w:val="0"/>
-              <w:ind w:firstLineChars="50" w:firstLine="105"/>
+            <w:vMerge w:val="continue"/>
+            <w:vAlign w:val="center"/>
+          </w:tcPr>
+          <w:p>
+            <w:pPr>
+              <w:autoSpaceDE w:val="0"/>
+              <w:autoSpaceDN w:val="0"/>
+              <w:ind w:firstLine="105" w:firstLineChars="50"/>
               <w:jc w:val="left"/>
               <w:rPr>
-                <w:rFonts w:ascii="宋体" w:hAnsi="宋体" w:cs="宋体" w:hint="eastAsia"/>
+                <w:rFonts w:hint="eastAsia" w:ascii="宋体" w:hAnsi="宋体" w:cs="宋体"/>
                 <w:sz w:val="21"/>
                 <w:szCs w:val="21"/>
               </w:rPr>
@@ -5764,17 +6493,17 @@
             <w:pPr>
               <w:autoSpaceDE w:val="0"/>
               <w:autoSpaceDN w:val="0"/>
-              <w:ind w:firstLineChars="50" w:firstLine="105"/>
-              <w:jc w:val="center"/>
-              <w:rPr>
-                <w:rFonts w:ascii="宋体" w:hAnsi="宋体" w:cs="宋体" w:hint="eastAsia"/>
-                <w:sz w:val="21"/>
-                <w:szCs w:val="21"/>
-              </w:rPr>
-            </w:pPr>
-            <w:r>
-              <w:rPr>
-                <w:rFonts w:ascii="宋体" w:hAnsi="宋体" w:cs="宋体" w:hint="eastAsia"/>
+              <w:ind w:firstLine="105" w:firstLineChars="50"/>
+              <w:jc w:val="center"/>
+              <w:rPr>
+                <w:rFonts w:hint="eastAsia" w:ascii="宋体" w:hAnsi="宋体" w:cs="宋体"/>
+                <w:sz w:val="21"/>
+                <w:szCs w:val="21"/>
+              </w:rPr>
+            </w:pPr>
+            <w:r>
+              <w:rPr>
+                <w:rFonts w:hint="eastAsia" w:ascii="宋体" w:hAnsi="宋体" w:cs="宋体"/>
                 <w:sz w:val="21"/>
                 <w:szCs w:val="21"/>
               </w:rPr>
@@ -5784,8 +6513,24 @@
         </w:tc>
       </w:tr>
       <w:tr>
+        <w:tblPrEx>
+          <w:tblBorders>
+            <w:top w:val="single" w:color="auto" w:sz="4" w:space="0"/>
+            <w:left w:val="single" w:color="auto" w:sz="4" w:space="0"/>
+            <w:bottom w:val="single" w:color="auto" w:sz="4" w:space="0"/>
+            <w:right w:val="single" w:color="auto" w:sz="4" w:space="0"/>
+            <w:insideH w:val="single" w:color="auto" w:sz="4" w:space="0"/>
+            <w:insideV w:val="single" w:color="auto" w:sz="4" w:space="0"/>
+          </w:tblBorders>
+          <w:tblCellMar>
+            <w:top w:w="0" w:type="dxa"/>
+            <w:left w:w="108" w:type="dxa"/>
+            <w:bottom w:w="0" w:type="dxa"/>
+            <w:right w:w="108" w:type="dxa"/>
+          </w:tblCellMar>
+        </w:tblPrEx>
         <w:trPr>
-          <w:trHeight w:hRule="exact" w:val="369"/>
+          <w:trHeight w:val="369" w:hRule="exact"/>
           <w:jc w:val="center"/>
         </w:trPr>
         <w:tc>
@@ -5797,17 +6542,17 @@
             <w:pPr>
               <w:autoSpaceDE w:val="0"/>
               <w:autoSpaceDN w:val="0"/>
-              <w:ind w:firstLineChars="50" w:firstLine="105"/>
-              <w:jc w:val="center"/>
-              <w:rPr>
-                <w:rFonts w:ascii="宋体" w:hAnsi="宋体" w:cs="宋体" w:hint="eastAsia"/>
-                <w:sz w:val="21"/>
-                <w:szCs w:val="21"/>
-              </w:rPr>
-            </w:pPr>
-            <w:r>
-              <w:rPr>
-                <w:rFonts w:ascii="宋体" w:hAnsi="宋体" w:cs="宋体" w:hint="eastAsia"/>
+              <w:ind w:firstLine="105" w:firstLineChars="50"/>
+              <w:jc w:val="center"/>
+              <w:rPr>
+                <w:rFonts w:hint="eastAsia" w:ascii="宋体" w:hAnsi="宋体" w:cs="宋体"/>
+                <w:sz w:val="21"/>
+                <w:szCs w:val="21"/>
+              </w:rPr>
+            </w:pPr>
+            <w:r>
+              <w:rPr>
+                <w:rFonts w:hint="eastAsia" w:ascii="宋体" w:hAnsi="宋体" w:cs="宋体"/>
                 <w:sz w:val="21"/>
                 <w:szCs w:val="21"/>
               </w:rPr>
@@ -5818,17 +6563,17 @@
         <w:tc>
           <w:tcPr>
             <w:tcW w:w="3647" w:type="dxa"/>
-            <w:vMerge/>
-            <w:vAlign w:val="center"/>
-          </w:tcPr>
-          <w:p>
-            <w:pPr>
-              <w:autoSpaceDE w:val="0"/>
-              <w:autoSpaceDN w:val="0"/>
-              <w:ind w:firstLineChars="50" w:firstLine="105"/>
+            <w:vMerge w:val="continue"/>
+            <w:vAlign w:val="center"/>
+          </w:tcPr>
+          <w:p>
+            <w:pPr>
+              <w:autoSpaceDE w:val="0"/>
+              <w:autoSpaceDN w:val="0"/>
+              <w:ind w:firstLine="105" w:firstLineChars="50"/>
               <w:jc w:val="left"/>
               <w:rPr>
-                <w:rFonts w:ascii="宋体" w:hAnsi="宋体" w:cs="宋体" w:hint="eastAsia"/>
+                <w:rFonts w:hint="eastAsia" w:ascii="宋体" w:hAnsi="宋体" w:cs="宋体"/>
                 <w:sz w:val="21"/>
                 <w:szCs w:val="21"/>
               </w:rPr>
@@ -5844,17 +6589,17 @@
             <w:pPr>
               <w:autoSpaceDE w:val="0"/>
               <w:autoSpaceDN w:val="0"/>
-              <w:ind w:firstLineChars="50" w:firstLine="105"/>
-              <w:jc w:val="center"/>
-              <w:rPr>
-                <w:rFonts w:ascii="宋体" w:hAnsi="宋体" w:cs="宋体" w:hint="eastAsia"/>
-                <w:sz w:val="21"/>
-                <w:szCs w:val="21"/>
-              </w:rPr>
-            </w:pPr>
-            <w:r>
-              <w:rPr>
-                <w:rFonts w:ascii="宋体" w:hAnsi="宋体" w:cs="宋体" w:hint="eastAsia"/>
+              <w:ind w:firstLine="105" w:firstLineChars="50"/>
+              <w:jc w:val="center"/>
+              <w:rPr>
+                <w:rFonts w:hint="eastAsia" w:ascii="宋体" w:hAnsi="宋体" w:cs="宋体"/>
+                <w:sz w:val="21"/>
+                <w:szCs w:val="21"/>
+              </w:rPr>
+            </w:pPr>
+            <w:r>
+              <w:rPr>
+                <w:rFonts w:hint="eastAsia" w:ascii="宋体" w:hAnsi="宋体" w:cs="宋体"/>
                 <w:sz w:val="21"/>
                 <w:szCs w:val="21"/>
               </w:rPr>
@@ -5864,8 +6609,24 @@
         </w:tc>
       </w:tr>
       <w:tr>
+        <w:tblPrEx>
+          <w:tblBorders>
+            <w:top w:val="single" w:color="auto" w:sz="4" w:space="0"/>
+            <w:left w:val="single" w:color="auto" w:sz="4" w:space="0"/>
+            <w:bottom w:val="single" w:color="auto" w:sz="4" w:space="0"/>
+            <w:right w:val="single" w:color="auto" w:sz="4" w:space="0"/>
+            <w:insideH w:val="single" w:color="auto" w:sz="4" w:space="0"/>
+            <w:insideV w:val="single" w:color="auto" w:sz="4" w:space="0"/>
+          </w:tblBorders>
+          <w:tblCellMar>
+            <w:top w:w="0" w:type="dxa"/>
+            <w:left w:w="108" w:type="dxa"/>
+            <w:bottom w:w="0" w:type="dxa"/>
+            <w:right w:w="108" w:type="dxa"/>
+          </w:tblCellMar>
+        </w:tblPrEx>
         <w:trPr>
-          <w:trHeight w:hRule="exact" w:val="369"/>
+          <w:trHeight w:val="369" w:hRule="exact"/>
           <w:jc w:val="center"/>
         </w:trPr>
         <w:tc>
@@ -5877,17 +6638,17 @@
             <w:pPr>
               <w:autoSpaceDE w:val="0"/>
               <w:autoSpaceDN w:val="0"/>
-              <w:ind w:firstLineChars="50" w:firstLine="105"/>
-              <w:jc w:val="center"/>
-              <w:rPr>
-                <w:rFonts w:ascii="宋体" w:hAnsi="宋体" w:cs="宋体" w:hint="eastAsia"/>
-                <w:sz w:val="21"/>
-                <w:szCs w:val="21"/>
-              </w:rPr>
-            </w:pPr>
-            <w:r>
-              <w:rPr>
-                <w:rFonts w:ascii="宋体" w:hAnsi="宋体" w:cs="宋体" w:hint="eastAsia"/>
+              <w:ind w:firstLine="105" w:firstLineChars="50"/>
+              <w:jc w:val="center"/>
+              <w:rPr>
+                <w:rFonts w:hint="eastAsia" w:ascii="宋体" w:hAnsi="宋体" w:cs="宋体"/>
+                <w:sz w:val="21"/>
+                <w:szCs w:val="21"/>
+              </w:rPr>
+            </w:pPr>
+            <w:r>
+              <w:rPr>
+                <w:rFonts w:hint="eastAsia" w:ascii="宋体" w:hAnsi="宋体" w:cs="宋体"/>
                 <w:sz w:val="21"/>
                 <w:szCs w:val="21"/>
               </w:rPr>
@@ -5898,17 +6659,17 @@
         <w:tc>
           <w:tcPr>
             <w:tcW w:w="3647" w:type="dxa"/>
-            <w:vMerge/>
-            <w:vAlign w:val="center"/>
-          </w:tcPr>
-          <w:p>
-            <w:pPr>
-              <w:autoSpaceDE w:val="0"/>
-              <w:autoSpaceDN w:val="0"/>
-              <w:ind w:firstLineChars="50" w:firstLine="105"/>
+            <w:vMerge w:val="continue"/>
+            <w:vAlign w:val="center"/>
+          </w:tcPr>
+          <w:p>
+            <w:pPr>
+              <w:autoSpaceDE w:val="0"/>
+              <w:autoSpaceDN w:val="0"/>
+              <w:ind w:firstLine="105" w:firstLineChars="50"/>
               <w:jc w:val="left"/>
               <w:rPr>
-                <w:rFonts w:ascii="宋体" w:hAnsi="宋体" w:cs="宋体" w:hint="eastAsia"/>
+                <w:rFonts w:hint="eastAsia" w:ascii="宋体" w:hAnsi="宋体" w:cs="宋体"/>
                 <w:sz w:val="21"/>
                 <w:szCs w:val="21"/>
               </w:rPr>
@@ -5924,17 +6685,17 @@
             <w:pPr>
               <w:autoSpaceDE w:val="0"/>
               <w:autoSpaceDN w:val="0"/>
-              <w:ind w:firstLineChars="50" w:firstLine="105"/>
-              <w:jc w:val="center"/>
-              <w:rPr>
-                <w:rFonts w:ascii="宋体" w:hAnsi="宋体" w:cs="宋体" w:hint="eastAsia"/>
-                <w:sz w:val="21"/>
-                <w:szCs w:val="21"/>
-              </w:rPr>
-            </w:pPr>
-            <w:r>
-              <w:rPr>
-                <w:rFonts w:ascii="宋体" w:hAnsi="宋体" w:cs="宋体" w:hint="eastAsia"/>
+              <w:ind w:firstLine="105" w:firstLineChars="50"/>
+              <w:jc w:val="center"/>
+              <w:rPr>
+                <w:rFonts w:hint="eastAsia" w:ascii="宋体" w:hAnsi="宋体" w:cs="宋体"/>
+                <w:sz w:val="21"/>
+                <w:szCs w:val="21"/>
+              </w:rPr>
+            </w:pPr>
+            <w:r>
+              <w:rPr>
+                <w:rFonts w:hint="eastAsia" w:ascii="宋体" w:hAnsi="宋体" w:cs="宋体"/>
                 <w:sz w:val="21"/>
                 <w:szCs w:val="21"/>
               </w:rPr>
@@ -5944,8 +6705,24 @@
         </w:tc>
       </w:tr>
       <w:tr>
+        <w:tblPrEx>
+          <w:tblBorders>
+            <w:top w:val="single" w:color="auto" w:sz="4" w:space="0"/>
+            <w:left w:val="single" w:color="auto" w:sz="4" w:space="0"/>
+            <w:bottom w:val="single" w:color="auto" w:sz="4" w:space="0"/>
+            <w:right w:val="single" w:color="auto" w:sz="4" w:space="0"/>
+            <w:insideH w:val="single" w:color="auto" w:sz="4" w:space="0"/>
+            <w:insideV w:val="single" w:color="auto" w:sz="4" w:space="0"/>
+          </w:tblBorders>
+          <w:tblCellMar>
+            <w:top w:w="0" w:type="dxa"/>
+            <w:left w:w="108" w:type="dxa"/>
+            <w:bottom w:w="0" w:type="dxa"/>
+            <w:right w:w="108" w:type="dxa"/>
+          </w:tblCellMar>
+        </w:tblPrEx>
         <w:trPr>
-          <w:trHeight w:hRule="exact" w:val="369"/>
+          <w:trHeight w:val="369" w:hRule="exact"/>
           <w:jc w:val="center"/>
         </w:trPr>
         <w:tc>
@@ -5957,17 +6734,17 @@
             <w:pPr>
               <w:autoSpaceDE w:val="0"/>
               <w:autoSpaceDN w:val="0"/>
-              <w:ind w:firstLineChars="50" w:firstLine="105"/>
-              <w:jc w:val="center"/>
-              <w:rPr>
-                <w:rFonts w:ascii="宋体" w:hAnsi="宋体" w:cs="宋体" w:hint="eastAsia"/>
-                <w:sz w:val="21"/>
-                <w:szCs w:val="21"/>
-              </w:rPr>
-            </w:pPr>
-            <w:r>
-              <w:rPr>
-                <w:rFonts w:ascii="宋体" w:hAnsi="宋体" w:cs="宋体" w:hint="eastAsia"/>
+              <w:ind w:firstLine="105" w:firstLineChars="50"/>
+              <w:jc w:val="center"/>
+              <w:rPr>
+                <w:rFonts w:hint="eastAsia" w:ascii="宋体" w:hAnsi="宋体" w:cs="宋体"/>
+                <w:sz w:val="21"/>
+                <w:szCs w:val="21"/>
+              </w:rPr>
+            </w:pPr>
+            <w:r>
+              <w:rPr>
+                <w:rFonts w:hint="eastAsia" w:ascii="宋体" w:hAnsi="宋体" w:cs="宋体"/>
                 <w:sz w:val="21"/>
                 <w:szCs w:val="21"/>
               </w:rPr>
@@ -5978,17 +6755,17 @@
         <w:tc>
           <w:tcPr>
             <w:tcW w:w="3647" w:type="dxa"/>
-            <w:vMerge/>
-            <w:vAlign w:val="center"/>
-          </w:tcPr>
-          <w:p>
-            <w:pPr>
-              <w:autoSpaceDE w:val="0"/>
-              <w:autoSpaceDN w:val="0"/>
-              <w:ind w:firstLineChars="50" w:firstLine="105"/>
+            <w:vMerge w:val="continue"/>
+            <w:vAlign w:val="center"/>
+          </w:tcPr>
+          <w:p>
+            <w:pPr>
+              <w:autoSpaceDE w:val="0"/>
+              <w:autoSpaceDN w:val="0"/>
+              <w:ind w:firstLine="105" w:firstLineChars="50"/>
               <w:jc w:val="left"/>
               <w:rPr>
-                <w:rFonts w:ascii="宋体" w:hAnsi="宋体" w:cs="宋体" w:hint="eastAsia"/>
+                <w:rFonts w:hint="eastAsia" w:ascii="宋体" w:hAnsi="宋体" w:cs="宋体"/>
                 <w:sz w:val="21"/>
                 <w:szCs w:val="21"/>
               </w:rPr>
@@ -6004,17 +6781,17 @@
             <w:pPr>
               <w:autoSpaceDE w:val="0"/>
               <w:autoSpaceDN w:val="0"/>
-              <w:ind w:firstLineChars="50" w:firstLine="105"/>
-              <w:jc w:val="center"/>
-              <w:rPr>
-                <w:rFonts w:ascii="宋体" w:hAnsi="宋体" w:cs="宋体" w:hint="eastAsia"/>
-                <w:sz w:val="21"/>
-                <w:szCs w:val="21"/>
-              </w:rPr>
-            </w:pPr>
-            <w:r>
-              <w:rPr>
-                <w:rFonts w:ascii="宋体" w:hAnsi="宋体" w:cs="宋体" w:hint="eastAsia"/>
+              <w:ind w:firstLine="105" w:firstLineChars="50"/>
+              <w:jc w:val="center"/>
+              <w:rPr>
+                <w:rFonts w:hint="eastAsia" w:ascii="宋体" w:hAnsi="宋体" w:cs="宋体"/>
+                <w:sz w:val="21"/>
+                <w:szCs w:val="21"/>
+              </w:rPr>
+            </w:pPr>
+            <w:r>
+              <w:rPr>
+                <w:rFonts w:hint="eastAsia" w:ascii="宋体" w:hAnsi="宋体" w:cs="宋体"/>
                 <w:sz w:val="21"/>
                 <w:szCs w:val="21"/>
               </w:rPr>
@@ -6024,8 +6801,24 @@
         </w:tc>
       </w:tr>
       <w:tr>
+        <w:tblPrEx>
+          <w:tblBorders>
+            <w:top w:val="single" w:color="auto" w:sz="4" w:space="0"/>
+            <w:left w:val="single" w:color="auto" w:sz="4" w:space="0"/>
+            <w:bottom w:val="single" w:color="auto" w:sz="4" w:space="0"/>
+            <w:right w:val="single" w:color="auto" w:sz="4" w:space="0"/>
+            <w:insideH w:val="single" w:color="auto" w:sz="4" w:space="0"/>
+            <w:insideV w:val="single" w:color="auto" w:sz="4" w:space="0"/>
+          </w:tblBorders>
+          <w:tblCellMar>
+            <w:top w:w="0" w:type="dxa"/>
+            <w:left w:w="108" w:type="dxa"/>
+            <w:bottom w:w="0" w:type="dxa"/>
+            <w:right w:w="108" w:type="dxa"/>
+          </w:tblCellMar>
+        </w:tblPrEx>
         <w:trPr>
-          <w:trHeight w:hRule="exact" w:val="369"/>
+          <w:trHeight w:val="369" w:hRule="exact"/>
           <w:jc w:val="center"/>
         </w:trPr>
         <w:tc>
@@ -6037,17 +6830,17 @@
             <w:pPr>
               <w:autoSpaceDE w:val="0"/>
               <w:autoSpaceDN w:val="0"/>
-              <w:ind w:firstLineChars="50" w:firstLine="105"/>
-              <w:jc w:val="center"/>
-              <w:rPr>
-                <w:rFonts w:ascii="宋体" w:hAnsi="宋体" w:cs="宋体" w:hint="eastAsia"/>
-                <w:sz w:val="21"/>
-                <w:szCs w:val="21"/>
-              </w:rPr>
-            </w:pPr>
-            <w:r>
-              <w:rPr>
-                <w:rFonts w:ascii="宋体" w:hAnsi="宋体" w:cs="宋体" w:hint="eastAsia"/>
+              <w:ind w:firstLine="105" w:firstLineChars="50"/>
+              <w:jc w:val="center"/>
+              <w:rPr>
+                <w:rFonts w:hint="eastAsia" w:ascii="宋体" w:hAnsi="宋体" w:cs="宋体"/>
+                <w:sz w:val="21"/>
+                <w:szCs w:val="21"/>
+              </w:rPr>
+            </w:pPr>
+            <w:r>
+              <w:rPr>
+                <w:rFonts w:hint="eastAsia" w:ascii="宋体" w:hAnsi="宋体" w:cs="宋体"/>
                 <w:sz w:val="21"/>
                 <w:szCs w:val="21"/>
               </w:rPr>
@@ -6058,17 +6851,17 @@
         <w:tc>
           <w:tcPr>
             <w:tcW w:w="3647" w:type="dxa"/>
-            <w:vMerge/>
-            <w:vAlign w:val="center"/>
-          </w:tcPr>
-          <w:p>
-            <w:pPr>
-              <w:autoSpaceDE w:val="0"/>
-              <w:autoSpaceDN w:val="0"/>
-              <w:ind w:firstLineChars="50" w:firstLine="105"/>
+            <w:vMerge w:val="continue"/>
+            <w:vAlign w:val="center"/>
+          </w:tcPr>
+          <w:p>
+            <w:pPr>
+              <w:autoSpaceDE w:val="0"/>
+              <w:autoSpaceDN w:val="0"/>
+              <w:ind w:firstLine="105" w:firstLineChars="50"/>
               <w:jc w:val="left"/>
               <w:rPr>
-                <w:rFonts w:ascii="宋体" w:hAnsi="宋体" w:cs="宋体" w:hint="eastAsia"/>
+                <w:rFonts w:hint="eastAsia" w:ascii="宋体" w:hAnsi="宋体" w:cs="宋体"/>
                 <w:sz w:val="21"/>
                 <w:szCs w:val="21"/>
               </w:rPr>
@@ -6084,17 +6877,17 @@
             <w:pPr>
               <w:autoSpaceDE w:val="0"/>
               <w:autoSpaceDN w:val="0"/>
-              <w:ind w:firstLineChars="50" w:firstLine="105"/>
-              <w:jc w:val="center"/>
-              <w:rPr>
-                <w:rFonts w:ascii="宋体" w:hAnsi="宋体" w:cs="宋体" w:hint="eastAsia"/>
-                <w:sz w:val="21"/>
-                <w:szCs w:val="21"/>
-              </w:rPr>
-            </w:pPr>
-            <w:r>
-              <w:rPr>
-                <w:rFonts w:ascii="宋体" w:hAnsi="宋体" w:cs="宋体" w:hint="eastAsia"/>
+              <w:ind w:firstLine="105" w:firstLineChars="50"/>
+              <w:jc w:val="center"/>
+              <w:rPr>
+                <w:rFonts w:hint="eastAsia" w:ascii="宋体" w:hAnsi="宋体" w:cs="宋体"/>
+                <w:sz w:val="21"/>
+                <w:szCs w:val="21"/>
+              </w:rPr>
+            </w:pPr>
+            <w:r>
+              <w:rPr>
+                <w:rFonts w:hint="eastAsia" w:ascii="宋体" w:hAnsi="宋体" w:cs="宋体"/>
                 <w:sz w:val="21"/>
                 <w:szCs w:val="21"/>
               </w:rPr>
@@ -6104,8 +6897,24 @@
         </w:tc>
       </w:tr>
       <w:tr>
+        <w:tblPrEx>
+          <w:tblBorders>
+            <w:top w:val="single" w:color="auto" w:sz="4" w:space="0"/>
+            <w:left w:val="single" w:color="auto" w:sz="4" w:space="0"/>
+            <w:bottom w:val="single" w:color="auto" w:sz="4" w:space="0"/>
+            <w:right w:val="single" w:color="auto" w:sz="4" w:space="0"/>
+            <w:insideH w:val="single" w:color="auto" w:sz="4" w:space="0"/>
+            <w:insideV w:val="single" w:color="auto" w:sz="4" w:space="0"/>
+          </w:tblBorders>
+          <w:tblCellMar>
+            <w:top w:w="0" w:type="dxa"/>
+            <w:left w:w="108" w:type="dxa"/>
+            <w:bottom w:w="0" w:type="dxa"/>
+            <w:right w:w="108" w:type="dxa"/>
+          </w:tblCellMar>
+        </w:tblPrEx>
         <w:trPr>
-          <w:trHeight w:hRule="exact" w:val="369"/>
+          <w:trHeight w:val="369" w:hRule="exact"/>
           <w:jc w:val="center"/>
         </w:trPr>
         <w:tc>
@@ -6117,17 +6926,17 @@
             <w:pPr>
               <w:autoSpaceDE w:val="0"/>
               <w:autoSpaceDN w:val="0"/>
-              <w:ind w:firstLineChars="50" w:firstLine="105"/>
-              <w:jc w:val="center"/>
-              <w:rPr>
-                <w:rFonts w:ascii="宋体" w:hAnsi="宋体" w:cs="宋体" w:hint="eastAsia"/>
-                <w:sz w:val="21"/>
-                <w:szCs w:val="21"/>
-              </w:rPr>
-            </w:pPr>
-            <w:r>
-              <w:rPr>
-                <w:rFonts w:ascii="宋体" w:hAnsi="宋体" w:cs="宋体" w:hint="eastAsia"/>
+              <w:ind w:firstLine="105" w:firstLineChars="50"/>
+              <w:jc w:val="center"/>
+              <w:rPr>
+                <w:rFonts w:hint="eastAsia" w:ascii="宋体" w:hAnsi="宋体" w:cs="宋体"/>
+                <w:sz w:val="21"/>
+                <w:szCs w:val="21"/>
+              </w:rPr>
+            </w:pPr>
+            <w:r>
+              <w:rPr>
+                <w:rFonts w:hint="eastAsia" w:ascii="宋体" w:hAnsi="宋体" w:cs="宋体"/>
                 <w:sz w:val="21"/>
                 <w:szCs w:val="21"/>
               </w:rPr>
@@ -6138,17 +6947,17 @@
         <w:tc>
           <w:tcPr>
             <w:tcW w:w="3647" w:type="dxa"/>
-            <w:vMerge/>
-            <w:vAlign w:val="center"/>
-          </w:tcPr>
-          <w:p>
-            <w:pPr>
-              <w:autoSpaceDE w:val="0"/>
-              <w:autoSpaceDN w:val="0"/>
-              <w:ind w:firstLineChars="50" w:firstLine="105"/>
+            <w:vMerge w:val="continue"/>
+            <w:vAlign w:val="center"/>
+          </w:tcPr>
+          <w:p>
+            <w:pPr>
+              <w:autoSpaceDE w:val="0"/>
+              <w:autoSpaceDN w:val="0"/>
+              <w:ind w:firstLine="105" w:firstLineChars="50"/>
               <w:jc w:val="left"/>
               <w:rPr>
-                <w:rFonts w:ascii="宋体" w:hAnsi="宋体" w:cs="宋体" w:hint="eastAsia"/>
+                <w:rFonts w:hint="eastAsia" w:ascii="宋体" w:hAnsi="宋体" w:cs="宋体"/>
                 <w:sz w:val="21"/>
                 <w:szCs w:val="21"/>
               </w:rPr>
@@ -6164,17 +6973,17 @@
             <w:pPr>
               <w:autoSpaceDE w:val="0"/>
               <w:autoSpaceDN w:val="0"/>
-              <w:ind w:firstLineChars="50" w:firstLine="105"/>
-              <w:jc w:val="center"/>
-              <w:rPr>
-                <w:rFonts w:ascii="宋体" w:hAnsi="宋体" w:cs="宋体" w:hint="eastAsia"/>
-                <w:sz w:val="21"/>
-                <w:szCs w:val="21"/>
-              </w:rPr>
-            </w:pPr>
-            <w:r>
-              <w:rPr>
-                <w:rFonts w:ascii="宋体" w:hAnsi="宋体" w:cs="宋体" w:hint="eastAsia"/>
+              <w:ind w:firstLine="105" w:firstLineChars="50"/>
+              <w:jc w:val="center"/>
+              <w:rPr>
+                <w:rFonts w:hint="eastAsia" w:ascii="宋体" w:hAnsi="宋体" w:cs="宋体"/>
+                <w:sz w:val="21"/>
+                <w:szCs w:val="21"/>
+              </w:rPr>
+            </w:pPr>
+            <w:r>
+              <w:rPr>
+                <w:rFonts w:hint="eastAsia" w:ascii="宋体" w:hAnsi="宋体" w:cs="宋体"/>
                 <w:sz w:val="21"/>
                 <w:szCs w:val="21"/>
               </w:rPr>
@@ -6184,8 +6993,24 @@
         </w:tc>
       </w:tr>
       <w:tr>
+        <w:tblPrEx>
+          <w:tblBorders>
+            <w:top w:val="single" w:color="auto" w:sz="4" w:space="0"/>
+            <w:left w:val="single" w:color="auto" w:sz="4" w:space="0"/>
+            <w:bottom w:val="single" w:color="auto" w:sz="4" w:space="0"/>
+            <w:right w:val="single" w:color="auto" w:sz="4" w:space="0"/>
+            <w:insideH w:val="single" w:color="auto" w:sz="4" w:space="0"/>
+            <w:insideV w:val="single" w:color="auto" w:sz="4" w:space="0"/>
+          </w:tblBorders>
+          <w:tblCellMar>
+            <w:top w:w="0" w:type="dxa"/>
+            <w:left w:w="108" w:type="dxa"/>
+            <w:bottom w:w="0" w:type="dxa"/>
+            <w:right w:w="108" w:type="dxa"/>
+          </w:tblCellMar>
+        </w:tblPrEx>
         <w:trPr>
-          <w:trHeight w:hRule="exact" w:val="369"/>
+          <w:trHeight w:val="369" w:hRule="exact"/>
           <w:jc w:val="center"/>
         </w:trPr>
         <w:tc>
@@ -6197,17 +7022,17 @@
             <w:pPr>
               <w:autoSpaceDE w:val="0"/>
               <w:autoSpaceDN w:val="0"/>
-              <w:ind w:firstLineChars="50" w:firstLine="105"/>
-              <w:jc w:val="center"/>
-              <w:rPr>
-                <w:rFonts w:ascii="宋体" w:hAnsi="宋体" w:cs="宋体" w:hint="eastAsia"/>
-                <w:sz w:val="21"/>
-                <w:szCs w:val="21"/>
-              </w:rPr>
-            </w:pPr>
-            <w:r>
-              <w:rPr>
-                <w:rFonts w:ascii="宋体" w:hAnsi="宋体" w:cs="宋体" w:hint="eastAsia"/>
+              <w:ind w:firstLine="105" w:firstLineChars="50"/>
+              <w:jc w:val="center"/>
+              <w:rPr>
+                <w:rFonts w:hint="eastAsia" w:ascii="宋体" w:hAnsi="宋体" w:cs="宋体"/>
+                <w:sz w:val="21"/>
+                <w:szCs w:val="21"/>
+              </w:rPr>
+            </w:pPr>
+            <w:r>
+              <w:rPr>
+                <w:rFonts w:hint="eastAsia" w:ascii="宋体" w:hAnsi="宋体" w:cs="宋体"/>
                 <w:sz w:val="21"/>
                 <w:szCs w:val="21"/>
               </w:rPr>
@@ -6218,17 +7043,17 @@
         <w:tc>
           <w:tcPr>
             <w:tcW w:w="3647" w:type="dxa"/>
-            <w:vMerge/>
-            <w:vAlign w:val="center"/>
-          </w:tcPr>
-          <w:p>
-            <w:pPr>
-              <w:autoSpaceDE w:val="0"/>
-              <w:autoSpaceDN w:val="0"/>
-              <w:ind w:firstLineChars="50" w:firstLine="105"/>
+            <w:vMerge w:val="continue"/>
+            <w:vAlign w:val="center"/>
+          </w:tcPr>
+          <w:p>
+            <w:pPr>
+              <w:autoSpaceDE w:val="0"/>
+              <w:autoSpaceDN w:val="0"/>
+              <w:ind w:firstLine="105" w:firstLineChars="50"/>
               <w:jc w:val="left"/>
               <w:rPr>
-                <w:rFonts w:ascii="宋体" w:hAnsi="宋体" w:cs="宋体" w:hint="eastAsia"/>
+                <w:rFonts w:hint="eastAsia" w:ascii="宋体" w:hAnsi="宋体" w:cs="宋体"/>
                 <w:sz w:val="21"/>
                 <w:szCs w:val="21"/>
               </w:rPr>
@@ -6244,17 +7069,17 @@
             <w:pPr>
               <w:autoSpaceDE w:val="0"/>
               <w:autoSpaceDN w:val="0"/>
-              <w:ind w:firstLineChars="50" w:firstLine="105"/>
-              <w:jc w:val="center"/>
-              <w:rPr>
-                <w:rFonts w:ascii="宋体" w:hAnsi="宋体" w:cs="宋体" w:hint="eastAsia"/>
-                <w:sz w:val="21"/>
-                <w:szCs w:val="21"/>
-              </w:rPr>
-            </w:pPr>
-            <w:r>
-              <w:rPr>
-                <w:rFonts w:ascii="宋体" w:hAnsi="宋体" w:cs="宋体" w:hint="eastAsia"/>
+              <w:ind w:firstLine="105" w:firstLineChars="50"/>
+              <w:jc w:val="center"/>
+              <w:rPr>
+                <w:rFonts w:hint="eastAsia" w:ascii="宋体" w:hAnsi="宋体" w:cs="宋体"/>
+                <w:sz w:val="21"/>
+                <w:szCs w:val="21"/>
+              </w:rPr>
+            </w:pPr>
+            <w:r>
+              <w:rPr>
+                <w:rFonts w:hint="eastAsia" w:ascii="宋体" w:hAnsi="宋体" w:cs="宋体"/>
                 <w:sz w:val="21"/>
                 <w:szCs w:val="21"/>
               </w:rPr>
@@ -6269,17 +7094,17 @@
         <w:autoSpaceDE w:val="0"/>
         <w:autoSpaceDN w:val="0"/>
         <w:spacing w:line="360" w:lineRule="auto"/>
-        <w:ind w:firstLineChars="200" w:firstLine="420"/>
+        <w:ind w:firstLine="420" w:firstLineChars="200"/>
         <w:jc w:val="left"/>
         <w:rPr>
-          <w:rFonts w:ascii="宋体" w:hAnsi="宋体" w:cs="宋体" w:hint="eastAsia"/>
+          <w:rFonts w:hint="eastAsia" w:ascii="宋体" w:hAnsi="宋体" w:cs="宋体"/>
           <w:sz w:val="21"/>
           <w:szCs w:val="21"/>
         </w:rPr>
       </w:pPr>
       <w:r>
         <w:rPr>
-          <w:rFonts w:ascii="宋体" w:hAnsi="宋体" w:cs="宋体" w:hint="eastAsia"/>
+          <w:rFonts w:hint="eastAsia" w:ascii="宋体" w:hAnsi="宋体" w:cs="宋体"/>
           <w:sz w:val="21"/>
           <w:szCs w:val="21"/>
         </w:rPr>
@@ -6291,17 +7116,17 @@
         <w:autoSpaceDE w:val="0"/>
         <w:autoSpaceDN w:val="0"/>
         <w:spacing w:line="360" w:lineRule="auto"/>
-        <w:ind w:firstLineChars="200" w:firstLine="420"/>
+        <w:ind w:firstLine="420" w:firstLineChars="200"/>
         <w:jc w:val="left"/>
         <w:rPr>
-          <w:rFonts w:ascii="宋体" w:hAnsi="宋体" w:cs="宋体" w:hint="eastAsia"/>
+          <w:rFonts w:hint="eastAsia" w:ascii="宋体" w:hAnsi="宋体" w:cs="宋体"/>
           <w:sz w:val="21"/>
           <w:szCs w:val="21"/>
         </w:rPr>
       </w:pPr>
       <w:r>
         <w:rPr>
-          <w:rFonts w:ascii="宋体" w:hAnsi="宋体" w:cs="宋体" w:hint="eastAsia"/>
+          <w:rFonts w:hint="eastAsia" w:ascii="宋体" w:hAnsi="宋体" w:cs="宋体"/>
           <w:sz w:val="21"/>
           <w:szCs w:val="21"/>
         </w:rPr>
@@ -6313,116 +7138,60 @@
         <w:autoSpaceDE w:val="0"/>
         <w:autoSpaceDN w:val="0"/>
         <w:spacing w:line="360" w:lineRule="auto"/>
-        <w:ind w:firstLineChars="200" w:firstLine="420"/>
+        <w:ind w:firstLine="420" w:firstLineChars="200"/>
         <w:jc w:val="left"/>
         <w:rPr>
-          <w:rFonts w:ascii="宋体" w:hAnsi="宋体" w:cs="宋体" w:hint="eastAsia"/>
+          <w:rFonts w:hint="eastAsia" w:ascii="宋体" w:hAnsi="宋体" w:cs="宋体"/>
         </w:rPr>
       </w:pPr>
       <w:r>
         <w:rPr>
-          <w:rFonts w:ascii="宋体" w:hAnsi="宋体" w:cs="宋体" w:hint="eastAsia"/>
+          <w:rFonts w:hint="eastAsia" w:ascii="宋体" w:hAnsi="宋体" w:cs="宋体"/>
           <w:sz w:val="21"/>
           <w:szCs w:val="21"/>
         </w:rPr>
-        <w:t>（2）对于额定速度不大于1m/s的电梯,电气安全装置最迟可在限速</w:t>
-      </w:r>
-      <w:proofErr w:type="gramStart"/>
-      <w:r>
-        <w:rPr>
-          <w:rFonts w:ascii="宋体" w:hAnsi="宋体" w:cs="宋体" w:hint="eastAsia"/>
-          <w:sz w:val="21"/>
-          <w:szCs w:val="21"/>
-        </w:rPr>
-        <w:t>器达到</w:t>
-      </w:r>
-      <w:proofErr w:type="gramEnd"/>
-      <w:r>
-        <w:rPr>
-          <w:rFonts w:ascii="宋体" w:hAnsi="宋体" w:cs="宋体" w:hint="eastAsia"/>
-          <w:sz w:val="21"/>
-          <w:szCs w:val="21"/>
-        </w:rPr>
-        <w:t>其动作速度时起作用</w:t>
+        <w:t>（2）对于额定速度不大于1m/s的电梯,电气安全装置最迟可在限速器达到其动作速度时起作用</w:t>
       </w:r>
     </w:p>
     <w:sectPr>
-      <w:headerReference w:type="default" r:id="rId11"/>
-      <w:footerReference w:type="default" r:id="rId12"/>
+      <w:headerReference r:id="rId4" w:type="default"/>
+      <w:footerReference r:id="rId5" w:type="default"/>
       <w:pgSz w:w="11906" w:h="16838"/>
       <w:pgMar w:top="1440" w:right="1179" w:bottom="1440" w:left="1179" w:header="851" w:footer="992" w:gutter="0"/>
-      <w:cols w:space="0"/>
-      <w:docGrid w:type="lines" w:linePitch="326"/>
+      <w:cols w:space="0" w:num="1"/>
+      <w:docGrid w:type="lines" w:linePitch="326" w:charSpace="0"/>
     </w:sectPr>
   </w:body>
 </w:document>
 </file>
 
-<file path=word/endnotes.xml><?xml version="1.0" encoding="utf-8"?>
-<w:endnotes xmlns:wpc="http://schemas.microsoft.com/office/word/2010/wordprocessingCanvas" xmlns:cx="http://schemas.microsoft.com/office/drawing/2014/chartex" xmlns:cx1="http://schemas.microsoft.com/office/drawing/2015/9/8/chartex" xmlns:cx2="http://schemas.microsoft.com/office/drawing/2015/10/21/chartex" xmlns:cx3="http://schemas.microsoft.com/office/drawing/2016/5/9/chartex" xmlns:cx4="http://schemas.microsoft.com/office/drawing/2016/5/10/chartex" xmlns:cx5="http://schemas.microsoft.com/office/drawing/2016/5/11/chartex" xmlns:cx6="http://schemas.microsoft.com/office/drawing/2016/5/12/chartex" xmlns:cx7="http://schemas.microsoft.com/office/drawing/2016/5/13/chartex" xmlns:cx8="http://schemas.microsoft.com/office/drawing/2016/5/14/chartex" xmlns:mc="http://schemas.openxmlformats.org/markup-compatibility/2006" xmlns:aink="http://schemas.microsoft.com/office/drawing/2016/ink" xmlns:am3d="http://schemas.microsoft.com/office/drawing/2017/model3d" xmlns:o="urn:schemas-microsoft-com:office:office" xmlns:oel="http://schemas.microsoft.com/office/2019/extlst" xmlns:r="http://schemas.openxmlformats.org/officeDocument/2006/relationships" xmlns:m="http://schemas.openxmlformats.org/officeDocument/2006/math" xmlns:v="urn:schemas-microsoft-com:vml" xmlns:wp14="http://schemas.microsoft.com/office/word/2010/wordprocessingDrawing" xmlns:wp="http://schemas.openxmlformats.org/drawingml/2006/wordprocessingDrawing" xmlns:w10="urn:schemas-microsoft-com:office:word" xmlns:w="http://schemas.openxmlformats.org/wordprocessingml/2006/main" xmlns:w14="http://schemas.microsoft.com/office/word/2010/wordml" xmlns:w15="http://schemas.microsoft.com/office/word/2012/wordml" xmlns:w16cex="http://schemas.microsoft.com/office/word/2018/wordml/cex" xmlns:w16cid="http://schemas.microsoft.com/office/word/2016/wordml/cid" xmlns:w16="http://schemas.microsoft.com/office/word/2018/wordml" xmlns:w16sdtdh="http://schemas.microsoft.com/office/word/2020/wordml/sdtdatahash" xmlns:w16se="http://schemas.microsoft.com/office/word/2015/wordml/symex" xmlns:wpg="http://schemas.microsoft.com/office/word/2010/wordprocessingGroup" xmlns:wpi="http://schemas.microsoft.com/office/word/2010/wordprocessingInk" xmlns:wne="http://schemas.microsoft.com/office/word/2006/wordml" xmlns:wps="http://schemas.microsoft.com/office/word/2010/wordprocessingShape" mc:Ignorable="w14 w15 w16se w16cid w16 w16cex w16sdtdh wp14">
-  <w:endnote w:type="separator" w:id="-1">
-    <w:p>
-      <w:r>
-        <w:separator/>
-      </w:r>
-    </w:p>
-  </w:endnote>
-  <w:endnote w:type="continuationSeparator" w:id="0">
-    <w:p>
-      <w:r>
-        <w:continuationSeparator/>
-      </w:r>
-    </w:p>
-  </w:endnote>
-</w:endnotes>
-</file>
-
 <file path=word/footer1.xml><?xml version="1.0" encoding="utf-8"?>
-<w:ftr xmlns:wpc="http://schemas.microsoft.com/office/word/2010/wordprocessingCanvas" xmlns:cx="http://schemas.microsoft.com/office/drawing/2014/chartex" xmlns:cx1="http://schemas.microsoft.com/office/drawing/2015/9/8/chartex" xmlns:cx2="http://schemas.microsoft.com/office/drawing/2015/10/21/chartex" xmlns:cx3="http://schemas.microsoft.com/office/drawing/2016/5/9/chartex" xmlns:cx4="http://schemas.microsoft.com/office/drawing/2016/5/10/chartex" xmlns:cx5="http://schemas.microsoft.com/office/drawing/2016/5/11/chartex" xmlns:cx6="http://schemas.microsoft.com/office/drawing/2016/5/12/chartex" xmlns:cx7="http://schemas.microsoft.com/office/drawing/2016/5/13/chartex" xmlns:cx8="http://schemas.microsoft.com/office/drawing/2016/5/14/chartex" xmlns:mc="http://schemas.openxmlformats.org/markup-compatibility/2006" xmlns:aink="http://schemas.microsoft.com/office/drawing/2016/ink" xmlns:am3d="http://schemas.microsoft.com/office/drawing/2017/model3d" xmlns:o="urn:schemas-microsoft-com:office:office" xmlns:oel="http://schemas.microsoft.com/office/2019/extlst" xmlns:r="http://schemas.openxmlformats.org/officeDocument/2006/relationships" xmlns:m="http://schemas.openxmlformats.org/officeDocument/2006/math" xmlns:v="urn:schemas-microsoft-com:vml" xmlns:wp14="http://schemas.microsoft.com/office/word/2010/wordprocessingDrawing" xmlns:wp="http://schemas.openxmlformats.org/drawingml/2006/wordprocessingDrawing" xmlns:w10="urn:schemas-microsoft-com:office:word" xmlns:w="http://schemas.openxmlformats.org/wordprocessingml/2006/main" xmlns:w14="http://schemas.microsoft.com/office/word/2010/wordml" xmlns:w15="http://schemas.microsoft.com/office/word/2012/wordml" xmlns:w16cex="http://schemas.microsoft.com/office/word/2018/wordml/cex" xmlns:w16cid="http://schemas.microsoft.com/office/word/2016/wordml/cid" xmlns:w16="http://schemas.microsoft.com/office/word/2018/wordml" xmlns:w16sdtdh="http://schemas.microsoft.com/office/word/2020/wordml/sdtdatahash" xmlns:w16se="http://schemas.microsoft.com/office/word/2015/wordml/symex" xmlns:wpg="http://schemas.microsoft.com/office/word/2010/wordprocessingGroup" xmlns:wpi="http://schemas.microsoft.com/office/word/2010/wordprocessingInk" xmlns:wne="http://schemas.microsoft.com/office/word/2006/wordml" xmlns:wps="http://schemas.microsoft.com/office/word/2010/wordprocessingShape" mc:Ignorable="w14 w15 w16se w16cid w16 w16cex w16sdtdh wp14">
+<w:ftr xmlns:wpc="http://schemas.microsoft.com/office/word/2010/wordprocessingCanvas" xmlns:mc="http://schemas.openxmlformats.org/markup-compatibility/2006" xmlns:o="urn:schemas-microsoft-com:office:office" xmlns:r="http://schemas.openxmlformats.org/officeDocument/2006/relationships" xmlns:m="http://schemas.openxmlformats.org/officeDocument/2006/math" xmlns:v="urn:schemas-microsoft-com:vml" xmlns:wp14="http://schemas.microsoft.com/office/word/2010/wordprocessingDrawing" xmlns:wp="http://schemas.openxmlformats.org/drawingml/2006/wordprocessingDrawing" xmlns:w10="urn:schemas-microsoft-com:office:word" xmlns:w="http://schemas.openxmlformats.org/wordprocessingml/2006/main" xmlns:w14="http://schemas.microsoft.com/office/word/2010/wordml" xmlns:w15="http://schemas.microsoft.com/office/word/2012/wordml" xmlns:wpg="http://schemas.microsoft.com/office/word/2010/wordprocessingGroup" xmlns:wpi="http://schemas.microsoft.com/office/word/2010/wordprocessingInk" xmlns:wne="http://schemas.microsoft.com/office/word/2006/wordml" xmlns:wps="http://schemas.microsoft.com/office/word/2010/wordprocessingShape" xmlns:wpsCustomData="http://www.wps.cn/officeDocument/2013/wpsCustomData" mc:Ignorable="w14 w15 wp14">
   <w:p>
     <w:pPr>
-      <w:pStyle w:val="a5"/>
+      <w:pStyle w:val="5"/>
     </w:pPr>
   </w:p>
 </w:ftr>
 </file>
 
 <file path=word/footer2.xml><?xml version="1.0" encoding="utf-8"?>
-<w:ftr xmlns:wpc="http://schemas.microsoft.com/office/word/2010/wordprocessingCanvas" xmlns:cx="http://schemas.microsoft.com/office/drawing/2014/chartex" xmlns:cx1="http://schemas.microsoft.com/office/drawing/2015/9/8/chartex" xmlns:cx2="http://schemas.microsoft.com/office/drawing/2015/10/21/chartex" xmlns:cx3="http://schemas.microsoft.com/office/drawing/2016/5/9/chartex" xmlns:cx4="http://schemas.microsoft.com/office/drawing/2016/5/10/chartex" xmlns:cx5="http://schemas.microsoft.com/office/drawing/2016/5/11/chartex" xmlns:cx6="http://schemas.microsoft.com/office/drawing/2016/5/12/chartex" xmlns:cx7="http://schemas.microsoft.com/office/drawing/2016/5/13/chartex" xmlns:cx8="http://schemas.microsoft.com/office/drawing/2016/5/14/chartex" xmlns:mc="http://schemas.openxmlformats.org/markup-compatibility/2006" xmlns:aink="http://schemas.microsoft.com/office/drawing/2016/ink" xmlns:am3d="http://schemas.microsoft.com/office/drawing/2017/model3d" xmlns:o="urn:schemas-microsoft-com:office:office" xmlns:oel="http://schemas.microsoft.com/office/2019/extlst" xmlns:r="http://schemas.openxmlformats.org/officeDocument/2006/relationships" xmlns:m="http://schemas.openxmlformats.org/officeDocument/2006/math" xmlns:v="urn:schemas-microsoft-com:vml" xmlns:wp14="http://schemas.microsoft.com/office/word/2010/wordprocessingDrawing" xmlns:wp="http://schemas.openxmlformats.org/drawingml/2006/wordprocessingDrawing" xmlns:w10="urn:schemas-microsoft-com:office:word" xmlns:w="http://schemas.openxmlformats.org/wordprocessingml/2006/main" xmlns:w14="http://schemas.microsoft.com/office/word/2010/wordml" xmlns:w15="http://schemas.microsoft.com/office/word/2012/wordml" xmlns:w16cex="http://schemas.microsoft.com/office/word/2018/wordml/cex" xmlns:w16cid="http://schemas.microsoft.com/office/word/2016/wordml/cid" xmlns:w16="http://schemas.microsoft.com/office/word/2018/wordml" xmlns:w16sdtdh="http://schemas.microsoft.com/office/word/2020/wordml/sdtdatahash" xmlns:w16se="http://schemas.microsoft.com/office/word/2015/wordml/symex" xmlns:wpg="http://schemas.microsoft.com/office/word/2010/wordprocessingGroup" xmlns:wpi="http://schemas.microsoft.com/office/word/2010/wordprocessingInk" xmlns:wne="http://schemas.microsoft.com/office/word/2006/wordml" xmlns:wps="http://schemas.microsoft.com/office/word/2010/wordprocessingShape" mc:Ignorable="w14 w15 w16se w16cid w16 w16cex w16sdtdh wp14">
+<w:ftr xmlns:wpc="http://schemas.microsoft.com/office/word/2010/wordprocessingCanvas" xmlns:mc="http://schemas.openxmlformats.org/markup-compatibility/2006" xmlns:o="urn:schemas-microsoft-com:office:office" xmlns:r="http://schemas.openxmlformats.org/officeDocument/2006/relationships" xmlns:m="http://schemas.openxmlformats.org/officeDocument/2006/math" xmlns:v="urn:schemas-microsoft-com:vml" xmlns:wp14="http://schemas.microsoft.com/office/word/2010/wordprocessingDrawing" xmlns:wp="http://schemas.openxmlformats.org/drawingml/2006/wordprocessingDrawing" xmlns:w10="urn:schemas-microsoft-com:office:word" xmlns:w="http://schemas.openxmlformats.org/wordprocessingml/2006/main" xmlns:w14="http://schemas.microsoft.com/office/word/2010/wordml" xmlns:w15="http://schemas.microsoft.com/office/word/2012/wordml" xmlns:wpg="http://schemas.microsoft.com/office/word/2010/wordprocessingGroup" xmlns:wpi="http://schemas.microsoft.com/office/word/2010/wordprocessingInk" xmlns:wne="http://schemas.microsoft.com/office/word/2006/wordml" xmlns:wps="http://schemas.microsoft.com/office/word/2010/wordprocessingShape" xmlns:wpsCustomData="http://www.wps.cn/officeDocument/2013/wpsCustomData" mc:Ignorable="w14 w15 wp14">
   <w:p>
     <w:pPr>
-      <w:pStyle w:val="a5"/>
+      <w:pStyle w:val="5"/>
     </w:pPr>
   </w:p>
 </w:ftr>
 </file>
 
-<file path=word/footnotes.xml><?xml version="1.0" encoding="utf-8"?>
-<w:footnotes xmlns:wpc="http://schemas.microsoft.com/office/word/2010/wordprocessingCanvas" xmlns:cx="http://schemas.microsoft.com/office/drawing/2014/chartex" xmlns:cx1="http://schemas.microsoft.com/office/drawing/2015/9/8/chartex" xmlns:cx2="http://schemas.microsoft.com/office/drawing/2015/10/21/chartex" xmlns:cx3="http://schemas.microsoft.com/office/drawing/2016/5/9/chartex" xmlns:cx4="http://schemas.microsoft.com/office/drawing/2016/5/10/chartex" xmlns:cx5="http://schemas.microsoft.com/office/drawing/2016/5/11/chartex" xmlns:cx6="http://schemas.microsoft.com/office/drawing/2016/5/12/chartex" xmlns:cx7="http://schemas.microsoft.com/office/drawing/2016/5/13/chartex" xmlns:cx8="http://schemas.microsoft.com/office/drawing/2016/5/14/chartex" xmlns:mc="http://schemas.openxmlformats.org/markup-compatibility/2006" xmlns:aink="http://schemas.microsoft.com/office/drawing/2016/ink" xmlns:am3d="http://schemas.microsoft.com/office/drawing/2017/model3d" xmlns:o="urn:schemas-microsoft-com:office:office" xmlns:oel="http://schemas.microsoft.com/office/2019/extlst" xmlns:r="http://schemas.openxmlformats.org/officeDocument/2006/relationships" xmlns:m="http://schemas.openxmlformats.org/officeDocument/2006/math" xmlns:v="urn:schemas-microsoft-com:vml" xmlns:wp14="http://schemas.microsoft.com/office/word/2010/wordprocessingDrawing" xmlns:wp="http://schemas.openxmlformats.org/drawingml/2006/wordprocessingDrawing" xmlns:w10="urn:schemas-microsoft-com:office:word" xmlns:w="http://schemas.openxmlformats.org/wordprocessingml/2006/main" xmlns:w14="http://schemas.microsoft.com/office/word/2010/wordml" xmlns:w15="http://schemas.microsoft.com/office/word/2012/wordml" xmlns:w16cex="http://schemas.microsoft.com/office/word/2018/wordml/cex" xmlns:w16cid="http://schemas.microsoft.com/office/word/2016/wordml/cid" xmlns:w16="http://schemas.microsoft.com/office/word/2018/wordml" xmlns:w16sdtdh="http://schemas.microsoft.com/office/word/2020/wordml/sdtdatahash" xmlns:w16se="http://schemas.microsoft.com/office/word/2015/wordml/symex" xmlns:wpg="http://schemas.microsoft.com/office/word/2010/wordprocessingGroup" xmlns:wpi="http://schemas.microsoft.com/office/word/2010/wordprocessingInk" xmlns:wne="http://schemas.microsoft.com/office/word/2006/wordml" xmlns:wps="http://schemas.microsoft.com/office/word/2010/wordprocessingShape" mc:Ignorable="w14 w15 w16se w16cid w16 w16cex w16sdtdh wp14">
-  <w:footnote w:type="separator" w:id="-1">
-    <w:p>
-      <w:r>
-        <w:separator/>
-      </w:r>
-    </w:p>
-  </w:footnote>
-  <w:footnote w:type="continuationSeparator" w:id="0">
-    <w:p>
-      <w:r>
-        <w:continuationSeparator/>
-      </w:r>
-    </w:p>
-  </w:footnote>
-</w:footnotes>
-</file>
-
 <file path=word/header1.xml><?xml version="1.0" encoding="utf-8"?>
-<w:hdr xmlns:wpc="http://schemas.microsoft.com/office/word/2010/wordprocessingCanvas" xmlns:cx="http://schemas.microsoft.com/office/drawing/2014/chartex" xmlns:cx1="http://schemas.microsoft.com/office/drawing/2015/9/8/chartex" xmlns:cx2="http://schemas.microsoft.com/office/drawing/2015/10/21/chartex" xmlns:cx3="http://schemas.microsoft.com/office/drawing/2016/5/9/chartex" xmlns:cx4="http://schemas.microsoft.com/office/drawing/2016/5/10/chartex" xmlns:cx5="http://schemas.microsoft.com/office/drawing/2016/5/11/chartex" xmlns:cx6="http://schemas.microsoft.com/office/drawing/2016/5/12/chartex" xmlns:cx7="http://schemas.microsoft.com/office/drawing/2016/5/13/chartex" xmlns:cx8="http://schemas.microsoft.com/office/drawing/2016/5/14/chartex" xmlns:mc="http://schemas.openxmlformats.org/markup-compatibility/2006" xmlns:aink="http://schemas.microsoft.com/office/drawing/2016/ink" xmlns:am3d="http://schemas.microsoft.com/office/drawing/2017/model3d" xmlns:o="urn:schemas-microsoft-com:office:office" xmlns:oel="http://schemas.microsoft.com/office/2019/extlst" xmlns:r="http://schemas.openxmlformats.org/officeDocument/2006/relationships" xmlns:m="http://schemas.openxmlformats.org/officeDocument/2006/math" xmlns:v="urn:schemas-microsoft-com:vml" xmlns:wp14="http://schemas.microsoft.com/office/word/2010/wordprocessingDrawing" xmlns:wp="http://schemas.openxmlformats.org/drawingml/2006/wordprocessingDrawing" xmlns:w10="urn:schemas-microsoft-com:office:word" xmlns:w="http://schemas.openxmlformats.org/wordprocessingml/2006/main" xmlns:w14="http://schemas.microsoft.com/office/word/2010/wordml" xmlns:w15="http://schemas.microsoft.com/office/word/2012/wordml" xmlns:w16cex="http://schemas.microsoft.com/office/word/2018/wordml/cex" xmlns:w16cid="http://schemas.microsoft.com/office/word/2016/wordml/cid" xmlns:w16="http://schemas.microsoft.com/office/word/2018/wordml" xmlns:w16sdtdh="http://schemas.microsoft.com/office/word/2020/wordml/sdtdatahash" xmlns:w16se="http://schemas.microsoft.com/office/word/2015/wordml/symex" xmlns:wpg="http://schemas.microsoft.com/office/word/2010/wordprocessingGroup" xmlns:wpi="http://schemas.microsoft.com/office/word/2010/wordprocessingInk" xmlns:wne="http://schemas.microsoft.com/office/word/2006/wordml" xmlns:wps="http://schemas.microsoft.com/office/word/2010/wordprocessingShape" mc:Ignorable="w14 w15 w16se w16cid w16 w16cex w16sdtdh wp14">
+<w:hdr xmlns:wpc="http://schemas.microsoft.com/office/word/2010/wordprocessingCanvas" xmlns:mc="http://schemas.openxmlformats.org/markup-compatibility/2006" xmlns:o="urn:schemas-microsoft-com:office:office" xmlns:r="http://schemas.openxmlformats.org/officeDocument/2006/relationships" xmlns:m="http://schemas.openxmlformats.org/officeDocument/2006/math" xmlns:v="urn:schemas-microsoft-com:vml" xmlns:wp14="http://schemas.microsoft.com/office/word/2010/wordprocessingDrawing" xmlns:wp="http://schemas.openxmlformats.org/drawingml/2006/wordprocessingDrawing" xmlns:w10="urn:schemas-microsoft-com:office:word" xmlns:w="http://schemas.openxmlformats.org/wordprocessingml/2006/main" xmlns:w14="http://schemas.microsoft.com/office/word/2010/wordml" xmlns:w15="http://schemas.microsoft.com/office/word/2012/wordml" xmlns:wpg="http://schemas.microsoft.com/office/word/2010/wordprocessingGroup" xmlns:wpi="http://schemas.microsoft.com/office/word/2010/wordprocessingInk" xmlns:wne="http://schemas.microsoft.com/office/word/2006/wordml" xmlns:wps="http://schemas.microsoft.com/office/word/2010/wordprocessingShape" xmlns:wpsCustomData="http://www.wps.cn/officeDocument/2013/wpsCustomData" mc:Ignorable="w14 w15 wp14">
   <w:p>
     <w:pPr>
-      <w:pStyle w:val="a6"/>
+      <w:pStyle w:val="6"/>
       <w:pBdr>
-        <w:bottom w:val="none" w:sz="0" w:space="0" w:color="auto"/>
+        <w:bottom w:val="none" w:color="auto" w:sz="0" w:space="0"/>
       </w:pBdr>
     </w:pPr>
   </w:p>
@@ -6430,331 +7199,287 @@
 </file>
 
 <file path=word/styles.xml><?xml version="1.0" encoding="utf-8"?>
-<w:styles xmlns:mc="http://schemas.openxmlformats.org/markup-compatibility/2006" xmlns:r="http://schemas.openxmlformats.org/officeDocument/2006/relationships" xmlns:w="http://schemas.openxmlformats.org/wordprocessingml/2006/main" xmlns:w14="http://schemas.microsoft.com/office/word/2010/wordml" xmlns:w15="http://schemas.microsoft.com/office/word/2012/wordml" xmlns:w16cex="http://schemas.microsoft.com/office/word/2018/wordml/cex" xmlns:w16cid="http://schemas.microsoft.com/office/word/2016/wordml/cid" xmlns:w16="http://schemas.microsoft.com/office/word/2018/wordml" xmlns:w16sdtdh="http://schemas.microsoft.com/office/word/2020/wordml/sdtdatahash" xmlns:w16se="http://schemas.microsoft.com/office/word/2015/wordml/symex" mc:Ignorable="w14 w15 w16se w16cid w16 w16cex w16sdtdh">
+<w:styles xmlns:mc="http://schemas.openxmlformats.org/markup-compatibility/2006" xmlns:o="urn:schemas-microsoft-com:office:office" xmlns:r="http://schemas.openxmlformats.org/officeDocument/2006/relationships" xmlns:m="http://schemas.openxmlformats.org/officeDocument/2006/math" xmlns:v="urn:schemas-microsoft-com:vml" xmlns:w="http://schemas.openxmlformats.org/wordprocessingml/2006/main" xmlns:w14="http://schemas.microsoft.com/office/word/2010/wordml" xmlns:w10="urn:schemas-microsoft-com:office:word" xmlns:sl="http://schemas.openxmlformats.org/schemaLibrary/2006/main" xmlns:wpsCustomData="http://www.wps.cn/officeDocument/2013/wpsCustomData" mc:Ignorable="w14">
   <w:docDefaults>
     <w:rPrDefault>
       <w:rPr>
-        <w:rFonts w:ascii="Times New Roman" w:eastAsia="宋体" w:hAnsi="Times New Roman" w:cs="Times New Roman"/>
-        <w:lang w:val="en-US" w:eastAsia="zh-CN" w:bidi="ar-SA"/>
+        <w:rFonts w:ascii="Times New Roman" w:hAnsi="Times New Roman" w:eastAsia="宋体" w:cs="Times New Roman"/>
       </w:rPr>
     </w:rPrDefault>
     <w:pPrDefault/>
   </w:docDefaults>
-  <w:latentStyles w:defLockedState="0" w:defUIPriority="0" w:defSemiHidden="0" w:defUnhideWhenUsed="0" w:defQFormat="0" w:count="376">
-    <w:lsdException w:name="Normal" w:qFormat="1"/>
-    <w:lsdException w:name="heading 1" w:qFormat="1"/>
-    <w:lsdException w:name="heading 2" w:semiHidden="1" w:unhideWhenUsed="1" w:qFormat="1"/>
-    <w:lsdException w:name="heading 3" w:semiHidden="1" w:unhideWhenUsed="1" w:qFormat="1"/>
-    <w:lsdException w:name="heading 4" w:uiPriority="9" w:qFormat="1"/>
-    <w:lsdException w:name="heading 5" w:semiHidden="1" w:unhideWhenUsed="1" w:qFormat="1"/>
-    <w:lsdException w:name="heading 6" w:semiHidden="1" w:unhideWhenUsed="1" w:qFormat="1"/>
-    <w:lsdException w:name="heading 7" w:semiHidden="1" w:unhideWhenUsed="1" w:qFormat="1"/>
-    <w:lsdException w:name="heading 8" w:semiHidden="1" w:unhideWhenUsed="1" w:qFormat="1"/>
-    <w:lsdException w:name="heading 9" w:semiHidden="1" w:unhideWhenUsed="1" w:qFormat="1"/>
-    <w:lsdException w:name="header" w:qFormat="1"/>
-    <w:lsdException w:name="footer" w:qFormat="1"/>
-    <w:lsdException w:name="caption" w:semiHidden="1" w:unhideWhenUsed="1" w:qFormat="1"/>
-    <w:lsdException w:name="page number" w:qFormat="1"/>
-    <w:lsdException w:name="Title" w:qFormat="1"/>
-    <w:lsdException w:name="Default Paragraph Font" w:semiHidden="1" w:uiPriority="1" w:unhideWhenUsed="1"/>
-    <w:lsdException w:name="Body Text" w:unhideWhenUsed="1" w:qFormat="1"/>
-    <w:lsdException w:name="Subtitle" w:qFormat="1"/>
-    <w:lsdException w:name="Body Text First Indent" w:qFormat="1"/>
-    <w:lsdException w:name="Body Text Indent 2" w:qFormat="1"/>
-    <w:lsdException w:name="Strong" w:qFormat="1"/>
-    <w:lsdException w:name="Emphasis" w:qFormat="1"/>
-    <w:lsdException w:name="HTML Top of Form" w:semiHidden="1" w:uiPriority="99" w:unhideWhenUsed="1"/>
-    <w:lsdException w:name="HTML Bottom of Form" w:semiHidden="1" w:uiPriority="99" w:unhideWhenUsed="1"/>
-    <w:lsdException w:name="Normal (Web)" w:qFormat="1"/>
-    <w:lsdException w:name="Normal Table" w:semiHidden="1" w:uiPriority="99" w:unhideWhenUsed="1" w:qFormat="1"/>
-    <w:lsdException w:name="No List" w:semiHidden="1" w:uiPriority="99" w:unhideWhenUsed="1"/>
-    <w:lsdException w:name="Outline List 1" w:semiHidden="1" w:uiPriority="99" w:unhideWhenUsed="1"/>
-    <w:lsdException w:name="Outline List 2" w:semiHidden="1" w:uiPriority="99" w:unhideWhenUsed="1"/>
-    <w:lsdException w:name="Outline List 3" w:semiHidden="1" w:uiPriority="99" w:unhideWhenUsed="1"/>
-    <w:lsdException w:name="Table Simple 1" w:semiHidden="1" w:unhideWhenUsed="1"/>
-    <w:lsdException w:name="Table Simple 2" w:semiHidden="1" w:unhideWhenUsed="1"/>
-    <w:lsdException w:name="Table Simple 3" w:semiHidden="1" w:unhideWhenUsed="1"/>
-    <w:lsdException w:name="Table Classic 1" w:semiHidden="1" w:unhideWhenUsed="1"/>
-    <w:lsdException w:name="Table Classic 2" w:semiHidden="1" w:unhideWhenUsed="1"/>
-    <w:lsdException w:name="Table Classic 3" w:semiHidden="1" w:unhideWhenUsed="1"/>
-    <w:lsdException w:name="Table Classic 4" w:semiHidden="1" w:unhideWhenUsed="1"/>
-    <w:lsdException w:name="Table Colorful 1" w:semiHidden="1" w:unhideWhenUsed="1"/>
-    <w:lsdException w:name="Table Colorful 2" w:semiHidden="1" w:unhideWhenUsed="1"/>
-    <w:lsdException w:name="Table Colorful 3" w:semiHidden="1" w:unhideWhenUsed="1"/>
-    <w:lsdException w:name="Table Columns 1" w:semiHidden="1" w:unhideWhenUsed="1"/>
-    <w:lsdException w:name="Table Columns 2" w:semiHidden="1" w:unhideWhenUsed="1"/>
-    <w:lsdException w:name="Table Columns 3" w:semiHidden="1" w:unhideWhenUsed="1"/>
-    <w:lsdException w:name="Table Columns 4" w:semiHidden="1" w:unhideWhenUsed="1"/>
-    <w:lsdException w:name="Table Columns 5" w:semiHidden="1" w:unhideWhenUsed="1"/>
-    <w:lsdException w:name="Table Grid 1" w:semiHidden="1" w:unhideWhenUsed="1"/>
-    <w:lsdException w:name="Table Grid 2" w:semiHidden="1" w:unhideWhenUsed="1"/>
-    <w:lsdException w:name="Table Grid 3" w:semiHidden="1" w:unhideWhenUsed="1"/>
-    <w:lsdException w:name="Table Grid 4" w:semiHidden="1" w:unhideWhenUsed="1"/>
-    <w:lsdException w:name="Table Grid 5" w:semiHidden="1" w:unhideWhenUsed="1"/>
-    <w:lsdException w:name="Table Grid 6" w:semiHidden="1" w:unhideWhenUsed="1"/>
-    <w:lsdException w:name="Table Grid 7" w:semiHidden="1" w:unhideWhenUsed="1"/>
-    <w:lsdException w:name="Table Grid 8" w:semiHidden="1" w:unhideWhenUsed="1"/>
-    <w:lsdException w:name="Table List 1" w:semiHidden="1" w:unhideWhenUsed="1"/>
-    <w:lsdException w:name="Table List 2" w:semiHidden="1" w:unhideWhenUsed="1"/>
-    <w:lsdException w:name="Table List 3" w:semiHidden="1" w:unhideWhenUsed="1"/>
-    <w:lsdException w:name="Table List 4" w:semiHidden="1" w:unhideWhenUsed="1"/>
-    <w:lsdException w:name="Table List 5" w:semiHidden="1" w:unhideWhenUsed="1"/>
-    <w:lsdException w:name="Table List 6" w:semiHidden="1" w:unhideWhenUsed="1"/>
-    <w:lsdException w:name="Table List 7" w:semiHidden="1" w:unhideWhenUsed="1"/>
-    <w:lsdException w:name="Table List 8" w:semiHidden="1" w:unhideWhenUsed="1"/>
-    <w:lsdException w:name="Table 3D effects 1" w:semiHidden="1" w:unhideWhenUsed="1"/>
-    <w:lsdException w:name="Table 3D effects 2" w:semiHidden="1" w:unhideWhenUsed="1"/>
-    <w:lsdException w:name="Table 3D effects 3" w:semiHidden="1" w:unhideWhenUsed="1"/>
-    <w:lsdException w:name="Table Contemporary" w:semiHidden="1" w:unhideWhenUsed="1"/>
-    <w:lsdException w:name="Table Elegant" w:semiHidden="1" w:unhideWhenUsed="1"/>
-    <w:lsdException w:name="Table Professional" w:semiHidden="1" w:unhideWhenUsed="1"/>
-    <w:lsdException w:name="Table Subtle 1" w:semiHidden="1" w:unhideWhenUsed="1"/>
-    <w:lsdException w:name="Table Subtle 2" w:semiHidden="1" w:unhideWhenUsed="1"/>
-    <w:lsdException w:name="Table Web 1" w:semiHidden="1" w:unhideWhenUsed="1"/>
-    <w:lsdException w:name="Table Web 2" w:semiHidden="1" w:unhideWhenUsed="1"/>
-    <w:lsdException w:name="Table Web 3" w:semiHidden="1" w:unhideWhenUsed="1"/>
-    <w:lsdException w:name="Table Grid" w:qFormat="1"/>
-    <w:lsdException w:name="Table Theme" w:semiHidden="1" w:unhideWhenUsed="1"/>
-    <w:lsdException w:name="Placeholder Text" w:semiHidden="1" w:uiPriority="99" w:unhideWhenUsed="1"/>
-    <w:lsdException w:name="No Spacing" w:semiHidden="1" w:uiPriority="99" w:unhideWhenUsed="1"/>
-    <w:lsdException w:name="Light Shading" w:uiPriority="60"/>
-    <w:lsdException w:name="Light List" w:uiPriority="61"/>
-    <w:lsdException w:name="Light Grid" w:uiPriority="62"/>
-    <w:lsdException w:name="Medium Shading 1" w:uiPriority="63"/>
-    <w:lsdException w:name="Medium Shading 2" w:uiPriority="64"/>
-    <w:lsdException w:name="Medium List 1" w:uiPriority="65"/>
-    <w:lsdException w:name="Medium List 2" w:uiPriority="66"/>
-    <w:lsdException w:name="Medium Grid 1" w:uiPriority="67"/>
-    <w:lsdException w:name="Medium Grid 2" w:uiPriority="68"/>
-    <w:lsdException w:name="Medium Grid 3" w:uiPriority="69"/>
-    <w:lsdException w:name="Dark List" w:uiPriority="70"/>
-    <w:lsdException w:name="Colorful Shading" w:uiPriority="71"/>
-    <w:lsdException w:name="Colorful List" w:uiPriority="72"/>
-    <w:lsdException w:name="Colorful Grid" w:uiPriority="73"/>
-    <w:lsdException w:name="Light Shading Accent 1" w:uiPriority="60"/>
-    <w:lsdException w:name="Light List Accent 1" w:uiPriority="61"/>
-    <w:lsdException w:name="Light Grid Accent 1" w:uiPriority="62"/>
-    <w:lsdException w:name="Medium Shading 1 Accent 1" w:uiPriority="63"/>
-    <w:lsdException w:name="Medium Shading 2 Accent 1" w:uiPriority="64"/>
-    <w:lsdException w:name="Medium List 1 Accent 1" w:uiPriority="65"/>
-    <w:lsdException w:name="Revision" w:semiHidden="1" w:uiPriority="99" w:unhideWhenUsed="1"/>
-    <w:lsdException w:name="List Paragraph" w:semiHidden="1" w:uiPriority="99" w:unhideWhenUsed="1"/>
-    <w:lsdException w:name="Quote" w:semiHidden="1" w:uiPriority="99" w:unhideWhenUsed="1"/>
-    <w:lsdException w:name="Intense Quote" w:semiHidden="1" w:uiPriority="99" w:unhideWhenUsed="1"/>
-    <w:lsdException w:name="Medium List 2 Accent 1" w:uiPriority="66"/>
-    <w:lsdException w:name="Medium Grid 1 Accent 1" w:uiPriority="67"/>
-    <w:lsdException w:name="Medium Grid 2 Accent 1" w:uiPriority="68"/>
-    <w:lsdException w:name="Medium Grid 3 Accent 1" w:uiPriority="69"/>
-    <w:lsdException w:name="Dark List Accent 1" w:uiPriority="70"/>
-    <w:lsdException w:name="Colorful Shading Accent 1" w:uiPriority="71"/>
-    <w:lsdException w:name="Colorful List Accent 1" w:uiPriority="72"/>
-    <w:lsdException w:name="Colorful Grid Accent 1" w:uiPriority="73"/>
-    <w:lsdException w:name="Light Shading Accent 2" w:uiPriority="60"/>
-    <w:lsdException w:name="Light List Accent 2" w:uiPriority="61"/>
-    <w:lsdException w:name="Light Grid Accent 2" w:uiPriority="62"/>
-    <w:lsdException w:name="Medium Shading 1 Accent 2" w:uiPriority="63"/>
-    <w:lsdException w:name="Medium Shading 2 Accent 2" w:uiPriority="64"/>
-    <w:lsdException w:name="Medium List 1 Accent 2" w:uiPriority="65"/>
-    <w:lsdException w:name="Medium List 2 Accent 2" w:uiPriority="66"/>
-    <w:lsdException w:name="Medium Grid 1 Accent 2" w:uiPriority="67"/>
-    <w:lsdException w:name="Medium Grid 2 Accent 2" w:uiPriority="68"/>
-    <w:lsdException w:name="Medium Grid 3 Accent 2" w:uiPriority="69"/>
-    <w:lsdException w:name="Dark List Accent 2" w:uiPriority="70"/>
-    <w:lsdException w:name="Colorful Shading Accent 2" w:uiPriority="71"/>
-    <w:lsdException w:name="Colorful List Accent 2" w:uiPriority="72"/>
-    <w:lsdException w:name="Colorful Grid Accent 2" w:uiPriority="73"/>
-    <w:lsdException w:name="Light Shading Accent 3" w:uiPriority="60"/>
-    <w:lsdException w:name="Light List Accent 3" w:uiPriority="61"/>
-    <w:lsdException w:name="Light Grid Accent 3" w:uiPriority="62"/>
-    <w:lsdException w:name="Medium Shading 1 Accent 3" w:uiPriority="63"/>
-    <w:lsdException w:name="Medium Shading 2 Accent 3" w:uiPriority="64"/>
-    <w:lsdException w:name="Medium List 1 Accent 3" w:uiPriority="65"/>
-    <w:lsdException w:name="Medium List 2 Accent 3" w:uiPriority="66"/>
-    <w:lsdException w:name="Medium Grid 1 Accent 3" w:uiPriority="67"/>
-    <w:lsdException w:name="Medium Grid 2 Accent 3" w:uiPriority="68"/>
-    <w:lsdException w:name="Medium Grid 3 Accent 3" w:uiPriority="69"/>
-    <w:lsdException w:name="Dark List Accent 3" w:uiPriority="70"/>
-    <w:lsdException w:name="Colorful Shading Accent 3" w:uiPriority="71"/>
-    <w:lsdException w:name="Colorful List Accent 3" w:uiPriority="72"/>
-    <w:lsdException w:name="Colorful Grid Accent 3" w:uiPriority="73"/>
-    <w:lsdException w:name="Light Shading Accent 4" w:uiPriority="60"/>
-    <w:lsdException w:name="Light List Accent 4" w:uiPriority="61"/>
-    <w:lsdException w:name="Light Grid Accent 4" w:uiPriority="62"/>
-    <w:lsdException w:name="Medium Shading 1 Accent 4" w:uiPriority="63"/>
-    <w:lsdException w:name="Medium Shading 2 Accent 4" w:uiPriority="64"/>
-    <w:lsdException w:name="Medium List 1 Accent 4" w:uiPriority="65"/>
-    <w:lsdException w:name="Medium List 2 Accent 4" w:uiPriority="66"/>
-    <w:lsdException w:name="Medium Grid 1 Accent 4" w:uiPriority="67"/>
-    <w:lsdException w:name="Medium Grid 2 Accent 4" w:uiPriority="68"/>
-    <w:lsdException w:name="Medium Grid 3 Accent 4" w:uiPriority="69"/>
-    <w:lsdException w:name="Dark List Accent 4" w:uiPriority="70"/>
-    <w:lsdException w:name="Colorful Shading Accent 4" w:uiPriority="71"/>
-    <w:lsdException w:name="Colorful List Accent 4" w:uiPriority="72"/>
-    <w:lsdException w:name="Colorful Grid Accent 4" w:uiPriority="73"/>
-    <w:lsdException w:name="Light Shading Accent 5" w:uiPriority="60"/>
-    <w:lsdException w:name="Light List Accent 5" w:uiPriority="61"/>
-    <w:lsdException w:name="Light Grid Accent 5" w:uiPriority="62"/>
-    <w:lsdException w:name="Medium Shading 1 Accent 5" w:uiPriority="63"/>
-    <w:lsdException w:name="Medium Shading 2 Accent 5" w:uiPriority="64"/>
-    <w:lsdException w:name="Medium List 1 Accent 5" w:uiPriority="65"/>
-    <w:lsdException w:name="Medium List 2 Accent 5" w:uiPriority="66"/>
-    <w:lsdException w:name="Medium Grid 1 Accent 5" w:uiPriority="67"/>
-    <w:lsdException w:name="Medium Grid 2 Accent 5" w:uiPriority="68"/>
-    <w:lsdException w:name="Medium Grid 3 Accent 5" w:uiPriority="69"/>
-    <w:lsdException w:name="Dark List Accent 5" w:uiPriority="70"/>
-    <w:lsdException w:name="Colorful Shading Accent 5" w:uiPriority="71"/>
-    <w:lsdException w:name="Colorful List Accent 5" w:uiPriority="72"/>
-    <w:lsdException w:name="Colorful Grid Accent 5" w:uiPriority="73"/>
-    <w:lsdException w:name="Light Shading Accent 6" w:uiPriority="60"/>
-    <w:lsdException w:name="Light List Accent 6" w:uiPriority="61"/>
-    <w:lsdException w:name="Light Grid Accent 6" w:uiPriority="62"/>
-    <w:lsdException w:name="Medium Shading 1 Accent 6" w:uiPriority="63"/>
-    <w:lsdException w:name="Medium Shading 2 Accent 6" w:uiPriority="64"/>
-    <w:lsdException w:name="Medium List 1 Accent 6" w:uiPriority="65"/>
-    <w:lsdException w:name="Medium List 2 Accent 6" w:uiPriority="66"/>
-    <w:lsdException w:name="Medium Grid 1 Accent 6" w:uiPriority="67"/>
-    <w:lsdException w:name="Medium Grid 2 Accent 6" w:uiPriority="68"/>
-    <w:lsdException w:name="Medium Grid 3 Accent 6" w:uiPriority="69"/>
-    <w:lsdException w:name="Dark List Accent 6" w:uiPriority="70"/>
-    <w:lsdException w:name="Colorful Shading Accent 6" w:uiPriority="71"/>
-    <w:lsdException w:name="Colorful List Accent 6" w:uiPriority="72"/>
-    <w:lsdException w:name="Colorful Grid Accent 6" w:uiPriority="73"/>
-    <w:lsdException w:name="Subtle Emphasis" w:uiPriority="19" w:qFormat="1"/>
-    <w:lsdException w:name="Intense Emphasis" w:uiPriority="21" w:qFormat="1"/>
-    <w:lsdException w:name="Subtle Reference" w:uiPriority="31" w:qFormat="1"/>
-    <w:lsdException w:name="Intense Reference" w:uiPriority="32" w:qFormat="1"/>
-    <w:lsdException w:name="Book Title" w:uiPriority="33" w:qFormat="1"/>
-    <w:lsdException w:name="Bibliography" w:semiHidden="1" w:uiPriority="37" w:unhideWhenUsed="1"/>
-    <w:lsdException w:name="TOC Heading" w:semiHidden="1" w:uiPriority="39" w:unhideWhenUsed="1" w:qFormat="1"/>
-    <w:lsdException w:name="Plain Table 1" w:uiPriority="41"/>
-    <w:lsdException w:name="Plain Table 2" w:uiPriority="42"/>
-    <w:lsdException w:name="Plain Table 3" w:uiPriority="43"/>
-    <w:lsdException w:name="Plain Table 4" w:uiPriority="44"/>
-    <w:lsdException w:name="Plain Table 5" w:uiPriority="45"/>
-    <w:lsdException w:name="Grid Table Light" w:uiPriority="40"/>
-    <w:lsdException w:name="Grid Table 1 Light" w:uiPriority="46"/>
-    <w:lsdException w:name="Grid Table 2" w:uiPriority="47"/>
-    <w:lsdException w:name="Grid Table 3" w:uiPriority="48"/>
-    <w:lsdException w:name="Grid Table 4" w:uiPriority="49"/>
-    <w:lsdException w:name="Grid Table 5 Dark" w:uiPriority="50"/>
-    <w:lsdException w:name="Grid Table 6 Colorful" w:uiPriority="51"/>
-    <w:lsdException w:name="Grid Table 7 Colorful" w:uiPriority="52"/>
-    <w:lsdException w:name="Grid Table 1 Light Accent 1" w:uiPriority="46"/>
-    <w:lsdException w:name="Grid Table 2 Accent 1" w:uiPriority="47"/>
-    <w:lsdException w:name="Grid Table 3 Accent 1" w:uiPriority="48"/>
-    <w:lsdException w:name="Grid Table 4 Accent 1" w:uiPriority="49"/>
-    <w:lsdException w:name="Grid Table 5 Dark Accent 1" w:uiPriority="50"/>
-    <w:lsdException w:name="Grid Table 6 Colorful Accent 1" w:uiPriority="51"/>
-    <w:lsdException w:name="Grid Table 7 Colorful Accent 1" w:uiPriority="52"/>
-    <w:lsdException w:name="Grid Table 1 Light Accent 2" w:uiPriority="46"/>
-    <w:lsdException w:name="Grid Table 2 Accent 2" w:uiPriority="47"/>
-    <w:lsdException w:name="Grid Table 3 Accent 2" w:uiPriority="48"/>
-    <w:lsdException w:name="Grid Table 4 Accent 2" w:uiPriority="49"/>
-    <w:lsdException w:name="Grid Table 5 Dark Accent 2" w:uiPriority="50"/>
-    <w:lsdException w:name="Grid Table 6 Colorful Accent 2" w:uiPriority="51"/>
-    <w:lsdException w:name="Grid Table 7 Colorful Accent 2" w:uiPriority="52"/>
-    <w:lsdException w:name="Grid Table 1 Light Accent 3" w:uiPriority="46"/>
-    <w:lsdException w:name="Grid Table 2 Accent 3" w:uiPriority="47"/>
-    <w:lsdException w:name="Grid Table 3 Accent 3" w:uiPriority="48"/>
-    <w:lsdException w:name="Grid Table 4 Accent 3" w:uiPriority="49"/>
-    <w:lsdException w:name="Grid Table 5 Dark Accent 3" w:uiPriority="50"/>
-    <w:lsdException w:name="Grid Table 6 Colorful Accent 3" w:uiPriority="51"/>
-    <w:lsdException w:name="Grid Table 7 Colorful Accent 3" w:uiPriority="52"/>
-    <w:lsdException w:name="Grid Table 1 Light Accent 4" w:uiPriority="46"/>
-    <w:lsdException w:name="Grid Table 2 Accent 4" w:uiPriority="47"/>
-    <w:lsdException w:name="Grid Table 3 Accent 4" w:uiPriority="48"/>
-    <w:lsdException w:name="Grid Table 4 Accent 4" w:uiPriority="49"/>
-    <w:lsdException w:name="Grid Table 5 Dark Accent 4" w:uiPriority="50"/>
-    <w:lsdException w:name="Grid Table 6 Colorful Accent 4" w:uiPriority="51"/>
-    <w:lsdException w:name="Grid Table 7 Colorful Accent 4" w:uiPriority="52"/>
-    <w:lsdException w:name="Grid Table 1 Light Accent 5" w:uiPriority="46"/>
-    <w:lsdException w:name="Grid Table 2 Accent 5" w:uiPriority="47"/>
-    <w:lsdException w:name="Grid Table 3 Accent 5" w:uiPriority="48"/>
-    <w:lsdException w:name="Grid Table 4 Accent 5" w:uiPriority="49"/>
-    <w:lsdException w:name="Grid Table 5 Dark Accent 5" w:uiPriority="50"/>
-    <w:lsdException w:name="Grid Table 6 Colorful Accent 5" w:uiPriority="51"/>
-    <w:lsdException w:name="Grid Table 7 Colorful Accent 5" w:uiPriority="52"/>
-    <w:lsdException w:name="Grid Table 1 Light Accent 6" w:uiPriority="46"/>
-    <w:lsdException w:name="Grid Table 2 Accent 6" w:uiPriority="47"/>
-    <w:lsdException w:name="Grid Table 3 Accent 6" w:uiPriority="48"/>
-    <w:lsdException w:name="Grid Table 4 Accent 6" w:uiPriority="49"/>
-    <w:lsdException w:name="Grid Table 5 Dark Accent 6" w:uiPriority="50"/>
-    <w:lsdException w:name="Grid Table 6 Colorful Accent 6" w:uiPriority="51"/>
-    <w:lsdException w:name="Grid Table 7 Colorful Accent 6" w:uiPriority="52"/>
-    <w:lsdException w:name="List Table 1 Light" w:uiPriority="46"/>
-    <w:lsdException w:name="List Table 2" w:uiPriority="47"/>
-    <w:lsdException w:name="List Table 3" w:uiPriority="48"/>
-    <w:lsdException w:name="List Table 4" w:uiPriority="49"/>
-    <w:lsdException w:name="List Table 5 Dark" w:uiPriority="50"/>
-    <w:lsdException w:name="List Table 6 Colorful" w:uiPriority="51"/>
-    <w:lsdException w:name="List Table 7 Colorful" w:uiPriority="52"/>
-    <w:lsdException w:name="List Table 1 Light Accent 1" w:uiPriority="46"/>
-    <w:lsdException w:name="List Table 2 Accent 1" w:uiPriority="47"/>
-    <w:lsdException w:name="List Table 3 Accent 1" w:uiPriority="48"/>
-    <w:lsdException w:name="List Table 4 Accent 1" w:uiPriority="49"/>
-    <w:lsdException w:name="List Table 5 Dark Accent 1" w:uiPriority="50"/>
-    <w:lsdException w:name="List Table 6 Colorful Accent 1" w:uiPriority="51"/>
-    <w:lsdException w:name="List Table 7 Colorful Accent 1" w:uiPriority="52"/>
-    <w:lsdException w:name="List Table 1 Light Accent 2" w:uiPriority="46"/>
-    <w:lsdException w:name="List Table 2 Accent 2" w:uiPriority="47"/>
-    <w:lsdException w:name="List Table 3 Accent 2" w:uiPriority="48"/>
-    <w:lsdException w:name="List Table 4 Accent 2" w:uiPriority="49"/>
-    <w:lsdException w:name="List Table 5 Dark Accent 2" w:uiPriority="50"/>
-    <w:lsdException w:name="List Table 6 Colorful Accent 2" w:uiPriority="51"/>
-    <w:lsdException w:name="List Table 7 Colorful Accent 2" w:uiPriority="52"/>
-    <w:lsdException w:name="List Table 1 Light Accent 3" w:uiPriority="46"/>
-    <w:lsdException w:name="List Table 2 Accent 3" w:uiPriority="47"/>
-    <w:lsdException w:name="List Table 3 Accent 3" w:uiPriority="48"/>
-    <w:lsdException w:name="List Table 4 Accent 3" w:uiPriority="49"/>
-    <w:lsdException w:name="List Table 5 Dark Accent 3" w:uiPriority="50"/>
-    <w:lsdException w:name="List Table 6 Colorful Accent 3" w:uiPriority="51"/>
-    <w:lsdException w:name="List Table 7 Colorful Accent 3" w:uiPriority="52"/>
-    <w:lsdException w:name="List Table 1 Light Accent 4" w:uiPriority="46"/>
-    <w:lsdException w:name="List Table 2 Accent 4" w:uiPriority="47"/>
-    <w:lsdException w:name="List Table 3 Accent 4" w:uiPriority="48"/>
-    <w:lsdException w:name="List Table 4 Accent 4" w:uiPriority="49"/>
-    <w:lsdException w:name="List Table 5 Dark Accent 4" w:uiPriority="50"/>
-    <w:lsdException w:name="List Table 6 Colorful Accent 4" w:uiPriority="51"/>
-    <w:lsdException w:name="List Table 7 Colorful Accent 4" w:uiPriority="52"/>
-    <w:lsdException w:name="List Table 1 Light Accent 5" w:uiPriority="46"/>
-    <w:lsdException w:name="List Table 2 Accent 5" w:uiPriority="47"/>
-    <w:lsdException w:name="List Table 3 Accent 5" w:uiPriority="48"/>
-    <w:lsdException w:name="List Table 4 Accent 5" w:uiPriority="49"/>
-    <w:lsdException w:name="List Table 5 Dark Accent 5" w:uiPriority="50"/>
-    <w:lsdException w:name="List Table 6 Colorful Accent 5" w:uiPriority="51"/>
-    <w:lsdException w:name="List Table 7 Colorful Accent 5" w:uiPriority="52"/>
-    <w:lsdException w:name="List Table 1 Light Accent 6" w:uiPriority="46"/>
-    <w:lsdException w:name="List Table 2 Accent 6" w:uiPriority="47"/>
-    <w:lsdException w:name="List Table 3 Accent 6" w:uiPriority="48"/>
-    <w:lsdException w:name="List Table 4 Accent 6" w:uiPriority="49"/>
-    <w:lsdException w:name="List Table 5 Dark Accent 6" w:uiPriority="50"/>
-    <w:lsdException w:name="List Table 6 Colorful Accent 6" w:uiPriority="51"/>
-    <w:lsdException w:name="List Table 7 Colorful Accent 6" w:uiPriority="52"/>
-    <w:lsdException w:name="Mention" w:semiHidden="1" w:uiPriority="99" w:unhideWhenUsed="1"/>
-    <w:lsdException w:name="Smart Hyperlink" w:semiHidden="1" w:uiPriority="99" w:unhideWhenUsed="1"/>
-    <w:lsdException w:name="Hashtag" w:semiHidden="1" w:uiPriority="99" w:unhideWhenUsed="1"/>
-    <w:lsdException w:name="Unresolved Mention" w:semiHidden="1" w:uiPriority="99" w:unhideWhenUsed="1"/>
-    <w:lsdException w:name="Smart Link" w:semiHidden="1" w:uiPriority="99" w:unhideWhenUsed="1"/>
+  <w:latentStyles w:count="260" w:defQFormat="0" w:defUnhideWhenUsed="1" w:defSemiHidden="1" w:defUIPriority="99" w:defLockedState="0">
+    <w:lsdException w:qFormat="1" w:unhideWhenUsed="0" w:uiPriority="0" w:semiHidden="0" w:name="Normal"/>
+    <w:lsdException w:qFormat="1" w:unhideWhenUsed="0" w:uiPriority="0" w:semiHidden="0" w:name="heading 1"/>
+    <w:lsdException w:qFormat="1" w:uiPriority="0" w:name="heading 2"/>
+    <w:lsdException w:qFormat="1" w:uiPriority="0" w:name="heading 3"/>
+    <w:lsdException w:qFormat="1" w:unhideWhenUsed="0" w:uiPriority="9" w:semiHidden="0" w:name="heading 4"/>
+    <w:lsdException w:qFormat="1" w:uiPriority="0" w:name="heading 5"/>
+    <w:lsdException w:qFormat="1" w:uiPriority="0" w:name="heading 6"/>
+    <w:lsdException w:qFormat="1" w:uiPriority="0" w:name="heading 7"/>
+    <w:lsdException w:qFormat="1" w:uiPriority="0" w:name="heading 8"/>
+    <w:lsdException w:qFormat="1" w:uiPriority="0" w:name="heading 9"/>
+    <w:lsdException w:unhideWhenUsed="0" w:uiPriority="0" w:semiHidden="0" w:name="index 1"/>
+    <w:lsdException w:unhideWhenUsed="0" w:uiPriority="0" w:semiHidden="0" w:name="index 2"/>
+    <w:lsdException w:unhideWhenUsed="0" w:uiPriority="0" w:semiHidden="0" w:name="index 3"/>
+    <w:lsdException w:unhideWhenUsed="0" w:uiPriority="0" w:semiHidden="0" w:name="index 4"/>
+    <w:lsdException w:unhideWhenUsed="0" w:uiPriority="0" w:semiHidden="0" w:name="index 5"/>
+    <w:lsdException w:unhideWhenUsed="0" w:uiPriority="0" w:semiHidden="0" w:name="index 6"/>
+    <w:lsdException w:unhideWhenUsed="0" w:uiPriority="0" w:semiHidden="0" w:name="index 7"/>
+    <w:lsdException w:unhideWhenUsed="0" w:uiPriority="0" w:semiHidden="0" w:name="index 8"/>
+    <w:lsdException w:unhideWhenUsed="0" w:uiPriority="0" w:semiHidden="0" w:name="index 9"/>
+    <w:lsdException w:unhideWhenUsed="0" w:uiPriority="0" w:semiHidden="0" w:name="toc 1"/>
+    <w:lsdException w:unhideWhenUsed="0" w:uiPriority="0" w:semiHidden="0" w:name="toc 2"/>
+    <w:lsdException w:unhideWhenUsed="0" w:uiPriority="0" w:semiHidden="0" w:name="toc 3"/>
+    <w:lsdException w:unhideWhenUsed="0" w:uiPriority="0" w:semiHidden="0" w:name="toc 4"/>
+    <w:lsdException w:unhideWhenUsed="0" w:uiPriority="0" w:semiHidden="0" w:name="toc 5"/>
+    <w:lsdException w:unhideWhenUsed="0" w:uiPriority="0" w:semiHidden="0" w:name="toc 6"/>
+    <w:lsdException w:unhideWhenUsed="0" w:uiPriority="0" w:semiHidden="0" w:name="toc 7"/>
+    <w:lsdException w:unhideWhenUsed="0" w:uiPriority="0" w:semiHidden="0" w:name="toc 8"/>
+    <w:lsdException w:unhideWhenUsed="0" w:uiPriority="0" w:semiHidden="0" w:name="toc 9"/>
+    <w:lsdException w:unhideWhenUsed="0" w:uiPriority="0" w:semiHidden="0" w:name="Normal Indent"/>
+    <w:lsdException w:unhideWhenUsed="0" w:uiPriority="0" w:semiHidden="0" w:name="footnote text"/>
+    <w:lsdException w:unhideWhenUsed="0" w:uiPriority="0" w:semiHidden="0" w:name="annotation text"/>
+    <w:lsdException w:qFormat="1" w:unhideWhenUsed="0" w:uiPriority="0" w:semiHidden="0" w:name="header"/>
+    <w:lsdException w:qFormat="1" w:unhideWhenUsed="0" w:uiPriority="0" w:semiHidden="0" w:name="footer"/>
+    <w:lsdException w:unhideWhenUsed="0" w:uiPriority="0" w:semiHidden="0" w:name="index heading"/>
+    <w:lsdException w:qFormat="1" w:uiPriority="0" w:name="caption"/>
+    <w:lsdException w:unhideWhenUsed="0" w:uiPriority="0" w:semiHidden="0" w:name="table of figures"/>
+    <w:lsdException w:unhideWhenUsed="0" w:uiPriority="0" w:semiHidden="0" w:name="envelope address"/>
+    <w:lsdException w:unhideWhenUsed="0" w:uiPriority="0" w:semiHidden="0" w:name="envelope return"/>
+    <w:lsdException w:unhideWhenUsed="0" w:uiPriority="0" w:semiHidden="0" w:name="footnote reference"/>
+    <w:lsdException w:unhideWhenUsed="0" w:uiPriority="0" w:semiHidden="0" w:name="annotation reference"/>
+    <w:lsdException w:unhideWhenUsed="0" w:uiPriority="0" w:semiHidden="0" w:name="line number"/>
+    <w:lsdException w:qFormat="1" w:unhideWhenUsed="0" w:uiPriority="0" w:semiHidden="0" w:name="page number"/>
+    <w:lsdException w:unhideWhenUsed="0" w:uiPriority="0" w:semiHidden="0" w:name="endnote reference"/>
+    <w:lsdException w:unhideWhenUsed="0" w:uiPriority="0" w:semiHidden="0" w:name="endnote text"/>
+    <w:lsdException w:unhideWhenUsed="0" w:uiPriority="0" w:semiHidden="0" w:name="table of authorities"/>
+    <w:lsdException w:unhideWhenUsed="0" w:uiPriority="0" w:semiHidden="0" w:name="macro"/>
+    <w:lsdException w:unhideWhenUsed="0" w:uiPriority="0" w:semiHidden="0" w:name="toa heading"/>
+    <w:lsdException w:unhideWhenUsed="0" w:uiPriority="0" w:semiHidden="0" w:name="List"/>
+    <w:lsdException w:unhideWhenUsed="0" w:uiPriority="0" w:semiHidden="0" w:name="List Bullet"/>
+    <w:lsdException w:unhideWhenUsed="0" w:uiPriority="0" w:semiHidden="0" w:name="List Number"/>
+    <w:lsdException w:unhideWhenUsed="0" w:uiPriority="0" w:semiHidden="0" w:name="List 2"/>
+    <w:lsdException w:unhideWhenUsed="0" w:uiPriority="0" w:semiHidden="0" w:name="List 3"/>
+    <w:lsdException w:unhideWhenUsed="0" w:uiPriority="0" w:semiHidden="0" w:name="List 4"/>
+    <w:lsdException w:unhideWhenUsed="0" w:uiPriority="0" w:semiHidden="0" w:name="List 5"/>
+    <w:lsdException w:unhideWhenUsed="0" w:uiPriority="0" w:semiHidden="0" w:name="List Bullet 2"/>
+    <w:lsdException w:unhideWhenUsed="0" w:uiPriority="0" w:semiHidden="0" w:name="List Bullet 3"/>
+    <w:lsdException w:unhideWhenUsed="0" w:uiPriority="0" w:semiHidden="0" w:name="List Bullet 4"/>
+    <w:lsdException w:unhideWhenUsed="0" w:uiPriority="0" w:semiHidden="0" w:name="List Bullet 5"/>
+    <w:lsdException w:unhideWhenUsed="0" w:uiPriority="0" w:semiHidden="0" w:name="List Number 2"/>
+    <w:lsdException w:unhideWhenUsed="0" w:uiPriority="0" w:semiHidden="0" w:name="List Number 3"/>
+    <w:lsdException w:unhideWhenUsed="0" w:uiPriority="0" w:semiHidden="0" w:name="List Number 4"/>
+    <w:lsdException w:unhideWhenUsed="0" w:uiPriority="0" w:semiHidden="0" w:name="List Number 5"/>
+    <w:lsdException w:qFormat="1" w:unhideWhenUsed="0" w:uiPriority="0" w:semiHidden="0" w:name="Title"/>
+    <w:lsdException w:unhideWhenUsed="0" w:uiPriority="0" w:semiHidden="0" w:name="Closing"/>
+    <w:lsdException w:unhideWhenUsed="0" w:uiPriority="0" w:semiHidden="0" w:name="Signature"/>
+    <w:lsdException w:uiPriority="1" w:name="Default Paragraph Font"/>
+    <w:lsdException w:qFormat="1" w:uiPriority="0" w:semiHidden="0" w:name="Body Text"/>
+    <w:lsdException w:unhideWhenUsed="0" w:uiPriority="0" w:semiHidden="0" w:name="Body Text Indent"/>
+    <w:lsdException w:unhideWhenUsed="0" w:uiPriority="0" w:semiHidden="0" w:name="List Continue"/>
+    <w:lsdException w:unhideWhenUsed="0" w:uiPriority="0" w:semiHidden="0" w:name="List Continue 2"/>
+    <w:lsdException w:unhideWhenUsed="0" w:uiPriority="0" w:semiHidden="0" w:name="List Continue 3"/>
+    <w:lsdException w:unhideWhenUsed="0" w:uiPriority="0" w:semiHidden="0" w:name="List Continue 4"/>
+    <w:lsdException w:unhideWhenUsed="0" w:uiPriority="0" w:semiHidden="0" w:name="List Continue 5"/>
+    <w:lsdException w:unhideWhenUsed="0" w:uiPriority="0" w:semiHidden="0" w:name="Message Header"/>
+    <w:lsdException w:qFormat="1" w:unhideWhenUsed="0" w:uiPriority="0" w:semiHidden="0" w:name="Subtitle"/>
+    <w:lsdException w:unhideWhenUsed="0" w:uiPriority="0" w:semiHidden="0" w:name="Salutation"/>
+    <w:lsdException w:unhideWhenUsed="0" w:uiPriority="0" w:semiHidden="0" w:name="Date"/>
+    <w:lsdException w:qFormat="1" w:unhideWhenUsed="0" w:uiPriority="0" w:semiHidden="0" w:name="Body Text First Indent"/>
+    <w:lsdException w:unhideWhenUsed="0" w:uiPriority="0" w:semiHidden="0" w:name="Body Text First Indent 2"/>
+    <w:lsdException w:unhideWhenUsed="0" w:uiPriority="0" w:semiHidden="0" w:name="Note Heading"/>
+    <w:lsdException w:unhideWhenUsed="0" w:uiPriority="0" w:semiHidden="0" w:name="Body Text 2"/>
+    <w:lsdException w:unhideWhenUsed="0" w:uiPriority="0" w:semiHidden="0" w:name="Body Text 3"/>
+    <w:lsdException w:qFormat="1" w:unhideWhenUsed="0" w:uiPriority="0" w:semiHidden="0" w:name="Body Text Indent 2"/>
+    <w:lsdException w:unhideWhenUsed="0" w:uiPriority="0" w:semiHidden="0" w:name="Body Text Indent 3"/>
+    <w:lsdException w:unhideWhenUsed="0" w:uiPriority="0" w:semiHidden="0" w:name="Block Text"/>
+    <w:lsdException w:unhideWhenUsed="0" w:uiPriority="0" w:semiHidden="0" w:name="Hyperlink"/>
+    <w:lsdException w:unhideWhenUsed="0" w:uiPriority="0" w:semiHidden="0" w:name="FollowedHyperlink"/>
+    <w:lsdException w:qFormat="1" w:unhideWhenUsed="0" w:uiPriority="0" w:semiHidden="0" w:name="Strong"/>
+    <w:lsdException w:qFormat="1" w:unhideWhenUsed="0" w:uiPriority="0" w:semiHidden="0" w:name="Emphasis"/>
+    <w:lsdException w:unhideWhenUsed="0" w:uiPriority="0" w:semiHidden="0" w:name="Document Map"/>
+    <w:lsdException w:unhideWhenUsed="0" w:uiPriority="0" w:semiHidden="0" w:name="Plain Text"/>
+    <w:lsdException w:unhideWhenUsed="0" w:uiPriority="0" w:semiHidden="0" w:name="E-mail Signature"/>
+    <w:lsdException w:qFormat="1" w:unhideWhenUsed="0" w:uiPriority="0" w:semiHidden="0" w:name="Normal (Web)"/>
+    <w:lsdException w:unhideWhenUsed="0" w:uiPriority="0" w:semiHidden="0" w:name="HTML Acronym"/>
+    <w:lsdException w:unhideWhenUsed="0" w:uiPriority="0" w:semiHidden="0" w:name="HTML Address"/>
+    <w:lsdException w:unhideWhenUsed="0" w:uiPriority="0" w:semiHidden="0" w:name="HTML Cite"/>
+    <w:lsdException w:unhideWhenUsed="0" w:uiPriority="0" w:semiHidden="0" w:name="HTML Code"/>
+    <w:lsdException w:unhideWhenUsed="0" w:uiPriority="0" w:semiHidden="0" w:name="HTML Definition"/>
+    <w:lsdException w:unhideWhenUsed="0" w:uiPriority="0" w:semiHidden="0" w:name="HTML Keyboard"/>
+    <w:lsdException w:unhideWhenUsed="0" w:uiPriority="0" w:semiHidden="0" w:name="HTML Preformatted"/>
+    <w:lsdException w:unhideWhenUsed="0" w:uiPriority="0" w:semiHidden="0" w:name="HTML Sample"/>
+    <w:lsdException w:unhideWhenUsed="0" w:uiPriority="0" w:semiHidden="0" w:name="HTML Typewriter"/>
+    <w:lsdException w:unhideWhenUsed="0" w:uiPriority="0" w:semiHidden="0" w:name="HTML Variable"/>
+    <w:lsdException w:uiPriority="99" w:name="Normal Table"/>
+    <w:lsdException w:unhideWhenUsed="0" w:uiPriority="0" w:semiHidden="0" w:name="annotation subject"/>
+    <w:lsdException w:uiPriority="0" w:name="Table Simple 1"/>
+    <w:lsdException w:uiPriority="0" w:name="Table Simple 2"/>
+    <w:lsdException w:uiPriority="0" w:name="Table Simple 3"/>
+    <w:lsdException w:uiPriority="0" w:name="Table Classic 1"/>
+    <w:lsdException w:uiPriority="0" w:name="Table Classic 2"/>
+    <w:lsdException w:uiPriority="0" w:name="Table Classic 3"/>
+    <w:lsdException w:uiPriority="0" w:name="Table Classic 4"/>
+    <w:lsdException w:uiPriority="0" w:name="Table Colorful 1"/>
+    <w:lsdException w:uiPriority="0" w:name="Table Colorful 2"/>
+    <w:lsdException w:uiPriority="0" w:name="Table Colorful 3"/>
+    <w:lsdException w:uiPriority="0" w:name="Table Columns 1"/>
+    <w:lsdException w:uiPriority="0" w:name="Table Columns 2"/>
+    <w:lsdException w:uiPriority="0" w:name="Table Columns 3"/>
+    <w:lsdException w:uiPriority="0" w:name="Table Columns 4"/>
+    <w:lsdException w:uiPriority="0" w:name="Table Columns 5"/>
+    <w:lsdException w:uiPriority="0" w:name="Table Grid 1"/>
+    <w:lsdException w:uiPriority="0" w:name="Table Grid 2"/>
+    <w:lsdException w:uiPriority="0" w:name="Table Grid 3"/>
+    <w:lsdException w:uiPriority="0" w:name="Table Grid 4"/>
+    <w:lsdException w:uiPriority="0" w:name="Table Grid 5"/>
+    <w:lsdException w:uiPriority="0" w:name="Table Grid 6"/>
+    <w:lsdException w:uiPriority="0" w:name="Table Grid 7"/>
+    <w:lsdException w:uiPriority="0" w:name="Table Grid 8"/>
+    <w:lsdException w:uiPriority="0" w:name="Table List 1"/>
+    <w:lsdException w:uiPriority="0" w:name="Table List 2"/>
+    <w:lsdException w:uiPriority="0" w:name="Table List 3"/>
+    <w:lsdException w:uiPriority="0" w:name="Table List 4"/>
+    <w:lsdException w:uiPriority="0" w:name="Table List 5"/>
+    <w:lsdException w:uiPriority="0" w:name="Table List 6"/>
+    <w:lsdException w:uiPriority="0" w:name="Table List 7"/>
+    <w:lsdException w:uiPriority="0" w:name="Table List 8"/>
+    <w:lsdException w:uiPriority="0" w:name="Table 3D effects 1"/>
+    <w:lsdException w:uiPriority="0" w:name="Table 3D effects 2"/>
+    <w:lsdException w:uiPriority="0" w:name="Table 3D effects 3"/>
+    <w:lsdException w:uiPriority="0" w:name="Table Contemporary"/>
+    <w:lsdException w:uiPriority="0" w:name="Table Elegant"/>
+    <w:lsdException w:uiPriority="0" w:name="Table Professional"/>
+    <w:lsdException w:uiPriority="0" w:name="Table Subtle 1"/>
+    <w:lsdException w:uiPriority="0" w:name="Table Subtle 2"/>
+    <w:lsdException w:uiPriority="0" w:name="Table Web 1"/>
+    <w:lsdException w:uiPriority="0" w:name="Table Web 2"/>
+    <w:lsdException w:uiPriority="0" w:name="Table Web 3"/>
+    <w:lsdException w:unhideWhenUsed="0" w:uiPriority="0" w:semiHidden="0" w:name="Balloon Text"/>
+    <w:lsdException w:qFormat="1" w:unhideWhenUsed="0" w:uiPriority="0" w:semiHidden="0" w:name="Table Grid"/>
+    <w:lsdException w:uiPriority="0" w:name="Table Theme"/>
+    <w:lsdException w:unhideWhenUsed="0" w:uiPriority="60" w:semiHidden="0" w:name="Light Shading"/>
+    <w:lsdException w:unhideWhenUsed="0" w:uiPriority="61" w:semiHidden="0" w:name="Light List"/>
+    <w:lsdException w:unhideWhenUsed="0" w:uiPriority="62" w:semiHidden="0" w:name="Light Grid"/>
+    <w:lsdException w:unhideWhenUsed="0" w:uiPriority="63" w:semiHidden="0" w:name="Medium Shading 1"/>
+    <w:lsdException w:unhideWhenUsed="0" w:uiPriority="64" w:semiHidden="0" w:name="Medium Shading 2"/>
+    <w:lsdException w:unhideWhenUsed="0" w:uiPriority="65" w:semiHidden="0" w:name="Medium List 1"/>
+    <w:lsdException w:unhideWhenUsed="0" w:uiPriority="66" w:semiHidden="0" w:name="Medium List 2"/>
+    <w:lsdException w:unhideWhenUsed="0" w:uiPriority="67" w:semiHidden="0" w:name="Medium Grid 1"/>
+    <w:lsdException w:unhideWhenUsed="0" w:uiPriority="68" w:semiHidden="0" w:name="Medium Grid 2"/>
+    <w:lsdException w:unhideWhenUsed="0" w:uiPriority="69" w:semiHidden="0" w:name="Medium Grid 3"/>
+    <w:lsdException w:unhideWhenUsed="0" w:uiPriority="70" w:semiHidden="0" w:name="Dark List"/>
+    <w:lsdException w:unhideWhenUsed="0" w:uiPriority="71" w:semiHidden="0" w:name="Colorful Shading"/>
+    <w:lsdException w:unhideWhenUsed="0" w:uiPriority="72" w:semiHidden="0" w:name="Colorful List"/>
+    <w:lsdException w:unhideWhenUsed="0" w:uiPriority="73" w:semiHidden="0" w:name="Colorful Grid"/>
+    <w:lsdException w:unhideWhenUsed="0" w:uiPriority="60" w:semiHidden="0" w:name="Light Shading Accent 1"/>
+    <w:lsdException w:unhideWhenUsed="0" w:uiPriority="61" w:semiHidden="0" w:name="Light List Accent 1"/>
+    <w:lsdException w:unhideWhenUsed="0" w:uiPriority="62" w:semiHidden="0" w:name="Light Grid Accent 1"/>
+    <w:lsdException w:unhideWhenUsed="0" w:uiPriority="63" w:semiHidden="0" w:name="Medium Shading 1 Accent 1"/>
+    <w:lsdException w:unhideWhenUsed="0" w:uiPriority="64" w:semiHidden="0" w:name="Medium Shading 2 Accent 1"/>
+    <w:lsdException w:unhideWhenUsed="0" w:uiPriority="65" w:semiHidden="0" w:name="Medium List 1 Accent 1"/>
+    <w:lsdException w:unhideWhenUsed="0" w:uiPriority="66" w:semiHidden="0" w:name="Medium List 2 Accent 1"/>
+    <w:lsdException w:unhideWhenUsed="0" w:uiPriority="67" w:semiHidden="0" w:name="Medium Grid 1 Accent 1"/>
+    <w:lsdException w:unhideWhenUsed="0" w:uiPriority="68" w:semiHidden="0" w:name="Medium Grid 2 Accent 1"/>
+    <w:lsdException w:unhideWhenUsed="0" w:uiPriority="69" w:semiHidden="0" w:name="Medium Grid 3 Accent 1"/>
+    <w:lsdException w:unhideWhenUsed="0" w:uiPriority="70" w:semiHidden="0" w:name="Dark List Accent 1"/>
+    <w:lsdException w:unhideWhenUsed="0" w:uiPriority="71" w:semiHidden="0" w:name="Colorful Shading Accent 1"/>
+    <w:lsdException w:unhideWhenUsed="0" w:uiPriority="72" w:semiHidden="0" w:name="Colorful List Accent 1"/>
+    <w:lsdException w:unhideWhenUsed="0" w:uiPriority="73" w:semiHidden="0" w:name="Colorful Grid Accent 1"/>
+    <w:lsdException w:unhideWhenUsed="0" w:uiPriority="60" w:semiHidden="0" w:name="Light Shading Accent 2"/>
+    <w:lsdException w:unhideWhenUsed="0" w:uiPriority="61" w:semiHidden="0" w:name="Light List Accent 2"/>
+    <w:lsdException w:unhideWhenUsed="0" w:uiPriority="62" w:semiHidden="0" w:name="Light Grid Accent 2"/>
+    <w:lsdException w:unhideWhenUsed="0" w:uiPriority="63" w:semiHidden="0" w:name="Medium Shading 1 Accent 2"/>
+    <w:lsdException w:unhideWhenUsed="0" w:uiPriority="64" w:semiHidden="0" w:name="Medium Shading 2 Accent 2"/>
+    <w:lsdException w:unhideWhenUsed="0" w:uiPriority="65" w:semiHidden="0" w:name="Medium List 1 Accent 2"/>
+    <w:lsdException w:unhideWhenUsed="0" w:uiPriority="66" w:semiHidden="0" w:name="Medium List 2 Accent 2"/>
+    <w:lsdException w:unhideWhenUsed="0" w:uiPriority="67" w:semiHidden="0" w:name="Medium Grid 1 Accent 2"/>
+    <w:lsdException w:unhideWhenUsed="0" w:uiPriority="68" w:semiHidden="0" w:name="Medium Grid 2 Accent 2"/>
+    <w:lsdException w:unhideWhenUsed="0" w:uiPriority="69" w:semiHidden="0" w:name="Medium Grid 3 Accent 2"/>
+    <w:lsdException w:unhideWhenUsed="0" w:uiPriority="70" w:semiHidden="0" w:name="Dark List Accent 2"/>
+    <w:lsdException w:unhideWhenUsed="0" w:uiPriority="71" w:semiHidden="0" w:name="Colorful Shading Accent 2"/>
+    <w:lsdException w:unhideWhenUsed="0" w:uiPriority="72" w:semiHidden="0" w:name="Colorful List Accent 2"/>
+    <w:lsdException w:unhideWhenUsed="0" w:uiPriority="73" w:semiHidden="0" w:name="Colorful Grid Accent 2"/>
+    <w:lsdException w:unhideWhenUsed="0" w:uiPriority="60" w:semiHidden="0" w:name="Light Shading Accent 3"/>
+    <w:lsdException w:unhideWhenUsed="0" w:uiPriority="61" w:semiHidden="0" w:name="Light List Accent 3"/>
+    <w:lsdException w:unhideWhenUsed="0" w:uiPriority="62" w:semiHidden="0" w:name="Light Grid Accent 3"/>
+    <w:lsdException w:unhideWhenUsed="0" w:uiPriority="63" w:semiHidden="0" w:name="Medium Shading 1 Accent 3"/>
+    <w:lsdException w:unhideWhenUsed="0" w:uiPriority="64" w:semiHidden="0" w:name="Medium Shading 2 Accent 3"/>
+    <w:lsdException w:unhideWhenUsed="0" w:uiPriority="65" w:semiHidden="0" w:name="Medium List 1 Accent 3"/>
+    <w:lsdException w:unhideWhenUsed="0" w:uiPriority="66" w:semiHidden="0" w:name="Medium List 2 Accent 3"/>
+    <w:lsdException w:unhideWhenUsed="0" w:uiPriority="67" w:semiHidden="0" w:name="Medium Grid 1 Accent 3"/>
+    <w:lsdException w:unhideWhenUsed="0" w:uiPriority="68" w:semiHidden="0" w:name="Medium Grid 2 Accent 3"/>
+    <w:lsdException w:unhideWhenUsed="0" w:uiPriority="69" w:semiHidden="0" w:name="Medium Grid 3 Accent 3"/>
+    <w:lsdException w:unhideWhenUsed="0" w:uiPriority="70" w:semiHidden="0" w:name="Dark List Accent 3"/>
+    <w:lsdException w:unhideWhenUsed="0" w:uiPriority="71" w:semiHidden="0" w:name="Colorful Shading Accent 3"/>
+    <w:lsdException w:unhideWhenUsed="0" w:uiPriority="72" w:semiHidden="0" w:name="Colorful List Accent 3"/>
+    <w:lsdException w:unhideWhenUsed="0" w:uiPriority="73" w:semiHidden="0" w:name="Colorful Grid Accent 3"/>
+    <w:lsdException w:unhideWhenUsed="0" w:uiPriority="60" w:semiHidden="0" w:name="Light Shading Accent 4"/>
+    <w:lsdException w:unhideWhenUsed="0" w:uiPriority="61" w:semiHidden="0" w:name="Light List Accent 4"/>
+    <w:lsdException w:unhideWhenUsed="0" w:uiPriority="62" w:semiHidden="0" w:name="Light Grid Accent 4"/>
+    <w:lsdException w:unhideWhenUsed="0" w:uiPriority="63" w:semiHidden="0" w:name="Medium Shading 1 Accent 4"/>
+    <w:lsdException w:unhideWhenUsed="0" w:uiPriority="64" w:semiHidden="0" w:name="Medium Shading 2 Accent 4"/>
+    <w:lsdException w:unhideWhenUsed="0" w:uiPriority="65" w:semiHidden="0" w:name="Medium List 1 Accent 4"/>
+    <w:lsdException w:unhideWhenUsed="0" w:uiPriority="66" w:semiHidden="0" w:name="Medium List 2 Accent 4"/>
+    <w:lsdException w:unhideWhenUsed="0" w:uiPriority="67" w:semiHidden="0" w:name="Medium Grid 1 Accent 4"/>
+    <w:lsdException w:unhideWhenUsed="0" w:uiPriority="68" w:semiHidden="0" w:name="Medium Grid 2 Accent 4"/>
+    <w:lsdException w:unhideWhenUsed="0" w:uiPriority="69" w:semiHidden="0" w:name="Medium Grid 3 Accent 4"/>
+    <w:lsdException w:unhideWhenUsed="0" w:uiPriority="70" w:semiHidden="0" w:name="Dark List Accent 4"/>
+    <w:lsdException w:unhideWhenUsed="0" w:uiPriority="71" w:semiHidden="0" w:name="Colorful Shading Accent 4"/>
+    <w:lsdException w:unhideWhenUsed="0" w:uiPriority="72" w:semiHidden="0" w:name="Colorful List Accent 4"/>
+    <w:lsdException w:unhideWhenUsed="0" w:uiPriority="73" w:semiHidden="0" w:name="Colorful Grid Accent 4"/>
+    <w:lsdException w:unhideWhenUsed="0" w:uiPriority="60" w:semiHidden="0" w:name="Light Shading Accent 5"/>
+    <w:lsdException w:unhideWhenUsed="0" w:uiPriority="61" w:semiHidden="0" w:name="Light List Accent 5"/>
+    <w:lsdException w:unhideWhenUsed="0" w:uiPriority="62" w:semiHidden="0" w:name="Light Grid Accent 5"/>
+    <w:lsdException w:unhideWhenUsed="0" w:uiPriority="63" w:semiHidden="0" w:name="Medium Shading 1 Accent 5"/>
+    <w:lsdException w:unhideWhenUsed="0" w:uiPriority="64" w:semiHidden="0" w:name="Medium Shading 2 Accent 5"/>
+    <w:lsdException w:unhideWhenUsed="0" w:uiPriority="65" w:semiHidden="0" w:name="Medium List 1 Accent 5"/>
+    <w:lsdException w:unhideWhenUsed="0" w:uiPriority="66" w:semiHidden="0" w:name="Medium List 2 Accent 5"/>
+    <w:lsdException w:unhideWhenUsed="0" w:uiPriority="67" w:semiHidden="0" w:name="Medium Grid 1 Accent 5"/>
+    <w:lsdException w:unhideWhenUsed="0" w:uiPriority="68" w:semiHidden="0" w:name="Medium Grid 2 Accent 5"/>
+    <w:lsdException w:unhideWhenUsed="0" w:uiPriority="69" w:semiHidden="0" w:name="Medium Grid 3 Accent 5"/>
+    <w:lsdException w:unhideWhenUsed="0" w:uiPriority="70" w:semiHidden="0" w:name="Dark List Accent 5"/>
+    <w:lsdException w:unhideWhenUsed="0" w:uiPriority="71" w:semiHidden="0" w:name="Colorful Shading Accent 5"/>
+    <w:lsdException w:unhideWhenUsed="0" w:uiPriority="72" w:semiHidden="0" w:name="Colorful List Accent 5"/>
+    <w:lsdException w:unhideWhenUsed="0" w:uiPriority="73" w:semiHidden="0" w:name="Colorful Grid Accent 5"/>
+    <w:lsdException w:unhideWhenUsed="0" w:uiPriority="60" w:semiHidden="0" w:name="Light Shading Accent 6"/>
+    <w:lsdException w:unhideWhenUsed="0" w:uiPriority="61" w:semiHidden="0" w:name="Light List Accent 6"/>
+    <w:lsdException w:unhideWhenUsed="0" w:uiPriority="62" w:semiHidden="0" w:name="Light Grid Accent 6"/>
+    <w:lsdException w:unhideWhenUsed="0" w:uiPriority="63" w:semiHidden="0" w:name="Medium Shading 1 Accent 6"/>
+    <w:lsdException w:unhideWhenUsed="0" w:uiPriority="64" w:semiHidden="0" w:name="Medium Shading 2 Accent 6"/>
+    <w:lsdException w:unhideWhenUsed="0" w:uiPriority="65" w:semiHidden="0" w:name="Medium List 1 Accent 6"/>
+    <w:lsdException w:unhideWhenUsed="0" w:uiPriority="66" w:semiHidden="0" w:name="Medium List 2 Accent 6"/>
+    <w:lsdException w:unhideWhenUsed="0" w:uiPriority="67" w:semiHidden="0" w:name="Medium Grid 1 Accent 6"/>
+    <w:lsdException w:unhideWhenUsed="0" w:uiPriority="68" w:semiHidden="0" w:name="Medium Grid 2 Accent 6"/>
+    <w:lsdException w:unhideWhenUsed="0" w:uiPriority="69" w:semiHidden="0" w:name="Medium Grid 3 Accent 6"/>
+    <w:lsdException w:unhideWhenUsed="0" w:uiPriority="70" w:semiHidden="0" w:name="Dark List Accent 6"/>
+    <w:lsdException w:unhideWhenUsed="0" w:uiPriority="71" w:semiHidden="0" w:name="Colorful Shading Accent 6"/>
+    <w:lsdException w:unhideWhenUsed="0" w:uiPriority="72" w:semiHidden="0" w:name="Colorful List Accent 6"/>
+    <w:lsdException w:unhideWhenUsed="0" w:uiPriority="73" w:semiHidden="0" w:name="Colorful Grid Accent 6"/>
   </w:latentStyles>
-  <w:style w:type="paragraph" w:default="1" w:styleId="a">
+  <w:style w:type="paragraph" w:default="1" w:styleId="1">
     <w:name w:val="Normal"/>
     <w:qFormat/>
+    <w:uiPriority w:val="0"/>
     <w:pPr>
       <w:widowControl w:val="0"/>
       <w:jc w:val="both"/>
     </w:pPr>
     <w:rPr>
+      <w:rFonts w:ascii="Times New Roman" w:hAnsi="Times New Roman" w:eastAsia="宋体" w:cs="Times New Roman"/>
       <w:kern w:val="2"/>
       <w:sz w:val="24"/>
       <w:szCs w:val="24"/>
+      <w:lang w:val="en-US" w:eastAsia="zh-CN" w:bidi="ar-SA"/>
     </w:rPr>
   </w:style>
-  <w:style w:type="paragraph" w:styleId="4">
+  <w:style w:type="paragraph" w:styleId="2">
     <w:name w:val="heading 4"/>
-    <w:basedOn w:val="a"/>
-    <w:next w:val="a"/>
+    <w:basedOn w:val="1"/>
+    <w:next w:val="1"/>
+    <w:qFormat/>
     <w:uiPriority w:val="9"/>
-    <w:qFormat/>
     <w:pPr>
       <w:keepNext/>
       <w:keepLines/>
@@ -6769,19 +7494,18 @@
       <w:szCs w:val="28"/>
     </w:rPr>
   </w:style>
-  <w:style w:type="character" w:default="1" w:styleId="a0">
+  <w:style w:type="character" w:default="1" w:styleId="11">
     <w:name w:val="Default Paragraph Font"/>
-    <w:uiPriority w:val="1"/>
     <w:semiHidden/>
     <w:unhideWhenUsed/>
+    <w:uiPriority w:val="1"/>
   </w:style>
-  <w:style w:type="table" w:default="1" w:styleId="a1">
+  <w:style w:type="table" w:default="1" w:styleId="9">
     <w:name w:val="Normal Table"/>
-    <w:uiPriority w:val="99"/>
     <w:semiHidden/>
     <w:unhideWhenUsed/>
+    <w:uiPriority w:val="99"/>
     <w:tblPr>
-      <w:tblInd w:w="0" w:type="dxa"/>
       <w:tblCellMar>
         <w:top w:w="0" w:type="dxa"/>
         <w:left w:w="108" w:type="dxa"/>
@@ -6790,28 +7514,24 @@
       </w:tblCellMar>
     </w:tblPr>
   </w:style>
-  <w:style w:type="numbering" w:default="1" w:styleId="a2">
-    <w:name w:val="No List"/>
-    <w:uiPriority w:val="99"/>
-    <w:semiHidden/>
-    <w:unhideWhenUsed/>
-  </w:style>
-  <w:style w:type="paragraph" w:styleId="a3">
+  <w:style w:type="paragraph" w:styleId="3">
     <w:name w:val="Body Text"/>
-    <w:basedOn w:val="a"/>
-    <w:link w:val="a4"/>
+    <w:basedOn w:val="1"/>
+    <w:link w:val="18"/>
     <w:unhideWhenUsed/>
     <w:qFormat/>
+    <w:uiPriority w:val="0"/>
     <w:pPr>
       <w:spacing w:after="120"/>
     </w:pPr>
   </w:style>
-  <w:style w:type="paragraph" w:styleId="2">
+  <w:style w:type="paragraph" w:styleId="4">
     <w:name w:val="Body Text Indent 2"/>
-    <w:basedOn w:val="a"/>
+    <w:basedOn w:val="1"/>
     <w:qFormat/>
+    <w:uiPriority w:val="0"/>
     <w:pPr>
-      <w:ind w:firstLineChars="200" w:firstLine="412"/>
+      <w:ind w:firstLine="412" w:firstLineChars="200"/>
     </w:pPr>
     <w:rPr>
       <w:rFonts w:ascii="宋体" w:hAnsi="宋体"/>
@@ -6819,10 +7539,11 @@
       <w:bCs/>
     </w:rPr>
   </w:style>
-  <w:style w:type="paragraph" w:styleId="a5">
+  <w:style w:type="paragraph" w:styleId="5">
     <w:name w:val="footer"/>
-    <w:basedOn w:val="a"/>
+    <w:basedOn w:val="1"/>
     <w:qFormat/>
+    <w:uiPriority w:val="0"/>
     <w:pPr>
       <w:tabs>
         <w:tab w:val="center" w:pos="4153"/>
@@ -6836,14 +7557,15 @@
       <w:szCs w:val="18"/>
     </w:rPr>
   </w:style>
-  <w:style w:type="paragraph" w:styleId="a6">
+  <w:style w:type="paragraph" w:styleId="6">
     <w:name w:val="header"/>
-    <w:basedOn w:val="a"/>
-    <w:link w:val="a7"/>
+    <w:basedOn w:val="1"/>
+    <w:link w:val="17"/>
     <w:qFormat/>
+    <w:uiPriority w:val="0"/>
     <w:pPr>
       <w:pBdr>
-        <w:bottom w:val="single" w:sz="6" w:space="1" w:color="auto"/>
+        <w:bottom w:val="single" w:color="auto" w:sz="6" w:space="1"/>
       </w:pBdr>
       <w:tabs>
         <w:tab w:val="center" w:pos="4153"/>
@@ -6857,126 +7579,137 @@
       <w:szCs w:val="18"/>
     </w:rPr>
   </w:style>
-  <w:style w:type="paragraph" w:styleId="a8">
+  <w:style w:type="paragraph" w:styleId="7">
     <w:name w:val="Normal (Web)"/>
-    <w:basedOn w:val="a"/>
+    <w:basedOn w:val="1"/>
     <w:qFormat/>
+    <w:uiPriority w:val="0"/>
   </w:style>
-  <w:style w:type="paragraph" w:styleId="a9">
+  <w:style w:type="paragraph" w:styleId="8">
     <w:name w:val="Body Text First Indent"/>
-    <w:basedOn w:val="a3"/>
-    <w:next w:val="a"/>
-    <w:link w:val="aa"/>
+    <w:basedOn w:val="3"/>
+    <w:next w:val="1"/>
+    <w:link w:val="19"/>
     <w:qFormat/>
+    <w:uiPriority w:val="0"/>
     <w:pPr>
-      <w:ind w:firstLineChars="100" w:firstLine="420"/>
+      <w:ind w:firstLine="420" w:firstLineChars="100"/>
     </w:pPr>
   </w:style>
-  <w:style w:type="table" w:styleId="ab">
+  <w:style w:type="table" w:styleId="10">
     <w:name w:val="Table Grid"/>
-    <w:basedOn w:val="a1"/>
+    <w:basedOn w:val="9"/>
     <w:qFormat/>
+    <w:uiPriority w:val="0"/>
     <w:pPr>
       <w:widowControl w:val="0"/>
       <w:jc w:val="both"/>
     </w:pPr>
     <w:tblPr>
       <w:tblBorders>
-        <w:top w:val="single" w:sz="4" w:space="0" w:color="auto"/>
-        <w:left w:val="single" w:sz="4" w:space="0" w:color="auto"/>
-        <w:bottom w:val="single" w:sz="4" w:space="0" w:color="auto"/>
-        <w:right w:val="single" w:sz="4" w:space="0" w:color="auto"/>
-        <w:insideH w:val="single" w:sz="4" w:space="0" w:color="auto"/>
-        <w:insideV w:val="single" w:sz="4" w:space="0" w:color="auto"/>
+        <w:top w:val="single" w:color="auto" w:sz="4" w:space="0"/>
+        <w:left w:val="single" w:color="auto" w:sz="4" w:space="0"/>
+        <w:bottom w:val="single" w:color="auto" w:sz="4" w:space="0"/>
+        <w:right w:val="single" w:color="auto" w:sz="4" w:space="0"/>
+        <w:insideH w:val="single" w:color="auto" w:sz="4" w:space="0"/>
+        <w:insideV w:val="single" w:color="auto" w:sz="4" w:space="0"/>
       </w:tblBorders>
     </w:tblPr>
   </w:style>
-  <w:style w:type="character" w:styleId="ac">
+  <w:style w:type="character" w:styleId="12">
     <w:name w:val="page number"/>
     <w:qFormat/>
+    <w:uiPriority w:val="0"/>
     <w:rPr>
       <w:rFonts w:cs="Times New Roman"/>
     </w:rPr>
   </w:style>
-  <w:style w:type="paragraph" w:customStyle="1" w:styleId="1">
+  <w:style w:type="paragraph" w:customStyle="1" w:styleId="13">
     <w:name w:val="正文首行缩进1"/>
-    <w:basedOn w:val="a3"/>
-    <w:next w:val="a"/>
+    <w:basedOn w:val="3"/>
+    <w:next w:val="1"/>
     <w:qFormat/>
+    <w:uiPriority w:val="0"/>
     <w:pPr>
-      <w:ind w:firstLineChars="100" w:firstLine="420"/>
+      <w:ind w:firstLine="420" w:firstLineChars="100"/>
     </w:pPr>
   </w:style>
-  <w:style w:type="character" w:customStyle="1" w:styleId="fontstyle01">
+  <w:style w:type="character" w:customStyle="1" w:styleId="14">
     <w:name w:val="fontstyle01"/>
     <w:qFormat/>
+    <w:uiPriority w:val="0"/>
     <w:rPr>
-      <w:rFonts w:ascii="宋体" w:eastAsia="宋体" w:hAnsi="宋体" w:hint="eastAsia"/>
+      <w:rFonts w:hint="eastAsia" w:ascii="宋体" w:hAnsi="宋体" w:eastAsia="宋体"/>
       <w:color w:val="000000"/>
       <w:sz w:val="28"/>
       <w:szCs w:val="28"/>
     </w:rPr>
   </w:style>
-  <w:style w:type="paragraph" w:customStyle="1" w:styleId="10">
+  <w:style w:type="paragraph" w:customStyle="1" w:styleId="15">
     <w:name w:val="列表段落1"/>
-    <w:basedOn w:val="a"/>
+    <w:basedOn w:val="1"/>
     <w:qFormat/>
+    <w:uiPriority w:val="0"/>
     <w:pPr>
-      <w:ind w:firstLineChars="200" w:firstLine="420"/>
+      <w:ind w:firstLine="420" w:firstLineChars="200"/>
     </w:pPr>
   </w:style>
-  <w:style w:type="paragraph" w:customStyle="1" w:styleId="11">
+  <w:style w:type="paragraph" w:customStyle="1" w:styleId="16">
     <w:name w:val="列出段落1"/>
-    <w:basedOn w:val="a"/>
+    <w:basedOn w:val="1"/>
     <w:qFormat/>
+    <w:uiPriority w:val="0"/>
     <w:pPr>
-      <w:ind w:firstLineChars="200" w:firstLine="420"/>
+      <w:ind w:firstLine="420" w:firstLineChars="200"/>
     </w:pPr>
   </w:style>
-  <w:style w:type="character" w:customStyle="1" w:styleId="a7">
+  <w:style w:type="character" w:customStyle="1" w:styleId="17">
     <w:name w:val="页眉 字符"/>
-    <w:link w:val="a6"/>
+    <w:link w:val="6"/>
     <w:qFormat/>
+    <w:uiPriority w:val="0"/>
     <w:rPr>
       <w:kern w:val="2"/>
       <w:sz w:val="18"/>
       <w:szCs w:val="18"/>
     </w:rPr>
   </w:style>
-  <w:style w:type="character" w:customStyle="1" w:styleId="a4">
+  <w:style w:type="character" w:customStyle="1" w:styleId="18">
     <w:name w:val="正文文本 字符"/>
-    <w:basedOn w:val="a0"/>
-    <w:link w:val="a3"/>
+    <w:basedOn w:val="11"/>
+    <w:link w:val="3"/>
     <w:qFormat/>
+    <w:uiPriority w:val="0"/>
     <w:rPr>
       <w:kern w:val="2"/>
       <w:sz w:val="24"/>
       <w:szCs w:val="24"/>
     </w:rPr>
   </w:style>
-  <w:style w:type="character" w:customStyle="1" w:styleId="aa">
+  <w:style w:type="character" w:customStyle="1" w:styleId="19">
     <w:name w:val="正文文本首行缩进 字符"/>
-    <w:basedOn w:val="a4"/>
-    <w:link w:val="a9"/>
+    <w:basedOn w:val="18"/>
+    <w:link w:val="8"/>
     <w:qFormat/>
+    <w:uiPriority w:val="0"/>
     <w:rPr>
       <w:kern w:val="2"/>
       <w:sz w:val="24"/>
       <w:szCs w:val="24"/>
     </w:rPr>
   </w:style>
-  <w:style w:type="paragraph" w:customStyle="1" w:styleId="TableParagraph">
+  <w:style w:type="paragraph" w:customStyle="1" w:styleId="20">
     <w:name w:val="Table Paragraph"/>
-    <w:basedOn w:val="a"/>
+    <w:basedOn w:val="1"/>
+    <w:qFormat/>
     <w:uiPriority w:val="1"/>
-    <w:qFormat/>
   </w:style>
-  <w:style w:type="table" w:customStyle="1" w:styleId="TableNormal">
+  <w:style w:type="table" w:customStyle="1" w:styleId="21">
     <w:name w:val="Table Normal"/>
-    <w:uiPriority w:val="2"/>
     <w:semiHidden/>
     <w:unhideWhenUsed/>
     <w:qFormat/>
+    <w:uiPriority w:val="2"/>
     <w:pPr>
       <w:widowControl w:val="0"/>
       <w:autoSpaceDE w:val="0"/>
@@ -6995,15 +7728,17 @@
       </w:tblCellMar>
     </w:tblPr>
   </w:style>
-  <w:style w:type="character" w:customStyle="1" w:styleId="NormalCharacter">
+  <w:style w:type="character" w:customStyle="1" w:styleId="22">
     <w:name w:val="NormalCharacter"/>
     <w:qFormat/>
+    <w:uiPriority w:val="0"/>
   </w:style>
-  <w:style w:type="paragraph" w:customStyle="1" w:styleId="20">
+  <w:style w:type="paragraph" w:customStyle="1" w:styleId="23">
     <w:name w:val="2"/>
-    <w:basedOn w:val="a"/>
-    <w:next w:val="2"/>
+    <w:basedOn w:val="1"/>
+    <w:next w:val="4"/>
     <w:qFormat/>
+    <w:uiPriority w:val="0"/>
     <w:pPr>
       <w:spacing w:line="360" w:lineRule="auto"/>
       <w:ind w:left="525" w:firstLine="480"/>
@@ -7264,6 +7999,5 @@
     </a:fmtScheme>
   </a:themeElements>
   <a:objectDefaults/>
-  <a:extraClrSchemeLst/>
 </a:theme>
 </file>